--- a/系統文件/8-2 表格及其 Meta data - 修正版.docx
+++ b/系統文件/8-2 表格及其 Meta data - 修正版.docx
@@ -63,21 +63,35 @@
                 <w:rFonts w:ascii="標楷體" w:eastAsia="標楷體" w:hAnsi="標楷體"/>
                 <w:szCs w:val="24"/>
               </w:rPr>
-              <w:t>T01 user 使用者</w:t>
+              <w:t>T01 user</w:t>
             </w:r>
             <w:r>
               <w:rPr>
                 <w:rFonts w:ascii="標楷體" w:eastAsia="標楷體" w:hAnsi="標楷體" w:hint="eastAsia"/>
                 <w:szCs w:val="24"/>
               </w:rPr>
+              <w:t>（</w:t>
+            </w:r>
+            <w:r>
+              <w:rPr>
+                <w:rFonts w:ascii="標楷體" w:eastAsia="標楷體" w:hAnsi="標楷體"/>
+                <w:szCs w:val="24"/>
+              </w:rPr>
+              <w:t>使用者</w:t>
+            </w:r>
+            <w:r>
+              <w:rPr>
+                <w:rFonts w:ascii="標楷體" w:eastAsia="標楷體" w:hAnsi="標楷體" w:hint="eastAsia"/>
+                <w:szCs w:val="24"/>
+              </w:rPr>
               <w:t>資料</w:t>
             </w:r>
             <w:r>
               <w:rPr>
-                <w:rFonts w:ascii="標楷體" w:eastAsia="標楷體" w:hAnsi="標楷體"/>
-                <w:szCs w:val="24"/>
-              </w:rPr>
-              <w:t>表</w:t>
+                <w:rFonts w:ascii="標楷體" w:eastAsia="標楷體" w:hAnsi="標楷體" w:hint="eastAsia"/>
+                <w:szCs w:val="24"/>
+              </w:rPr>
+              <w:t>）</w:t>
             </w:r>
           </w:p>
         </w:tc>
@@ -2257,7 +2271,20 @@
         <w:rPr>
           <w:sz w:val="24"/>
         </w:rPr>
-        <w:t>使用者能力值表</w:t>
+        <w:t>使用者能力</w:t>
+      </w:r>
+      <w:r>
+        <w:rPr>
+          <w:rFonts w:hint="eastAsia"/>
+          <w:sz w:val="24"/>
+        </w:rPr>
+        <w:t>資料</w:t>
+      </w:r>
+      <w:r>
+        <w:rPr>
+          <w:sz w:val="24"/>
+        </w:rPr>
+        <w:t>表</w:t>
       </w:r>
     </w:p>
     <w:tbl>
@@ -2307,10 +2334,24 @@
             <w:proofErr w:type="spellEnd"/>
             <w:r>
               <w:rPr>
-                <w:rFonts w:ascii="標楷體" w:eastAsia="標楷體" w:hAnsi="標楷體"/>
-                <w:szCs w:val="24"/>
-              </w:rPr>
-              <w:t xml:space="preserve"> 使用者能力值表</w:t>
+                <w:rFonts w:ascii="標楷體" w:eastAsia="標楷體" w:hAnsi="標楷體" w:hint="eastAsia"/>
+                <w:szCs w:val="24"/>
+              </w:rPr>
+              <w:t>（</w:t>
+            </w:r>
+            <w:r>
+              <w:rPr>
+                <w:rFonts w:ascii="標楷體" w:eastAsia="標楷體" w:hAnsi="標楷體"/>
+                <w:szCs w:val="24"/>
+              </w:rPr>
+              <w:t>使用者能力值</w:t>
+            </w:r>
+            <w:r>
+              <w:rPr>
+                <w:rFonts w:ascii="標楷體" w:eastAsia="標楷體" w:hAnsi="標楷體" w:hint="eastAsia"/>
+                <w:szCs w:val="24"/>
+              </w:rPr>
+              <w:t>）</w:t>
             </w:r>
           </w:p>
         </w:tc>
@@ -2651,7 +2692,7 @@
                 <w:rFonts w:ascii="標楷體" w:eastAsia="標楷體" w:hAnsi="標楷體"/>
                 <w:szCs w:val="24"/>
               </w:rPr>
-              <w:t>關聯使用者ID</w:t>
+              <w:t>使用者ID</w:t>
             </w:r>
           </w:p>
         </w:tc>
@@ -3334,6 +3375,4000 @@
           <w:tcPr>
             <w:tcW w:w="636" w:type="pct"/>
             <w:hideMark/>
+          </w:tcPr>
+          <w:p>
+            <w:pPr>
+              <w:spacing w:line="360" w:lineRule="auto"/>
+              <w:rPr>
+                <w:rFonts w:ascii="標楷體" w:eastAsia="標楷體" w:hAnsi="標楷體" w:cs="Times New Roman"/>
+                <w:szCs w:val="24"/>
+              </w:rPr>
+            </w:pPr>
+          </w:p>
+        </w:tc>
+      </w:tr>
+    </w:tbl>
+    <w:p/>
+    <w:p>
+      <w:pPr>
+        <w:pStyle w:val="a4"/>
+        <w:rPr>
+          <w:sz w:val="24"/>
+        </w:rPr>
+      </w:pPr>
+      <w:r>
+        <w:rPr>
+          <w:sz w:val="24"/>
+        </w:rPr>
+        <w:t xml:space="preserve">表 </w:t>
+      </w:r>
+      <w:r>
+        <w:rPr>
+          <w:sz w:val="24"/>
+        </w:rPr>
+        <w:t>8-2-3 T03</w:t>
+      </w:r>
+      <w:r>
+        <w:rPr>
+          <w:sz w:val="24"/>
+        </w:rPr>
+        <w:t xml:space="preserve"> </w:t>
+      </w:r>
+      <w:r>
+        <w:rPr>
+          <w:rFonts w:hint="eastAsia"/>
+          <w:sz w:val="24"/>
+        </w:rPr>
+        <w:t>場景資料表</w:t>
+      </w:r>
+    </w:p>
+    <w:tbl>
+      <w:tblPr>
+        <w:tblStyle w:val="a3"/>
+        <w:tblW w:w="5000" w:type="pct"/>
+        <w:tblLook w:val="04A0" w:firstRow="1" w:lastRow="0" w:firstColumn="1" w:lastColumn="0" w:noHBand="0" w:noVBand="1"/>
+      </w:tblPr>
+      <w:tblGrid>
+        <w:gridCol w:w="2264"/>
+        <w:gridCol w:w="2125"/>
+        <w:gridCol w:w="1419"/>
+        <w:gridCol w:w="1133"/>
+        <w:gridCol w:w="710"/>
+        <w:gridCol w:w="645"/>
+      </w:tblGrid>
+      <w:tr>
+        <w:tc>
+          <w:tcPr>
+            <w:tcW w:w="5000" w:type="pct"/>
+            <w:gridSpan w:val="6"/>
+          </w:tcPr>
+          <w:p>
+            <w:pPr>
+              <w:spacing w:line="360" w:lineRule="auto"/>
+              <w:jc w:val="center"/>
+              <w:rPr>
+                <w:rFonts w:ascii="標楷體" w:eastAsia="標楷體" w:hAnsi="標楷體"/>
+                <w:szCs w:val="24"/>
+              </w:rPr>
+            </w:pPr>
+            <w:r>
+              <w:rPr>
+                <w:rFonts w:ascii="標楷體" w:eastAsia="標楷體" w:hAnsi="標楷體" w:hint="eastAsia"/>
+                <w:szCs w:val="24"/>
+              </w:rPr>
+              <w:t>T03 scene</w:t>
+            </w:r>
+            <w:proofErr w:type="gramStart"/>
+            <w:r>
+              <w:rPr>
+                <w:rFonts w:ascii="標楷體" w:eastAsia="標楷體" w:hAnsi="標楷體" w:hint="eastAsia"/>
+                <w:szCs w:val="24"/>
+              </w:rPr>
+              <w:t>（</w:t>
+            </w:r>
+            <w:proofErr w:type="gramEnd"/>
+            <w:r>
+              <w:rPr>
+                <w:rFonts w:ascii="標楷體" w:eastAsia="標楷體" w:hAnsi="標楷體" w:hint="eastAsia"/>
+                <w:szCs w:val="24"/>
+              </w:rPr>
+              <w:t>場景</w:t>
+            </w:r>
+            <w:r>
+              <w:rPr>
+                <w:rFonts w:ascii="標楷體" w:eastAsia="標楷體" w:hAnsi="標楷體" w:hint="eastAsia"/>
+                <w:szCs w:val="24"/>
+              </w:rPr>
+              <w:t>)</w:t>
+            </w:r>
+          </w:p>
+        </w:tc>
+      </w:tr>
+      <w:tr>
+        <w:tc>
+          <w:tcPr>
+            <w:tcW w:w="1364" w:type="pct"/>
+            <w:vAlign w:val="center"/>
+            <w:hideMark/>
+          </w:tcPr>
+          <w:p>
+            <w:pPr>
+              <w:spacing w:line="360" w:lineRule="auto"/>
+              <w:jc w:val="center"/>
+              <w:rPr>
+                <w:rFonts w:ascii="標楷體" w:eastAsia="標楷體" w:hAnsi="標楷體"/>
+                <w:szCs w:val="24"/>
+              </w:rPr>
+            </w:pPr>
+            <w:r>
+              <w:rPr>
+                <w:rFonts w:ascii="標楷體" w:eastAsia="標楷體" w:hAnsi="標楷體" w:hint="eastAsia"/>
+                <w:szCs w:val="24"/>
+              </w:rPr>
+              <w:t>欄位</w:t>
+            </w:r>
+            <w:r>
+              <w:rPr>
+                <w:rFonts w:ascii="標楷體" w:eastAsia="標楷體" w:hAnsi="標楷體"/>
+                <w:szCs w:val="24"/>
+              </w:rPr>
+              <w:t>名稱</w:t>
+            </w:r>
+          </w:p>
+        </w:tc>
+        <w:tc>
+          <w:tcPr>
+            <w:tcW w:w="1281" w:type="pct"/>
+            <w:vAlign w:val="center"/>
+            <w:hideMark/>
+          </w:tcPr>
+          <w:p>
+            <w:pPr>
+              <w:spacing w:line="360" w:lineRule="auto"/>
+              <w:jc w:val="center"/>
+              <w:rPr>
+                <w:rFonts w:ascii="標楷體" w:eastAsia="標楷體" w:hAnsi="標楷體"/>
+                <w:szCs w:val="24"/>
+              </w:rPr>
+            </w:pPr>
+            <w:r>
+              <w:rPr>
+                <w:rFonts w:ascii="標楷體" w:eastAsia="標楷體" w:hAnsi="標楷體"/>
+                <w:szCs w:val="24"/>
+              </w:rPr>
+              <w:t>中文名稱</w:t>
+            </w:r>
+          </w:p>
+        </w:tc>
+        <w:tc>
+          <w:tcPr>
+            <w:tcW w:w="855" w:type="pct"/>
+            <w:vAlign w:val="center"/>
+            <w:hideMark/>
+          </w:tcPr>
+          <w:p>
+            <w:pPr>
+              <w:spacing w:line="360" w:lineRule="auto"/>
+              <w:jc w:val="center"/>
+              <w:rPr>
+                <w:rFonts w:ascii="標楷體" w:eastAsia="標楷體" w:hAnsi="標楷體"/>
+                <w:szCs w:val="24"/>
+              </w:rPr>
+            </w:pPr>
+            <w:r>
+              <w:rPr>
+                <w:rFonts w:ascii="標楷體" w:eastAsia="標楷體" w:hAnsi="標楷體"/>
+                <w:szCs w:val="24"/>
+              </w:rPr>
+              <w:t>資料型態</w:t>
+            </w:r>
+          </w:p>
+        </w:tc>
+        <w:tc>
+          <w:tcPr>
+            <w:tcW w:w="683" w:type="pct"/>
+            <w:vAlign w:val="center"/>
+            <w:hideMark/>
+          </w:tcPr>
+          <w:p>
+            <w:pPr>
+              <w:spacing w:line="360" w:lineRule="auto"/>
+              <w:jc w:val="center"/>
+              <w:rPr>
+                <w:rFonts w:ascii="標楷體" w:eastAsia="標楷體" w:hAnsi="標楷體"/>
+                <w:szCs w:val="24"/>
+              </w:rPr>
+            </w:pPr>
+            <w:r>
+              <w:rPr>
+                <w:rFonts w:ascii="標楷體" w:eastAsia="標楷體" w:hAnsi="標楷體"/>
+                <w:szCs w:val="24"/>
+              </w:rPr>
+              <w:t>資料長度</w:t>
+            </w:r>
+          </w:p>
+        </w:tc>
+        <w:tc>
+          <w:tcPr>
+            <w:tcW w:w="428" w:type="pct"/>
+            <w:vAlign w:val="center"/>
+            <w:hideMark/>
+          </w:tcPr>
+          <w:p>
+            <w:pPr>
+              <w:spacing w:line="360" w:lineRule="auto"/>
+              <w:jc w:val="center"/>
+              <w:rPr>
+                <w:rFonts w:ascii="標楷體" w:eastAsia="標楷體" w:hAnsi="標楷體"/>
+                <w:szCs w:val="24"/>
+              </w:rPr>
+            </w:pPr>
+            <w:r>
+              <w:rPr>
+                <w:rFonts w:ascii="標楷體" w:eastAsia="標楷體" w:hAnsi="標楷體"/>
+                <w:szCs w:val="24"/>
+              </w:rPr>
+              <w:t>主鍵</w:t>
+            </w:r>
+          </w:p>
+        </w:tc>
+        <w:tc>
+          <w:tcPr>
+            <w:tcW w:w="389" w:type="pct"/>
+            <w:vAlign w:val="center"/>
+            <w:hideMark/>
+          </w:tcPr>
+          <w:p>
+            <w:pPr>
+              <w:spacing w:line="360" w:lineRule="auto"/>
+              <w:jc w:val="center"/>
+              <w:rPr>
+                <w:rFonts w:ascii="標楷體" w:eastAsia="標楷體" w:hAnsi="標楷體"/>
+                <w:szCs w:val="24"/>
+              </w:rPr>
+            </w:pPr>
+            <w:proofErr w:type="gramStart"/>
+            <w:r>
+              <w:rPr>
+                <w:rFonts w:ascii="標楷體" w:eastAsia="標楷體" w:hAnsi="標楷體"/>
+                <w:szCs w:val="24"/>
+              </w:rPr>
+              <w:t>外鍵</w:t>
+            </w:r>
+            <w:proofErr w:type="gramEnd"/>
+          </w:p>
+        </w:tc>
+      </w:tr>
+      <w:tr>
+        <w:tc>
+          <w:tcPr>
+            <w:tcW w:w="1364" w:type="pct"/>
+            <w:hideMark/>
+          </w:tcPr>
+          <w:p>
+            <w:pPr>
+              <w:spacing w:line="360" w:lineRule="auto"/>
+              <w:rPr>
+                <w:rFonts w:ascii="標楷體" w:eastAsia="標楷體" w:hAnsi="標楷體"/>
+                <w:szCs w:val="24"/>
+              </w:rPr>
+            </w:pPr>
+            <w:r>
+              <w:rPr>
+                <w:rFonts w:ascii="標楷體" w:eastAsia="標楷體" w:hAnsi="標楷體"/>
+                <w:szCs w:val="24"/>
+              </w:rPr>
+              <w:t>id</w:t>
+            </w:r>
+          </w:p>
+        </w:tc>
+        <w:tc>
+          <w:tcPr>
+            <w:tcW w:w="1281" w:type="pct"/>
+            <w:hideMark/>
+          </w:tcPr>
+          <w:p>
+            <w:pPr>
+              <w:spacing w:line="360" w:lineRule="auto"/>
+              <w:rPr>
+                <w:rFonts w:ascii="標楷體" w:eastAsia="標楷體" w:hAnsi="標楷體"/>
+                <w:szCs w:val="24"/>
+              </w:rPr>
+            </w:pPr>
+            <w:r>
+              <w:rPr>
+                <w:rFonts w:ascii="標楷體" w:eastAsia="標楷體" w:hAnsi="標楷體"/>
+                <w:szCs w:val="24"/>
+              </w:rPr>
+              <w:t>場景ID</w:t>
+            </w:r>
+          </w:p>
+        </w:tc>
+        <w:tc>
+          <w:tcPr>
+            <w:tcW w:w="855" w:type="pct"/>
+            <w:hideMark/>
+          </w:tcPr>
+          <w:p>
+            <w:pPr>
+              <w:spacing w:line="360" w:lineRule="auto"/>
+              <w:rPr>
+                <w:rFonts w:ascii="標楷體" w:eastAsia="標楷體" w:hAnsi="標楷體"/>
+                <w:szCs w:val="24"/>
+              </w:rPr>
+            </w:pPr>
+            <w:r>
+              <w:rPr>
+                <w:rFonts w:ascii="標楷體" w:eastAsia="標楷體" w:hAnsi="標楷體"/>
+                <w:szCs w:val="24"/>
+              </w:rPr>
+              <w:t>INT</w:t>
+            </w:r>
+          </w:p>
+        </w:tc>
+        <w:tc>
+          <w:tcPr>
+            <w:tcW w:w="683" w:type="pct"/>
+            <w:hideMark/>
+          </w:tcPr>
+          <w:p>
+            <w:pPr>
+              <w:spacing w:line="360" w:lineRule="auto"/>
+              <w:rPr>
+                <w:rFonts w:ascii="標楷體" w:eastAsia="標楷體" w:hAnsi="標楷體"/>
+                <w:szCs w:val="24"/>
+              </w:rPr>
+            </w:pPr>
+            <w:r>
+              <w:rPr>
+                <w:rFonts w:ascii="標楷體" w:eastAsia="標楷體" w:hAnsi="標楷體"/>
+                <w:szCs w:val="24"/>
+              </w:rPr>
+              <w:t xml:space="preserve">4 </w:t>
+            </w:r>
+            <w:proofErr w:type="gramStart"/>
+            <w:r>
+              <w:rPr>
+                <w:rFonts w:ascii="標楷體" w:eastAsia="標楷體" w:hAnsi="標楷體"/>
+                <w:szCs w:val="24"/>
+              </w:rPr>
+              <w:t>byte</w:t>
+            </w:r>
+            <w:proofErr w:type="gramEnd"/>
+          </w:p>
+        </w:tc>
+        <w:tc>
+          <w:tcPr>
+            <w:tcW w:w="428" w:type="pct"/>
+            <w:hideMark/>
+          </w:tcPr>
+          <w:p>
+            <w:pPr>
+              <w:spacing w:line="360" w:lineRule="auto"/>
+              <w:jc w:val="center"/>
+              <w:rPr>
+                <w:rFonts w:ascii="標楷體" w:eastAsia="標楷體" w:hAnsi="標楷體"/>
+                <w:szCs w:val="24"/>
+              </w:rPr>
+            </w:pPr>
+            <w:r>
+              <w:rPr>
+                <w:rFonts w:ascii="標楷體" w:eastAsia="標楷體" w:hAnsi="標楷體"/>
+                <w:szCs w:val="24"/>
+              </w:rPr>
+              <w:t>●</w:t>
+            </w:r>
+          </w:p>
+        </w:tc>
+        <w:tc>
+          <w:tcPr>
+            <w:tcW w:w="389" w:type="pct"/>
+            <w:hideMark/>
+          </w:tcPr>
+          <w:p>
+            <w:pPr>
+              <w:spacing w:line="360" w:lineRule="auto"/>
+              <w:rPr>
+                <w:rFonts w:ascii="標楷體" w:eastAsia="標楷體" w:hAnsi="標楷體"/>
+                <w:szCs w:val="24"/>
+              </w:rPr>
+            </w:pPr>
+          </w:p>
+        </w:tc>
+      </w:tr>
+      <w:tr>
+        <w:tc>
+          <w:tcPr>
+            <w:tcW w:w="1364" w:type="pct"/>
+            <w:hideMark/>
+          </w:tcPr>
+          <w:p>
+            <w:pPr>
+              <w:spacing w:line="360" w:lineRule="auto"/>
+              <w:rPr>
+                <w:rFonts w:ascii="標楷體" w:eastAsia="標楷體" w:hAnsi="標楷體" w:cs="新細明體"/>
+                <w:szCs w:val="24"/>
+              </w:rPr>
+            </w:pPr>
+            <w:r>
+              <w:rPr>
+                <w:rFonts w:ascii="標楷體" w:eastAsia="標楷體" w:hAnsi="標楷體"/>
+                <w:szCs w:val="24"/>
+              </w:rPr>
+              <w:t>name</w:t>
+            </w:r>
+          </w:p>
+        </w:tc>
+        <w:tc>
+          <w:tcPr>
+            <w:tcW w:w="1281" w:type="pct"/>
+            <w:hideMark/>
+          </w:tcPr>
+          <w:p>
+            <w:pPr>
+              <w:spacing w:line="360" w:lineRule="auto"/>
+              <w:rPr>
+                <w:rFonts w:ascii="標楷體" w:eastAsia="標楷體" w:hAnsi="標楷體"/>
+                <w:szCs w:val="24"/>
+              </w:rPr>
+            </w:pPr>
+            <w:r>
+              <w:rPr>
+                <w:rFonts w:ascii="標楷體" w:eastAsia="標楷體" w:hAnsi="標楷體"/>
+                <w:szCs w:val="24"/>
+              </w:rPr>
+              <w:t>場景名稱</w:t>
+            </w:r>
+          </w:p>
+        </w:tc>
+        <w:tc>
+          <w:tcPr>
+            <w:tcW w:w="855" w:type="pct"/>
+            <w:hideMark/>
+          </w:tcPr>
+          <w:p>
+            <w:pPr>
+              <w:spacing w:line="360" w:lineRule="auto"/>
+              <w:rPr>
+                <w:rFonts w:ascii="標楷體" w:eastAsia="標楷體" w:hAnsi="標楷體"/>
+                <w:szCs w:val="24"/>
+              </w:rPr>
+            </w:pPr>
+            <w:r>
+              <w:rPr>
+                <w:rFonts w:ascii="標楷體" w:eastAsia="標楷體" w:hAnsi="標楷體"/>
+                <w:szCs w:val="24"/>
+              </w:rPr>
+              <w:t>VARCHAR</w:t>
+            </w:r>
+          </w:p>
+        </w:tc>
+        <w:tc>
+          <w:tcPr>
+            <w:tcW w:w="683" w:type="pct"/>
+            <w:hideMark/>
+          </w:tcPr>
+          <w:p>
+            <w:pPr>
+              <w:spacing w:line="360" w:lineRule="auto"/>
+              <w:rPr>
+                <w:rFonts w:ascii="標楷體" w:eastAsia="標楷體" w:hAnsi="標楷體"/>
+                <w:szCs w:val="24"/>
+              </w:rPr>
+            </w:pPr>
+            <w:r>
+              <w:rPr>
+                <w:rFonts w:ascii="標楷體" w:eastAsia="標楷體" w:hAnsi="標楷體"/>
+                <w:szCs w:val="24"/>
+              </w:rPr>
+              <w:t>100</w:t>
+            </w:r>
+          </w:p>
+        </w:tc>
+        <w:tc>
+          <w:tcPr>
+            <w:tcW w:w="428" w:type="pct"/>
+            <w:hideMark/>
+          </w:tcPr>
+          <w:p>
+            <w:pPr>
+              <w:spacing w:line="360" w:lineRule="auto"/>
+              <w:rPr>
+                <w:rFonts w:ascii="標楷體" w:eastAsia="標楷體" w:hAnsi="標楷體"/>
+                <w:szCs w:val="24"/>
+              </w:rPr>
+            </w:pPr>
+          </w:p>
+        </w:tc>
+        <w:tc>
+          <w:tcPr>
+            <w:tcW w:w="389" w:type="pct"/>
+            <w:hideMark/>
+          </w:tcPr>
+          <w:p>
+            <w:pPr>
+              <w:spacing w:line="360" w:lineRule="auto"/>
+              <w:rPr>
+                <w:rFonts w:ascii="標楷體" w:eastAsia="標楷體" w:hAnsi="標楷體" w:cs="Times New Roman"/>
+                <w:szCs w:val="24"/>
+              </w:rPr>
+            </w:pPr>
+          </w:p>
+        </w:tc>
+      </w:tr>
+      <w:tr>
+        <w:tc>
+          <w:tcPr>
+            <w:tcW w:w="1364" w:type="pct"/>
+            <w:hideMark/>
+          </w:tcPr>
+          <w:p>
+            <w:pPr>
+              <w:spacing w:line="360" w:lineRule="auto"/>
+              <w:rPr>
+                <w:rFonts w:ascii="標楷體" w:eastAsia="標楷體" w:hAnsi="標楷體" w:cs="新細明體"/>
+                <w:szCs w:val="24"/>
+              </w:rPr>
+            </w:pPr>
+            <w:proofErr w:type="spellStart"/>
+            <w:r>
+              <w:rPr>
+                <w:rFonts w:ascii="標楷體" w:eastAsia="標楷體" w:hAnsi="標楷體"/>
+                <w:szCs w:val="24"/>
+              </w:rPr>
+              <w:t>icon_name</w:t>
+            </w:r>
+            <w:proofErr w:type="spellEnd"/>
+          </w:p>
+        </w:tc>
+        <w:tc>
+          <w:tcPr>
+            <w:tcW w:w="1281" w:type="pct"/>
+            <w:hideMark/>
+          </w:tcPr>
+          <w:p>
+            <w:pPr>
+              <w:spacing w:line="360" w:lineRule="auto"/>
+              <w:rPr>
+                <w:rFonts w:ascii="標楷體" w:eastAsia="標楷體" w:hAnsi="標楷體"/>
+                <w:szCs w:val="24"/>
+              </w:rPr>
+            </w:pPr>
+            <w:r>
+              <w:rPr>
+                <w:rFonts w:ascii="標楷體" w:eastAsia="標楷體" w:hAnsi="標楷體"/>
+                <w:szCs w:val="24"/>
+              </w:rPr>
+              <w:t>圖示名稱</w:t>
+            </w:r>
+          </w:p>
+        </w:tc>
+        <w:tc>
+          <w:tcPr>
+            <w:tcW w:w="855" w:type="pct"/>
+            <w:hideMark/>
+          </w:tcPr>
+          <w:p>
+            <w:pPr>
+              <w:spacing w:line="360" w:lineRule="auto"/>
+              <w:rPr>
+                <w:rFonts w:ascii="標楷體" w:eastAsia="標楷體" w:hAnsi="標楷體"/>
+                <w:szCs w:val="24"/>
+              </w:rPr>
+            </w:pPr>
+            <w:r>
+              <w:rPr>
+                <w:rFonts w:ascii="標楷體" w:eastAsia="標楷體" w:hAnsi="標楷體"/>
+                <w:szCs w:val="24"/>
+              </w:rPr>
+              <w:t>VARCHAR</w:t>
+            </w:r>
+          </w:p>
+        </w:tc>
+        <w:tc>
+          <w:tcPr>
+            <w:tcW w:w="683" w:type="pct"/>
+            <w:hideMark/>
+          </w:tcPr>
+          <w:p>
+            <w:pPr>
+              <w:spacing w:line="360" w:lineRule="auto"/>
+              <w:rPr>
+                <w:rFonts w:ascii="標楷體" w:eastAsia="標楷體" w:hAnsi="標楷體"/>
+                <w:szCs w:val="24"/>
+              </w:rPr>
+            </w:pPr>
+            <w:r>
+              <w:rPr>
+                <w:rFonts w:ascii="標楷體" w:eastAsia="標楷體" w:hAnsi="標楷體"/>
+                <w:szCs w:val="24"/>
+              </w:rPr>
+              <w:t>50</w:t>
+            </w:r>
+          </w:p>
+        </w:tc>
+        <w:tc>
+          <w:tcPr>
+            <w:tcW w:w="428" w:type="pct"/>
+            <w:hideMark/>
+          </w:tcPr>
+          <w:p>
+            <w:pPr>
+              <w:spacing w:line="360" w:lineRule="auto"/>
+              <w:rPr>
+                <w:rFonts w:ascii="標楷體" w:eastAsia="標楷體" w:hAnsi="標楷體"/>
+                <w:szCs w:val="24"/>
+              </w:rPr>
+            </w:pPr>
+          </w:p>
+        </w:tc>
+        <w:tc>
+          <w:tcPr>
+            <w:tcW w:w="389" w:type="pct"/>
+            <w:hideMark/>
+          </w:tcPr>
+          <w:p>
+            <w:pPr>
+              <w:spacing w:line="360" w:lineRule="auto"/>
+              <w:rPr>
+                <w:rFonts w:ascii="標楷體" w:eastAsia="標楷體" w:hAnsi="標楷體" w:cs="Times New Roman"/>
+                <w:szCs w:val="24"/>
+              </w:rPr>
+            </w:pPr>
+          </w:p>
+        </w:tc>
+      </w:tr>
+    </w:tbl>
+    <w:p/>
+    <w:p>
+      <w:pPr>
+        <w:pStyle w:val="a4"/>
+        <w:rPr>
+          <w:sz w:val="24"/>
+        </w:rPr>
+      </w:pPr>
+      <w:r>
+        <w:rPr>
+          <w:sz w:val="24"/>
+        </w:rPr>
+        <w:t xml:space="preserve">表 </w:t>
+      </w:r>
+      <w:r>
+        <w:rPr>
+          <w:sz w:val="24"/>
+        </w:rPr>
+        <w:t>8-2-4 T04</w:t>
+      </w:r>
+      <w:r>
+        <w:rPr>
+          <w:sz w:val="24"/>
+        </w:rPr>
+        <w:t xml:space="preserve"> </w:t>
+      </w:r>
+      <w:r>
+        <w:rPr>
+          <w:rFonts w:hint="eastAsia"/>
+          <w:sz w:val="24"/>
+        </w:rPr>
+        <w:t>單字字</w:t>
+      </w:r>
+      <w:r>
+        <w:rPr>
+          <w:rFonts w:hint="eastAsia"/>
+          <w:sz w:val="24"/>
+        </w:rPr>
+        <w:t>典資料</w:t>
+      </w:r>
+      <w:r>
+        <w:rPr>
+          <w:rFonts w:hint="eastAsia"/>
+          <w:sz w:val="24"/>
+        </w:rPr>
+        <w:t>表</w:t>
+      </w:r>
+    </w:p>
+    <w:tbl>
+      <w:tblPr>
+        <w:tblStyle w:val="a3"/>
+        <w:tblW w:w="5000" w:type="pct"/>
+        <w:tblLook w:val="04A0" w:firstRow="1" w:lastRow="0" w:firstColumn="1" w:lastColumn="0" w:noHBand="0" w:noVBand="1"/>
+      </w:tblPr>
+      <w:tblGrid>
+        <w:gridCol w:w="2618"/>
+        <w:gridCol w:w="1682"/>
+        <w:gridCol w:w="1143"/>
+        <w:gridCol w:w="1045"/>
+        <w:gridCol w:w="630"/>
+        <w:gridCol w:w="1178"/>
+      </w:tblGrid>
+      <w:tr>
+        <w:tc>
+          <w:tcPr>
+            <w:tcW w:w="5000" w:type="pct"/>
+            <w:gridSpan w:val="6"/>
+          </w:tcPr>
+          <w:p>
+            <w:pPr>
+              <w:spacing w:line="360" w:lineRule="auto"/>
+              <w:jc w:val="center"/>
+              <w:rPr>
+                <w:rFonts w:ascii="標楷體" w:eastAsia="標楷體" w:hAnsi="標楷體"/>
+                <w:szCs w:val="24"/>
+              </w:rPr>
+            </w:pPr>
+            <w:r>
+              <w:rPr>
+                <w:rFonts w:ascii="標楷體" w:eastAsia="標楷體" w:hAnsi="標楷體" w:hint="eastAsia"/>
+                <w:szCs w:val="24"/>
+              </w:rPr>
+              <w:t>T04 vocab</w:t>
+            </w:r>
+            <w:proofErr w:type="gramStart"/>
+            <w:r>
+              <w:rPr>
+                <w:rFonts w:ascii="標楷體" w:eastAsia="標楷體" w:hAnsi="標楷體" w:hint="eastAsia"/>
+                <w:szCs w:val="24"/>
+              </w:rPr>
+              <w:t>（</w:t>
+            </w:r>
+            <w:proofErr w:type="gramEnd"/>
+            <w:r>
+              <w:rPr>
+                <w:rFonts w:ascii="標楷體" w:eastAsia="標楷體" w:hAnsi="標楷體" w:hint="eastAsia"/>
+                <w:szCs w:val="24"/>
+              </w:rPr>
+              <w:t>單字字典</w:t>
+            </w:r>
+            <w:r>
+              <w:rPr>
+                <w:rFonts w:ascii="標楷體" w:eastAsia="標楷體" w:hAnsi="標楷體" w:hint="eastAsia"/>
+                <w:szCs w:val="24"/>
+              </w:rPr>
+              <w:t>)</w:t>
+            </w:r>
+          </w:p>
+        </w:tc>
+      </w:tr>
+      <w:tr>
+        <w:tc>
+          <w:tcPr>
+            <w:tcW w:w="1577" w:type="pct"/>
+            <w:vAlign w:val="center"/>
+            <w:hideMark/>
+          </w:tcPr>
+          <w:p>
+            <w:pPr>
+              <w:spacing w:line="360" w:lineRule="auto"/>
+              <w:jc w:val="center"/>
+              <w:rPr>
+                <w:rFonts w:ascii="標楷體" w:eastAsia="標楷體" w:hAnsi="標楷體"/>
+                <w:szCs w:val="24"/>
+              </w:rPr>
+            </w:pPr>
+            <w:r>
+              <w:rPr>
+                <w:rFonts w:ascii="標楷體" w:eastAsia="標楷體" w:hAnsi="標楷體" w:hint="eastAsia"/>
+                <w:szCs w:val="24"/>
+              </w:rPr>
+              <w:t>欄位</w:t>
+            </w:r>
+            <w:r>
+              <w:rPr>
+                <w:rFonts w:ascii="標楷體" w:eastAsia="標楷體" w:hAnsi="標楷體"/>
+                <w:szCs w:val="24"/>
+              </w:rPr>
+              <w:t>名稱</w:t>
+            </w:r>
+          </w:p>
+        </w:tc>
+        <w:tc>
+          <w:tcPr>
+            <w:tcW w:w="1014" w:type="pct"/>
+            <w:vAlign w:val="center"/>
+            <w:hideMark/>
+          </w:tcPr>
+          <w:p>
+            <w:pPr>
+              <w:spacing w:line="360" w:lineRule="auto"/>
+              <w:jc w:val="center"/>
+              <w:rPr>
+                <w:rFonts w:ascii="標楷體" w:eastAsia="標楷體" w:hAnsi="標楷體"/>
+                <w:szCs w:val="24"/>
+              </w:rPr>
+            </w:pPr>
+            <w:r>
+              <w:rPr>
+                <w:rFonts w:ascii="標楷體" w:eastAsia="標楷體" w:hAnsi="標楷體"/>
+                <w:szCs w:val="24"/>
+              </w:rPr>
+              <w:t>中文名稱</w:t>
+            </w:r>
+          </w:p>
+        </w:tc>
+        <w:tc>
+          <w:tcPr>
+            <w:tcW w:w="689" w:type="pct"/>
+            <w:vAlign w:val="center"/>
+            <w:hideMark/>
+          </w:tcPr>
+          <w:p>
+            <w:pPr>
+              <w:spacing w:line="360" w:lineRule="auto"/>
+              <w:jc w:val="center"/>
+              <w:rPr>
+                <w:rFonts w:ascii="標楷體" w:eastAsia="標楷體" w:hAnsi="標楷體"/>
+                <w:szCs w:val="24"/>
+              </w:rPr>
+            </w:pPr>
+            <w:r>
+              <w:rPr>
+                <w:rFonts w:ascii="標楷體" w:eastAsia="標楷體" w:hAnsi="標楷體"/>
+                <w:szCs w:val="24"/>
+              </w:rPr>
+              <w:t>資料型態</w:t>
+            </w:r>
+          </w:p>
+        </w:tc>
+        <w:tc>
+          <w:tcPr>
+            <w:tcW w:w="630" w:type="pct"/>
+            <w:vAlign w:val="center"/>
+            <w:hideMark/>
+          </w:tcPr>
+          <w:p>
+            <w:pPr>
+              <w:spacing w:line="360" w:lineRule="auto"/>
+              <w:jc w:val="center"/>
+              <w:rPr>
+                <w:rFonts w:ascii="標楷體" w:eastAsia="標楷體" w:hAnsi="標楷體"/>
+                <w:szCs w:val="24"/>
+              </w:rPr>
+            </w:pPr>
+            <w:r>
+              <w:rPr>
+                <w:rFonts w:ascii="標楷體" w:eastAsia="標楷體" w:hAnsi="標楷體"/>
+                <w:szCs w:val="24"/>
+              </w:rPr>
+              <w:t>資料長度</w:t>
+            </w:r>
+          </w:p>
+        </w:tc>
+        <w:tc>
+          <w:tcPr>
+            <w:tcW w:w="380" w:type="pct"/>
+            <w:vAlign w:val="center"/>
+            <w:hideMark/>
+          </w:tcPr>
+          <w:p>
+            <w:pPr>
+              <w:spacing w:line="360" w:lineRule="auto"/>
+              <w:jc w:val="center"/>
+              <w:rPr>
+                <w:rFonts w:ascii="標楷體" w:eastAsia="標楷體" w:hAnsi="標楷體"/>
+                <w:szCs w:val="24"/>
+              </w:rPr>
+            </w:pPr>
+            <w:r>
+              <w:rPr>
+                <w:rFonts w:ascii="標楷體" w:eastAsia="標楷體" w:hAnsi="標楷體"/>
+                <w:szCs w:val="24"/>
+              </w:rPr>
+              <w:t>主鍵</w:t>
+            </w:r>
+          </w:p>
+        </w:tc>
+        <w:tc>
+          <w:tcPr>
+            <w:tcW w:w="709" w:type="pct"/>
+            <w:vAlign w:val="center"/>
+            <w:hideMark/>
+          </w:tcPr>
+          <w:p>
+            <w:pPr>
+              <w:spacing w:line="360" w:lineRule="auto"/>
+              <w:jc w:val="center"/>
+              <w:rPr>
+                <w:rFonts w:ascii="標楷體" w:eastAsia="標楷體" w:hAnsi="標楷體"/>
+                <w:szCs w:val="24"/>
+              </w:rPr>
+            </w:pPr>
+            <w:proofErr w:type="gramStart"/>
+            <w:r>
+              <w:rPr>
+                <w:rFonts w:ascii="標楷體" w:eastAsia="標楷體" w:hAnsi="標楷體"/>
+                <w:szCs w:val="24"/>
+              </w:rPr>
+              <w:t>外鍵</w:t>
+            </w:r>
+            <w:proofErr w:type="gramEnd"/>
+          </w:p>
+        </w:tc>
+      </w:tr>
+      <w:tr>
+        <w:tc>
+          <w:tcPr>
+            <w:tcW w:w="1577" w:type="pct"/>
+            <w:hideMark/>
+          </w:tcPr>
+          <w:p>
+            <w:pPr>
+              <w:spacing w:line="360" w:lineRule="auto"/>
+              <w:rPr>
+                <w:rFonts w:ascii="標楷體" w:eastAsia="標楷體" w:hAnsi="標楷體"/>
+                <w:szCs w:val="24"/>
+              </w:rPr>
+            </w:pPr>
+            <w:r>
+              <w:rPr>
+                <w:rFonts w:ascii="標楷體" w:eastAsia="標楷體" w:hAnsi="標楷體"/>
+                <w:szCs w:val="24"/>
+              </w:rPr>
+              <w:t>id</w:t>
+            </w:r>
+          </w:p>
+        </w:tc>
+        <w:tc>
+          <w:tcPr>
+            <w:tcW w:w="1014" w:type="pct"/>
+            <w:hideMark/>
+          </w:tcPr>
+          <w:p>
+            <w:pPr>
+              <w:spacing w:line="360" w:lineRule="auto"/>
+              <w:rPr>
+                <w:rFonts w:ascii="標楷體" w:eastAsia="標楷體" w:hAnsi="標楷體"/>
+                <w:szCs w:val="24"/>
+              </w:rPr>
+            </w:pPr>
+            <w:r>
+              <w:rPr>
+                <w:rFonts w:ascii="標楷體" w:eastAsia="標楷體" w:hAnsi="標楷體"/>
+                <w:szCs w:val="24"/>
+              </w:rPr>
+              <w:t>單字ID</w:t>
+            </w:r>
+          </w:p>
+        </w:tc>
+        <w:tc>
+          <w:tcPr>
+            <w:tcW w:w="689" w:type="pct"/>
+            <w:hideMark/>
+          </w:tcPr>
+          <w:p>
+            <w:pPr>
+              <w:spacing w:line="360" w:lineRule="auto"/>
+              <w:rPr>
+                <w:rFonts w:ascii="標楷體" w:eastAsia="標楷體" w:hAnsi="標楷體"/>
+                <w:szCs w:val="24"/>
+              </w:rPr>
+            </w:pPr>
+            <w:r>
+              <w:rPr>
+                <w:rFonts w:ascii="標楷體" w:eastAsia="標楷體" w:hAnsi="標楷體"/>
+                <w:szCs w:val="24"/>
+              </w:rPr>
+              <w:t>INT</w:t>
+            </w:r>
+          </w:p>
+        </w:tc>
+        <w:tc>
+          <w:tcPr>
+            <w:tcW w:w="630" w:type="pct"/>
+            <w:hideMark/>
+          </w:tcPr>
+          <w:p>
+            <w:pPr>
+              <w:spacing w:line="360" w:lineRule="auto"/>
+              <w:rPr>
+                <w:rFonts w:ascii="標楷體" w:eastAsia="標楷體" w:hAnsi="標楷體"/>
+                <w:szCs w:val="24"/>
+              </w:rPr>
+            </w:pPr>
+            <w:r>
+              <w:rPr>
+                <w:rFonts w:ascii="標楷體" w:eastAsia="標楷體" w:hAnsi="標楷體"/>
+                <w:szCs w:val="24"/>
+              </w:rPr>
+              <w:t xml:space="preserve">4 </w:t>
+            </w:r>
+            <w:proofErr w:type="gramStart"/>
+            <w:r>
+              <w:rPr>
+                <w:rFonts w:ascii="標楷體" w:eastAsia="標楷體" w:hAnsi="標楷體"/>
+                <w:szCs w:val="24"/>
+              </w:rPr>
+              <w:t>byte</w:t>
+            </w:r>
+            <w:proofErr w:type="gramEnd"/>
+          </w:p>
+        </w:tc>
+        <w:tc>
+          <w:tcPr>
+            <w:tcW w:w="380" w:type="pct"/>
+            <w:hideMark/>
+          </w:tcPr>
+          <w:p>
+            <w:pPr>
+              <w:spacing w:line="360" w:lineRule="auto"/>
+              <w:jc w:val="center"/>
+              <w:rPr>
+                <w:rFonts w:ascii="標楷體" w:eastAsia="標楷體" w:hAnsi="標楷體"/>
+                <w:szCs w:val="24"/>
+              </w:rPr>
+            </w:pPr>
+            <w:r>
+              <w:rPr>
+                <w:rFonts w:ascii="標楷體" w:eastAsia="標楷體" w:hAnsi="標楷體"/>
+                <w:szCs w:val="24"/>
+              </w:rPr>
+              <w:t>●</w:t>
+            </w:r>
+          </w:p>
+        </w:tc>
+        <w:tc>
+          <w:tcPr>
+            <w:tcW w:w="709" w:type="pct"/>
+            <w:hideMark/>
+          </w:tcPr>
+          <w:p>
+            <w:pPr>
+              <w:spacing w:line="360" w:lineRule="auto"/>
+              <w:rPr>
+                <w:rFonts w:ascii="標楷體" w:eastAsia="標楷體" w:hAnsi="標楷體"/>
+                <w:szCs w:val="24"/>
+              </w:rPr>
+            </w:pPr>
+          </w:p>
+        </w:tc>
+      </w:tr>
+      <w:tr>
+        <w:tc>
+          <w:tcPr>
+            <w:tcW w:w="1577" w:type="pct"/>
+            <w:hideMark/>
+          </w:tcPr>
+          <w:p>
+            <w:pPr>
+              <w:spacing w:line="360" w:lineRule="auto"/>
+              <w:rPr>
+                <w:rFonts w:ascii="標楷體" w:eastAsia="標楷體" w:hAnsi="標楷體" w:cs="新細明體"/>
+                <w:szCs w:val="24"/>
+              </w:rPr>
+            </w:pPr>
+            <w:proofErr w:type="spellStart"/>
+            <w:r>
+              <w:rPr>
+                <w:rFonts w:ascii="標楷體" w:eastAsia="標楷體" w:hAnsi="標楷體"/>
+                <w:szCs w:val="24"/>
+              </w:rPr>
+              <w:t>scene_id</w:t>
+            </w:r>
+            <w:proofErr w:type="spellEnd"/>
+          </w:p>
+        </w:tc>
+        <w:tc>
+          <w:tcPr>
+            <w:tcW w:w="1014" w:type="pct"/>
+            <w:hideMark/>
+          </w:tcPr>
+          <w:p>
+            <w:pPr>
+              <w:spacing w:line="360" w:lineRule="auto"/>
+              <w:rPr>
+                <w:rFonts w:ascii="標楷體" w:eastAsia="標楷體" w:hAnsi="標楷體"/>
+                <w:szCs w:val="24"/>
+              </w:rPr>
+            </w:pPr>
+            <w:r>
+              <w:rPr>
+                <w:rFonts w:ascii="標楷體" w:eastAsia="標楷體" w:hAnsi="標楷體"/>
+                <w:szCs w:val="24"/>
+              </w:rPr>
+              <w:t>所屬場景ID</w:t>
+            </w:r>
+          </w:p>
+        </w:tc>
+        <w:tc>
+          <w:tcPr>
+            <w:tcW w:w="689" w:type="pct"/>
+            <w:hideMark/>
+          </w:tcPr>
+          <w:p>
+            <w:pPr>
+              <w:spacing w:line="360" w:lineRule="auto"/>
+              <w:rPr>
+                <w:rFonts w:ascii="標楷體" w:eastAsia="標楷體" w:hAnsi="標楷體"/>
+                <w:szCs w:val="24"/>
+              </w:rPr>
+            </w:pPr>
+            <w:r>
+              <w:rPr>
+                <w:rFonts w:ascii="標楷體" w:eastAsia="標楷體" w:hAnsi="標楷體"/>
+                <w:szCs w:val="24"/>
+              </w:rPr>
+              <w:t>INT</w:t>
+            </w:r>
+          </w:p>
+        </w:tc>
+        <w:tc>
+          <w:tcPr>
+            <w:tcW w:w="630" w:type="pct"/>
+            <w:hideMark/>
+          </w:tcPr>
+          <w:p>
+            <w:pPr>
+              <w:spacing w:line="360" w:lineRule="auto"/>
+              <w:rPr>
+                <w:rFonts w:ascii="標楷體" w:eastAsia="標楷體" w:hAnsi="標楷體"/>
+                <w:szCs w:val="24"/>
+              </w:rPr>
+            </w:pPr>
+            <w:r>
+              <w:rPr>
+                <w:rFonts w:ascii="標楷體" w:eastAsia="標楷體" w:hAnsi="標楷體"/>
+                <w:szCs w:val="24"/>
+              </w:rPr>
+              <w:t xml:space="preserve">4 </w:t>
+            </w:r>
+            <w:proofErr w:type="gramStart"/>
+            <w:r>
+              <w:rPr>
+                <w:rFonts w:ascii="標楷體" w:eastAsia="標楷體" w:hAnsi="標楷體"/>
+                <w:szCs w:val="24"/>
+              </w:rPr>
+              <w:t>byte</w:t>
+            </w:r>
+            <w:proofErr w:type="gramEnd"/>
+          </w:p>
+        </w:tc>
+        <w:tc>
+          <w:tcPr>
+            <w:tcW w:w="380" w:type="pct"/>
+            <w:hideMark/>
+          </w:tcPr>
+          <w:p>
+            <w:pPr>
+              <w:spacing w:line="360" w:lineRule="auto"/>
+              <w:rPr>
+                <w:rFonts w:ascii="標楷體" w:eastAsia="標楷體" w:hAnsi="標楷體"/>
+                <w:szCs w:val="24"/>
+              </w:rPr>
+            </w:pPr>
+          </w:p>
+        </w:tc>
+        <w:tc>
+          <w:tcPr>
+            <w:tcW w:w="709" w:type="pct"/>
+            <w:hideMark/>
+          </w:tcPr>
+          <w:p>
+            <w:pPr>
+              <w:spacing w:line="360" w:lineRule="auto"/>
+              <w:rPr>
+                <w:rFonts w:ascii="標楷體" w:eastAsia="標楷體" w:hAnsi="標楷體" w:cs="Times New Roman"/>
+                <w:szCs w:val="24"/>
+              </w:rPr>
+            </w:pPr>
+            <w:r>
+              <w:rPr>
+                <w:rFonts w:ascii="標楷體" w:eastAsia="標楷體" w:hAnsi="標楷體"/>
+                <w:szCs w:val="24"/>
+              </w:rPr>
+              <w:t>scene.id</w:t>
+            </w:r>
+          </w:p>
+        </w:tc>
+      </w:tr>
+      <w:tr>
+        <w:tc>
+          <w:tcPr>
+            <w:tcW w:w="1577" w:type="pct"/>
+            <w:hideMark/>
+          </w:tcPr>
+          <w:p>
+            <w:pPr>
+              <w:spacing w:line="360" w:lineRule="auto"/>
+              <w:rPr>
+                <w:rFonts w:ascii="標楷體" w:eastAsia="標楷體" w:hAnsi="標楷體" w:cs="新細明體"/>
+                <w:szCs w:val="24"/>
+              </w:rPr>
+            </w:pPr>
+            <w:r>
+              <w:rPr>
+                <w:rFonts w:ascii="標楷體" w:eastAsia="標楷體" w:hAnsi="標楷體"/>
+                <w:szCs w:val="24"/>
+              </w:rPr>
+              <w:t>word</w:t>
+            </w:r>
+          </w:p>
+        </w:tc>
+        <w:tc>
+          <w:tcPr>
+            <w:tcW w:w="1014" w:type="pct"/>
+            <w:hideMark/>
+          </w:tcPr>
+          <w:p>
+            <w:pPr>
+              <w:spacing w:line="360" w:lineRule="auto"/>
+              <w:rPr>
+                <w:rFonts w:ascii="標楷體" w:eastAsia="標楷體" w:hAnsi="標楷體"/>
+                <w:szCs w:val="24"/>
+              </w:rPr>
+            </w:pPr>
+            <w:r>
+              <w:rPr>
+                <w:rFonts w:ascii="標楷體" w:eastAsia="標楷體" w:hAnsi="標楷體"/>
+                <w:szCs w:val="24"/>
+              </w:rPr>
+              <w:t>日文原型/漢字</w:t>
+            </w:r>
+          </w:p>
+        </w:tc>
+        <w:tc>
+          <w:tcPr>
+            <w:tcW w:w="689" w:type="pct"/>
+            <w:hideMark/>
+          </w:tcPr>
+          <w:p>
+            <w:pPr>
+              <w:spacing w:line="360" w:lineRule="auto"/>
+              <w:rPr>
+                <w:rFonts w:ascii="標楷體" w:eastAsia="標楷體" w:hAnsi="標楷體"/>
+                <w:szCs w:val="24"/>
+              </w:rPr>
+            </w:pPr>
+            <w:r>
+              <w:rPr>
+                <w:rFonts w:ascii="標楷體" w:eastAsia="標楷體" w:hAnsi="標楷體"/>
+                <w:szCs w:val="24"/>
+              </w:rPr>
+              <w:t>VARCHAR</w:t>
+            </w:r>
+          </w:p>
+        </w:tc>
+        <w:tc>
+          <w:tcPr>
+            <w:tcW w:w="630" w:type="pct"/>
+            <w:hideMark/>
+          </w:tcPr>
+          <w:p>
+            <w:pPr>
+              <w:spacing w:line="360" w:lineRule="auto"/>
+              <w:rPr>
+                <w:rFonts w:ascii="標楷體" w:eastAsia="標楷體" w:hAnsi="標楷體"/>
+                <w:szCs w:val="24"/>
+              </w:rPr>
+            </w:pPr>
+            <w:r>
+              <w:rPr>
+                <w:rFonts w:ascii="標楷體" w:eastAsia="標楷體" w:hAnsi="標楷體"/>
+                <w:szCs w:val="24"/>
+              </w:rPr>
+              <w:t>100</w:t>
+            </w:r>
+          </w:p>
+        </w:tc>
+        <w:tc>
+          <w:tcPr>
+            <w:tcW w:w="380" w:type="pct"/>
+            <w:hideMark/>
+          </w:tcPr>
+          <w:p>
+            <w:pPr>
+              <w:spacing w:line="360" w:lineRule="auto"/>
+              <w:rPr>
+                <w:rFonts w:ascii="標楷體" w:eastAsia="標楷體" w:hAnsi="標楷體"/>
+                <w:szCs w:val="24"/>
+              </w:rPr>
+            </w:pPr>
+          </w:p>
+        </w:tc>
+        <w:tc>
+          <w:tcPr>
+            <w:tcW w:w="709" w:type="pct"/>
+            <w:hideMark/>
+          </w:tcPr>
+          <w:p>
+            <w:pPr>
+              <w:spacing w:line="360" w:lineRule="auto"/>
+              <w:rPr>
+                <w:rFonts w:ascii="標楷體" w:eastAsia="標楷體" w:hAnsi="標楷體" w:cs="Times New Roman"/>
+                <w:szCs w:val="24"/>
+              </w:rPr>
+            </w:pPr>
+          </w:p>
+        </w:tc>
+      </w:tr>
+      <w:tr>
+        <w:tc>
+          <w:tcPr>
+            <w:tcW w:w="1577" w:type="pct"/>
+            <w:hideMark/>
+          </w:tcPr>
+          <w:p>
+            <w:pPr>
+              <w:spacing w:line="360" w:lineRule="auto"/>
+              <w:rPr>
+                <w:rFonts w:ascii="標楷體" w:eastAsia="標楷體" w:hAnsi="標楷體" w:cs="新細明體"/>
+                <w:szCs w:val="24"/>
+              </w:rPr>
+            </w:pPr>
+            <w:r>
+              <w:rPr>
+                <w:rFonts w:ascii="標楷體" w:eastAsia="標楷體" w:hAnsi="標楷體"/>
+                <w:szCs w:val="24"/>
+              </w:rPr>
+              <w:t>kana</w:t>
+            </w:r>
+          </w:p>
+        </w:tc>
+        <w:tc>
+          <w:tcPr>
+            <w:tcW w:w="1014" w:type="pct"/>
+            <w:hideMark/>
+          </w:tcPr>
+          <w:p>
+            <w:pPr>
+              <w:spacing w:line="360" w:lineRule="auto"/>
+              <w:rPr>
+                <w:rFonts w:ascii="標楷體" w:eastAsia="標楷體" w:hAnsi="標楷體"/>
+                <w:szCs w:val="24"/>
+              </w:rPr>
+            </w:pPr>
+            <w:r>
+              <w:rPr>
+                <w:rFonts w:ascii="標楷體" w:eastAsia="標楷體" w:hAnsi="標楷體"/>
+                <w:szCs w:val="24"/>
+              </w:rPr>
+              <w:t>假名拼音</w:t>
+            </w:r>
+          </w:p>
+        </w:tc>
+        <w:tc>
+          <w:tcPr>
+            <w:tcW w:w="689" w:type="pct"/>
+            <w:hideMark/>
+          </w:tcPr>
+          <w:p>
+            <w:pPr>
+              <w:spacing w:line="360" w:lineRule="auto"/>
+              <w:rPr>
+                <w:rFonts w:ascii="標楷體" w:eastAsia="標楷體" w:hAnsi="標楷體"/>
+                <w:szCs w:val="24"/>
+              </w:rPr>
+            </w:pPr>
+            <w:r>
+              <w:rPr>
+                <w:rFonts w:ascii="標楷體" w:eastAsia="標楷體" w:hAnsi="標楷體"/>
+                <w:szCs w:val="24"/>
+              </w:rPr>
+              <w:t>VARCHAR</w:t>
+            </w:r>
+          </w:p>
+        </w:tc>
+        <w:tc>
+          <w:tcPr>
+            <w:tcW w:w="630" w:type="pct"/>
+            <w:hideMark/>
+          </w:tcPr>
+          <w:p>
+            <w:pPr>
+              <w:spacing w:line="360" w:lineRule="auto"/>
+              <w:rPr>
+                <w:rFonts w:ascii="標楷體" w:eastAsia="標楷體" w:hAnsi="標楷體"/>
+                <w:szCs w:val="24"/>
+              </w:rPr>
+            </w:pPr>
+            <w:r>
+              <w:rPr>
+                <w:rFonts w:ascii="標楷體" w:eastAsia="標楷體" w:hAnsi="標楷體"/>
+                <w:szCs w:val="24"/>
+              </w:rPr>
+              <w:t>100</w:t>
+            </w:r>
+          </w:p>
+        </w:tc>
+        <w:tc>
+          <w:tcPr>
+            <w:tcW w:w="380" w:type="pct"/>
+            <w:hideMark/>
+          </w:tcPr>
+          <w:p>
+            <w:pPr>
+              <w:spacing w:line="360" w:lineRule="auto"/>
+              <w:rPr>
+                <w:rFonts w:ascii="標楷體" w:eastAsia="標楷體" w:hAnsi="標楷體"/>
+                <w:szCs w:val="24"/>
+              </w:rPr>
+            </w:pPr>
+          </w:p>
+        </w:tc>
+        <w:tc>
+          <w:tcPr>
+            <w:tcW w:w="709" w:type="pct"/>
+            <w:hideMark/>
+          </w:tcPr>
+          <w:p>
+            <w:pPr>
+              <w:spacing w:line="360" w:lineRule="auto"/>
+              <w:rPr>
+                <w:rFonts w:ascii="標楷體" w:eastAsia="標楷體" w:hAnsi="標楷體" w:cs="Times New Roman"/>
+                <w:szCs w:val="24"/>
+              </w:rPr>
+            </w:pPr>
+          </w:p>
+        </w:tc>
+      </w:tr>
+      <w:tr>
+        <w:tc>
+          <w:tcPr>
+            <w:tcW w:w="1577" w:type="pct"/>
+            <w:hideMark/>
+          </w:tcPr>
+          <w:p>
+            <w:pPr>
+              <w:spacing w:line="360" w:lineRule="auto"/>
+              <w:rPr>
+                <w:rFonts w:ascii="標楷體" w:eastAsia="標楷體" w:hAnsi="標楷體" w:cs="新細明體"/>
+                <w:szCs w:val="24"/>
+              </w:rPr>
+            </w:pPr>
+            <w:r>
+              <w:rPr>
+                <w:rFonts w:ascii="標楷體" w:eastAsia="標楷體" w:hAnsi="標楷體"/>
+                <w:szCs w:val="24"/>
+              </w:rPr>
+              <w:t>meaning</w:t>
+            </w:r>
+          </w:p>
+        </w:tc>
+        <w:tc>
+          <w:tcPr>
+            <w:tcW w:w="1014" w:type="pct"/>
+            <w:hideMark/>
+          </w:tcPr>
+          <w:p>
+            <w:pPr>
+              <w:spacing w:line="360" w:lineRule="auto"/>
+              <w:rPr>
+                <w:rFonts w:ascii="標楷體" w:eastAsia="標楷體" w:hAnsi="標楷體"/>
+                <w:szCs w:val="24"/>
+              </w:rPr>
+            </w:pPr>
+            <w:r>
+              <w:rPr>
+                <w:rFonts w:ascii="標楷體" w:eastAsia="標楷體" w:hAnsi="標楷體"/>
+                <w:szCs w:val="24"/>
+              </w:rPr>
+              <w:t>中文解釋</w:t>
+            </w:r>
+          </w:p>
+        </w:tc>
+        <w:tc>
+          <w:tcPr>
+            <w:tcW w:w="689" w:type="pct"/>
+            <w:hideMark/>
+          </w:tcPr>
+          <w:p>
+            <w:pPr>
+              <w:spacing w:line="360" w:lineRule="auto"/>
+              <w:rPr>
+                <w:rFonts w:ascii="標楷體" w:eastAsia="標楷體" w:hAnsi="標楷體"/>
+                <w:szCs w:val="24"/>
+              </w:rPr>
+            </w:pPr>
+            <w:r>
+              <w:rPr>
+                <w:rFonts w:ascii="標楷體" w:eastAsia="標楷體" w:hAnsi="標楷體"/>
+                <w:szCs w:val="24"/>
+              </w:rPr>
+              <w:t>VARCHAR</w:t>
+            </w:r>
+          </w:p>
+        </w:tc>
+        <w:tc>
+          <w:tcPr>
+            <w:tcW w:w="630" w:type="pct"/>
+            <w:hideMark/>
+          </w:tcPr>
+          <w:p>
+            <w:pPr>
+              <w:spacing w:line="360" w:lineRule="auto"/>
+              <w:rPr>
+                <w:rFonts w:ascii="標楷體" w:eastAsia="標楷體" w:hAnsi="標楷體"/>
+                <w:szCs w:val="24"/>
+              </w:rPr>
+            </w:pPr>
+            <w:r>
+              <w:rPr>
+                <w:rFonts w:ascii="標楷體" w:eastAsia="標楷體" w:hAnsi="標楷體"/>
+                <w:szCs w:val="24"/>
+              </w:rPr>
+              <w:t>200</w:t>
+            </w:r>
+          </w:p>
+        </w:tc>
+        <w:tc>
+          <w:tcPr>
+            <w:tcW w:w="380" w:type="pct"/>
+            <w:hideMark/>
+          </w:tcPr>
+          <w:p>
+            <w:pPr>
+              <w:spacing w:line="360" w:lineRule="auto"/>
+              <w:rPr>
+                <w:rFonts w:ascii="標楷體" w:eastAsia="標楷體" w:hAnsi="標楷體"/>
+                <w:szCs w:val="24"/>
+              </w:rPr>
+            </w:pPr>
+          </w:p>
+        </w:tc>
+        <w:tc>
+          <w:tcPr>
+            <w:tcW w:w="709" w:type="pct"/>
+            <w:hideMark/>
+          </w:tcPr>
+          <w:p>
+            <w:pPr>
+              <w:spacing w:line="360" w:lineRule="auto"/>
+              <w:rPr>
+                <w:rFonts w:ascii="標楷體" w:eastAsia="標楷體" w:hAnsi="標楷體" w:cs="Times New Roman"/>
+                <w:szCs w:val="24"/>
+              </w:rPr>
+            </w:pPr>
+          </w:p>
+        </w:tc>
+      </w:tr>
+      <w:tr>
+        <w:tc>
+          <w:tcPr>
+            <w:tcW w:w="1577" w:type="pct"/>
+            <w:hideMark/>
+          </w:tcPr>
+          <w:p>
+            <w:pPr>
+              <w:spacing w:line="360" w:lineRule="auto"/>
+              <w:rPr>
+                <w:rFonts w:ascii="標楷體" w:eastAsia="標楷體" w:hAnsi="標楷體" w:cs="新細明體"/>
+                <w:szCs w:val="24"/>
+              </w:rPr>
+            </w:pPr>
+            <w:proofErr w:type="spellStart"/>
+            <w:r>
+              <w:rPr>
+                <w:rFonts w:ascii="標楷體" w:eastAsia="標楷體" w:hAnsi="標楷體"/>
+                <w:szCs w:val="24"/>
+              </w:rPr>
+              <w:lastRenderedPageBreak/>
+              <w:t>sentence_basic</w:t>
+            </w:r>
+            <w:proofErr w:type="spellEnd"/>
+          </w:p>
+        </w:tc>
+        <w:tc>
+          <w:tcPr>
+            <w:tcW w:w="1014" w:type="pct"/>
+            <w:hideMark/>
+          </w:tcPr>
+          <w:p>
+            <w:pPr>
+              <w:spacing w:line="360" w:lineRule="auto"/>
+              <w:rPr>
+                <w:rFonts w:ascii="標楷體" w:eastAsia="標楷體" w:hAnsi="標楷體"/>
+                <w:szCs w:val="24"/>
+              </w:rPr>
+            </w:pPr>
+            <w:r>
+              <w:rPr>
+                <w:rFonts w:ascii="標楷體" w:eastAsia="標楷體" w:hAnsi="標楷體"/>
+                <w:szCs w:val="24"/>
+              </w:rPr>
+              <w:t>初級例句</w:t>
+            </w:r>
+          </w:p>
+        </w:tc>
+        <w:tc>
+          <w:tcPr>
+            <w:tcW w:w="689" w:type="pct"/>
+            <w:hideMark/>
+          </w:tcPr>
+          <w:p>
+            <w:pPr>
+              <w:spacing w:line="360" w:lineRule="auto"/>
+              <w:rPr>
+                <w:rFonts w:ascii="標楷體" w:eastAsia="標楷體" w:hAnsi="標楷體"/>
+                <w:szCs w:val="24"/>
+              </w:rPr>
+            </w:pPr>
+            <w:r>
+              <w:rPr>
+                <w:rFonts w:ascii="標楷體" w:eastAsia="標楷體" w:hAnsi="標楷體"/>
+                <w:szCs w:val="24"/>
+              </w:rPr>
+              <w:t>VARCHAR</w:t>
+            </w:r>
+          </w:p>
+        </w:tc>
+        <w:tc>
+          <w:tcPr>
+            <w:tcW w:w="630" w:type="pct"/>
+            <w:hideMark/>
+          </w:tcPr>
+          <w:p>
+            <w:pPr>
+              <w:spacing w:line="360" w:lineRule="auto"/>
+              <w:rPr>
+                <w:rFonts w:ascii="標楷體" w:eastAsia="標楷體" w:hAnsi="標楷體"/>
+                <w:szCs w:val="24"/>
+              </w:rPr>
+            </w:pPr>
+            <w:r>
+              <w:rPr>
+                <w:rFonts w:ascii="標楷體" w:eastAsia="標楷體" w:hAnsi="標楷體"/>
+                <w:szCs w:val="24"/>
+              </w:rPr>
+              <w:t>255</w:t>
+            </w:r>
+          </w:p>
+        </w:tc>
+        <w:tc>
+          <w:tcPr>
+            <w:tcW w:w="380" w:type="pct"/>
+            <w:hideMark/>
+          </w:tcPr>
+          <w:p>
+            <w:pPr>
+              <w:spacing w:line="360" w:lineRule="auto"/>
+              <w:rPr>
+                <w:rFonts w:ascii="標楷體" w:eastAsia="標楷體" w:hAnsi="標楷體"/>
+                <w:szCs w:val="24"/>
+              </w:rPr>
+            </w:pPr>
+          </w:p>
+        </w:tc>
+        <w:tc>
+          <w:tcPr>
+            <w:tcW w:w="709" w:type="pct"/>
+            <w:hideMark/>
+          </w:tcPr>
+          <w:p>
+            <w:pPr>
+              <w:spacing w:line="360" w:lineRule="auto"/>
+              <w:rPr>
+                <w:rFonts w:ascii="標楷體" w:eastAsia="標楷體" w:hAnsi="標楷體" w:cs="Times New Roman"/>
+                <w:szCs w:val="24"/>
+              </w:rPr>
+            </w:pPr>
+          </w:p>
+        </w:tc>
+      </w:tr>
+      <w:tr>
+        <w:tc>
+          <w:tcPr>
+            <w:tcW w:w="1577" w:type="pct"/>
+            <w:hideMark/>
+          </w:tcPr>
+          <w:p>
+            <w:pPr>
+              <w:spacing w:line="360" w:lineRule="auto"/>
+              <w:rPr>
+                <w:rFonts w:ascii="標楷體" w:eastAsia="標楷體" w:hAnsi="標楷體" w:cs="新細明體"/>
+                <w:szCs w:val="24"/>
+              </w:rPr>
+            </w:pPr>
+            <w:proofErr w:type="spellStart"/>
+            <w:r>
+              <w:rPr>
+                <w:rFonts w:ascii="標楷體" w:eastAsia="標楷體" w:hAnsi="標楷體"/>
+                <w:szCs w:val="24"/>
+              </w:rPr>
+              <w:t>sentence_inter</w:t>
+            </w:r>
+            <w:proofErr w:type="spellEnd"/>
+          </w:p>
+        </w:tc>
+        <w:tc>
+          <w:tcPr>
+            <w:tcW w:w="1014" w:type="pct"/>
+            <w:hideMark/>
+          </w:tcPr>
+          <w:p>
+            <w:pPr>
+              <w:spacing w:line="360" w:lineRule="auto"/>
+              <w:rPr>
+                <w:rFonts w:ascii="標楷體" w:eastAsia="標楷體" w:hAnsi="標楷體"/>
+                <w:szCs w:val="24"/>
+              </w:rPr>
+            </w:pPr>
+            <w:r>
+              <w:rPr>
+                <w:rFonts w:ascii="標楷體" w:eastAsia="標楷體" w:hAnsi="標楷體"/>
+                <w:szCs w:val="24"/>
+              </w:rPr>
+              <w:t>中級例句</w:t>
+            </w:r>
+          </w:p>
+        </w:tc>
+        <w:tc>
+          <w:tcPr>
+            <w:tcW w:w="689" w:type="pct"/>
+            <w:hideMark/>
+          </w:tcPr>
+          <w:p>
+            <w:pPr>
+              <w:spacing w:line="360" w:lineRule="auto"/>
+              <w:rPr>
+                <w:rFonts w:ascii="標楷體" w:eastAsia="標楷體" w:hAnsi="標楷體"/>
+                <w:szCs w:val="24"/>
+              </w:rPr>
+            </w:pPr>
+            <w:r>
+              <w:rPr>
+                <w:rFonts w:ascii="標楷體" w:eastAsia="標楷體" w:hAnsi="標楷體"/>
+                <w:szCs w:val="24"/>
+              </w:rPr>
+              <w:t>VARCHAR</w:t>
+            </w:r>
+          </w:p>
+        </w:tc>
+        <w:tc>
+          <w:tcPr>
+            <w:tcW w:w="630" w:type="pct"/>
+            <w:hideMark/>
+          </w:tcPr>
+          <w:p>
+            <w:pPr>
+              <w:spacing w:line="360" w:lineRule="auto"/>
+              <w:rPr>
+                <w:rFonts w:ascii="標楷體" w:eastAsia="標楷體" w:hAnsi="標楷體"/>
+                <w:szCs w:val="24"/>
+              </w:rPr>
+            </w:pPr>
+            <w:r>
+              <w:rPr>
+                <w:rFonts w:ascii="標楷體" w:eastAsia="標楷體" w:hAnsi="標楷體"/>
+                <w:szCs w:val="24"/>
+              </w:rPr>
+              <w:t>255</w:t>
+            </w:r>
+          </w:p>
+        </w:tc>
+        <w:tc>
+          <w:tcPr>
+            <w:tcW w:w="380" w:type="pct"/>
+            <w:hideMark/>
+          </w:tcPr>
+          <w:p>
+            <w:pPr>
+              <w:spacing w:line="360" w:lineRule="auto"/>
+              <w:rPr>
+                <w:rFonts w:ascii="標楷體" w:eastAsia="標楷體" w:hAnsi="標楷體"/>
+                <w:szCs w:val="24"/>
+              </w:rPr>
+            </w:pPr>
+          </w:p>
+        </w:tc>
+        <w:tc>
+          <w:tcPr>
+            <w:tcW w:w="709" w:type="pct"/>
+            <w:hideMark/>
+          </w:tcPr>
+          <w:p>
+            <w:pPr>
+              <w:spacing w:line="360" w:lineRule="auto"/>
+              <w:rPr>
+                <w:rFonts w:ascii="標楷體" w:eastAsia="標楷體" w:hAnsi="標楷體" w:cs="Times New Roman"/>
+                <w:szCs w:val="24"/>
+              </w:rPr>
+            </w:pPr>
+          </w:p>
+        </w:tc>
+      </w:tr>
+      <w:tr>
+        <w:tc>
+          <w:tcPr>
+            <w:tcW w:w="1577" w:type="pct"/>
+          </w:tcPr>
+          <w:p>
+            <w:pPr>
+              <w:spacing w:line="360" w:lineRule="auto"/>
+              <w:rPr>
+                <w:rFonts w:ascii="標楷體" w:eastAsia="標楷體" w:hAnsi="標楷體"/>
+                <w:szCs w:val="24"/>
+              </w:rPr>
+            </w:pPr>
+            <w:proofErr w:type="spellStart"/>
+            <w:r>
+              <w:rPr>
+                <w:rFonts w:ascii="標楷體" w:eastAsia="標楷體" w:hAnsi="標楷體"/>
+                <w:szCs w:val="24"/>
+              </w:rPr>
+              <w:t>sentence_upper_inter</w:t>
+            </w:r>
+            <w:proofErr w:type="spellEnd"/>
+          </w:p>
+        </w:tc>
+        <w:tc>
+          <w:tcPr>
+            <w:tcW w:w="1014" w:type="pct"/>
+          </w:tcPr>
+          <w:p>
+            <w:pPr>
+              <w:spacing w:line="360" w:lineRule="auto"/>
+              <w:rPr>
+                <w:rFonts w:ascii="標楷體" w:eastAsia="標楷體" w:hAnsi="標楷體"/>
+                <w:szCs w:val="24"/>
+              </w:rPr>
+            </w:pPr>
+            <w:r>
+              <w:rPr>
+                <w:rFonts w:ascii="標楷體" w:eastAsia="標楷體" w:hAnsi="標楷體"/>
+                <w:szCs w:val="24"/>
+              </w:rPr>
+              <w:t>中高級例句</w:t>
+            </w:r>
+          </w:p>
+        </w:tc>
+        <w:tc>
+          <w:tcPr>
+            <w:tcW w:w="689" w:type="pct"/>
+          </w:tcPr>
+          <w:p>
+            <w:pPr>
+              <w:spacing w:line="360" w:lineRule="auto"/>
+              <w:rPr>
+                <w:rFonts w:ascii="標楷體" w:eastAsia="標楷體" w:hAnsi="標楷體"/>
+                <w:szCs w:val="24"/>
+              </w:rPr>
+            </w:pPr>
+            <w:r>
+              <w:rPr>
+                <w:rFonts w:ascii="標楷體" w:eastAsia="標楷體" w:hAnsi="標楷體"/>
+                <w:szCs w:val="24"/>
+              </w:rPr>
+              <w:t>VARCHAR</w:t>
+            </w:r>
+          </w:p>
+        </w:tc>
+        <w:tc>
+          <w:tcPr>
+            <w:tcW w:w="630" w:type="pct"/>
+          </w:tcPr>
+          <w:p>
+            <w:pPr>
+              <w:spacing w:line="360" w:lineRule="auto"/>
+              <w:rPr>
+                <w:rFonts w:ascii="標楷體" w:eastAsia="標楷體" w:hAnsi="標楷體"/>
+                <w:szCs w:val="24"/>
+              </w:rPr>
+            </w:pPr>
+            <w:r>
+              <w:rPr>
+                <w:rFonts w:ascii="標楷體" w:eastAsia="標楷體" w:hAnsi="標楷體"/>
+                <w:szCs w:val="24"/>
+              </w:rPr>
+              <w:t>255</w:t>
+            </w:r>
+          </w:p>
+        </w:tc>
+        <w:tc>
+          <w:tcPr>
+            <w:tcW w:w="380" w:type="pct"/>
+          </w:tcPr>
+          <w:p>
+            <w:pPr>
+              <w:spacing w:line="360" w:lineRule="auto"/>
+              <w:rPr>
+                <w:rFonts w:ascii="標楷體" w:eastAsia="標楷體" w:hAnsi="標楷體"/>
+                <w:szCs w:val="24"/>
+              </w:rPr>
+            </w:pPr>
+          </w:p>
+        </w:tc>
+        <w:tc>
+          <w:tcPr>
+            <w:tcW w:w="709" w:type="pct"/>
+          </w:tcPr>
+          <w:p>
+            <w:pPr>
+              <w:spacing w:line="360" w:lineRule="auto"/>
+              <w:rPr>
+                <w:rFonts w:ascii="標楷體" w:eastAsia="標楷體" w:hAnsi="標楷體" w:cs="Times New Roman"/>
+                <w:szCs w:val="24"/>
+              </w:rPr>
+            </w:pPr>
+          </w:p>
+        </w:tc>
+      </w:tr>
+      <w:tr>
+        <w:tc>
+          <w:tcPr>
+            <w:tcW w:w="1577" w:type="pct"/>
+          </w:tcPr>
+          <w:p>
+            <w:pPr>
+              <w:spacing w:line="360" w:lineRule="auto"/>
+              <w:rPr>
+                <w:rFonts w:ascii="標楷體" w:eastAsia="標楷體" w:hAnsi="標楷體"/>
+                <w:szCs w:val="24"/>
+              </w:rPr>
+            </w:pPr>
+            <w:proofErr w:type="spellStart"/>
+            <w:r>
+              <w:rPr>
+                <w:rFonts w:ascii="標楷體" w:eastAsia="標楷體" w:hAnsi="標楷體"/>
+                <w:szCs w:val="24"/>
+              </w:rPr>
+              <w:t>sentence_advanced</w:t>
+            </w:r>
+            <w:proofErr w:type="spellEnd"/>
+          </w:p>
+        </w:tc>
+        <w:tc>
+          <w:tcPr>
+            <w:tcW w:w="1014" w:type="pct"/>
+          </w:tcPr>
+          <w:p>
+            <w:pPr>
+              <w:spacing w:line="360" w:lineRule="auto"/>
+              <w:rPr>
+                <w:rFonts w:ascii="標楷體" w:eastAsia="標楷體" w:hAnsi="標楷體"/>
+                <w:szCs w:val="24"/>
+              </w:rPr>
+            </w:pPr>
+            <w:r>
+              <w:rPr>
+                <w:rFonts w:ascii="標楷體" w:eastAsia="標楷體" w:hAnsi="標楷體"/>
+                <w:szCs w:val="24"/>
+              </w:rPr>
+              <w:t>高級例句</w:t>
+            </w:r>
+          </w:p>
+        </w:tc>
+        <w:tc>
+          <w:tcPr>
+            <w:tcW w:w="689" w:type="pct"/>
+          </w:tcPr>
+          <w:p>
+            <w:pPr>
+              <w:spacing w:line="360" w:lineRule="auto"/>
+              <w:rPr>
+                <w:rFonts w:ascii="標楷體" w:eastAsia="標楷體" w:hAnsi="標楷體"/>
+                <w:szCs w:val="24"/>
+              </w:rPr>
+            </w:pPr>
+            <w:r>
+              <w:rPr>
+                <w:rFonts w:ascii="標楷體" w:eastAsia="標楷體" w:hAnsi="標楷體"/>
+                <w:szCs w:val="24"/>
+              </w:rPr>
+              <w:t>VARCHAR</w:t>
+            </w:r>
+          </w:p>
+        </w:tc>
+        <w:tc>
+          <w:tcPr>
+            <w:tcW w:w="630" w:type="pct"/>
+          </w:tcPr>
+          <w:p>
+            <w:pPr>
+              <w:spacing w:line="360" w:lineRule="auto"/>
+              <w:rPr>
+                <w:rFonts w:ascii="標楷體" w:eastAsia="標楷體" w:hAnsi="標楷體"/>
+                <w:szCs w:val="24"/>
+              </w:rPr>
+            </w:pPr>
+            <w:r>
+              <w:rPr>
+                <w:rFonts w:ascii="標楷體" w:eastAsia="標楷體" w:hAnsi="標楷體"/>
+                <w:szCs w:val="24"/>
+              </w:rPr>
+              <w:t>255</w:t>
+            </w:r>
+          </w:p>
+        </w:tc>
+        <w:tc>
+          <w:tcPr>
+            <w:tcW w:w="380" w:type="pct"/>
+          </w:tcPr>
+          <w:p>
+            <w:pPr>
+              <w:spacing w:line="360" w:lineRule="auto"/>
+              <w:rPr>
+                <w:rFonts w:ascii="標楷體" w:eastAsia="標楷體" w:hAnsi="標楷體"/>
+                <w:szCs w:val="24"/>
+              </w:rPr>
+            </w:pPr>
+          </w:p>
+        </w:tc>
+        <w:tc>
+          <w:tcPr>
+            <w:tcW w:w="709" w:type="pct"/>
+          </w:tcPr>
+          <w:p>
+            <w:pPr>
+              <w:spacing w:line="360" w:lineRule="auto"/>
+              <w:rPr>
+                <w:rFonts w:ascii="標楷體" w:eastAsia="標楷體" w:hAnsi="標楷體" w:cs="Times New Roman"/>
+                <w:szCs w:val="24"/>
+              </w:rPr>
+            </w:pPr>
+          </w:p>
+        </w:tc>
+      </w:tr>
+      <w:tr>
+        <w:tc>
+          <w:tcPr>
+            <w:tcW w:w="1577" w:type="pct"/>
+          </w:tcPr>
+          <w:p>
+            <w:pPr>
+              <w:spacing w:line="360" w:lineRule="auto"/>
+              <w:rPr>
+                <w:rFonts w:ascii="標楷體" w:eastAsia="標楷體" w:hAnsi="標楷體"/>
+                <w:szCs w:val="24"/>
+              </w:rPr>
+            </w:pPr>
+            <w:proofErr w:type="spellStart"/>
+            <w:r>
+              <w:rPr>
+                <w:rFonts w:ascii="標楷體" w:eastAsia="標楷體" w:hAnsi="標楷體"/>
+                <w:szCs w:val="24"/>
+              </w:rPr>
+              <w:t>audio_word</w:t>
+            </w:r>
+            <w:proofErr w:type="spellEnd"/>
+          </w:p>
+        </w:tc>
+        <w:tc>
+          <w:tcPr>
+            <w:tcW w:w="1014" w:type="pct"/>
+          </w:tcPr>
+          <w:p>
+            <w:pPr>
+              <w:spacing w:line="360" w:lineRule="auto"/>
+              <w:rPr>
+                <w:rFonts w:ascii="標楷體" w:eastAsia="標楷體" w:hAnsi="標楷體"/>
+                <w:szCs w:val="24"/>
+              </w:rPr>
+            </w:pPr>
+            <w:r>
+              <w:rPr>
+                <w:rFonts w:ascii="標楷體" w:eastAsia="標楷體" w:hAnsi="標楷體" w:hint="eastAsia"/>
+                <w:szCs w:val="24"/>
+              </w:rPr>
+              <w:t>單字的發音檔</w:t>
+            </w:r>
+          </w:p>
+        </w:tc>
+        <w:tc>
+          <w:tcPr>
+            <w:tcW w:w="689" w:type="pct"/>
+          </w:tcPr>
+          <w:p>
+            <w:pPr>
+              <w:spacing w:line="360" w:lineRule="auto"/>
+              <w:rPr>
+                <w:rFonts w:ascii="標楷體" w:eastAsia="標楷體" w:hAnsi="標楷體"/>
+                <w:szCs w:val="24"/>
+              </w:rPr>
+            </w:pPr>
+            <w:r>
+              <w:rPr>
+                <w:rFonts w:ascii="標楷體" w:eastAsia="標楷體" w:hAnsi="標楷體"/>
+                <w:szCs w:val="24"/>
+              </w:rPr>
+              <w:t>VARCHAR</w:t>
+            </w:r>
+          </w:p>
+        </w:tc>
+        <w:tc>
+          <w:tcPr>
+            <w:tcW w:w="630" w:type="pct"/>
+          </w:tcPr>
+          <w:p>
+            <w:pPr>
+              <w:spacing w:line="360" w:lineRule="auto"/>
+              <w:rPr>
+                <w:rFonts w:ascii="標楷體" w:eastAsia="標楷體" w:hAnsi="標楷體"/>
+                <w:szCs w:val="24"/>
+              </w:rPr>
+            </w:pPr>
+            <w:r>
+              <w:rPr>
+                <w:rFonts w:ascii="標楷體" w:eastAsia="標楷體" w:hAnsi="標楷體"/>
+                <w:szCs w:val="24"/>
+              </w:rPr>
+              <w:t>100</w:t>
+            </w:r>
+          </w:p>
+        </w:tc>
+        <w:tc>
+          <w:tcPr>
+            <w:tcW w:w="380" w:type="pct"/>
+          </w:tcPr>
+          <w:p>
+            <w:pPr>
+              <w:spacing w:line="360" w:lineRule="auto"/>
+              <w:rPr>
+                <w:rFonts w:ascii="標楷體" w:eastAsia="標楷體" w:hAnsi="標楷體"/>
+                <w:szCs w:val="24"/>
+              </w:rPr>
+            </w:pPr>
+          </w:p>
+        </w:tc>
+        <w:tc>
+          <w:tcPr>
+            <w:tcW w:w="709" w:type="pct"/>
+          </w:tcPr>
+          <w:p>
+            <w:pPr>
+              <w:spacing w:line="360" w:lineRule="auto"/>
+              <w:rPr>
+                <w:rFonts w:ascii="標楷體" w:eastAsia="標楷體" w:hAnsi="標楷體" w:cs="Times New Roman"/>
+                <w:szCs w:val="24"/>
+              </w:rPr>
+            </w:pPr>
+          </w:p>
+        </w:tc>
+      </w:tr>
+      <w:tr>
+        <w:tc>
+          <w:tcPr>
+            <w:tcW w:w="1577" w:type="pct"/>
+          </w:tcPr>
+          <w:p>
+            <w:pPr>
+              <w:spacing w:line="360" w:lineRule="auto"/>
+              <w:rPr>
+                <w:rFonts w:ascii="標楷體" w:eastAsia="標楷體" w:hAnsi="標楷體"/>
+                <w:szCs w:val="24"/>
+              </w:rPr>
+            </w:pPr>
+            <w:proofErr w:type="spellStart"/>
+            <w:r>
+              <w:rPr>
+                <w:rFonts w:ascii="標楷體" w:eastAsia="標楷體" w:hAnsi="標楷體"/>
+                <w:szCs w:val="24"/>
+              </w:rPr>
+              <w:t>audio_basic</w:t>
+            </w:r>
+            <w:proofErr w:type="spellEnd"/>
+          </w:p>
+        </w:tc>
+        <w:tc>
+          <w:tcPr>
+            <w:tcW w:w="1014" w:type="pct"/>
+          </w:tcPr>
+          <w:p>
+            <w:pPr>
+              <w:spacing w:line="360" w:lineRule="auto"/>
+              <w:rPr>
+                <w:rFonts w:ascii="標楷體" w:eastAsia="標楷體" w:hAnsi="標楷體"/>
+                <w:szCs w:val="24"/>
+              </w:rPr>
+            </w:pPr>
+            <w:r>
+              <w:rPr>
+                <w:rFonts w:ascii="標楷體" w:eastAsia="標楷體" w:hAnsi="標楷體" w:hint="eastAsia"/>
+                <w:szCs w:val="24"/>
+              </w:rPr>
+              <w:t>初級例句</w:t>
+            </w:r>
+          </w:p>
+          <w:p>
+            <w:pPr>
+              <w:spacing w:line="360" w:lineRule="auto"/>
+              <w:rPr>
+                <w:rFonts w:ascii="標楷體" w:eastAsia="標楷體" w:hAnsi="標楷體"/>
+                <w:szCs w:val="24"/>
+              </w:rPr>
+            </w:pPr>
+            <w:r>
+              <w:rPr>
+                <w:rFonts w:ascii="標楷體" w:eastAsia="標楷體" w:hAnsi="標楷體" w:hint="eastAsia"/>
+                <w:szCs w:val="24"/>
+              </w:rPr>
+              <w:t>發音檔</w:t>
+            </w:r>
+          </w:p>
+        </w:tc>
+        <w:tc>
+          <w:tcPr>
+            <w:tcW w:w="689" w:type="pct"/>
+          </w:tcPr>
+          <w:p>
+            <w:pPr>
+              <w:spacing w:line="360" w:lineRule="auto"/>
+              <w:rPr>
+                <w:rFonts w:ascii="標楷體" w:eastAsia="標楷體" w:hAnsi="標楷體"/>
+                <w:szCs w:val="24"/>
+              </w:rPr>
+            </w:pPr>
+            <w:r>
+              <w:rPr>
+                <w:rFonts w:ascii="標楷體" w:eastAsia="標楷體" w:hAnsi="標楷體"/>
+                <w:szCs w:val="24"/>
+              </w:rPr>
+              <w:t>VARCHAR</w:t>
+            </w:r>
+          </w:p>
+        </w:tc>
+        <w:tc>
+          <w:tcPr>
+            <w:tcW w:w="630" w:type="pct"/>
+          </w:tcPr>
+          <w:p>
+            <w:pPr>
+              <w:spacing w:line="360" w:lineRule="auto"/>
+              <w:rPr>
+                <w:rFonts w:ascii="標楷體" w:eastAsia="標楷體" w:hAnsi="標楷體"/>
+                <w:szCs w:val="24"/>
+              </w:rPr>
+            </w:pPr>
+            <w:r>
+              <w:rPr>
+                <w:rFonts w:ascii="標楷體" w:eastAsia="標楷體" w:hAnsi="標楷體"/>
+                <w:szCs w:val="24"/>
+              </w:rPr>
+              <w:t>100</w:t>
+            </w:r>
+          </w:p>
+        </w:tc>
+        <w:tc>
+          <w:tcPr>
+            <w:tcW w:w="380" w:type="pct"/>
+          </w:tcPr>
+          <w:p>
+            <w:pPr>
+              <w:spacing w:line="360" w:lineRule="auto"/>
+              <w:rPr>
+                <w:rFonts w:ascii="標楷體" w:eastAsia="標楷體" w:hAnsi="標楷體"/>
+                <w:szCs w:val="24"/>
+              </w:rPr>
+            </w:pPr>
+          </w:p>
+        </w:tc>
+        <w:tc>
+          <w:tcPr>
+            <w:tcW w:w="709" w:type="pct"/>
+          </w:tcPr>
+          <w:p>
+            <w:pPr>
+              <w:spacing w:line="360" w:lineRule="auto"/>
+              <w:rPr>
+                <w:rFonts w:ascii="標楷體" w:eastAsia="標楷體" w:hAnsi="標楷體" w:cs="Times New Roman"/>
+                <w:szCs w:val="24"/>
+              </w:rPr>
+            </w:pPr>
+          </w:p>
+        </w:tc>
+      </w:tr>
+      <w:tr>
+        <w:tc>
+          <w:tcPr>
+            <w:tcW w:w="1577" w:type="pct"/>
+          </w:tcPr>
+          <w:p>
+            <w:pPr>
+              <w:spacing w:line="360" w:lineRule="auto"/>
+              <w:rPr>
+                <w:rFonts w:ascii="標楷體" w:eastAsia="標楷體" w:hAnsi="標楷體"/>
+                <w:szCs w:val="24"/>
+              </w:rPr>
+            </w:pPr>
+            <w:proofErr w:type="spellStart"/>
+            <w:r>
+              <w:rPr>
+                <w:rFonts w:ascii="標楷體" w:eastAsia="標楷體" w:hAnsi="標楷體"/>
+                <w:szCs w:val="24"/>
+              </w:rPr>
+              <w:t>audio_inter</w:t>
+            </w:r>
+            <w:proofErr w:type="spellEnd"/>
+          </w:p>
+        </w:tc>
+        <w:tc>
+          <w:tcPr>
+            <w:tcW w:w="1014" w:type="pct"/>
+          </w:tcPr>
+          <w:p>
+            <w:pPr>
+              <w:spacing w:line="360" w:lineRule="auto"/>
+              <w:rPr>
+                <w:rFonts w:ascii="標楷體" w:eastAsia="標楷體" w:hAnsi="標楷體"/>
+                <w:szCs w:val="24"/>
+              </w:rPr>
+            </w:pPr>
+            <w:r>
+              <w:rPr>
+                <w:rFonts w:ascii="標楷體" w:eastAsia="標楷體" w:hAnsi="標楷體" w:hint="eastAsia"/>
+                <w:szCs w:val="24"/>
+              </w:rPr>
+              <w:t>中級例句</w:t>
+            </w:r>
+          </w:p>
+          <w:p>
+            <w:pPr>
+              <w:spacing w:line="360" w:lineRule="auto"/>
+              <w:rPr>
+                <w:rFonts w:ascii="標楷體" w:eastAsia="標楷體" w:hAnsi="標楷體"/>
+                <w:szCs w:val="24"/>
+              </w:rPr>
+            </w:pPr>
+            <w:r>
+              <w:rPr>
+                <w:rFonts w:ascii="標楷體" w:eastAsia="標楷體" w:hAnsi="標楷體" w:hint="eastAsia"/>
+                <w:szCs w:val="24"/>
+              </w:rPr>
+              <w:t>發音檔</w:t>
+            </w:r>
+          </w:p>
+        </w:tc>
+        <w:tc>
+          <w:tcPr>
+            <w:tcW w:w="689" w:type="pct"/>
+          </w:tcPr>
+          <w:p>
+            <w:pPr>
+              <w:spacing w:line="360" w:lineRule="auto"/>
+              <w:rPr>
+                <w:rFonts w:ascii="標楷體" w:eastAsia="標楷體" w:hAnsi="標楷體"/>
+                <w:szCs w:val="24"/>
+              </w:rPr>
+            </w:pPr>
+            <w:r>
+              <w:rPr>
+                <w:rFonts w:ascii="標楷體" w:eastAsia="標楷體" w:hAnsi="標楷體"/>
+                <w:szCs w:val="24"/>
+              </w:rPr>
+              <w:t>VARCHAR</w:t>
+            </w:r>
+          </w:p>
+        </w:tc>
+        <w:tc>
+          <w:tcPr>
+            <w:tcW w:w="630" w:type="pct"/>
+          </w:tcPr>
+          <w:p>
+            <w:pPr>
+              <w:spacing w:line="360" w:lineRule="auto"/>
+              <w:rPr>
+                <w:rFonts w:ascii="標楷體" w:eastAsia="標楷體" w:hAnsi="標楷體"/>
+                <w:szCs w:val="24"/>
+              </w:rPr>
+            </w:pPr>
+            <w:r>
+              <w:rPr>
+                <w:rFonts w:ascii="標楷體" w:eastAsia="標楷體" w:hAnsi="標楷體"/>
+                <w:szCs w:val="24"/>
+              </w:rPr>
+              <w:t>100</w:t>
+            </w:r>
+          </w:p>
+        </w:tc>
+        <w:tc>
+          <w:tcPr>
+            <w:tcW w:w="380" w:type="pct"/>
+          </w:tcPr>
+          <w:p>
+            <w:pPr>
+              <w:spacing w:line="360" w:lineRule="auto"/>
+              <w:rPr>
+                <w:rFonts w:ascii="標楷體" w:eastAsia="標楷體" w:hAnsi="標楷體"/>
+                <w:szCs w:val="24"/>
+              </w:rPr>
+            </w:pPr>
+          </w:p>
+        </w:tc>
+        <w:tc>
+          <w:tcPr>
+            <w:tcW w:w="709" w:type="pct"/>
+          </w:tcPr>
+          <w:p>
+            <w:pPr>
+              <w:spacing w:line="360" w:lineRule="auto"/>
+              <w:rPr>
+                <w:rFonts w:ascii="標楷體" w:eastAsia="標楷體" w:hAnsi="標楷體" w:cs="Times New Roman"/>
+                <w:szCs w:val="24"/>
+              </w:rPr>
+            </w:pPr>
+          </w:p>
+        </w:tc>
+      </w:tr>
+      <w:tr>
+        <w:tc>
+          <w:tcPr>
+            <w:tcW w:w="1577" w:type="pct"/>
+          </w:tcPr>
+          <w:p>
+            <w:pPr>
+              <w:spacing w:line="360" w:lineRule="auto"/>
+              <w:rPr>
+                <w:rFonts w:ascii="標楷體" w:eastAsia="標楷體" w:hAnsi="標楷體"/>
+                <w:szCs w:val="24"/>
+              </w:rPr>
+            </w:pPr>
+            <w:proofErr w:type="spellStart"/>
+            <w:r>
+              <w:rPr>
+                <w:rFonts w:ascii="標楷體" w:eastAsia="標楷體" w:hAnsi="標楷體"/>
+                <w:szCs w:val="24"/>
+              </w:rPr>
+              <w:t>audio_upper</w:t>
+            </w:r>
+            <w:proofErr w:type="spellEnd"/>
+          </w:p>
+        </w:tc>
+        <w:tc>
+          <w:tcPr>
+            <w:tcW w:w="1014" w:type="pct"/>
+          </w:tcPr>
+          <w:p>
+            <w:pPr>
+              <w:spacing w:line="360" w:lineRule="auto"/>
+              <w:rPr>
+                <w:rFonts w:ascii="標楷體" w:eastAsia="標楷體" w:hAnsi="標楷體"/>
+                <w:szCs w:val="24"/>
+              </w:rPr>
+            </w:pPr>
+            <w:r>
+              <w:rPr>
+                <w:rFonts w:ascii="標楷體" w:eastAsia="標楷體" w:hAnsi="標楷體" w:hint="eastAsia"/>
+                <w:szCs w:val="24"/>
+              </w:rPr>
+              <w:t>中高級例句</w:t>
+            </w:r>
+          </w:p>
+          <w:p>
+            <w:pPr>
+              <w:spacing w:line="360" w:lineRule="auto"/>
+              <w:rPr>
+                <w:rFonts w:ascii="標楷體" w:eastAsia="標楷體" w:hAnsi="標楷體"/>
+                <w:szCs w:val="24"/>
+              </w:rPr>
+            </w:pPr>
+            <w:r>
+              <w:rPr>
+                <w:rFonts w:ascii="標楷體" w:eastAsia="標楷體" w:hAnsi="標楷體" w:hint="eastAsia"/>
+                <w:szCs w:val="24"/>
+              </w:rPr>
+              <w:t>發音檔</w:t>
+            </w:r>
+          </w:p>
+        </w:tc>
+        <w:tc>
+          <w:tcPr>
+            <w:tcW w:w="689" w:type="pct"/>
+          </w:tcPr>
+          <w:p>
+            <w:pPr>
+              <w:spacing w:line="360" w:lineRule="auto"/>
+              <w:rPr>
+                <w:rFonts w:ascii="標楷體" w:eastAsia="標楷體" w:hAnsi="標楷體"/>
+                <w:szCs w:val="24"/>
+              </w:rPr>
+            </w:pPr>
+            <w:r>
+              <w:rPr>
+                <w:rFonts w:ascii="標楷體" w:eastAsia="標楷體" w:hAnsi="標楷體"/>
+                <w:szCs w:val="24"/>
+              </w:rPr>
+              <w:t>VARCHAR</w:t>
+            </w:r>
+          </w:p>
+        </w:tc>
+        <w:tc>
+          <w:tcPr>
+            <w:tcW w:w="630" w:type="pct"/>
+          </w:tcPr>
+          <w:p>
+            <w:pPr>
+              <w:spacing w:line="360" w:lineRule="auto"/>
+              <w:rPr>
+                <w:rFonts w:ascii="標楷體" w:eastAsia="標楷體" w:hAnsi="標楷體"/>
+                <w:szCs w:val="24"/>
+              </w:rPr>
+            </w:pPr>
+            <w:r>
+              <w:rPr>
+                <w:rFonts w:ascii="標楷體" w:eastAsia="標楷體" w:hAnsi="標楷體"/>
+                <w:szCs w:val="24"/>
+              </w:rPr>
+              <w:t>100</w:t>
+            </w:r>
+          </w:p>
+        </w:tc>
+        <w:tc>
+          <w:tcPr>
+            <w:tcW w:w="380" w:type="pct"/>
+          </w:tcPr>
+          <w:p>
+            <w:pPr>
+              <w:spacing w:line="360" w:lineRule="auto"/>
+              <w:rPr>
+                <w:rFonts w:ascii="標楷體" w:eastAsia="標楷體" w:hAnsi="標楷體"/>
+                <w:szCs w:val="24"/>
+              </w:rPr>
+            </w:pPr>
+          </w:p>
+        </w:tc>
+        <w:tc>
+          <w:tcPr>
+            <w:tcW w:w="709" w:type="pct"/>
+          </w:tcPr>
+          <w:p>
+            <w:pPr>
+              <w:spacing w:line="360" w:lineRule="auto"/>
+              <w:rPr>
+                <w:rFonts w:ascii="標楷體" w:eastAsia="標楷體" w:hAnsi="標楷體" w:cs="Times New Roman"/>
+                <w:szCs w:val="24"/>
+              </w:rPr>
+            </w:pPr>
+          </w:p>
+        </w:tc>
+      </w:tr>
+      <w:tr>
+        <w:tc>
+          <w:tcPr>
+            <w:tcW w:w="1577" w:type="pct"/>
+          </w:tcPr>
+          <w:p>
+            <w:pPr>
+              <w:spacing w:line="360" w:lineRule="auto"/>
+              <w:rPr>
+                <w:rFonts w:ascii="標楷體" w:eastAsia="標楷體" w:hAnsi="標楷體"/>
+                <w:szCs w:val="24"/>
+              </w:rPr>
+            </w:pPr>
+            <w:proofErr w:type="spellStart"/>
+            <w:r>
+              <w:rPr>
+                <w:rFonts w:ascii="標楷體" w:eastAsia="標楷體" w:hAnsi="標楷體"/>
+                <w:szCs w:val="24"/>
+              </w:rPr>
+              <w:t>audio_adv</w:t>
+            </w:r>
+            <w:proofErr w:type="spellEnd"/>
+          </w:p>
+        </w:tc>
+        <w:tc>
+          <w:tcPr>
+            <w:tcW w:w="1014" w:type="pct"/>
+          </w:tcPr>
+          <w:p>
+            <w:pPr>
+              <w:spacing w:line="360" w:lineRule="auto"/>
+              <w:rPr>
+                <w:rFonts w:ascii="標楷體" w:eastAsia="標楷體" w:hAnsi="標楷體"/>
+                <w:szCs w:val="24"/>
+              </w:rPr>
+            </w:pPr>
+            <w:r>
+              <w:rPr>
+                <w:rFonts w:ascii="標楷體" w:eastAsia="標楷體" w:hAnsi="標楷體" w:hint="eastAsia"/>
+                <w:szCs w:val="24"/>
+              </w:rPr>
+              <w:t>高級例句</w:t>
+            </w:r>
+          </w:p>
+          <w:p>
+            <w:pPr>
+              <w:spacing w:line="360" w:lineRule="auto"/>
+              <w:rPr>
+                <w:rFonts w:ascii="標楷體" w:eastAsia="標楷體" w:hAnsi="標楷體"/>
+                <w:szCs w:val="24"/>
+              </w:rPr>
+            </w:pPr>
+            <w:r>
+              <w:rPr>
+                <w:rFonts w:ascii="標楷體" w:eastAsia="標楷體" w:hAnsi="標楷體" w:hint="eastAsia"/>
+                <w:szCs w:val="24"/>
+              </w:rPr>
+              <w:t>發音檔</w:t>
+            </w:r>
+          </w:p>
+        </w:tc>
+        <w:tc>
+          <w:tcPr>
+            <w:tcW w:w="689" w:type="pct"/>
+          </w:tcPr>
+          <w:p>
+            <w:pPr>
+              <w:spacing w:line="360" w:lineRule="auto"/>
+              <w:rPr>
+                <w:rFonts w:ascii="標楷體" w:eastAsia="標楷體" w:hAnsi="標楷體"/>
+                <w:szCs w:val="24"/>
+              </w:rPr>
+            </w:pPr>
+            <w:r>
+              <w:rPr>
+                <w:rFonts w:ascii="標楷體" w:eastAsia="標楷體" w:hAnsi="標楷體"/>
+                <w:szCs w:val="24"/>
+              </w:rPr>
+              <w:t>VARCHAR</w:t>
+            </w:r>
+          </w:p>
+        </w:tc>
+        <w:tc>
+          <w:tcPr>
+            <w:tcW w:w="630" w:type="pct"/>
+          </w:tcPr>
+          <w:p>
+            <w:pPr>
+              <w:spacing w:line="360" w:lineRule="auto"/>
+              <w:rPr>
+                <w:rFonts w:ascii="標楷體" w:eastAsia="標楷體" w:hAnsi="標楷體"/>
+                <w:szCs w:val="24"/>
+              </w:rPr>
+            </w:pPr>
+            <w:r>
+              <w:rPr>
+                <w:rFonts w:ascii="標楷體" w:eastAsia="標楷體" w:hAnsi="標楷體"/>
+                <w:szCs w:val="24"/>
+              </w:rPr>
+              <w:t>100</w:t>
+            </w:r>
+          </w:p>
+        </w:tc>
+        <w:tc>
+          <w:tcPr>
+            <w:tcW w:w="380" w:type="pct"/>
+          </w:tcPr>
+          <w:p>
+            <w:pPr>
+              <w:spacing w:line="360" w:lineRule="auto"/>
+              <w:rPr>
+                <w:rFonts w:ascii="標楷體" w:eastAsia="標楷體" w:hAnsi="標楷體"/>
+                <w:szCs w:val="24"/>
+              </w:rPr>
+            </w:pPr>
+          </w:p>
+        </w:tc>
+        <w:tc>
+          <w:tcPr>
+            <w:tcW w:w="709" w:type="pct"/>
+          </w:tcPr>
+          <w:p>
+            <w:pPr>
+              <w:spacing w:line="360" w:lineRule="auto"/>
+              <w:rPr>
+                <w:rFonts w:ascii="標楷體" w:eastAsia="標楷體" w:hAnsi="標楷體" w:cs="Times New Roman"/>
+                <w:szCs w:val="24"/>
+              </w:rPr>
+            </w:pPr>
+          </w:p>
+        </w:tc>
+      </w:tr>
+    </w:tbl>
+    <w:p/>
+    <w:p>
+      <w:pPr>
+        <w:pStyle w:val="a4"/>
+        <w:rPr>
+          <w:sz w:val="24"/>
+        </w:rPr>
+      </w:pPr>
+      <w:r>
+        <w:rPr>
+          <w:sz w:val="24"/>
+        </w:rPr>
+        <w:t xml:space="preserve">表 </w:t>
+      </w:r>
+      <w:r>
+        <w:rPr>
+          <w:sz w:val="24"/>
+        </w:rPr>
+        <w:t>8-2-5 T05</w:t>
+      </w:r>
+      <w:r>
+        <w:rPr>
+          <w:sz w:val="24"/>
+        </w:rPr>
+        <w:t xml:space="preserve"> </w:t>
+      </w:r>
+      <w:r>
+        <w:rPr>
+          <w:sz w:val="24"/>
+        </w:rPr>
+        <w:t>測驗題目</w:t>
+      </w:r>
+      <w:r>
+        <w:rPr>
+          <w:rFonts w:hint="eastAsia"/>
+          <w:sz w:val="24"/>
+        </w:rPr>
+        <w:t>資料表</w:t>
+      </w:r>
+    </w:p>
+    <w:tbl>
+      <w:tblPr>
+        <w:tblStyle w:val="a3"/>
+        <w:tblW w:w="5000" w:type="pct"/>
+        <w:tblLook w:val="04A0" w:firstRow="1" w:lastRow="0" w:firstColumn="1" w:lastColumn="0" w:noHBand="0" w:noVBand="1"/>
+      </w:tblPr>
+      <w:tblGrid>
+        <w:gridCol w:w="2265"/>
+        <w:gridCol w:w="2125"/>
+        <w:gridCol w:w="1419"/>
+        <w:gridCol w:w="1133"/>
+        <w:gridCol w:w="710"/>
+        <w:gridCol w:w="644"/>
+      </w:tblGrid>
+      <w:tr>
+        <w:tc>
+          <w:tcPr>
+            <w:tcW w:w="5000" w:type="pct"/>
+            <w:gridSpan w:val="6"/>
+          </w:tcPr>
+          <w:p>
+            <w:pPr>
+              <w:spacing w:line="360" w:lineRule="auto"/>
+              <w:jc w:val="center"/>
+              <w:rPr>
+                <w:rFonts w:ascii="標楷體" w:eastAsia="標楷體" w:hAnsi="標楷體"/>
+                <w:szCs w:val="24"/>
+              </w:rPr>
+            </w:pPr>
+            <w:r>
+              <w:rPr>
+                <w:rFonts w:ascii="標楷體" w:eastAsia="標楷體" w:hAnsi="標楷體"/>
+                <w:szCs w:val="24"/>
+              </w:rPr>
+              <w:t xml:space="preserve">T05 </w:t>
+            </w:r>
+            <w:proofErr w:type="spellStart"/>
+            <w:r>
+              <w:rPr>
+                <w:rFonts w:ascii="標楷體" w:eastAsia="標楷體" w:hAnsi="標楷體"/>
+                <w:szCs w:val="24"/>
+              </w:rPr>
+              <w:t>quiz_question</w:t>
+            </w:r>
+            <w:proofErr w:type="spellEnd"/>
+            <w:proofErr w:type="gramStart"/>
+            <w:r>
+              <w:rPr>
+                <w:rFonts w:ascii="標楷體" w:eastAsia="標楷體" w:hAnsi="標楷體" w:hint="eastAsia"/>
+                <w:szCs w:val="24"/>
+              </w:rPr>
+              <w:t>（</w:t>
+            </w:r>
+            <w:proofErr w:type="gramEnd"/>
+            <w:r>
+              <w:rPr>
+                <w:rFonts w:ascii="標楷體" w:eastAsia="標楷體" w:hAnsi="標楷體"/>
+                <w:szCs w:val="24"/>
+              </w:rPr>
+              <w:t>測驗題目</w:t>
+            </w:r>
+            <w:r>
+              <w:rPr>
+                <w:rFonts w:ascii="標楷體" w:eastAsia="標楷體" w:hAnsi="標楷體" w:hint="eastAsia"/>
+                <w:szCs w:val="24"/>
+              </w:rPr>
+              <w:t>)</w:t>
+            </w:r>
+          </w:p>
+        </w:tc>
+      </w:tr>
+      <w:tr>
+        <w:tc>
+          <w:tcPr>
+            <w:tcW w:w="1365" w:type="pct"/>
+            <w:vAlign w:val="center"/>
+            <w:hideMark/>
+          </w:tcPr>
+          <w:p>
+            <w:pPr>
+              <w:spacing w:line="360" w:lineRule="auto"/>
+              <w:jc w:val="center"/>
+              <w:rPr>
+                <w:rFonts w:ascii="標楷體" w:eastAsia="標楷體" w:hAnsi="標楷體"/>
+                <w:szCs w:val="24"/>
+              </w:rPr>
+            </w:pPr>
+            <w:r>
+              <w:rPr>
+                <w:rFonts w:ascii="標楷體" w:eastAsia="標楷體" w:hAnsi="標楷體" w:hint="eastAsia"/>
+                <w:szCs w:val="24"/>
+              </w:rPr>
+              <w:t>欄位</w:t>
+            </w:r>
+            <w:r>
+              <w:rPr>
+                <w:rFonts w:ascii="標楷體" w:eastAsia="標楷體" w:hAnsi="標楷體"/>
+                <w:szCs w:val="24"/>
+              </w:rPr>
+              <w:t>名稱</w:t>
+            </w:r>
+          </w:p>
+        </w:tc>
+        <w:tc>
+          <w:tcPr>
+            <w:tcW w:w="1281" w:type="pct"/>
+            <w:vAlign w:val="center"/>
+            <w:hideMark/>
+          </w:tcPr>
+          <w:p>
+            <w:pPr>
+              <w:spacing w:line="360" w:lineRule="auto"/>
+              <w:jc w:val="center"/>
+              <w:rPr>
+                <w:rFonts w:ascii="標楷體" w:eastAsia="標楷體" w:hAnsi="標楷體"/>
+                <w:szCs w:val="24"/>
+              </w:rPr>
+            </w:pPr>
+            <w:r>
+              <w:rPr>
+                <w:rFonts w:ascii="標楷體" w:eastAsia="標楷體" w:hAnsi="標楷體"/>
+                <w:szCs w:val="24"/>
+              </w:rPr>
+              <w:t>中文名稱</w:t>
+            </w:r>
+          </w:p>
+        </w:tc>
+        <w:tc>
+          <w:tcPr>
+            <w:tcW w:w="855" w:type="pct"/>
+            <w:vAlign w:val="center"/>
+            <w:hideMark/>
+          </w:tcPr>
+          <w:p>
+            <w:pPr>
+              <w:spacing w:line="360" w:lineRule="auto"/>
+              <w:jc w:val="center"/>
+              <w:rPr>
+                <w:rFonts w:ascii="標楷體" w:eastAsia="標楷體" w:hAnsi="標楷體"/>
+                <w:szCs w:val="24"/>
+              </w:rPr>
+            </w:pPr>
+            <w:r>
+              <w:rPr>
+                <w:rFonts w:ascii="標楷體" w:eastAsia="標楷體" w:hAnsi="標楷體"/>
+                <w:szCs w:val="24"/>
+              </w:rPr>
+              <w:t>資料型態</w:t>
+            </w:r>
+          </w:p>
+        </w:tc>
+        <w:tc>
+          <w:tcPr>
+            <w:tcW w:w="683" w:type="pct"/>
+            <w:vAlign w:val="center"/>
+            <w:hideMark/>
+          </w:tcPr>
+          <w:p>
+            <w:pPr>
+              <w:spacing w:line="360" w:lineRule="auto"/>
+              <w:jc w:val="center"/>
+              <w:rPr>
+                <w:rFonts w:ascii="標楷體" w:eastAsia="標楷體" w:hAnsi="標楷體"/>
+                <w:szCs w:val="24"/>
+              </w:rPr>
+            </w:pPr>
+            <w:r>
+              <w:rPr>
+                <w:rFonts w:ascii="標楷體" w:eastAsia="標楷體" w:hAnsi="標楷體"/>
+                <w:szCs w:val="24"/>
+              </w:rPr>
+              <w:t>資料長度</w:t>
+            </w:r>
+          </w:p>
+        </w:tc>
+        <w:tc>
+          <w:tcPr>
+            <w:tcW w:w="428" w:type="pct"/>
+            <w:vAlign w:val="center"/>
+            <w:hideMark/>
+          </w:tcPr>
+          <w:p>
+            <w:pPr>
+              <w:spacing w:line="360" w:lineRule="auto"/>
+              <w:jc w:val="center"/>
+              <w:rPr>
+                <w:rFonts w:ascii="標楷體" w:eastAsia="標楷體" w:hAnsi="標楷體"/>
+                <w:szCs w:val="24"/>
+              </w:rPr>
+            </w:pPr>
+            <w:r>
+              <w:rPr>
+                <w:rFonts w:ascii="標楷體" w:eastAsia="標楷體" w:hAnsi="標楷體"/>
+                <w:szCs w:val="24"/>
+              </w:rPr>
+              <w:t>主鍵</w:t>
+            </w:r>
+          </w:p>
+        </w:tc>
+        <w:tc>
+          <w:tcPr>
+            <w:tcW w:w="389" w:type="pct"/>
+            <w:vAlign w:val="center"/>
+            <w:hideMark/>
+          </w:tcPr>
+          <w:p>
+            <w:pPr>
+              <w:spacing w:line="360" w:lineRule="auto"/>
+              <w:jc w:val="center"/>
+              <w:rPr>
+                <w:rFonts w:ascii="標楷體" w:eastAsia="標楷體" w:hAnsi="標楷體"/>
+                <w:szCs w:val="24"/>
+              </w:rPr>
+            </w:pPr>
+            <w:proofErr w:type="gramStart"/>
+            <w:r>
+              <w:rPr>
+                <w:rFonts w:ascii="標楷體" w:eastAsia="標楷體" w:hAnsi="標楷體"/>
+                <w:szCs w:val="24"/>
+              </w:rPr>
+              <w:t>外鍵</w:t>
+            </w:r>
+            <w:proofErr w:type="gramEnd"/>
+          </w:p>
+        </w:tc>
+      </w:tr>
+      <w:tr>
+        <w:tc>
+          <w:tcPr>
+            <w:tcW w:w="1365" w:type="pct"/>
+            <w:hideMark/>
+          </w:tcPr>
+          <w:p>
+            <w:pPr>
+              <w:spacing w:line="360" w:lineRule="auto"/>
+              <w:rPr>
+                <w:rFonts w:ascii="標楷體" w:eastAsia="標楷體" w:hAnsi="標楷體"/>
+                <w:szCs w:val="24"/>
+              </w:rPr>
+            </w:pPr>
+            <w:r>
+              <w:rPr>
+                <w:rFonts w:ascii="標楷體" w:eastAsia="標楷體" w:hAnsi="標楷體"/>
+                <w:szCs w:val="24"/>
+              </w:rPr>
+              <w:t>id</w:t>
+            </w:r>
+          </w:p>
+        </w:tc>
+        <w:tc>
+          <w:tcPr>
+            <w:tcW w:w="1281" w:type="pct"/>
+            <w:hideMark/>
+          </w:tcPr>
+          <w:p>
+            <w:pPr>
+              <w:spacing w:line="360" w:lineRule="auto"/>
+              <w:rPr>
+                <w:rFonts w:ascii="標楷體" w:eastAsia="標楷體" w:hAnsi="標楷體"/>
+                <w:szCs w:val="24"/>
+              </w:rPr>
+            </w:pPr>
+            <w:r>
+              <w:rPr>
+                <w:rFonts w:ascii="標楷體" w:eastAsia="標楷體" w:hAnsi="標楷體"/>
+                <w:szCs w:val="24"/>
+              </w:rPr>
+              <w:t>題目ID</w:t>
+            </w:r>
+          </w:p>
+        </w:tc>
+        <w:tc>
+          <w:tcPr>
+            <w:tcW w:w="855" w:type="pct"/>
+            <w:hideMark/>
+          </w:tcPr>
+          <w:p>
+            <w:pPr>
+              <w:spacing w:line="360" w:lineRule="auto"/>
+              <w:rPr>
+                <w:rFonts w:ascii="標楷體" w:eastAsia="標楷體" w:hAnsi="標楷體"/>
+                <w:szCs w:val="24"/>
+              </w:rPr>
+            </w:pPr>
+            <w:r>
+              <w:rPr>
+                <w:rFonts w:ascii="標楷體" w:eastAsia="標楷體" w:hAnsi="標楷體"/>
+                <w:szCs w:val="24"/>
+              </w:rPr>
+              <w:t>INT</w:t>
+            </w:r>
+          </w:p>
+        </w:tc>
+        <w:tc>
+          <w:tcPr>
+            <w:tcW w:w="683" w:type="pct"/>
+            <w:hideMark/>
+          </w:tcPr>
+          <w:p>
+            <w:pPr>
+              <w:spacing w:line="360" w:lineRule="auto"/>
+              <w:rPr>
+                <w:rFonts w:ascii="標楷體" w:eastAsia="標楷體" w:hAnsi="標楷體"/>
+                <w:szCs w:val="24"/>
+              </w:rPr>
+            </w:pPr>
+            <w:r>
+              <w:rPr>
+                <w:rFonts w:ascii="標楷體" w:eastAsia="標楷體" w:hAnsi="標楷體"/>
+                <w:szCs w:val="24"/>
+              </w:rPr>
+              <w:t xml:space="preserve">4 </w:t>
+            </w:r>
+            <w:proofErr w:type="gramStart"/>
+            <w:r>
+              <w:rPr>
+                <w:rFonts w:ascii="標楷體" w:eastAsia="標楷體" w:hAnsi="標楷體"/>
+                <w:szCs w:val="24"/>
+              </w:rPr>
+              <w:t>byte</w:t>
+            </w:r>
+            <w:proofErr w:type="gramEnd"/>
+          </w:p>
+        </w:tc>
+        <w:tc>
+          <w:tcPr>
+            <w:tcW w:w="428" w:type="pct"/>
+            <w:hideMark/>
+          </w:tcPr>
+          <w:p>
+            <w:pPr>
+              <w:spacing w:line="360" w:lineRule="auto"/>
+              <w:jc w:val="center"/>
+              <w:rPr>
+                <w:rFonts w:ascii="標楷體" w:eastAsia="標楷體" w:hAnsi="標楷體"/>
+                <w:szCs w:val="24"/>
+              </w:rPr>
+            </w:pPr>
+            <w:r>
+              <w:rPr>
+                <w:rFonts w:ascii="標楷體" w:eastAsia="標楷體" w:hAnsi="標楷體"/>
+                <w:szCs w:val="24"/>
+              </w:rPr>
+              <w:t>●</w:t>
+            </w:r>
+          </w:p>
+        </w:tc>
+        <w:tc>
+          <w:tcPr>
+            <w:tcW w:w="389" w:type="pct"/>
+            <w:hideMark/>
+          </w:tcPr>
+          <w:p>
+            <w:pPr>
+              <w:spacing w:line="360" w:lineRule="auto"/>
+              <w:rPr>
+                <w:rFonts w:ascii="標楷體" w:eastAsia="標楷體" w:hAnsi="標楷體"/>
+                <w:szCs w:val="24"/>
+              </w:rPr>
+            </w:pPr>
+          </w:p>
+        </w:tc>
+      </w:tr>
+      <w:tr>
+        <w:tc>
+          <w:tcPr>
+            <w:tcW w:w="1365" w:type="pct"/>
+            <w:hideMark/>
+          </w:tcPr>
+          <w:p>
+            <w:pPr>
+              <w:spacing w:line="360" w:lineRule="auto"/>
+              <w:rPr>
+                <w:rFonts w:ascii="標楷體" w:eastAsia="標楷體" w:hAnsi="標楷體" w:cs="新細明體"/>
+                <w:szCs w:val="24"/>
+              </w:rPr>
+            </w:pPr>
+            <w:r>
+              <w:rPr>
+                <w:rFonts w:ascii="標楷體" w:eastAsia="標楷體" w:hAnsi="標楷體"/>
+                <w:szCs w:val="24"/>
+              </w:rPr>
+              <w:t>stage</w:t>
+            </w:r>
+          </w:p>
+        </w:tc>
+        <w:tc>
+          <w:tcPr>
+            <w:tcW w:w="1281" w:type="pct"/>
+            <w:hideMark/>
+          </w:tcPr>
+          <w:p>
+            <w:pPr>
+              <w:spacing w:line="360" w:lineRule="auto"/>
+              <w:rPr>
+                <w:rFonts w:ascii="標楷體" w:eastAsia="標楷體" w:hAnsi="標楷體"/>
+                <w:szCs w:val="24"/>
+              </w:rPr>
+            </w:pPr>
+            <w:r>
+              <w:rPr>
+                <w:rFonts w:ascii="標楷體" w:eastAsia="標楷體" w:hAnsi="標楷體"/>
+                <w:szCs w:val="24"/>
+              </w:rPr>
+              <w:t>階段名稱</w:t>
+            </w:r>
+          </w:p>
+        </w:tc>
+        <w:tc>
+          <w:tcPr>
+            <w:tcW w:w="855" w:type="pct"/>
+            <w:hideMark/>
+          </w:tcPr>
+          <w:p>
+            <w:pPr>
+              <w:spacing w:line="360" w:lineRule="auto"/>
+              <w:rPr>
+                <w:rFonts w:ascii="標楷體" w:eastAsia="標楷體" w:hAnsi="標楷體"/>
+                <w:szCs w:val="24"/>
+              </w:rPr>
+            </w:pPr>
+            <w:r>
+              <w:rPr>
+                <w:rFonts w:ascii="標楷體" w:eastAsia="標楷體" w:hAnsi="標楷體"/>
+                <w:szCs w:val="24"/>
+              </w:rPr>
+              <w:t>VARCHAR</w:t>
+            </w:r>
+          </w:p>
+        </w:tc>
+        <w:tc>
+          <w:tcPr>
+            <w:tcW w:w="683" w:type="pct"/>
+            <w:hideMark/>
+          </w:tcPr>
+          <w:p>
+            <w:pPr>
+              <w:spacing w:line="360" w:lineRule="auto"/>
+              <w:rPr>
+                <w:rFonts w:ascii="標楷體" w:eastAsia="標楷體" w:hAnsi="標楷體"/>
+                <w:szCs w:val="24"/>
+              </w:rPr>
+            </w:pPr>
+            <w:r>
+              <w:rPr>
+                <w:rFonts w:ascii="標楷體" w:eastAsia="標楷體" w:hAnsi="標楷體"/>
+                <w:szCs w:val="24"/>
+              </w:rPr>
+              <w:t>50</w:t>
+            </w:r>
+          </w:p>
+        </w:tc>
+        <w:tc>
+          <w:tcPr>
+            <w:tcW w:w="428" w:type="pct"/>
+            <w:hideMark/>
+          </w:tcPr>
+          <w:p>
+            <w:pPr>
+              <w:spacing w:line="360" w:lineRule="auto"/>
+              <w:rPr>
+                <w:rFonts w:ascii="標楷體" w:eastAsia="標楷體" w:hAnsi="標楷體"/>
+                <w:szCs w:val="24"/>
+              </w:rPr>
+            </w:pPr>
+          </w:p>
+        </w:tc>
+        <w:tc>
+          <w:tcPr>
+            <w:tcW w:w="389" w:type="pct"/>
+            <w:hideMark/>
+          </w:tcPr>
+          <w:p>
+            <w:pPr>
+              <w:spacing w:line="360" w:lineRule="auto"/>
+              <w:rPr>
+                <w:rFonts w:ascii="標楷體" w:eastAsia="標楷體" w:hAnsi="標楷體" w:cs="Times New Roman"/>
+                <w:szCs w:val="24"/>
+              </w:rPr>
+            </w:pPr>
+          </w:p>
+        </w:tc>
+      </w:tr>
+      <w:tr>
+        <w:tc>
+          <w:tcPr>
+            <w:tcW w:w="1365" w:type="pct"/>
+            <w:hideMark/>
+          </w:tcPr>
+          <w:p>
+            <w:pPr>
+              <w:spacing w:line="360" w:lineRule="auto"/>
+              <w:rPr>
+                <w:rFonts w:ascii="標楷體" w:eastAsia="標楷體" w:hAnsi="標楷體" w:cs="新細明體"/>
+                <w:szCs w:val="24"/>
+              </w:rPr>
+            </w:pPr>
+            <w:proofErr w:type="spellStart"/>
+            <w:r>
+              <w:rPr>
+                <w:rFonts w:ascii="標楷體" w:eastAsia="標楷體" w:hAnsi="標楷體"/>
+                <w:szCs w:val="24"/>
+              </w:rPr>
+              <w:t>level_tag</w:t>
+            </w:r>
+            <w:proofErr w:type="spellEnd"/>
+          </w:p>
+        </w:tc>
+        <w:tc>
+          <w:tcPr>
+            <w:tcW w:w="1281" w:type="pct"/>
+            <w:hideMark/>
+          </w:tcPr>
+          <w:p>
+            <w:pPr>
+              <w:spacing w:line="360" w:lineRule="auto"/>
+              <w:rPr>
+                <w:rFonts w:ascii="標楷體" w:eastAsia="標楷體" w:hAnsi="標楷體"/>
+                <w:szCs w:val="24"/>
+              </w:rPr>
+            </w:pPr>
+            <w:r>
+              <w:rPr>
+                <w:rFonts w:ascii="標楷體" w:eastAsia="標楷體" w:hAnsi="標楷體"/>
+                <w:szCs w:val="24"/>
+              </w:rPr>
+              <w:t>難度標籤</w:t>
+            </w:r>
+          </w:p>
+        </w:tc>
+        <w:tc>
+          <w:tcPr>
+            <w:tcW w:w="855" w:type="pct"/>
+            <w:hideMark/>
+          </w:tcPr>
+          <w:p>
+            <w:pPr>
+              <w:spacing w:line="360" w:lineRule="auto"/>
+              <w:rPr>
+                <w:rFonts w:ascii="標楷體" w:eastAsia="標楷體" w:hAnsi="標楷體"/>
+                <w:szCs w:val="24"/>
+              </w:rPr>
+            </w:pPr>
+            <w:r>
+              <w:rPr>
+                <w:rFonts w:ascii="標楷體" w:eastAsia="標楷體" w:hAnsi="標楷體"/>
+                <w:szCs w:val="24"/>
+              </w:rPr>
+              <w:t>VARCHAR</w:t>
+            </w:r>
+          </w:p>
+        </w:tc>
+        <w:tc>
+          <w:tcPr>
+            <w:tcW w:w="683" w:type="pct"/>
+            <w:hideMark/>
+          </w:tcPr>
+          <w:p>
+            <w:pPr>
+              <w:spacing w:line="360" w:lineRule="auto"/>
+              <w:rPr>
+                <w:rFonts w:ascii="標楷體" w:eastAsia="標楷體" w:hAnsi="標楷體"/>
+                <w:szCs w:val="24"/>
+              </w:rPr>
+            </w:pPr>
+            <w:r>
+              <w:rPr>
+                <w:rFonts w:ascii="標楷體" w:eastAsia="標楷體" w:hAnsi="標楷體"/>
+                <w:szCs w:val="24"/>
+              </w:rPr>
+              <w:t>20</w:t>
+            </w:r>
+          </w:p>
+        </w:tc>
+        <w:tc>
+          <w:tcPr>
+            <w:tcW w:w="428" w:type="pct"/>
+            <w:hideMark/>
+          </w:tcPr>
+          <w:p>
+            <w:pPr>
+              <w:spacing w:line="360" w:lineRule="auto"/>
+              <w:rPr>
+                <w:rFonts w:ascii="標楷體" w:eastAsia="標楷體" w:hAnsi="標楷體"/>
+                <w:szCs w:val="24"/>
+              </w:rPr>
+            </w:pPr>
+          </w:p>
+        </w:tc>
+        <w:tc>
+          <w:tcPr>
+            <w:tcW w:w="389" w:type="pct"/>
+            <w:hideMark/>
+          </w:tcPr>
+          <w:p>
+            <w:pPr>
+              <w:spacing w:line="360" w:lineRule="auto"/>
+              <w:rPr>
+                <w:rFonts w:ascii="標楷體" w:eastAsia="標楷體" w:hAnsi="標楷體" w:cs="Times New Roman"/>
+                <w:szCs w:val="24"/>
+              </w:rPr>
+            </w:pPr>
+          </w:p>
+        </w:tc>
+      </w:tr>
+      <w:tr>
+        <w:tc>
+          <w:tcPr>
+            <w:tcW w:w="1365" w:type="pct"/>
+          </w:tcPr>
+          <w:p>
+            <w:pPr>
+              <w:spacing w:line="360" w:lineRule="auto"/>
+              <w:rPr>
+                <w:rFonts w:ascii="標楷體" w:eastAsia="標楷體" w:hAnsi="標楷體"/>
+                <w:szCs w:val="24"/>
+              </w:rPr>
+            </w:pPr>
+            <w:r>
+              <w:rPr>
+                <w:rFonts w:ascii="標楷體" w:eastAsia="標楷體" w:hAnsi="標楷體"/>
+                <w:szCs w:val="24"/>
+              </w:rPr>
+              <w:t>question</w:t>
+            </w:r>
+          </w:p>
+        </w:tc>
+        <w:tc>
+          <w:tcPr>
+            <w:tcW w:w="1281" w:type="pct"/>
+          </w:tcPr>
+          <w:p>
+            <w:pPr>
+              <w:spacing w:line="360" w:lineRule="auto"/>
+              <w:rPr>
+                <w:rFonts w:ascii="標楷體" w:eastAsia="標楷體" w:hAnsi="標楷體"/>
+                <w:szCs w:val="24"/>
+              </w:rPr>
+            </w:pPr>
+            <w:r>
+              <w:rPr>
+                <w:rFonts w:ascii="標楷體" w:eastAsia="標楷體" w:hAnsi="標楷體"/>
+                <w:szCs w:val="24"/>
+              </w:rPr>
+              <w:t>題目內容</w:t>
+            </w:r>
+          </w:p>
+        </w:tc>
+        <w:tc>
+          <w:tcPr>
+            <w:tcW w:w="855" w:type="pct"/>
+          </w:tcPr>
+          <w:p>
+            <w:pPr>
+              <w:spacing w:line="360" w:lineRule="auto"/>
+              <w:rPr>
+                <w:rFonts w:ascii="標楷體" w:eastAsia="標楷體" w:hAnsi="標楷體"/>
+                <w:szCs w:val="24"/>
+              </w:rPr>
+            </w:pPr>
+            <w:r>
+              <w:rPr>
+                <w:rFonts w:ascii="標楷體" w:eastAsia="標楷體" w:hAnsi="標楷體"/>
+                <w:szCs w:val="24"/>
+              </w:rPr>
+              <w:t>TEXT</w:t>
+            </w:r>
+          </w:p>
+        </w:tc>
+        <w:tc>
+          <w:tcPr>
+            <w:tcW w:w="683" w:type="pct"/>
+          </w:tcPr>
+          <w:p>
+            <w:pPr>
+              <w:spacing w:line="360" w:lineRule="auto"/>
+              <w:rPr>
+                <w:rFonts w:ascii="標楷體" w:eastAsia="標楷體" w:hAnsi="標楷體"/>
+                <w:szCs w:val="24"/>
+              </w:rPr>
+            </w:pPr>
+            <w:r>
+              <w:rPr>
+                <w:rFonts w:ascii="標楷體" w:eastAsia="標楷體" w:hAnsi="標楷體"/>
+                <w:szCs w:val="24"/>
+              </w:rPr>
+              <w:t>-</w:t>
+            </w:r>
+          </w:p>
+        </w:tc>
+        <w:tc>
+          <w:tcPr>
+            <w:tcW w:w="428" w:type="pct"/>
+          </w:tcPr>
+          <w:p>
+            <w:pPr>
+              <w:spacing w:line="360" w:lineRule="auto"/>
+              <w:rPr>
+                <w:rFonts w:ascii="標楷體" w:eastAsia="標楷體" w:hAnsi="標楷體"/>
+                <w:szCs w:val="24"/>
+              </w:rPr>
+            </w:pPr>
+          </w:p>
+        </w:tc>
+        <w:tc>
+          <w:tcPr>
+            <w:tcW w:w="389" w:type="pct"/>
+          </w:tcPr>
+          <w:p>
+            <w:pPr>
+              <w:spacing w:line="360" w:lineRule="auto"/>
+              <w:rPr>
+                <w:rFonts w:ascii="標楷體" w:eastAsia="標楷體" w:hAnsi="標楷體" w:cs="Times New Roman"/>
+                <w:szCs w:val="24"/>
+              </w:rPr>
+            </w:pPr>
+          </w:p>
+        </w:tc>
+      </w:tr>
+      <w:tr>
+        <w:tc>
+          <w:tcPr>
+            <w:tcW w:w="1365" w:type="pct"/>
+          </w:tcPr>
+          <w:p>
+            <w:pPr>
+              <w:spacing w:line="360" w:lineRule="auto"/>
+              <w:rPr>
+                <w:rFonts w:ascii="標楷體" w:eastAsia="標楷體" w:hAnsi="標楷體"/>
+                <w:szCs w:val="24"/>
+              </w:rPr>
+            </w:pPr>
+            <w:proofErr w:type="spellStart"/>
+            <w:r>
+              <w:rPr>
+                <w:rFonts w:ascii="標楷體" w:eastAsia="標楷體" w:hAnsi="標楷體"/>
+                <w:szCs w:val="24"/>
+              </w:rPr>
+              <w:t>option_a</w:t>
+            </w:r>
+            <w:proofErr w:type="spellEnd"/>
+          </w:p>
+        </w:tc>
+        <w:tc>
+          <w:tcPr>
+            <w:tcW w:w="1281" w:type="pct"/>
+          </w:tcPr>
+          <w:p>
+            <w:pPr>
+              <w:spacing w:line="360" w:lineRule="auto"/>
+              <w:rPr>
+                <w:rFonts w:ascii="標楷體" w:eastAsia="標楷體" w:hAnsi="標楷體"/>
+                <w:szCs w:val="24"/>
+              </w:rPr>
+            </w:pPr>
+            <w:r>
+              <w:rPr>
+                <w:rFonts w:ascii="標楷體" w:eastAsia="標楷體" w:hAnsi="標楷體"/>
+                <w:szCs w:val="24"/>
+              </w:rPr>
+              <w:t>選項A</w:t>
+            </w:r>
+          </w:p>
+        </w:tc>
+        <w:tc>
+          <w:tcPr>
+            <w:tcW w:w="855" w:type="pct"/>
+          </w:tcPr>
+          <w:p>
+            <w:pPr>
+              <w:spacing w:line="360" w:lineRule="auto"/>
+              <w:rPr>
+                <w:rFonts w:ascii="標楷體" w:eastAsia="標楷體" w:hAnsi="標楷體"/>
+                <w:szCs w:val="24"/>
+              </w:rPr>
+            </w:pPr>
+            <w:r>
+              <w:rPr>
+                <w:rFonts w:ascii="標楷體" w:eastAsia="標楷體" w:hAnsi="標楷體"/>
+                <w:szCs w:val="24"/>
+              </w:rPr>
+              <w:t>VARCHAR</w:t>
+            </w:r>
+          </w:p>
+        </w:tc>
+        <w:tc>
+          <w:tcPr>
+            <w:tcW w:w="683" w:type="pct"/>
+          </w:tcPr>
+          <w:p>
+            <w:pPr>
+              <w:spacing w:line="360" w:lineRule="auto"/>
+              <w:rPr>
+                <w:rFonts w:ascii="標楷體" w:eastAsia="標楷體" w:hAnsi="標楷體"/>
+                <w:szCs w:val="24"/>
+              </w:rPr>
+            </w:pPr>
+            <w:r>
+              <w:rPr>
+                <w:rFonts w:ascii="標楷體" w:eastAsia="標楷體" w:hAnsi="標楷體"/>
+                <w:szCs w:val="24"/>
+              </w:rPr>
+              <w:t>100</w:t>
+            </w:r>
+          </w:p>
+        </w:tc>
+        <w:tc>
+          <w:tcPr>
+            <w:tcW w:w="428" w:type="pct"/>
+          </w:tcPr>
+          <w:p>
+            <w:pPr>
+              <w:spacing w:line="360" w:lineRule="auto"/>
+              <w:rPr>
+                <w:rFonts w:ascii="標楷體" w:eastAsia="標楷體" w:hAnsi="標楷體"/>
+                <w:szCs w:val="24"/>
+              </w:rPr>
+            </w:pPr>
+          </w:p>
+        </w:tc>
+        <w:tc>
+          <w:tcPr>
+            <w:tcW w:w="389" w:type="pct"/>
+          </w:tcPr>
+          <w:p>
+            <w:pPr>
+              <w:spacing w:line="360" w:lineRule="auto"/>
+              <w:rPr>
+                <w:rFonts w:ascii="標楷體" w:eastAsia="標楷體" w:hAnsi="標楷體" w:cs="Times New Roman"/>
+                <w:szCs w:val="24"/>
+              </w:rPr>
+            </w:pPr>
+          </w:p>
+        </w:tc>
+      </w:tr>
+      <w:tr>
+        <w:tc>
+          <w:tcPr>
+            <w:tcW w:w="1365" w:type="pct"/>
+          </w:tcPr>
+          <w:p>
+            <w:pPr>
+              <w:spacing w:line="360" w:lineRule="auto"/>
+              <w:rPr>
+                <w:rFonts w:ascii="標楷體" w:eastAsia="標楷體" w:hAnsi="標楷體"/>
+                <w:szCs w:val="24"/>
+              </w:rPr>
+            </w:pPr>
+            <w:proofErr w:type="spellStart"/>
+            <w:r>
+              <w:rPr>
+                <w:rFonts w:ascii="標楷體" w:eastAsia="標楷體" w:hAnsi="標楷體"/>
+                <w:szCs w:val="24"/>
+              </w:rPr>
+              <w:t>option_b</w:t>
+            </w:r>
+            <w:proofErr w:type="spellEnd"/>
+          </w:p>
+        </w:tc>
+        <w:tc>
+          <w:tcPr>
+            <w:tcW w:w="1281" w:type="pct"/>
+          </w:tcPr>
+          <w:p>
+            <w:pPr>
+              <w:spacing w:line="360" w:lineRule="auto"/>
+              <w:rPr>
+                <w:rFonts w:ascii="標楷體" w:eastAsia="標楷體" w:hAnsi="標楷體"/>
+                <w:szCs w:val="24"/>
+              </w:rPr>
+            </w:pPr>
+            <w:r>
+              <w:rPr>
+                <w:rFonts w:ascii="標楷體" w:eastAsia="標楷體" w:hAnsi="標楷體"/>
+                <w:szCs w:val="24"/>
+              </w:rPr>
+              <w:t>選項B</w:t>
+            </w:r>
+          </w:p>
+        </w:tc>
+        <w:tc>
+          <w:tcPr>
+            <w:tcW w:w="855" w:type="pct"/>
+          </w:tcPr>
+          <w:p>
+            <w:pPr>
+              <w:spacing w:line="360" w:lineRule="auto"/>
+              <w:rPr>
+                <w:rFonts w:ascii="標楷體" w:eastAsia="標楷體" w:hAnsi="標楷體"/>
+                <w:szCs w:val="24"/>
+              </w:rPr>
+            </w:pPr>
+            <w:r>
+              <w:rPr>
+                <w:rFonts w:ascii="標楷體" w:eastAsia="標楷體" w:hAnsi="標楷體"/>
+                <w:szCs w:val="24"/>
+              </w:rPr>
+              <w:t>VARCHAR</w:t>
+            </w:r>
+          </w:p>
+        </w:tc>
+        <w:tc>
+          <w:tcPr>
+            <w:tcW w:w="683" w:type="pct"/>
+          </w:tcPr>
+          <w:p>
+            <w:pPr>
+              <w:spacing w:line="360" w:lineRule="auto"/>
+              <w:rPr>
+                <w:rFonts w:ascii="標楷體" w:eastAsia="標楷體" w:hAnsi="標楷體"/>
+                <w:szCs w:val="24"/>
+              </w:rPr>
+            </w:pPr>
+            <w:r>
+              <w:rPr>
+                <w:rFonts w:ascii="標楷體" w:eastAsia="標楷體" w:hAnsi="標楷體"/>
+                <w:szCs w:val="24"/>
+              </w:rPr>
+              <w:t>100</w:t>
+            </w:r>
+          </w:p>
+        </w:tc>
+        <w:tc>
+          <w:tcPr>
+            <w:tcW w:w="428" w:type="pct"/>
+          </w:tcPr>
+          <w:p>
+            <w:pPr>
+              <w:spacing w:line="360" w:lineRule="auto"/>
+              <w:rPr>
+                <w:rFonts w:ascii="標楷體" w:eastAsia="標楷體" w:hAnsi="標楷體"/>
+                <w:szCs w:val="24"/>
+              </w:rPr>
+            </w:pPr>
+          </w:p>
+        </w:tc>
+        <w:tc>
+          <w:tcPr>
+            <w:tcW w:w="389" w:type="pct"/>
+          </w:tcPr>
+          <w:p>
+            <w:pPr>
+              <w:spacing w:line="360" w:lineRule="auto"/>
+              <w:rPr>
+                <w:rFonts w:ascii="標楷體" w:eastAsia="標楷體" w:hAnsi="標楷體" w:cs="Times New Roman"/>
+                <w:szCs w:val="24"/>
+              </w:rPr>
+            </w:pPr>
+          </w:p>
+        </w:tc>
+      </w:tr>
+      <w:tr>
+        <w:tc>
+          <w:tcPr>
+            <w:tcW w:w="1365" w:type="pct"/>
+          </w:tcPr>
+          <w:p>
+            <w:pPr>
+              <w:spacing w:line="360" w:lineRule="auto"/>
+              <w:rPr>
+                <w:rFonts w:ascii="標楷體" w:eastAsia="標楷體" w:hAnsi="標楷體"/>
+                <w:szCs w:val="24"/>
+              </w:rPr>
+            </w:pPr>
+            <w:proofErr w:type="spellStart"/>
+            <w:r>
+              <w:rPr>
+                <w:rFonts w:ascii="標楷體" w:eastAsia="標楷體" w:hAnsi="標楷體"/>
+                <w:szCs w:val="24"/>
+              </w:rPr>
+              <w:t>option_c</w:t>
+            </w:r>
+            <w:proofErr w:type="spellEnd"/>
+          </w:p>
+        </w:tc>
+        <w:tc>
+          <w:tcPr>
+            <w:tcW w:w="1281" w:type="pct"/>
+          </w:tcPr>
+          <w:p>
+            <w:pPr>
+              <w:spacing w:line="360" w:lineRule="auto"/>
+              <w:rPr>
+                <w:rFonts w:ascii="標楷體" w:eastAsia="標楷體" w:hAnsi="標楷體"/>
+                <w:szCs w:val="24"/>
+              </w:rPr>
+            </w:pPr>
+            <w:r>
+              <w:rPr>
+                <w:rFonts w:ascii="標楷體" w:eastAsia="標楷體" w:hAnsi="標楷體"/>
+                <w:szCs w:val="24"/>
+              </w:rPr>
+              <w:t>選項C</w:t>
+            </w:r>
+          </w:p>
+        </w:tc>
+        <w:tc>
+          <w:tcPr>
+            <w:tcW w:w="855" w:type="pct"/>
+          </w:tcPr>
+          <w:p>
+            <w:pPr>
+              <w:spacing w:line="360" w:lineRule="auto"/>
+              <w:rPr>
+                <w:rFonts w:ascii="標楷體" w:eastAsia="標楷體" w:hAnsi="標楷體"/>
+                <w:szCs w:val="24"/>
+              </w:rPr>
+            </w:pPr>
+            <w:r>
+              <w:rPr>
+                <w:rFonts w:ascii="標楷體" w:eastAsia="標楷體" w:hAnsi="標楷體"/>
+                <w:szCs w:val="24"/>
+              </w:rPr>
+              <w:t>VARCHAR</w:t>
+            </w:r>
+          </w:p>
+        </w:tc>
+        <w:tc>
+          <w:tcPr>
+            <w:tcW w:w="683" w:type="pct"/>
+          </w:tcPr>
+          <w:p>
+            <w:pPr>
+              <w:spacing w:line="360" w:lineRule="auto"/>
+              <w:rPr>
+                <w:rFonts w:ascii="標楷體" w:eastAsia="標楷體" w:hAnsi="標楷體"/>
+                <w:szCs w:val="24"/>
+              </w:rPr>
+            </w:pPr>
+            <w:r>
+              <w:rPr>
+                <w:rFonts w:ascii="標楷體" w:eastAsia="標楷體" w:hAnsi="標楷體"/>
+                <w:szCs w:val="24"/>
+              </w:rPr>
+              <w:t>100</w:t>
+            </w:r>
+          </w:p>
+        </w:tc>
+        <w:tc>
+          <w:tcPr>
+            <w:tcW w:w="428" w:type="pct"/>
+          </w:tcPr>
+          <w:p>
+            <w:pPr>
+              <w:spacing w:line="360" w:lineRule="auto"/>
+              <w:rPr>
+                <w:rFonts w:ascii="標楷體" w:eastAsia="標楷體" w:hAnsi="標楷體"/>
+                <w:szCs w:val="24"/>
+              </w:rPr>
+            </w:pPr>
+          </w:p>
+        </w:tc>
+        <w:tc>
+          <w:tcPr>
+            <w:tcW w:w="389" w:type="pct"/>
+          </w:tcPr>
+          <w:p>
+            <w:pPr>
+              <w:spacing w:line="360" w:lineRule="auto"/>
+              <w:rPr>
+                <w:rFonts w:ascii="標楷體" w:eastAsia="標楷體" w:hAnsi="標楷體" w:cs="Times New Roman"/>
+                <w:szCs w:val="24"/>
+              </w:rPr>
+            </w:pPr>
+          </w:p>
+        </w:tc>
+      </w:tr>
+      <w:tr>
+        <w:tc>
+          <w:tcPr>
+            <w:tcW w:w="1365" w:type="pct"/>
+          </w:tcPr>
+          <w:p>
+            <w:pPr>
+              <w:spacing w:line="360" w:lineRule="auto"/>
+              <w:rPr>
+                <w:rFonts w:ascii="標楷體" w:eastAsia="標楷體" w:hAnsi="標楷體"/>
+                <w:szCs w:val="24"/>
+              </w:rPr>
+            </w:pPr>
+            <w:proofErr w:type="spellStart"/>
+            <w:r>
+              <w:rPr>
+                <w:rFonts w:ascii="標楷體" w:eastAsia="標楷體" w:hAnsi="標楷體"/>
+                <w:szCs w:val="24"/>
+              </w:rPr>
+              <w:lastRenderedPageBreak/>
+              <w:t>option_d</w:t>
+            </w:r>
+            <w:proofErr w:type="spellEnd"/>
+          </w:p>
+        </w:tc>
+        <w:tc>
+          <w:tcPr>
+            <w:tcW w:w="1281" w:type="pct"/>
+          </w:tcPr>
+          <w:p>
+            <w:pPr>
+              <w:spacing w:line="360" w:lineRule="auto"/>
+              <w:rPr>
+                <w:rFonts w:ascii="標楷體" w:eastAsia="標楷體" w:hAnsi="標楷體"/>
+                <w:szCs w:val="24"/>
+              </w:rPr>
+            </w:pPr>
+            <w:r>
+              <w:rPr>
+                <w:rFonts w:ascii="標楷體" w:eastAsia="標楷體" w:hAnsi="標楷體"/>
+                <w:szCs w:val="24"/>
+              </w:rPr>
+              <w:t>選項D</w:t>
+            </w:r>
+          </w:p>
+        </w:tc>
+        <w:tc>
+          <w:tcPr>
+            <w:tcW w:w="855" w:type="pct"/>
+          </w:tcPr>
+          <w:p>
+            <w:pPr>
+              <w:spacing w:line="360" w:lineRule="auto"/>
+              <w:rPr>
+                <w:rFonts w:ascii="標楷體" w:eastAsia="標楷體" w:hAnsi="標楷體"/>
+                <w:szCs w:val="24"/>
+              </w:rPr>
+            </w:pPr>
+            <w:r>
+              <w:rPr>
+                <w:rFonts w:ascii="標楷體" w:eastAsia="標楷體" w:hAnsi="標楷體"/>
+                <w:szCs w:val="24"/>
+              </w:rPr>
+              <w:t>VARCHAR</w:t>
+            </w:r>
+          </w:p>
+        </w:tc>
+        <w:tc>
+          <w:tcPr>
+            <w:tcW w:w="683" w:type="pct"/>
+          </w:tcPr>
+          <w:p>
+            <w:pPr>
+              <w:spacing w:line="360" w:lineRule="auto"/>
+              <w:rPr>
+                <w:rFonts w:ascii="標楷體" w:eastAsia="標楷體" w:hAnsi="標楷體"/>
+                <w:szCs w:val="24"/>
+              </w:rPr>
+            </w:pPr>
+            <w:r>
+              <w:rPr>
+                <w:rFonts w:ascii="標楷體" w:eastAsia="標楷體" w:hAnsi="標楷體"/>
+                <w:szCs w:val="24"/>
+              </w:rPr>
+              <w:t>100</w:t>
+            </w:r>
+          </w:p>
+        </w:tc>
+        <w:tc>
+          <w:tcPr>
+            <w:tcW w:w="428" w:type="pct"/>
+          </w:tcPr>
+          <w:p>
+            <w:pPr>
+              <w:spacing w:line="360" w:lineRule="auto"/>
+              <w:rPr>
+                <w:rFonts w:ascii="標楷體" w:eastAsia="標楷體" w:hAnsi="標楷體"/>
+                <w:szCs w:val="24"/>
+              </w:rPr>
+            </w:pPr>
+          </w:p>
+        </w:tc>
+        <w:tc>
+          <w:tcPr>
+            <w:tcW w:w="389" w:type="pct"/>
+          </w:tcPr>
+          <w:p>
+            <w:pPr>
+              <w:spacing w:line="360" w:lineRule="auto"/>
+              <w:rPr>
+                <w:rFonts w:ascii="標楷體" w:eastAsia="標楷體" w:hAnsi="標楷體" w:cs="Times New Roman"/>
+                <w:szCs w:val="24"/>
+              </w:rPr>
+            </w:pPr>
+          </w:p>
+        </w:tc>
+      </w:tr>
+      <w:tr>
+        <w:tc>
+          <w:tcPr>
+            <w:tcW w:w="1365" w:type="pct"/>
+          </w:tcPr>
+          <w:p>
+            <w:pPr>
+              <w:spacing w:line="360" w:lineRule="auto"/>
+              <w:rPr>
+                <w:rFonts w:ascii="標楷體" w:eastAsia="標楷體" w:hAnsi="標楷體"/>
+                <w:szCs w:val="24"/>
+              </w:rPr>
+            </w:pPr>
+            <w:proofErr w:type="spellStart"/>
+            <w:r>
+              <w:rPr>
+                <w:rFonts w:ascii="標楷體" w:eastAsia="標楷體" w:hAnsi="標楷體"/>
+                <w:szCs w:val="24"/>
+              </w:rPr>
+              <w:t>correct_answer</w:t>
+            </w:r>
+            <w:proofErr w:type="spellEnd"/>
+          </w:p>
+        </w:tc>
+        <w:tc>
+          <w:tcPr>
+            <w:tcW w:w="1281" w:type="pct"/>
+          </w:tcPr>
+          <w:p>
+            <w:pPr>
+              <w:spacing w:line="360" w:lineRule="auto"/>
+              <w:rPr>
+                <w:rFonts w:ascii="標楷體" w:eastAsia="標楷體" w:hAnsi="標楷體"/>
+                <w:szCs w:val="24"/>
+              </w:rPr>
+            </w:pPr>
+            <w:r>
+              <w:rPr>
+                <w:rFonts w:ascii="標楷體" w:eastAsia="標楷體" w:hAnsi="標楷體"/>
+                <w:szCs w:val="24"/>
+              </w:rPr>
+              <w:t>正確答案</w:t>
+            </w:r>
+          </w:p>
+        </w:tc>
+        <w:tc>
+          <w:tcPr>
+            <w:tcW w:w="855" w:type="pct"/>
+          </w:tcPr>
+          <w:p>
+            <w:pPr>
+              <w:spacing w:line="360" w:lineRule="auto"/>
+              <w:rPr>
+                <w:rFonts w:ascii="標楷體" w:eastAsia="標楷體" w:hAnsi="標楷體"/>
+                <w:szCs w:val="24"/>
+              </w:rPr>
+            </w:pPr>
+            <w:r>
+              <w:rPr>
+                <w:rFonts w:ascii="標楷體" w:eastAsia="標楷體" w:hAnsi="標楷體"/>
+                <w:szCs w:val="24"/>
+              </w:rPr>
+              <w:t>VARCHAR</w:t>
+            </w:r>
+          </w:p>
+        </w:tc>
+        <w:tc>
+          <w:tcPr>
+            <w:tcW w:w="683" w:type="pct"/>
+          </w:tcPr>
+          <w:p>
+            <w:pPr>
+              <w:spacing w:line="360" w:lineRule="auto"/>
+              <w:rPr>
+                <w:rFonts w:ascii="標楷體" w:eastAsia="標楷體" w:hAnsi="標楷體"/>
+                <w:szCs w:val="24"/>
+              </w:rPr>
+            </w:pPr>
+            <w:r>
+              <w:rPr>
+                <w:rFonts w:ascii="標楷體" w:eastAsia="標楷體" w:hAnsi="標楷體"/>
+                <w:szCs w:val="24"/>
+              </w:rPr>
+              <w:t>1</w:t>
+            </w:r>
+          </w:p>
+        </w:tc>
+        <w:tc>
+          <w:tcPr>
+            <w:tcW w:w="428" w:type="pct"/>
+          </w:tcPr>
+          <w:p>
+            <w:pPr>
+              <w:spacing w:line="360" w:lineRule="auto"/>
+              <w:rPr>
+                <w:rFonts w:ascii="標楷體" w:eastAsia="標楷體" w:hAnsi="標楷體"/>
+                <w:szCs w:val="24"/>
+              </w:rPr>
+            </w:pPr>
+          </w:p>
+        </w:tc>
+        <w:tc>
+          <w:tcPr>
+            <w:tcW w:w="389" w:type="pct"/>
           </w:tcPr>
           <w:p>
             <w:pPr>
@@ -3786,6 +7821,29 @@
       <w:szCs w:val="52"/>
     </w:rPr>
   </w:style>
+  <w:style w:type="paragraph" w:styleId="3">
+    <w:name w:val="heading 3"/>
+    <w:basedOn w:val="a"/>
+    <w:next w:val="a"/>
+    <w:link w:val="30"/>
+    <w:uiPriority w:val="9"/>
+    <w:semiHidden/>
+    <w:unhideWhenUsed/>
+    <w:qFormat/>
+    <w:rsid w:val="00920206"/>
+    <w:pPr>
+      <w:keepNext/>
+      <w:spacing w:line="720" w:lineRule="auto"/>
+      <w:outlineLvl w:val="2"/>
+    </w:pPr>
+    <w:rPr>
+      <w:rFonts w:asciiTheme="majorHAnsi" w:eastAsiaTheme="majorEastAsia" w:hAnsiTheme="majorHAnsi" w:cstheme="majorBidi"/>
+      <w:b/>
+      <w:bCs/>
+      <w:sz w:val="36"/>
+      <w:szCs w:val="36"/>
+    </w:rPr>
+  </w:style>
   <w:style w:type="character" w:default="1" w:styleId="a0">
     <w:name w:val="Default Paragraph Font"/>
     <w:uiPriority w:val="1"/>
@@ -3873,6 +7931,111 @@
       <w:kern w:val="52"/>
       <w:sz w:val="52"/>
       <w:szCs w:val="52"/>
+    </w:rPr>
+  </w:style>
+  <w:style w:type="character" w:customStyle="1" w:styleId="30">
+    <w:name w:val="標題 3 字元"/>
+    <w:basedOn w:val="a0"/>
+    <w:link w:val="3"/>
+    <w:uiPriority w:val="9"/>
+    <w:semiHidden/>
+    <w:rsid w:val="00920206"/>
+    <w:rPr>
+      <w:rFonts w:asciiTheme="majorHAnsi" w:eastAsiaTheme="majorEastAsia" w:hAnsiTheme="majorHAnsi" w:cstheme="majorBidi"/>
+      <w:b/>
+      <w:bCs/>
+      <w:sz w:val="36"/>
+      <w:szCs w:val="36"/>
+    </w:rPr>
+  </w:style>
+  <w:style w:type="paragraph" w:styleId="a6">
+    <w:name w:val="TOC Heading"/>
+    <w:basedOn w:val="1"/>
+    <w:next w:val="a"/>
+    <w:uiPriority w:val="39"/>
+    <w:unhideWhenUsed/>
+    <w:qFormat/>
+    <w:rsid w:val="004C0AC3"/>
+    <w:pPr>
+      <w:keepLines/>
+      <w:widowControl/>
+      <w:spacing w:before="240" w:after="0" w:line="259" w:lineRule="auto"/>
+      <w:outlineLvl w:val="9"/>
+    </w:pPr>
+    <w:rPr>
+      <w:b w:val="0"/>
+      <w:bCs w:val="0"/>
+      <w:color w:val="2F5496" w:themeColor="accent1" w:themeShade="BF"/>
+      <w:kern w:val="0"/>
+      <w:sz w:val="32"/>
+      <w:szCs w:val="32"/>
+    </w:rPr>
+  </w:style>
+  <w:style w:type="paragraph" w:styleId="2">
+    <w:name w:val="toc 2"/>
+    <w:basedOn w:val="a"/>
+    <w:next w:val="a"/>
+    <w:autoRedefine/>
+    <w:uiPriority w:val="39"/>
+    <w:unhideWhenUsed/>
+    <w:rsid w:val="004C0AC3"/>
+    <w:pPr>
+      <w:widowControl/>
+      <w:spacing w:after="100" w:line="259" w:lineRule="auto"/>
+      <w:ind w:left="220"/>
+    </w:pPr>
+    <w:rPr>
+      <w:rFonts w:cs="Times New Roman"/>
+      <w:kern w:val="0"/>
+      <w:sz w:val="22"/>
+    </w:rPr>
+  </w:style>
+  <w:style w:type="paragraph" w:styleId="11">
+    <w:name w:val="toc 1"/>
+    <w:basedOn w:val="a"/>
+    <w:next w:val="a"/>
+    <w:autoRedefine/>
+    <w:uiPriority w:val="39"/>
+    <w:unhideWhenUsed/>
+    <w:rsid w:val="004C0AC3"/>
+    <w:pPr>
+      <w:widowControl/>
+      <w:spacing w:after="100" w:line="259" w:lineRule="auto"/>
+    </w:pPr>
+    <w:rPr>
+      <w:rFonts w:cs="Times New Roman"/>
+      <w:kern w:val="0"/>
+      <w:sz w:val="22"/>
+    </w:rPr>
+  </w:style>
+  <w:style w:type="paragraph" w:styleId="31">
+    <w:name w:val="toc 3"/>
+    <w:basedOn w:val="a"/>
+    <w:next w:val="a"/>
+    <w:autoRedefine/>
+    <w:uiPriority w:val="39"/>
+    <w:unhideWhenUsed/>
+    <w:rsid w:val="004C0AC3"/>
+    <w:pPr>
+      <w:widowControl/>
+      <w:spacing w:after="100" w:line="259" w:lineRule="auto"/>
+      <w:ind w:left="440"/>
+    </w:pPr>
+    <w:rPr>
+      <w:rFonts w:cs="Times New Roman"/>
+      <w:kern w:val="0"/>
+      <w:sz w:val="22"/>
+    </w:rPr>
+  </w:style>
+  <w:style w:type="character" w:styleId="a7">
+    <w:name w:val="Hyperlink"/>
+    <w:basedOn w:val="a0"/>
+    <w:uiPriority w:val="99"/>
+    <w:unhideWhenUsed/>
+    <w:rsid w:val="004C0AC3"/>
+    <w:rPr>
+      <w:color w:val="0563C1" w:themeColor="hyperlink"/>
+      <w:u w:val="single"/>
     </w:rPr>
   </w:style>
 </w:styles>
@@ -4171,4 +8334,16 @@
     </a:ext>
   </a:extLst>
 </a:theme>
+</file>
+
+<file path=customXml/item1.xml><?xml version="1.0" encoding="utf-8"?>
+<b:Sources xmlns:b="http://schemas.openxmlformats.org/officeDocument/2006/bibliography" xmlns="http://schemas.openxmlformats.org/officeDocument/2006/bibliography" SelectedStyle="\APASixthEditionOfficeOnline.xsl" StyleName="APA" Version="6"/>
+</file>
+
+<file path=customXml/itemProps1.xml><?xml version="1.0" encoding="utf-8"?>
+<ds:datastoreItem xmlns:ds="http://schemas.openxmlformats.org/officeDocument/2006/customXml" ds:itemID="{EA64DA43-EF5E-4E4B-898B-753A1E9F0F79}">
+  <ds:schemaRefs>
+    <ds:schemaRef ds:uri="http://schemas.openxmlformats.org/officeDocument/2006/bibliography"/>
+  </ds:schemaRefs>
+</ds:datastoreItem>
 </file>
--- a/系統文件/8-2 表格及其 Meta data - 修正版.docx
+++ b/系統文件/8-2 表格及其 Meta data - 修正版.docx
@@ -7369,6 +7369,3645 @@
         <w:tc>
           <w:tcPr>
             <w:tcW w:w="389" w:type="pct"/>
+          </w:tcPr>
+          <w:p>
+            <w:pPr>
+              <w:spacing w:line="360" w:lineRule="auto"/>
+              <w:rPr>
+                <w:rFonts w:ascii="標楷體" w:eastAsia="標楷體" w:hAnsi="標楷體" w:cs="Times New Roman"/>
+                <w:szCs w:val="24"/>
+              </w:rPr>
+            </w:pPr>
+          </w:p>
+        </w:tc>
+      </w:tr>
+    </w:tbl>
+    <w:p/>
+    <w:p>
+      <w:pPr>
+        <w:pStyle w:val="a4"/>
+        <w:rPr>
+          <w:sz w:val="24"/>
+        </w:rPr>
+      </w:pPr>
+      <w:r>
+        <w:rPr>
+          <w:sz w:val="24"/>
+        </w:rPr>
+        <w:t xml:space="preserve">表 </w:t>
+      </w:r>
+      <w:r>
+        <w:rPr>
+          <w:sz w:val="24"/>
+        </w:rPr>
+        <w:t>8-2-</w:t>
+      </w:r>
+      <w:r>
+        <w:rPr>
+          <w:sz w:val="24"/>
+        </w:rPr>
+        <w:t>6</w:t>
+      </w:r>
+      <w:r>
+        <w:rPr>
+          <w:sz w:val="24"/>
+        </w:rPr>
+        <w:t xml:space="preserve"> T0</w:t>
+      </w:r>
+      <w:r>
+        <w:rPr>
+          <w:sz w:val="24"/>
+        </w:rPr>
+        <w:t>6</w:t>
+      </w:r>
+      <w:r>
+        <w:rPr>
+          <w:sz w:val="24"/>
+        </w:rPr>
+        <w:t xml:space="preserve"> </w:t>
+      </w:r>
+      <w:r>
+        <w:rPr>
+          <w:rFonts w:hint="eastAsia"/>
+          <w:sz w:val="24"/>
+        </w:rPr>
+        <w:t>使用者照片事件</w:t>
+      </w:r>
+      <w:r>
+        <w:rPr>
+          <w:rFonts w:hint="eastAsia"/>
+          <w:sz w:val="24"/>
+        </w:rPr>
+        <w:t>資料</w:t>
+      </w:r>
+      <w:r>
+        <w:rPr>
+          <w:rFonts w:hint="eastAsia"/>
+          <w:sz w:val="24"/>
+        </w:rPr>
+        <w:t>表</w:t>
+      </w:r>
+    </w:p>
+    <w:tbl>
+      <w:tblPr>
+        <w:tblStyle w:val="a3"/>
+        <w:tblW w:w="5000" w:type="pct"/>
+        <w:tblLook w:val="04A0" w:firstRow="1" w:lastRow="0" w:firstColumn="1" w:lastColumn="0" w:noHBand="0" w:noVBand="1"/>
+      </w:tblPr>
+      <w:tblGrid>
+        <w:gridCol w:w="2614"/>
+        <w:gridCol w:w="1653"/>
+        <w:gridCol w:w="1212"/>
+        <w:gridCol w:w="1027"/>
+        <w:gridCol w:w="614"/>
+        <w:gridCol w:w="1176"/>
+      </w:tblGrid>
+      <w:tr>
+        <w:tc>
+          <w:tcPr>
+            <w:tcW w:w="5000" w:type="pct"/>
+            <w:gridSpan w:val="6"/>
+          </w:tcPr>
+          <w:p>
+            <w:pPr>
+              <w:spacing w:line="360" w:lineRule="auto"/>
+              <w:jc w:val="center"/>
+              <w:rPr>
+                <w:rFonts w:ascii="標楷體" w:eastAsia="標楷體" w:hAnsi="標楷體"/>
+                <w:szCs w:val="24"/>
+              </w:rPr>
+            </w:pPr>
+            <w:r>
+              <w:rPr>
+                <w:rFonts w:ascii="標楷體" w:eastAsia="標楷體" w:hAnsi="標楷體" w:hint="eastAsia"/>
+                <w:szCs w:val="24"/>
+              </w:rPr>
+              <w:t>T0</w:t>
+            </w:r>
+            <w:r>
+              <w:rPr>
+                <w:rFonts w:ascii="標楷體" w:eastAsia="標楷體" w:hAnsi="標楷體"/>
+                <w:szCs w:val="24"/>
+              </w:rPr>
+              <w:t>6</w:t>
+            </w:r>
+            <w:r>
+              <w:rPr>
+                <w:rFonts w:ascii="標楷體" w:eastAsia="標楷體" w:hAnsi="標楷體" w:hint="eastAsia"/>
+                <w:szCs w:val="24"/>
+              </w:rPr>
+              <w:t xml:space="preserve"> </w:t>
+            </w:r>
+            <w:proofErr w:type="spellStart"/>
+            <w:r>
+              <w:t>user_photo</w:t>
+            </w:r>
+            <w:proofErr w:type="spellEnd"/>
+            <w:proofErr w:type="gramStart"/>
+            <w:r>
+              <w:rPr>
+                <w:rFonts w:ascii="標楷體" w:eastAsia="標楷體" w:hAnsi="標楷體" w:hint="eastAsia"/>
+                <w:szCs w:val="24"/>
+              </w:rPr>
+              <w:t>（</w:t>
+            </w:r>
+            <w:proofErr w:type="gramEnd"/>
+            <w:r>
+              <w:rPr>
+                <w:rFonts w:ascii="標楷體" w:eastAsia="標楷體" w:hAnsi="標楷體" w:hint="eastAsia"/>
+                <w:szCs w:val="24"/>
+              </w:rPr>
+              <w:t>使用者照片事件</w:t>
+            </w:r>
+            <w:r>
+              <w:rPr>
+                <w:rFonts w:ascii="標楷體" w:eastAsia="標楷體" w:hAnsi="標楷體" w:hint="eastAsia"/>
+                <w:szCs w:val="24"/>
+              </w:rPr>
+              <w:t>)</w:t>
+            </w:r>
+          </w:p>
+        </w:tc>
+      </w:tr>
+      <w:tr>
+        <w:tc>
+          <w:tcPr>
+            <w:tcW w:w="1577" w:type="pct"/>
+            <w:vAlign w:val="center"/>
+            <w:hideMark/>
+          </w:tcPr>
+          <w:p>
+            <w:pPr>
+              <w:spacing w:line="360" w:lineRule="auto"/>
+              <w:jc w:val="center"/>
+              <w:rPr>
+                <w:rFonts w:ascii="標楷體" w:eastAsia="標楷體" w:hAnsi="標楷體"/>
+                <w:szCs w:val="24"/>
+              </w:rPr>
+            </w:pPr>
+            <w:r>
+              <w:rPr>
+                <w:rFonts w:ascii="標楷體" w:eastAsia="標楷體" w:hAnsi="標楷體" w:hint="eastAsia"/>
+                <w:szCs w:val="24"/>
+              </w:rPr>
+              <w:t>欄位</w:t>
+            </w:r>
+            <w:r>
+              <w:rPr>
+                <w:rFonts w:ascii="標楷體" w:eastAsia="標楷體" w:hAnsi="標楷體"/>
+                <w:szCs w:val="24"/>
+              </w:rPr>
+              <w:t>名稱</w:t>
+            </w:r>
+          </w:p>
+        </w:tc>
+        <w:tc>
+          <w:tcPr>
+            <w:tcW w:w="998" w:type="pct"/>
+            <w:vAlign w:val="center"/>
+            <w:hideMark/>
+          </w:tcPr>
+          <w:p>
+            <w:pPr>
+              <w:spacing w:line="360" w:lineRule="auto"/>
+              <w:jc w:val="center"/>
+              <w:rPr>
+                <w:rFonts w:ascii="標楷體" w:eastAsia="標楷體" w:hAnsi="標楷體"/>
+                <w:szCs w:val="24"/>
+              </w:rPr>
+            </w:pPr>
+            <w:r>
+              <w:rPr>
+                <w:rFonts w:ascii="標楷體" w:eastAsia="標楷體" w:hAnsi="標楷體"/>
+                <w:szCs w:val="24"/>
+              </w:rPr>
+              <w:t>中文名稱</w:t>
+            </w:r>
+          </w:p>
+        </w:tc>
+        <w:tc>
+          <w:tcPr>
+            <w:tcW w:w="732" w:type="pct"/>
+            <w:vAlign w:val="center"/>
+            <w:hideMark/>
+          </w:tcPr>
+          <w:p>
+            <w:pPr>
+              <w:spacing w:line="360" w:lineRule="auto"/>
+              <w:jc w:val="center"/>
+              <w:rPr>
+                <w:rFonts w:ascii="標楷體" w:eastAsia="標楷體" w:hAnsi="標楷體"/>
+                <w:szCs w:val="24"/>
+              </w:rPr>
+            </w:pPr>
+            <w:r>
+              <w:rPr>
+                <w:rFonts w:ascii="標楷體" w:eastAsia="標楷體" w:hAnsi="標楷體"/>
+                <w:szCs w:val="24"/>
+              </w:rPr>
+              <w:t>資料型態</w:t>
+            </w:r>
+          </w:p>
+        </w:tc>
+        <w:tc>
+          <w:tcPr>
+            <w:tcW w:w="621" w:type="pct"/>
+            <w:vAlign w:val="center"/>
+            <w:hideMark/>
+          </w:tcPr>
+          <w:p>
+            <w:pPr>
+              <w:spacing w:line="360" w:lineRule="auto"/>
+              <w:jc w:val="center"/>
+              <w:rPr>
+                <w:rFonts w:ascii="標楷體" w:eastAsia="標楷體" w:hAnsi="標楷體"/>
+                <w:szCs w:val="24"/>
+              </w:rPr>
+            </w:pPr>
+            <w:r>
+              <w:rPr>
+                <w:rFonts w:ascii="標楷體" w:eastAsia="標楷體" w:hAnsi="標楷體"/>
+                <w:szCs w:val="24"/>
+              </w:rPr>
+              <w:t>資料長度</w:t>
+            </w:r>
+          </w:p>
+        </w:tc>
+        <w:tc>
+          <w:tcPr>
+            <w:tcW w:w="371" w:type="pct"/>
+            <w:vAlign w:val="center"/>
+            <w:hideMark/>
+          </w:tcPr>
+          <w:p>
+            <w:pPr>
+              <w:spacing w:line="360" w:lineRule="auto"/>
+              <w:jc w:val="center"/>
+              <w:rPr>
+                <w:rFonts w:ascii="標楷體" w:eastAsia="標楷體" w:hAnsi="標楷體"/>
+                <w:szCs w:val="24"/>
+              </w:rPr>
+            </w:pPr>
+            <w:r>
+              <w:rPr>
+                <w:rFonts w:ascii="標楷體" w:eastAsia="標楷體" w:hAnsi="標楷體"/>
+                <w:szCs w:val="24"/>
+              </w:rPr>
+              <w:t>主鍵</w:t>
+            </w:r>
+          </w:p>
+        </w:tc>
+        <w:tc>
+          <w:tcPr>
+            <w:tcW w:w="701" w:type="pct"/>
+            <w:vAlign w:val="center"/>
+            <w:hideMark/>
+          </w:tcPr>
+          <w:p>
+            <w:pPr>
+              <w:spacing w:line="360" w:lineRule="auto"/>
+              <w:jc w:val="center"/>
+              <w:rPr>
+                <w:rFonts w:ascii="標楷體" w:eastAsia="標楷體" w:hAnsi="標楷體"/>
+                <w:szCs w:val="24"/>
+              </w:rPr>
+            </w:pPr>
+            <w:proofErr w:type="gramStart"/>
+            <w:r>
+              <w:rPr>
+                <w:rFonts w:ascii="標楷體" w:eastAsia="標楷體" w:hAnsi="標楷體"/>
+                <w:szCs w:val="24"/>
+              </w:rPr>
+              <w:t>外鍵</w:t>
+            </w:r>
+            <w:proofErr w:type="gramEnd"/>
+          </w:p>
+        </w:tc>
+      </w:tr>
+      <w:tr>
+        <w:tc>
+          <w:tcPr>
+            <w:tcW w:w="1577" w:type="pct"/>
+            <w:hideMark/>
+          </w:tcPr>
+          <w:p>
+            <w:pPr>
+              <w:spacing w:line="360" w:lineRule="auto"/>
+              <w:rPr>
+                <w:rFonts w:ascii="標楷體" w:eastAsia="標楷體" w:hAnsi="標楷體" w:cs="新細明體"/>
+                <w:szCs w:val="24"/>
+              </w:rPr>
+            </w:pPr>
+            <w:r>
+              <w:rPr>
+                <w:rFonts w:ascii="標楷體" w:eastAsia="標楷體" w:hAnsi="標楷體" w:hint="eastAsia"/>
+              </w:rPr>
+              <w:t>id</w:t>
+            </w:r>
+          </w:p>
+        </w:tc>
+        <w:tc>
+          <w:tcPr>
+            <w:tcW w:w="998" w:type="pct"/>
+            <w:hideMark/>
+          </w:tcPr>
+          <w:p>
+            <w:pPr>
+              <w:spacing w:line="360" w:lineRule="auto"/>
+              <w:rPr>
+                <w:rFonts w:ascii="標楷體" w:eastAsia="標楷體" w:hAnsi="標楷體"/>
+                <w:szCs w:val="24"/>
+              </w:rPr>
+            </w:pPr>
+            <w:r>
+              <w:rPr>
+                <w:rFonts w:ascii="標楷體" w:eastAsia="標楷體" w:hAnsi="標楷體" w:hint="eastAsia"/>
+              </w:rPr>
+              <w:t>照片紀錄ID</w:t>
+            </w:r>
+          </w:p>
+        </w:tc>
+        <w:tc>
+          <w:tcPr>
+            <w:tcW w:w="732" w:type="pct"/>
+            <w:hideMark/>
+          </w:tcPr>
+          <w:p>
+            <w:pPr>
+              <w:spacing w:line="360" w:lineRule="auto"/>
+              <w:rPr>
+                <w:rFonts w:ascii="標楷體" w:eastAsia="標楷體" w:hAnsi="標楷體"/>
+                <w:szCs w:val="24"/>
+              </w:rPr>
+            </w:pPr>
+            <w:r>
+              <w:rPr>
+                <w:rFonts w:ascii="標楷體" w:eastAsia="標楷體" w:hAnsi="標楷體" w:hint="eastAsia"/>
+              </w:rPr>
+              <w:t>INT</w:t>
+            </w:r>
+          </w:p>
+        </w:tc>
+        <w:tc>
+          <w:tcPr>
+            <w:tcW w:w="621" w:type="pct"/>
+            <w:hideMark/>
+          </w:tcPr>
+          <w:p>
+            <w:pPr>
+              <w:spacing w:line="360" w:lineRule="auto"/>
+              <w:rPr>
+                <w:rFonts w:ascii="標楷體" w:eastAsia="標楷體" w:hAnsi="標楷體"/>
+                <w:szCs w:val="24"/>
+              </w:rPr>
+            </w:pPr>
+            <w:r>
+              <w:rPr>
+                <w:rFonts w:ascii="標楷體" w:eastAsia="標楷體" w:hAnsi="標楷體" w:hint="eastAsia"/>
+              </w:rPr>
+              <w:t xml:space="preserve">4 </w:t>
+            </w:r>
+            <w:proofErr w:type="gramStart"/>
+            <w:r>
+              <w:rPr>
+                <w:rFonts w:ascii="標楷體" w:eastAsia="標楷體" w:hAnsi="標楷體" w:hint="eastAsia"/>
+              </w:rPr>
+              <w:t>byte</w:t>
+            </w:r>
+            <w:proofErr w:type="gramEnd"/>
+          </w:p>
+        </w:tc>
+        <w:tc>
+          <w:tcPr>
+            <w:tcW w:w="371" w:type="pct"/>
+            <w:hideMark/>
+          </w:tcPr>
+          <w:p>
+            <w:pPr>
+              <w:spacing w:line="360" w:lineRule="auto"/>
+              <w:rPr>
+                <w:rFonts w:ascii="標楷體" w:eastAsia="標楷體" w:hAnsi="標楷體"/>
+                <w:szCs w:val="24"/>
+              </w:rPr>
+            </w:pPr>
+            <w:r>
+              <w:rPr>
+                <w:rFonts w:ascii="標楷體" w:eastAsia="標楷體" w:hAnsi="標楷體" w:hint="eastAsia"/>
+              </w:rPr>
+              <w:t>●</w:t>
+            </w:r>
+          </w:p>
+        </w:tc>
+        <w:tc>
+          <w:tcPr>
+            <w:tcW w:w="701" w:type="pct"/>
+            <w:hideMark/>
+          </w:tcPr>
+          <w:p>
+            <w:pPr>
+              <w:spacing w:line="360" w:lineRule="auto"/>
+              <w:rPr>
+                <w:rFonts w:ascii="標楷體" w:eastAsia="標楷體" w:hAnsi="標楷體" w:cs="Times New Roman"/>
+                <w:szCs w:val="24"/>
+              </w:rPr>
+            </w:pPr>
+          </w:p>
+        </w:tc>
+      </w:tr>
+      <w:tr>
+        <w:tc>
+          <w:tcPr>
+            <w:tcW w:w="1577" w:type="pct"/>
+            <w:hideMark/>
+          </w:tcPr>
+          <w:p>
+            <w:pPr>
+              <w:spacing w:line="360" w:lineRule="auto"/>
+              <w:rPr>
+                <w:rFonts w:ascii="標楷體" w:eastAsia="標楷體" w:hAnsi="標楷體" w:cs="新細明體"/>
+                <w:szCs w:val="24"/>
+              </w:rPr>
+            </w:pPr>
+            <w:proofErr w:type="spellStart"/>
+            <w:r>
+              <w:rPr>
+                <w:rFonts w:ascii="標楷體" w:eastAsia="標楷體" w:hAnsi="標楷體" w:hint="eastAsia"/>
+              </w:rPr>
+              <w:t>user_id</w:t>
+            </w:r>
+            <w:proofErr w:type="spellEnd"/>
+          </w:p>
+        </w:tc>
+        <w:tc>
+          <w:tcPr>
+            <w:tcW w:w="998" w:type="pct"/>
+            <w:hideMark/>
+          </w:tcPr>
+          <w:p>
+            <w:pPr>
+              <w:spacing w:line="360" w:lineRule="auto"/>
+              <w:rPr>
+                <w:rFonts w:ascii="標楷體" w:eastAsia="標楷體" w:hAnsi="標楷體"/>
+                <w:szCs w:val="24"/>
+              </w:rPr>
+            </w:pPr>
+            <w:r>
+              <w:rPr>
+                <w:rFonts w:ascii="標楷體" w:eastAsia="標楷體" w:hAnsi="標楷體" w:hint="eastAsia"/>
+              </w:rPr>
+              <w:t>使用者ID</w:t>
+            </w:r>
+          </w:p>
+        </w:tc>
+        <w:tc>
+          <w:tcPr>
+            <w:tcW w:w="732" w:type="pct"/>
+            <w:hideMark/>
+          </w:tcPr>
+          <w:p>
+            <w:pPr>
+              <w:spacing w:line="360" w:lineRule="auto"/>
+              <w:rPr>
+                <w:rFonts w:ascii="標楷體" w:eastAsia="標楷體" w:hAnsi="標楷體"/>
+                <w:szCs w:val="24"/>
+              </w:rPr>
+            </w:pPr>
+            <w:r>
+              <w:rPr>
+                <w:rFonts w:ascii="標楷體" w:eastAsia="標楷體" w:hAnsi="標楷體" w:hint="eastAsia"/>
+              </w:rPr>
+              <w:t>INT</w:t>
+            </w:r>
+          </w:p>
+        </w:tc>
+        <w:tc>
+          <w:tcPr>
+            <w:tcW w:w="621" w:type="pct"/>
+            <w:hideMark/>
+          </w:tcPr>
+          <w:p>
+            <w:pPr>
+              <w:spacing w:line="360" w:lineRule="auto"/>
+              <w:rPr>
+                <w:rFonts w:ascii="標楷體" w:eastAsia="標楷體" w:hAnsi="標楷體"/>
+                <w:szCs w:val="24"/>
+              </w:rPr>
+            </w:pPr>
+            <w:r>
+              <w:rPr>
+                <w:rFonts w:ascii="標楷體" w:eastAsia="標楷體" w:hAnsi="標楷體" w:hint="eastAsia"/>
+              </w:rPr>
+              <w:t xml:space="preserve">4 </w:t>
+            </w:r>
+            <w:proofErr w:type="gramStart"/>
+            <w:r>
+              <w:rPr>
+                <w:rFonts w:ascii="標楷體" w:eastAsia="標楷體" w:hAnsi="標楷體" w:hint="eastAsia"/>
+              </w:rPr>
+              <w:t>byte</w:t>
+            </w:r>
+            <w:proofErr w:type="gramEnd"/>
+          </w:p>
+        </w:tc>
+        <w:tc>
+          <w:tcPr>
+            <w:tcW w:w="371" w:type="pct"/>
+            <w:hideMark/>
+          </w:tcPr>
+          <w:p>
+            <w:pPr>
+              <w:spacing w:line="360" w:lineRule="auto"/>
+              <w:rPr>
+                <w:rFonts w:ascii="標楷體" w:eastAsia="標楷體" w:hAnsi="標楷體"/>
+                <w:szCs w:val="24"/>
+              </w:rPr>
+            </w:pPr>
+          </w:p>
+        </w:tc>
+        <w:tc>
+          <w:tcPr>
+            <w:tcW w:w="701" w:type="pct"/>
+            <w:hideMark/>
+          </w:tcPr>
+          <w:p>
+            <w:pPr>
+              <w:spacing w:line="360" w:lineRule="auto"/>
+              <w:rPr>
+                <w:rFonts w:ascii="標楷體" w:eastAsia="標楷體" w:hAnsi="標楷體" w:cs="Times New Roman"/>
+                <w:szCs w:val="24"/>
+              </w:rPr>
+            </w:pPr>
+            <w:r>
+              <w:rPr>
+                <w:rFonts w:ascii="標楷體" w:eastAsia="標楷體" w:hAnsi="標楷體" w:hint="eastAsia"/>
+              </w:rPr>
+              <w:t>user.id</w:t>
+            </w:r>
+          </w:p>
+        </w:tc>
+      </w:tr>
+      <w:tr>
+        <w:tc>
+          <w:tcPr>
+            <w:tcW w:w="1577" w:type="pct"/>
+            <w:hideMark/>
+          </w:tcPr>
+          <w:p>
+            <w:pPr>
+              <w:spacing w:line="360" w:lineRule="auto"/>
+              <w:rPr>
+                <w:rFonts w:ascii="標楷體" w:eastAsia="標楷體" w:hAnsi="標楷體" w:cs="新細明體"/>
+                <w:szCs w:val="24"/>
+              </w:rPr>
+            </w:pPr>
+            <w:proofErr w:type="spellStart"/>
+            <w:r>
+              <w:rPr>
+                <w:rFonts w:ascii="標楷體" w:eastAsia="標楷體" w:hAnsi="標楷體" w:hint="eastAsia"/>
+              </w:rPr>
+              <w:t>scene_id</w:t>
+            </w:r>
+            <w:proofErr w:type="spellEnd"/>
+          </w:p>
+        </w:tc>
+        <w:tc>
+          <w:tcPr>
+            <w:tcW w:w="998" w:type="pct"/>
+            <w:hideMark/>
+          </w:tcPr>
+          <w:p>
+            <w:pPr>
+              <w:spacing w:line="360" w:lineRule="auto"/>
+              <w:rPr>
+                <w:rFonts w:ascii="標楷體" w:eastAsia="標楷體" w:hAnsi="標楷體"/>
+                <w:szCs w:val="24"/>
+              </w:rPr>
+            </w:pPr>
+            <w:r>
+              <w:rPr>
+                <w:rFonts w:ascii="標楷體" w:eastAsia="標楷體" w:hAnsi="標楷體" w:hint="eastAsia"/>
+              </w:rPr>
+              <w:t>場景ID</w:t>
+            </w:r>
+          </w:p>
+        </w:tc>
+        <w:tc>
+          <w:tcPr>
+            <w:tcW w:w="732" w:type="pct"/>
+            <w:hideMark/>
+          </w:tcPr>
+          <w:p>
+            <w:pPr>
+              <w:spacing w:line="360" w:lineRule="auto"/>
+              <w:rPr>
+                <w:rFonts w:ascii="標楷體" w:eastAsia="標楷體" w:hAnsi="標楷體"/>
+                <w:szCs w:val="24"/>
+              </w:rPr>
+            </w:pPr>
+            <w:r>
+              <w:rPr>
+                <w:rFonts w:ascii="標楷體" w:eastAsia="標楷體" w:hAnsi="標楷體" w:hint="eastAsia"/>
+              </w:rPr>
+              <w:t>INT</w:t>
+            </w:r>
+          </w:p>
+        </w:tc>
+        <w:tc>
+          <w:tcPr>
+            <w:tcW w:w="621" w:type="pct"/>
+            <w:hideMark/>
+          </w:tcPr>
+          <w:p>
+            <w:pPr>
+              <w:spacing w:line="360" w:lineRule="auto"/>
+              <w:rPr>
+                <w:rFonts w:ascii="標楷體" w:eastAsia="標楷體" w:hAnsi="標楷體"/>
+                <w:szCs w:val="24"/>
+              </w:rPr>
+            </w:pPr>
+            <w:r>
+              <w:rPr>
+                <w:rFonts w:ascii="標楷體" w:eastAsia="標楷體" w:hAnsi="標楷體" w:hint="eastAsia"/>
+              </w:rPr>
+              <w:t xml:space="preserve">4 </w:t>
+            </w:r>
+            <w:proofErr w:type="gramStart"/>
+            <w:r>
+              <w:rPr>
+                <w:rFonts w:ascii="標楷體" w:eastAsia="標楷體" w:hAnsi="標楷體" w:hint="eastAsia"/>
+              </w:rPr>
+              <w:t>byte</w:t>
+            </w:r>
+            <w:proofErr w:type="gramEnd"/>
+          </w:p>
+        </w:tc>
+        <w:tc>
+          <w:tcPr>
+            <w:tcW w:w="371" w:type="pct"/>
+            <w:hideMark/>
+          </w:tcPr>
+          <w:p>
+            <w:pPr>
+              <w:spacing w:line="360" w:lineRule="auto"/>
+              <w:rPr>
+                <w:rFonts w:ascii="標楷體" w:eastAsia="標楷體" w:hAnsi="標楷體"/>
+                <w:szCs w:val="24"/>
+              </w:rPr>
+            </w:pPr>
+          </w:p>
+        </w:tc>
+        <w:tc>
+          <w:tcPr>
+            <w:tcW w:w="701" w:type="pct"/>
+            <w:hideMark/>
+          </w:tcPr>
+          <w:p>
+            <w:pPr>
+              <w:spacing w:line="360" w:lineRule="auto"/>
+              <w:rPr>
+                <w:rFonts w:ascii="標楷體" w:eastAsia="標楷體" w:hAnsi="標楷體" w:cs="Times New Roman"/>
+                <w:szCs w:val="24"/>
+              </w:rPr>
+            </w:pPr>
+            <w:r>
+              <w:rPr>
+                <w:rFonts w:ascii="標楷體" w:eastAsia="標楷體" w:hAnsi="標楷體" w:hint="eastAsia"/>
+              </w:rPr>
+              <w:t>scene.id</w:t>
+            </w:r>
+          </w:p>
+        </w:tc>
+      </w:tr>
+      <w:tr>
+        <w:tc>
+          <w:tcPr>
+            <w:tcW w:w="1577" w:type="pct"/>
+            <w:hideMark/>
+          </w:tcPr>
+          <w:p>
+            <w:pPr>
+              <w:spacing w:line="360" w:lineRule="auto"/>
+              <w:rPr>
+                <w:rFonts w:ascii="標楷體" w:eastAsia="標楷體" w:hAnsi="標楷體" w:cs="新細明體"/>
+                <w:szCs w:val="24"/>
+              </w:rPr>
+            </w:pPr>
+            <w:proofErr w:type="spellStart"/>
+            <w:r>
+              <w:rPr>
+                <w:rFonts w:ascii="標楷體" w:eastAsia="標楷體" w:hAnsi="標楷體" w:hint="eastAsia"/>
+              </w:rPr>
+              <w:t>image_path</w:t>
+            </w:r>
+            <w:proofErr w:type="spellEnd"/>
+          </w:p>
+        </w:tc>
+        <w:tc>
+          <w:tcPr>
+            <w:tcW w:w="998" w:type="pct"/>
+            <w:hideMark/>
+          </w:tcPr>
+          <w:p>
+            <w:pPr>
+              <w:spacing w:line="360" w:lineRule="auto"/>
+              <w:rPr>
+                <w:rFonts w:ascii="標楷體" w:eastAsia="標楷體" w:hAnsi="標楷體"/>
+                <w:szCs w:val="24"/>
+              </w:rPr>
+            </w:pPr>
+            <w:r>
+              <w:rPr>
+                <w:rFonts w:ascii="標楷體" w:eastAsia="標楷體" w:hAnsi="標楷體" w:hint="eastAsia"/>
+              </w:rPr>
+              <w:t>照片路徑</w:t>
+            </w:r>
+          </w:p>
+        </w:tc>
+        <w:tc>
+          <w:tcPr>
+            <w:tcW w:w="732" w:type="pct"/>
+            <w:hideMark/>
+          </w:tcPr>
+          <w:p>
+            <w:pPr>
+              <w:spacing w:line="360" w:lineRule="auto"/>
+              <w:rPr>
+                <w:rFonts w:ascii="標楷體" w:eastAsia="標楷體" w:hAnsi="標楷體"/>
+                <w:szCs w:val="24"/>
+              </w:rPr>
+            </w:pPr>
+            <w:r>
+              <w:rPr>
+                <w:rFonts w:ascii="標楷體" w:eastAsia="標楷體" w:hAnsi="標楷體" w:hint="eastAsia"/>
+              </w:rPr>
+              <w:t>VARCHAR</w:t>
+            </w:r>
+          </w:p>
+        </w:tc>
+        <w:tc>
+          <w:tcPr>
+            <w:tcW w:w="621" w:type="pct"/>
+            <w:hideMark/>
+          </w:tcPr>
+          <w:p>
+            <w:pPr>
+              <w:spacing w:line="360" w:lineRule="auto"/>
+              <w:rPr>
+                <w:rFonts w:ascii="標楷體" w:eastAsia="標楷體" w:hAnsi="標楷體"/>
+                <w:szCs w:val="24"/>
+              </w:rPr>
+            </w:pPr>
+            <w:r>
+              <w:rPr>
+                <w:rFonts w:ascii="標楷體" w:eastAsia="標楷體" w:hAnsi="標楷體" w:hint="eastAsia"/>
+              </w:rPr>
+              <w:t>255</w:t>
+            </w:r>
+          </w:p>
+        </w:tc>
+        <w:tc>
+          <w:tcPr>
+            <w:tcW w:w="371" w:type="pct"/>
+            <w:hideMark/>
+          </w:tcPr>
+          <w:p>
+            <w:pPr>
+              <w:spacing w:line="360" w:lineRule="auto"/>
+              <w:rPr>
+                <w:rFonts w:ascii="標楷體" w:eastAsia="標楷體" w:hAnsi="標楷體"/>
+                <w:szCs w:val="24"/>
+              </w:rPr>
+            </w:pPr>
+          </w:p>
+        </w:tc>
+        <w:tc>
+          <w:tcPr>
+            <w:tcW w:w="701" w:type="pct"/>
+            <w:hideMark/>
+          </w:tcPr>
+          <w:p>
+            <w:pPr>
+              <w:spacing w:line="360" w:lineRule="auto"/>
+              <w:rPr>
+                <w:rFonts w:ascii="標楷體" w:eastAsia="標楷體" w:hAnsi="標楷體" w:cs="Times New Roman"/>
+                <w:szCs w:val="24"/>
+              </w:rPr>
+            </w:pPr>
+          </w:p>
+        </w:tc>
+      </w:tr>
+      <w:tr>
+        <w:tc>
+          <w:tcPr>
+            <w:tcW w:w="1577" w:type="pct"/>
+            <w:hideMark/>
+          </w:tcPr>
+          <w:p>
+            <w:pPr>
+              <w:spacing w:line="360" w:lineRule="auto"/>
+              <w:rPr>
+                <w:rFonts w:ascii="標楷體" w:eastAsia="標楷體" w:hAnsi="標楷體" w:cs="新細明體"/>
+                <w:szCs w:val="24"/>
+              </w:rPr>
+            </w:pPr>
+            <w:proofErr w:type="spellStart"/>
+            <w:r>
+              <w:rPr>
+                <w:rFonts w:ascii="標楷體" w:eastAsia="標楷體" w:hAnsi="標楷體" w:hint="eastAsia"/>
+              </w:rPr>
+              <w:t>custom_title</w:t>
+            </w:r>
+            <w:proofErr w:type="spellEnd"/>
+          </w:p>
+        </w:tc>
+        <w:tc>
+          <w:tcPr>
+            <w:tcW w:w="998" w:type="pct"/>
+            <w:hideMark/>
+          </w:tcPr>
+          <w:p>
+            <w:pPr>
+              <w:spacing w:line="360" w:lineRule="auto"/>
+              <w:rPr>
+                <w:rFonts w:ascii="標楷體" w:eastAsia="標楷體" w:hAnsi="標楷體"/>
+                <w:szCs w:val="24"/>
+              </w:rPr>
+            </w:pPr>
+            <w:r>
+              <w:rPr>
+                <w:rFonts w:ascii="標楷體" w:eastAsia="標楷體" w:hAnsi="標楷體" w:hint="eastAsia"/>
+              </w:rPr>
+              <w:t>自訂標題</w:t>
+            </w:r>
+          </w:p>
+        </w:tc>
+        <w:tc>
+          <w:tcPr>
+            <w:tcW w:w="732" w:type="pct"/>
+            <w:hideMark/>
+          </w:tcPr>
+          <w:p>
+            <w:pPr>
+              <w:spacing w:line="360" w:lineRule="auto"/>
+              <w:rPr>
+                <w:rFonts w:ascii="標楷體" w:eastAsia="標楷體" w:hAnsi="標楷體"/>
+                <w:szCs w:val="24"/>
+              </w:rPr>
+            </w:pPr>
+            <w:r>
+              <w:rPr>
+                <w:rFonts w:ascii="標楷體" w:eastAsia="標楷體" w:hAnsi="標楷體" w:hint="eastAsia"/>
+              </w:rPr>
+              <w:t>VARCHAR</w:t>
+            </w:r>
+          </w:p>
+        </w:tc>
+        <w:tc>
+          <w:tcPr>
+            <w:tcW w:w="621" w:type="pct"/>
+            <w:hideMark/>
+          </w:tcPr>
+          <w:p>
+            <w:pPr>
+              <w:spacing w:line="360" w:lineRule="auto"/>
+              <w:rPr>
+                <w:rFonts w:ascii="標楷體" w:eastAsia="標楷體" w:hAnsi="標楷體"/>
+                <w:szCs w:val="24"/>
+              </w:rPr>
+            </w:pPr>
+            <w:r>
+              <w:rPr>
+                <w:rFonts w:ascii="標楷體" w:eastAsia="標楷體" w:hAnsi="標楷體" w:hint="eastAsia"/>
+              </w:rPr>
+              <w:t>100</w:t>
+            </w:r>
+          </w:p>
+        </w:tc>
+        <w:tc>
+          <w:tcPr>
+            <w:tcW w:w="371" w:type="pct"/>
+            <w:hideMark/>
+          </w:tcPr>
+          <w:p>
+            <w:pPr>
+              <w:spacing w:line="360" w:lineRule="auto"/>
+              <w:rPr>
+                <w:rFonts w:ascii="標楷體" w:eastAsia="標楷體" w:hAnsi="標楷體"/>
+                <w:szCs w:val="24"/>
+              </w:rPr>
+            </w:pPr>
+          </w:p>
+        </w:tc>
+        <w:tc>
+          <w:tcPr>
+            <w:tcW w:w="701" w:type="pct"/>
+            <w:hideMark/>
+          </w:tcPr>
+          <w:p>
+            <w:pPr>
+              <w:spacing w:line="360" w:lineRule="auto"/>
+              <w:rPr>
+                <w:rFonts w:ascii="標楷體" w:eastAsia="標楷體" w:hAnsi="標楷體" w:cs="Times New Roman"/>
+                <w:szCs w:val="24"/>
+              </w:rPr>
+            </w:pPr>
+          </w:p>
+        </w:tc>
+      </w:tr>
+      <w:tr>
+        <w:tc>
+          <w:tcPr>
+            <w:tcW w:w="1577" w:type="pct"/>
+            <w:hideMark/>
+          </w:tcPr>
+          <w:p>
+            <w:pPr>
+              <w:spacing w:line="360" w:lineRule="auto"/>
+              <w:rPr>
+                <w:rFonts w:ascii="標楷體" w:eastAsia="標楷體" w:hAnsi="標楷體" w:cs="新細明體"/>
+                <w:szCs w:val="24"/>
+              </w:rPr>
+            </w:pPr>
+            <w:proofErr w:type="spellStart"/>
+            <w:r>
+              <w:rPr>
+                <w:rFonts w:ascii="標楷體" w:eastAsia="標楷體" w:hAnsi="標楷體" w:hint="eastAsia"/>
+              </w:rPr>
+              <w:t>created_at</w:t>
+            </w:r>
+            <w:proofErr w:type="spellEnd"/>
+          </w:p>
+        </w:tc>
+        <w:tc>
+          <w:tcPr>
+            <w:tcW w:w="998" w:type="pct"/>
+            <w:hideMark/>
+          </w:tcPr>
+          <w:p>
+            <w:pPr>
+              <w:spacing w:line="360" w:lineRule="auto"/>
+              <w:rPr>
+                <w:rFonts w:ascii="標楷體" w:eastAsia="標楷體" w:hAnsi="標楷體"/>
+                <w:szCs w:val="24"/>
+              </w:rPr>
+            </w:pPr>
+            <w:r>
+              <w:rPr>
+                <w:rFonts w:ascii="標楷體" w:eastAsia="標楷體" w:hAnsi="標楷體" w:hint="eastAsia"/>
+              </w:rPr>
+              <w:t>拍照時間</w:t>
+            </w:r>
+          </w:p>
+        </w:tc>
+        <w:tc>
+          <w:tcPr>
+            <w:tcW w:w="732" w:type="pct"/>
+            <w:hideMark/>
+          </w:tcPr>
+          <w:p>
+            <w:pPr>
+              <w:spacing w:line="360" w:lineRule="auto"/>
+              <w:rPr>
+                <w:rFonts w:ascii="標楷體" w:eastAsia="標楷體" w:hAnsi="標楷體"/>
+                <w:szCs w:val="24"/>
+              </w:rPr>
+            </w:pPr>
+            <w:r>
+              <w:rPr>
+                <w:rFonts w:ascii="標楷體" w:eastAsia="標楷體" w:hAnsi="標楷體" w:hint="eastAsia"/>
+              </w:rPr>
+              <w:t>DATETIME</w:t>
+            </w:r>
+          </w:p>
+        </w:tc>
+        <w:tc>
+          <w:tcPr>
+            <w:tcW w:w="621" w:type="pct"/>
+            <w:hideMark/>
+          </w:tcPr>
+          <w:p>
+            <w:pPr>
+              <w:spacing w:line="360" w:lineRule="auto"/>
+              <w:rPr>
+                <w:rFonts w:ascii="標楷體" w:eastAsia="標楷體" w:hAnsi="標楷體"/>
+                <w:szCs w:val="24"/>
+              </w:rPr>
+            </w:pPr>
+            <w:r>
+              <w:rPr>
+                <w:rFonts w:ascii="標楷體" w:eastAsia="標楷體" w:hAnsi="標楷體" w:hint="eastAsia"/>
+              </w:rPr>
+              <w:t>-</w:t>
+            </w:r>
+          </w:p>
+        </w:tc>
+        <w:tc>
+          <w:tcPr>
+            <w:tcW w:w="371" w:type="pct"/>
+            <w:hideMark/>
+          </w:tcPr>
+          <w:p>
+            <w:pPr>
+              <w:spacing w:line="360" w:lineRule="auto"/>
+              <w:rPr>
+                <w:rFonts w:ascii="標楷體" w:eastAsia="標楷體" w:hAnsi="標楷體"/>
+                <w:szCs w:val="24"/>
+              </w:rPr>
+            </w:pPr>
+          </w:p>
+        </w:tc>
+        <w:tc>
+          <w:tcPr>
+            <w:tcW w:w="701" w:type="pct"/>
+            <w:hideMark/>
+          </w:tcPr>
+          <w:p>
+            <w:pPr>
+              <w:spacing w:line="360" w:lineRule="auto"/>
+              <w:rPr>
+                <w:rFonts w:ascii="標楷體" w:eastAsia="標楷體" w:hAnsi="標楷體" w:cs="Times New Roman"/>
+                <w:szCs w:val="24"/>
+              </w:rPr>
+            </w:pPr>
+          </w:p>
+        </w:tc>
+      </w:tr>
+    </w:tbl>
+    <w:p/>
+    <w:p>
+      <w:pPr>
+        <w:pStyle w:val="a4"/>
+        <w:rPr>
+          <w:sz w:val="24"/>
+        </w:rPr>
+      </w:pPr>
+      <w:r>
+        <w:rPr>
+          <w:sz w:val="24"/>
+        </w:rPr>
+        <w:t xml:space="preserve">表 </w:t>
+      </w:r>
+      <w:r>
+        <w:rPr>
+          <w:sz w:val="24"/>
+        </w:rPr>
+        <w:t>8-2-</w:t>
+      </w:r>
+      <w:r>
+        <w:rPr>
+          <w:sz w:val="24"/>
+        </w:rPr>
+        <w:t>7</w:t>
+      </w:r>
+      <w:r>
+        <w:rPr>
+          <w:sz w:val="24"/>
+        </w:rPr>
+        <w:t xml:space="preserve"> T0</w:t>
+      </w:r>
+      <w:r>
+        <w:rPr>
+          <w:sz w:val="24"/>
+        </w:rPr>
+        <w:t>7</w:t>
+      </w:r>
+      <w:r>
+        <w:rPr>
+          <w:sz w:val="24"/>
+        </w:rPr>
+        <w:t xml:space="preserve"> </w:t>
+      </w:r>
+      <w:r>
+        <w:rPr>
+          <w:rFonts w:hint="eastAsia"/>
+          <w:sz w:val="24"/>
+        </w:rPr>
+        <w:t>照片辨識單字</w:t>
+      </w:r>
+      <w:r>
+        <w:rPr>
+          <w:rFonts w:hint="eastAsia"/>
+          <w:sz w:val="24"/>
+        </w:rPr>
+        <w:t>資料</w:t>
+      </w:r>
+      <w:r>
+        <w:rPr>
+          <w:rFonts w:hint="eastAsia"/>
+          <w:sz w:val="24"/>
+        </w:rPr>
+        <w:t>表</w:t>
+      </w:r>
+    </w:p>
+    <w:tbl>
+      <w:tblPr>
+        <w:tblStyle w:val="a3"/>
+        <w:tblW w:w="5000" w:type="pct"/>
+        <w:tblLook w:val="04A0" w:firstRow="1" w:lastRow="0" w:firstColumn="1" w:lastColumn="0" w:noHBand="0" w:noVBand="1"/>
+      </w:tblPr>
+      <w:tblGrid>
+        <w:gridCol w:w="2531"/>
+        <w:gridCol w:w="1571"/>
+        <w:gridCol w:w="1176"/>
+        <w:gridCol w:w="899"/>
+        <w:gridCol w:w="533"/>
+        <w:gridCol w:w="1586"/>
+      </w:tblGrid>
+      <w:tr>
+        <w:tc>
+          <w:tcPr>
+            <w:tcW w:w="5000" w:type="pct"/>
+            <w:gridSpan w:val="6"/>
+          </w:tcPr>
+          <w:p>
+            <w:pPr>
+              <w:spacing w:line="360" w:lineRule="auto"/>
+              <w:jc w:val="center"/>
+              <w:rPr>
+                <w:rFonts w:ascii="標楷體" w:eastAsia="標楷體" w:hAnsi="標楷體"/>
+                <w:szCs w:val="24"/>
+              </w:rPr>
+            </w:pPr>
+            <w:r>
+              <w:rPr>
+                <w:rFonts w:ascii="標楷體" w:eastAsia="標楷體" w:hAnsi="標楷體" w:hint="eastAsia"/>
+                <w:szCs w:val="24"/>
+              </w:rPr>
+              <w:t>T0</w:t>
+            </w:r>
+            <w:r>
+              <w:rPr>
+                <w:rFonts w:ascii="標楷體" w:eastAsia="標楷體" w:hAnsi="標楷體"/>
+                <w:szCs w:val="24"/>
+              </w:rPr>
+              <w:t>7</w:t>
+            </w:r>
+            <w:r>
+              <w:rPr>
+                <w:rFonts w:ascii="標楷體" w:eastAsia="標楷體" w:hAnsi="標楷體" w:hint="eastAsia"/>
+                <w:szCs w:val="24"/>
+              </w:rPr>
+              <w:t xml:space="preserve"> </w:t>
+            </w:r>
+            <w:proofErr w:type="spellStart"/>
+            <w:r>
+              <w:t>user_photo_vocab</w:t>
+            </w:r>
+            <w:proofErr w:type="spellEnd"/>
+            <w:proofErr w:type="gramStart"/>
+            <w:r>
+              <w:rPr>
+                <w:rFonts w:ascii="標楷體" w:eastAsia="標楷體" w:hAnsi="標楷體" w:hint="eastAsia"/>
+                <w:szCs w:val="24"/>
+              </w:rPr>
+              <w:t>（</w:t>
+            </w:r>
+            <w:proofErr w:type="gramEnd"/>
+            <w:r>
+              <w:rPr>
+                <w:rFonts w:ascii="標楷體" w:eastAsia="標楷體" w:hAnsi="標楷體" w:hint="eastAsia"/>
+                <w:szCs w:val="24"/>
+              </w:rPr>
+              <w:t>照片辨識單字</w:t>
+            </w:r>
+            <w:r>
+              <w:rPr>
+                <w:rFonts w:ascii="標楷體" w:eastAsia="標楷體" w:hAnsi="標楷體" w:hint="eastAsia"/>
+                <w:szCs w:val="24"/>
+              </w:rPr>
+              <w:t>)</w:t>
+            </w:r>
+          </w:p>
+        </w:tc>
+      </w:tr>
+      <w:tr>
+        <w:tc>
+          <w:tcPr>
+            <w:tcW w:w="1525" w:type="pct"/>
+            <w:vAlign w:val="center"/>
+            <w:hideMark/>
+          </w:tcPr>
+          <w:p>
+            <w:pPr>
+              <w:spacing w:line="360" w:lineRule="auto"/>
+              <w:jc w:val="center"/>
+              <w:rPr>
+                <w:rFonts w:ascii="標楷體" w:eastAsia="標楷體" w:hAnsi="標楷體"/>
+                <w:szCs w:val="24"/>
+              </w:rPr>
+            </w:pPr>
+            <w:r>
+              <w:rPr>
+                <w:rFonts w:ascii="標楷體" w:eastAsia="標楷體" w:hAnsi="標楷體" w:hint="eastAsia"/>
+                <w:szCs w:val="24"/>
+              </w:rPr>
+              <w:t>欄位</w:t>
+            </w:r>
+            <w:r>
+              <w:rPr>
+                <w:rFonts w:ascii="標楷體" w:eastAsia="標楷體" w:hAnsi="標楷體"/>
+                <w:szCs w:val="24"/>
+              </w:rPr>
+              <w:t>名稱</w:t>
+            </w:r>
+          </w:p>
+        </w:tc>
+        <w:tc>
+          <w:tcPr>
+            <w:tcW w:w="947" w:type="pct"/>
+            <w:vAlign w:val="center"/>
+            <w:hideMark/>
+          </w:tcPr>
+          <w:p>
+            <w:pPr>
+              <w:spacing w:line="360" w:lineRule="auto"/>
+              <w:jc w:val="center"/>
+              <w:rPr>
+                <w:rFonts w:ascii="標楷體" w:eastAsia="標楷體" w:hAnsi="標楷體"/>
+                <w:szCs w:val="24"/>
+              </w:rPr>
+            </w:pPr>
+            <w:r>
+              <w:rPr>
+                <w:rFonts w:ascii="標楷體" w:eastAsia="標楷體" w:hAnsi="標楷體"/>
+                <w:szCs w:val="24"/>
+              </w:rPr>
+              <w:t>中文名稱</w:t>
+            </w:r>
+          </w:p>
+        </w:tc>
+        <w:tc>
+          <w:tcPr>
+            <w:tcW w:w="709" w:type="pct"/>
+            <w:vAlign w:val="center"/>
+            <w:hideMark/>
+          </w:tcPr>
+          <w:p>
+            <w:pPr>
+              <w:spacing w:line="360" w:lineRule="auto"/>
+              <w:jc w:val="center"/>
+              <w:rPr>
+                <w:rFonts w:ascii="標楷體" w:eastAsia="標楷體" w:hAnsi="標楷體"/>
+                <w:szCs w:val="24"/>
+              </w:rPr>
+            </w:pPr>
+            <w:r>
+              <w:rPr>
+                <w:rFonts w:ascii="標楷體" w:eastAsia="標楷體" w:hAnsi="標楷體"/>
+                <w:szCs w:val="24"/>
+              </w:rPr>
+              <w:t>資料型態</w:t>
+            </w:r>
+          </w:p>
+        </w:tc>
+        <w:tc>
+          <w:tcPr>
+            <w:tcW w:w="542" w:type="pct"/>
+            <w:vAlign w:val="center"/>
+            <w:hideMark/>
+          </w:tcPr>
+          <w:p>
+            <w:pPr>
+              <w:spacing w:line="360" w:lineRule="auto"/>
+              <w:jc w:val="center"/>
+              <w:rPr>
+                <w:rFonts w:ascii="標楷體" w:eastAsia="標楷體" w:hAnsi="標楷體"/>
+                <w:szCs w:val="24"/>
+              </w:rPr>
+            </w:pPr>
+            <w:r>
+              <w:rPr>
+                <w:rFonts w:ascii="標楷體" w:eastAsia="標楷體" w:hAnsi="標楷體"/>
+                <w:szCs w:val="24"/>
+              </w:rPr>
+              <w:t>資料長度</w:t>
+            </w:r>
+          </w:p>
+        </w:tc>
+        <w:tc>
+          <w:tcPr>
+            <w:tcW w:w="321" w:type="pct"/>
+            <w:vAlign w:val="center"/>
+            <w:hideMark/>
+          </w:tcPr>
+          <w:p>
+            <w:pPr>
+              <w:spacing w:line="360" w:lineRule="auto"/>
+              <w:jc w:val="center"/>
+              <w:rPr>
+                <w:rFonts w:ascii="標楷體" w:eastAsia="標楷體" w:hAnsi="標楷體"/>
+                <w:szCs w:val="24"/>
+              </w:rPr>
+            </w:pPr>
+            <w:r>
+              <w:rPr>
+                <w:rFonts w:ascii="標楷體" w:eastAsia="標楷體" w:hAnsi="標楷體"/>
+                <w:szCs w:val="24"/>
+              </w:rPr>
+              <w:t>主鍵</w:t>
+            </w:r>
+          </w:p>
+        </w:tc>
+        <w:tc>
+          <w:tcPr>
+            <w:tcW w:w="956" w:type="pct"/>
+            <w:vAlign w:val="center"/>
+            <w:hideMark/>
+          </w:tcPr>
+          <w:p>
+            <w:pPr>
+              <w:spacing w:line="360" w:lineRule="auto"/>
+              <w:jc w:val="center"/>
+              <w:rPr>
+                <w:rFonts w:ascii="標楷體" w:eastAsia="標楷體" w:hAnsi="標楷體"/>
+                <w:szCs w:val="24"/>
+              </w:rPr>
+            </w:pPr>
+            <w:proofErr w:type="gramStart"/>
+            <w:r>
+              <w:rPr>
+                <w:rFonts w:ascii="標楷體" w:eastAsia="標楷體" w:hAnsi="標楷體"/>
+                <w:szCs w:val="24"/>
+              </w:rPr>
+              <w:t>外鍵</w:t>
+            </w:r>
+            <w:proofErr w:type="gramEnd"/>
+          </w:p>
+        </w:tc>
+      </w:tr>
+      <w:tr>
+        <w:tc>
+          <w:tcPr>
+            <w:tcW w:w="1525" w:type="pct"/>
+            <w:hideMark/>
+          </w:tcPr>
+          <w:p>
+            <w:pPr>
+              <w:spacing w:line="360" w:lineRule="auto"/>
+              <w:rPr>
+                <w:rFonts w:ascii="標楷體" w:eastAsia="標楷體" w:hAnsi="標楷體" w:cs="新細明體"/>
+                <w:szCs w:val="24"/>
+              </w:rPr>
+            </w:pPr>
+            <w:r>
+              <w:rPr>
+                <w:rFonts w:hint="eastAsia"/>
+              </w:rPr>
+              <w:t>id</w:t>
+            </w:r>
+          </w:p>
+        </w:tc>
+        <w:tc>
+          <w:tcPr>
+            <w:tcW w:w="947" w:type="pct"/>
+            <w:hideMark/>
+          </w:tcPr>
+          <w:p>
+            <w:pPr>
+              <w:spacing w:line="360" w:lineRule="auto"/>
+              <w:rPr>
+                <w:rFonts w:ascii="標楷體" w:eastAsia="標楷體" w:hAnsi="標楷體"/>
+                <w:szCs w:val="24"/>
+              </w:rPr>
+            </w:pPr>
+            <w:r>
+              <w:rPr>
+                <w:rFonts w:hint="eastAsia"/>
+              </w:rPr>
+              <w:t>明細</w:t>
+            </w:r>
+            <w:r>
+              <w:rPr>
+                <w:rFonts w:hint="eastAsia"/>
+              </w:rPr>
+              <w:t>ID</w:t>
+            </w:r>
+          </w:p>
+        </w:tc>
+        <w:tc>
+          <w:tcPr>
+            <w:tcW w:w="709" w:type="pct"/>
+            <w:hideMark/>
+          </w:tcPr>
+          <w:p>
+            <w:pPr>
+              <w:spacing w:line="360" w:lineRule="auto"/>
+              <w:rPr>
+                <w:rFonts w:ascii="標楷體" w:eastAsia="標楷體" w:hAnsi="標楷體"/>
+                <w:szCs w:val="24"/>
+              </w:rPr>
+            </w:pPr>
+            <w:r>
+              <w:rPr>
+                <w:rFonts w:hint="eastAsia"/>
+              </w:rPr>
+              <w:t>INT</w:t>
+            </w:r>
+          </w:p>
+        </w:tc>
+        <w:tc>
+          <w:tcPr>
+            <w:tcW w:w="542" w:type="pct"/>
+            <w:hideMark/>
+          </w:tcPr>
+          <w:p>
+            <w:pPr>
+              <w:spacing w:line="360" w:lineRule="auto"/>
+              <w:rPr>
+                <w:rFonts w:ascii="標楷體" w:eastAsia="標楷體" w:hAnsi="標楷體"/>
+                <w:szCs w:val="24"/>
+              </w:rPr>
+            </w:pPr>
+            <w:r>
+              <w:rPr>
+                <w:rFonts w:hint="eastAsia"/>
+              </w:rPr>
+              <w:t xml:space="preserve">4 </w:t>
+            </w:r>
+            <w:proofErr w:type="gramStart"/>
+            <w:r>
+              <w:rPr>
+                <w:rFonts w:hint="eastAsia"/>
+              </w:rPr>
+              <w:t>byte</w:t>
+            </w:r>
+            <w:proofErr w:type="gramEnd"/>
+          </w:p>
+        </w:tc>
+        <w:tc>
+          <w:tcPr>
+            <w:tcW w:w="321" w:type="pct"/>
+            <w:hideMark/>
+          </w:tcPr>
+          <w:p>
+            <w:pPr>
+              <w:spacing w:line="360" w:lineRule="auto"/>
+              <w:rPr>
+                <w:rFonts w:ascii="標楷體" w:eastAsia="標楷體" w:hAnsi="標楷體"/>
+                <w:szCs w:val="24"/>
+              </w:rPr>
+            </w:pPr>
+            <w:r>
+              <w:rPr>
+                <w:rFonts w:hint="eastAsia"/>
+              </w:rPr>
+              <w:t>●</w:t>
+            </w:r>
+          </w:p>
+        </w:tc>
+        <w:tc>
+          <w:tcPr>
+            <w:tcW w:w="956" w:type="pct"/>
+            <w:hideMark/>
+          </w:tcPr>
+          <w:p>
+            <w:pPr>
+              <w:spacing w:line="360" w:lineRule="auto"/>
+              <w:rPr>
+                <w:rFonts w:ascii="標楷體" w:eastAsia="標楷體" w:hAnsi="標楷體" w:cs="Times New Roman"/>
+                <w:szCs w:val="24"/>
+              </w:rPr>
+            </w:pPr>
+          </w:p>
+        </w:tc>
+      </w:tr>
+      <w:tr>
+        <w:tc>
+          <w:tcPr>
+            <w:tcW w:w="1525" w:type="pct"/>
+            <w:hideMark/>
+          </w:tcPr>
+          <w:p>
+            <w:pPr>
+              <w:spacing w:line="360" w:lineRule="auto"/>
+              <w:rPr>
+                <w:rFonts w:ascii="標楷體" w:eastAsia="標楷體" w:hAnsi="標楷體" w:cs="新細明體"/>
+                <w:szCs w:val="24"/>
+              </w:rPr>
+            </w:pPr>
+            <w:proofErr w:type="spellStart"/>
+            <w:r>
+              <w:rPr>
+                <w:rFonts w:hint="eastAsia"/>
+              </w:rPr>
+              <w:t>photo_id</w:t>
+            </w:r>
+            <w:proofErr w:type="spellEnd"/>
+          </w:p>
+        </w:tc>
+        <w:tc>
+          <w:tcPr>
+            <w:tcW w:w="947" w:type="pct"/>
+            <w:hideMark/>
+          </w:tcPr>
+          <w:p>
+            <w:pPr>
+              <w:spacing w:line="360" w:lineRule="auto"/>
+              <w:rPr>
+                <w:rFonts w:ascii="標楷體" w:eastAsia="標楷體" w:hAnsi="標楷體"/>
+                <w:szCs w:val="24"/>
+              </w:rPr>
+            </w:pPr>
+            <w:r>
+              <w:rPr>
+                <w:rFonts w:hint="eastAsia"/>
+              </w:rPr>
+              <w:t>照片</w:t>
+            </w:r>
+            <w:r>
+              <w:rPr>
+                <w:rFonts w:hint="eastAsia"/>
+              </w:rPr>
+              <w:t>ID</w:t>
+            </w:r>
+          </w:p>
+        </w:tc>
+        <w:tc>
+          <w:tcPr>
+            <w:tcW w:w="709" w:type="pct"/>
+            <w:hideMark/>
+          </w:tcPr>
+          <w:p>
+            <w:pPr>
+              <w:spacing w:line="360" w:lineRule="auto"/>
+              <w:rPr>
+                <w:rFonts w:ascii="標楷體" w:eastAsia="標楷體" w:hAnsi="標楷體"/>
+                <w:szCs w:val="24"/>
+              </w:rPr>
+            </w:pPr>
+            <w:r>
+              <w:rPr>
+                <w:rFonts w:hint="eastAsia"/>
+              </w:rPr>
+              <w:t>INT</w:t>
+            </w:r>
+          </w:p>
+        </w:tc>
+        <w:tc>
+          <w:tcPr>
+            <w:tcW w:w="542" w:type="pct"/>
+            <w:hideMark/>
+          </w:tcPr>
+          <w:p>
+            <w:pPr>
+              <w:spacing w:line="360" w:lineRule="auto"/>
+              <w:rPr>
+                <w:rFonts w:ascii="標楷體" w:eastAsia="標楷體" w:hAnsi="標楷體"/>
+                <w:szCs w:val="24"/>
+              </w:rPr>
+            </w:pPr>
+            <w:r>
+              <w:rPr>
+                <w:rFonts w:hint="eastAsia"/>
+              </w:rPr>
+              <w:t xml:space="preserve">4 </w:t>
+            </w:r>
+            <w:proofErr w:type="gramStart"/>
+            <w:r>
+              <w:rPr>
+                <w:rFonts w:hint="eastAsia"/>
+              </w:rPr>
+              <w:t>byte</w:t>
+            </w:r>
+            <w:proofErr w:type="gramEnd"/>
+          </w:p>
+        </w:tc>
+        <w:tc>
+          <w:tcPr>
+            <w:tcW w:w="321" w:type="pct"/>
+            <w:hideMark/>
+          </w:tcPr>
+          <w:p>
+            <w:pPr>
+              <w:spacing w:line="360" w:lineRule="auto"/>
+              <w:rPr>
+                <w:rFonts w:ascii="標楷體" w:eastAsia="標楷體" w:hAnsi="標楷體"/>
+                <w:szCs w:val="24"/>
+              </w:rPr>
+            </w:pPr>
+          </w:p>
+        </w:tc>
+        <w:tc>
+          <w:tcPr>
+            <w:tcW w:w="956" w:type="pct"/>
+            <w:hideMark/>
+          </w:tcPr>
+          <w:p>
+            <w:pPr>
+              <w:spacing w:line="360" w:lineRule="auto"/>
+              <w:rPr>
+                <w:rFonts w:ascii="標楷體" w:eastAsia="標楷體" w:hAnsi="標楷體" w:cs="Times New Roman"/>
+                <w:szCs w:val="24"/>
+              </w:rPr>
+            </w:pPr>
+            <w:r>
+              <w:rPr>
+                <w:rFonts w:hint="eastAsia"/>
+              </w:rPr>
+              <w:t>user_photo.id</w:t>
+            </w:r>
+          </w:p>
+        </w:tc>
+      </w:tr>
+      <w:tr>
+        <w:tc>
+          <w:tcPr>
+            <w:tcW w:w="1525" w:type="pct"/>
+            <w:hideMark/>
+          </w:tcPr>
+          <w:p>
+            <w:pPr>
+              <w:spacing w:line="360" w:lineRule="auto"/>
+              <w:rPr>
+                <w:rFonts w:ascii="標楷體" w:eastAsia="標楷體" w:hAnsi="標楷體" w:cs="新細明體"/>
+                <w:szCs w:val="24"/>
+              </w:rPr>
+            </w:pPr>
+            <w:proofErr w:type="spellStart"/>
+            <w:r>
+              <w:rPr>
+                <w:rFonts w:hint="eastAsia"/>
+              </w:rPr>
+              <w:t>vocab_id</w:t>
+            </w:r>
+            <w:proofErr w:type="spellEnd"/>
+          </w:p>
+        </w:tc>
+        <w:tc>
+          <w:tcPr>
+            <w:tcW w:w="947" w:type="pct"/>
+            <w:hideMark/>
+          </w:tcPr>
+          <w:p>
+            <w:pPr>
+              <w:spacing w:line="360" w:lineRule="auto"/>
+              <w:rPr>
+                <w:rFonts w:ascii="標楷體" w:eastAsia="標楷體" w:hAnsi="標楷體"/>
+                <w:szCs w:val="24"/>
+              </w:rPr>
+            </w:pPr>
+            <w:r>
+              <w:rPr>
+                <w:rFonts w:hint="eastAsia"/>
+              </w:rPr>
+              <w:t>單字</w:t>
+            </w:r>
+            <w:r>
+              <w:rPr>
+                <w:rFonts w:hint="eastAsia"/>
+              </w:rPr>
+              <w:t>ID</w:t>
+            </w:r>
+          </w:p>
+        </w:tc>
+        <w:tc>
+          <w:tcPr>
+            <w:tcW w:w="709" w:type="pct"/>
+            <w:hideMark/>
+          </w:tcPr>
+          <w:p>
+            <w:pPr>
+              <w:spacing w:line="360" w:lineRule="auto"/>
+              <w:rPr>
+                <w:rFonts w:ascii="標楷體" w:eastAsia="標楷體" w:hAnsi="標楷體"/>
+                <w:szCs w:val="24"/>
+              </w:rPr>
+            </w:pPr>
+            <w:r>
+              <w:rPr>
+                <w:rFonts w:hint="eastAsia"/>
+              </w:rPr>
+              <w:t>INT</w:t>
+            </w:r>
+          </w:p>
+        </w:tc>
+        <w:tc>
+          <w:tcPr>
+            <w:tcW w:w="542" w:type="pct"/>
+            <w:hideMark/>
+          </w:tcPr>
+          <w:p>
+            <w:pPr>
+              <w:spacing w:line="360" w:lineRule="auto"/>
+              <w:rPr>
+                <w:rFonts w:ascii="標楷體" w:eastAsia="標楷體" w:hAnsi="標楷體"/>
+                <w:szCs w:val="24"/>
+              </w:rPr>
+            </w:pPr>
+            <w:r>
+              <w:rPr>
+                <w:rFonts w:hint="eastAsia"/>
+              </w:rPr>
+              <w:t xml:space="preserve">4 </w:t>
+            </w:r>
+            <w:proofErr w:type="gramStart"/>
+            <w:r>
+              <w:rPr>
+                <w:rFonts w:hint="eastAsia"/>
+              </w:rPr>
+              <w:t>byte</w:t>
+            </w:r>
+            <w:proofErr w:type="gramEnd"/>
+          </w:p>
+        </w:tc>
+        <w:tc>
+          <w:tcPr>
+            <w:tcW w:w="321" w:type="pct"/>
+            <w:hideMark/>
+          </w:tcPr>
+          <w:p>
+            <w:pPr>
+              <w:spacing w:line="360" w:lineRule="auto"/>
+              <w:rPr>
+                <w:rFonts w:ascii="標楷體" w:eastAsia="標楷體" w:hAnsi="標楷體"/>
+                <w:szCs w:val="24"/>
+              </w:rPr>
+            </w:pPr>
+          </w:p>
+        </w:tc>
+        <w:tc>
+          <w:tcPr>
+            <w:tcW w:w="956" w:type="pct"/>
+            <w:hideMark/>
+          </w:tcPr>
+          <w:p>
+            <w:pPr>
+              <w:spacing w:line="360" w:lineRule="auto"/>
+              <w:rPr>
+                <w:rFonts w:ascii="標楷體" w:eastAsia="標楷體" w:hAnsi="標楷體" w:cs="Times New Roman"/>
+                <w:szCs w:val="24"/>
+              </w:rPr>
+            </w:pPr>
+            <w:r>
+              <w:rPr>
+                <w:rFonts w:hint="eastAsia"/>
+              </w:rPr>
+              <w:t>vocab.id</w:t>
+            </w:r>
+          </w:p>
+        </w:tc>
+      </w:tr>
+    </w:tbl>
+    <w:p/>
+    <w:p>
+      <w:pPr>
+        <w:pStyle w:val="a4"/>
+        <w:rPr>
+          <w:sz w:val="24"/>
+        </w:rPr>
+      </w:pPr>
+      <w:r>
+        <w:rPr>
+          <w:sz w:val="24"/>
+        </w:rPr>
+        <w:t xml:space="preserve">表 </w:t>
+      </w:r>
+      <w:r>
+        <w:rPr>
+          <w:sz w:val="24"/>
+        </w:rPr>
+        <w:t>8-2-</w:t>
+      </w:r>
+      <w:r>
+        <w:rPr>
+          <w:rFonts w:hint="eastAsia"/>
+          <w:sz w:val="24"/>
+        </w:rPr>
+        <w:t>8</w:t>
+      </w:r>
+      <w:r>
+        <w:rPr>
+          <w:sz w:val="24"/>
+        </w:rPr>
+        <w:t xml:space="preserve"> T0</w:t>
+      </w:r>
+      <w:r>
+        <w:rPr>
+          <w:sz w:val="24"/>
+        </w:rPr>
+        <w:t>8</w:t>
+      </w:r>
+      <w:r>
+        <w:rPr>
+          <w:sz w:val="24"/>
+        </w:rPr>
+        <w:t xml:space="preserve"> </w:t>
+      </w:r>
+      <w:r>
+        <w:rPr>
+          <w:sz w:val="24"/>
+        </w:rPr>
+        <w:t>使用者單字收藏</w:t>
+      </w:r>
+      <w:r>
+        <w:rPr>
+          <w:rFonts w:hint="eastAsia"/>
+          <w:sz w:val="24"/>
+        </w:rPr>
+        <w:t>資料</w:t>
+      </w:r>
+      <w:r>
+        <w:rPr>
+          <w:rFonts w:hint="eastAsia"/>
+          <w:sz w:val="24"/>
+        </w:rPr>
+        <w:t>表</w:t>
+      </w:r>
+    </w:p>
+    <w:tbl>
+      <w:tblPr>
+        <w:tblStyle w:val="a3"/>
+        <w:tblW w:w="5000" w:type="pct"/>
+        <w:tblLook w:val="04A0" w:firstRow="1" w:lastRow="0" w:firstColumn="1" w:lastColumn="0" w:noHBand="0" w:noVBand="1"/>
+      </w:tblPr>
+      <w:tblGrid>
+        <w:gridCol w:w="2470"/>
+        <w:gridCol w:w="1508"/>
+        <w:gridCol w:w="1176"/>
+        <w:gridCol w:w="775"/>
+        <w:gridCol w:w="471"/>
+        <w:gridCol w:w="1896"/>
+      </w:tblGrid>
+      <w:tr>
+        <w:tc>
+          <w:tcPr>
+            <w:tcW w:w="5000" w:type="pct"/>
+            <w:gridSpan w:val="6"/>
+          </w:tcPr>
+          <w:p>
+            <w:pPr>
+              <w:spacing w:line="360" w:lineRule="auto"/>
+              <w:jc w:val="center"/>
+              <w:rPr>
+                <w:rFonts w:ascii="標楷體" w:eastAsia="標楷體" w:hAnsi="標楷體"/>
+                <w:szCs w:val="24"/>
+              </w:rPr>
+            </w:pPr>
+            <w:r>
+              <w:rPr>
+                <w:rFonts w:ascii="標楷體" w:eastAsia="標楷體" w:hAnsi="標楷體" w:hint="eastAsia"/>
+                <w:szCs w:val="24"/>
+              </w:rPr>
+              <w:t>T0</w:t>
+            </w:r>
+            <w:r>
+              <w:rPr>
+                <w:rFonts w:ascii="標楷體" w:eastAsia="標楷體" w:hAnsi="標楷體"/>
+                <w:szCs w:val="24"/>
+              </w:rPr>
+              <w:t>8</w:t>
+            </w:r>
+            <w:r>
+              <w:rPr>
+                <w:rFonts w:ascii="標楷體" w:eastAsia="標楷體" w:hAnsi="標楷體" w:hint="eastAsia"/>
+                <w:szCs w:val="24"/>
+              </w:rPr>
+              <w:t xml:space="preserve"> </w:t>
+            </w:r>
+            <w:proofErr w:type="spellStart"/>
+            <w:r>
+              <w:rPr>
+                <w:rFonts w:ascii="標楷體" w:eastAsia="標楷體" w:hAnsi="標楷體"/>
+                <w:szCs w:val="24"/>
+              </w:rPr>
+              <w:t>user_vocab</w:t>
+            </w:r>
+            <w:proofErr w:type="spellEnd"/>
+            <w:proofErr w:type="gramStart"/>
+            <w:r>
+              <w:rPr>
+                <w:rFonts w:ascii="標楷體" w:eastAsia="標楷體" w:hAnsi="標楷體" w:hint="eastAsia"/>
+                <w:szCs w:val="24"/>
+              </w:rPr>
+              <w:t>（</w:t>
+            </w:r>
+            <w:bookmarkStart w:id="0" w:name="_Hlk226973461"/>
+            <w:proofErr w:type="gramEnd"/>
+            <w:r>
+              <w:rPr>
+                <w:rFonts w:ascii="標楷體" w:eastAsia="標楷體" w:hAnsi="標楷體"/>
+                <w:szCs w:val="24"/>
+              </w:rPr>
+              <w:t>使用者單字收藏</w:t>
+            </w:r>
+            <w:bookmarkEnd w:id="0"/>
+            <w:r>
+              <w:rPr>
+                <w:rFonts w:ascii="標楷體" w:eastAsia="標楷體" w:hAnsi="標楷體" w:hint="eastAsia"/>
+                <w:szCs w:val="24"/>
+              </w:rPr>
+              <w:t>)</w:t>
+            </w:r>
+          </w:p>
+        </w:tc>
+      </w:tr>
+      <w:tr>
+        <w:tc>
+          <w:tcPr>
+            <w:tcW w:w="1489" w:type="pct"/>
+            <w:vAlign w:val="center"/>
+            <w:hideMark/>
+          </w:tcPr>
+          <w:p>
+            <w:pPr>
+              <w:spacing w:line="360" w:lineRule="auto"/>
+              <w:jc w:val="center"/>
+              <w:rPr>
+                <w:rFonts w:ascii="標楷體" w:eastAsia="標楷體" w:hAnsi="標楷體"/>
+                <w:szCs w:val="24"/>
+              </w:rPr>
+            </w:pPr>
+            <w:r>
+              <w:rPr>
+                <w:rFonts w:ascii="標楷體" w:eastAsia="標楷體" w:hAnsi="標楷體" w:hint="eastAsia"/>
+                <w:szCs w:val="24"/>
+              </w:rPr>
+              <w:t>欄位</w:t>
+            </w:r>
+            <w:r>
+              <w:rPr>
+                <w:rFonts w:ascii="標楷體" w:eastAsia="標楷體" w:hAnsi="標楷體"/>
+                <w:szCs w:val="24"/>
+              </w:rPr>
+              <w:t>名稱</w:t>
+            </w:r>
+          </w:p>
+        </w:tc>
+        <w:tc>
+          <w:tcPr>
+            <w:tcW w:w="909" w:type="pct"/>
+            <w:vAlign w:val="center"/>
+            <w:hideMark/>
+          </w:tcPr>
+          <w:p>
+            <w:pPr>
+              <w:spacing w:line="360" w:lineRule="auto"/>
+              <w:jc w:val="center"/>
+              <w:rPr>
+                <w:rFonts w:ascii="標楷體" w:eastAsia="標楷體" w:hAnsi="標楷體"/>
+                <w:szCs w:val="24"/>
+              </w:rPr>
+            </w:pPr>
+            <w:r>
+              <w:rPr>
+                <w:rFonts w:ascii="標楷體" w:eastAsia="標楷體" w:hAnsi="標楷體"/>
+                <w:szCs w:val="24"/>
+              </w:rPr>
+              <w:t>中文名稱</w:t>
+            </w:r>
+          </w:p>
+        </w:tc>
+        <w:tc>
+          <w:tcPr>
+            <w:tcW w:w="709" w:type="pct"/>
+            <w:vAlign w:val="center"/>
+            <w:hideMark/>
+          </w:tcPr>
+          <w:p>
+            <w:pPr>
+              <w:spacing w:line="360" w:lineRule="auto"/>
+              <w:jc w:val="center"/>
+              <w:rPr>
+                <w:rFonts w:ascii="標楷體" w:eastAsia="標楷體" w:hAnsi="標楷體"/>
+                <w:szCs w:val="24"/>
+              </w:rPr>
+            </w:pPr>
+            <w:r>
+              <w:rPr>
+                <w:rFonts w:ascii="標楷體" w:eastAsia="標楷體" w:hAnsi="標楷體"/>
+                <w:szCs w:val="24"/>
+              </w:rPr>
+              <w:t>資料型態</w:t>
+            </w:r>
+          </w:p>
+        </w:tc>
+        <w:tc>
+          <w:tcPr>
+            <w:tcW w:w="467" w:type="pct"/>
+            <w:vAlign w:val="center"/>
+            <w:hideMark/>
+          </w:tcPr>
+          <w:p>
+            <w:pPr>
+              <w:spacing w:line="360" w:lineRule="auto"/>
+              <w:jc w:val="center"/>
+              <w:rPr>
+                <w:rFonts w:ascii="標楷體" w:eastAsia="標楷體" w:hAnsi="標楷體"/>
+                <w:szCs w:val="24"/>
+              </w:rPr>
+            </w:pPr>
+            <w:r>
+              <w:rPr>
+                <w:rFonts w:ascii="標楷體" w:eastAsia="標楷體" w:hAnsi="標楷體"/>
+                <w:szCs w:val="24"/>
+              </w:rPr>
+              <w:t>資料長度</w:t>
+            </w:r>
+          </w:p>
+        </w:tc>
+        <w:tc>
+          <w:tcPr>
+            <w:tcW w:w="284" w:type="pct"/>
+            <w:vAlign w:val="center"/>
+            <w:hideMark/>
+          </w:tcPr>
+          <w:p>
+            <w:pPr>
+              <w:spacing w:line="360" w:lineRule="auto"/>
+              <w:jc w:val="center"/>
+              <w:rPr>
+                <w:rFonts w:ascii="標楷體" w:eastAsia="標楷體" w:hAnsi="標楷體"/>
+                <w:szCs w:val="24"/>
+              </w:rPr>
+            </w:pPr>
+            <w:r>
+              <w:rPr>
+                <w:rFonts w:ascii="標楷體" w:eastAsia="標楷體" w:hAnsi="標楷體"/>
+                <w:szCs w:val="24"/>
+              </w:rPr>
+              <w:t>主鍵</w:t>
+            </w:r>
+          </w:p>
+        </w:tc>
+        <w:tc>
+          <w:tcPr>
+            <w:tcW w:w="1143" w:type="pct"/>
+            <w:vAlign w:val="center"/>
+            <w:hideMark/>
+          </w:tcPr>
+          <w:p>
+            <w:pPr>
+              <w:spacing w:line="360" w:lineRule="auto"/>
+              <w:jc w:val="center"/>
+              <w:rPr>
+                <w:rFonts w:ascii="標楷體" w:eastAsia="標楷體" w:hAnsi="標楷體"/>
+                <w:szCs w:val="24"/>
+              </w:rPr>
+            </w:pPr>
+            <w:proofErr w:type="gramStart"/>
+            <w:r>
+              <w:rPr>
+                <w:rFonts w:ascii="標楷體" w:eastAsia="標楷體" w:hAnsi="標楷體"/>
+                <w:szCs w:val="24"/>
+              </w:rPr>
+              <w:t>外鍵</w:t>
+            </w:r>
+            <w:proofErr w:type="gramEnd"/>
+          </w:p>
+        </w:tc>
+      </w:tr>
+      <w:tr>
+        <w:tc>
+          <w:tcPr>
+            <w:tcW w:w="1489" w:type="pct"/>
+            <w:hideMark/>
+          </w:tcPr>
+          <w:p>
+            <w:pPr>
+              <w:spacing w:line="360" w:lineRule="auto"/>
+              <w:rPr>
+                <w:rFonts w:ascii="標楷體" w:eastAsia="標楷體" w:hAnsi="標楷體" w:cs="新細明體"/>
+                <w:szCs w:val="24"/>
+              </w:rPr>
+            </w:pPr>
+            <w:r>
+              <w:rPr>
+                <w:rFonts w:ascii="標楷體" w:eastAsia="標楷體" w:hAnsi="標楷體"/>
+                <w:szCs w:val="24"/>
+              </w:rPr>
+              <w:lastRenderedPageBreak/>
+              <w:t>id</w:t>
+            </w:r>
+          </w:p>
+        </w:tc>
+        <w:tc>
+          <w:tcPr>
+            <w:tcW w:w="909" w:type="pct"/>
+            <w:hideMark/>
+          </w:tcPr>
+          <w:p>
+            <w:pPr>
+              <w:spacing w:line="360" w:lineRule="auto"/>
+              <w:rPr>
+                <w:rFonts w:ascii="標楷體" w:eastAsia="標楷體" w:hAnsi="標楷體"/>
+                <w:szCs w:val="24"/>
+              </w:rPr>
+            </w:pPr>
+            <w:r>
+              <w:rPr>
+                <w:rFonts w:ascii="標楷體" w:eastAsia="標楷體" w:hAnsi="標楷體"/>
+                <w:szCs w:val="24"/>
+              </w:rPr>
+              <w:t>收藏紀錄ID</w:t>
+            </w:r>
+          </w:p>
+        </w:tc>
+        <w:tc>
+          <w:tcPr>
+            <w:tcW w:w="709" w:type="pct"/>
+            <w:hideMark/>
+          </w:tcPr>
+          <w:p>
+            <w:pPr>
+              <w:spacing w:line="360" w:lineRule="auto"/>
+              <w:rPr>
+                <w:rFonts w:ascii="標楷體" w:eastAsia="標楷體" w:hAnsi="標楷體"/>
+                <w:szCs w:val="24"/>
+              </w:rPr>
+            </w:pPr>
+            <w:r>
+              <w:rPr>
+                <w:rFonts w:ascii="標楷體" w:eastAsia="標楷體" w:hAnsi="標楷體"/>
+                <w:szCs w:val="24"/>
+              </w:rPr>
+              <w:t>INT</w:t>
+            </w:r>
+          </w:p>
+        </w:tc>
+        <w:tc>
+          <w:tcPr>
+            <w:tcW w:w="467" w:type="pct"/>
+            <w:hideMark/>
+          </w:tcPr>
+          <w:p>
+            <w:pPr>
+              <w:spacing w:line="360" w:lineRule="auto"/>
+              <w:rPr>
+                <w:rFonts w:ascii="標楷體" w:eastAsia="標楷體" w:hAnsi="標楷體"/>
+                <w:szCs w:val="24"/>
+              </w:rPr>
+            </w:pPr>
+            <w:r>
+              <w:rPr>
+                <w:rFonts w:ascii="標楷體" w:eastAsia="標楷體" w:hAnsi="標楷體"/>
+                <w:szCs w:val="24"/>
+              </w:rPr>
+              <w:t xml:space="preserve">4 </w:t>
+            </w:r>
+            <w:proofErr w:type="gramStart"/>
+            <w:r>
+              <w:rPr>
+                <w:rFonts w:ascii="標楷體" w:eastAsia="標楷體" w:hAnsi="標楷體"/>
+                <w:szCs w:val="24"/>
+              </w:rPr>
+              <w:t>byte</w:t>
+            </w:r>
+            <w:proofErr w:type="gramEnd"/>
+          </w:p>
+        </w:tc>
+        <w:tc>
+          <w:tcPr>
+            <w:tcW w:w="284" w:type="pct"/>
+            <w:hideMark/>
+          </w:tcPr>
+          <w:p>
+            <w:pPr>
+              <w:spacing w:line="360" w:lineRule="auto"/>
+              <w:rPr>
+                <w:rFonts w:ascii="標楷體" w:eastAsia="標楷體" w:hAnsi="標楷體"/>
+                <w:szCs w:val="24"/>
+              </w:rPr>
+            </w:pPr>
+            <w:r>
+              <w:rPr>
+                <w:rFonts w:ascii="標楷體" w:eastAsia="標楷體" w:hAnsi="標楷體"/>
+                <w:szCs w:val="24"/>
+              </w:rPr>
+              <w:t>●</w:t>
+            </w:r>
+          </w:p>
+        </w:tc>
+        <w:tc>
+          <w:tcPr>
+            <w:tcW w:w="1143" w:type="pct"/>
+            <w:hideMark/>
+          </w:tcPr>
+          <w:p>
+            <w:pPr>
+              <w:spacing w:line="360" w:lineRule="auto"/>
+              <w:rPr>
+                <w:rFonts w:ascii="標楷體" w:eastAsia="標楷體" w:hAnsi="標楷體" w:cs="Times New Roman"/>
+                <w:szCs w:val="24"/>
+              </w:rPr>
+            </w:pPr>
+          </w:p>
+        </w:tc>
+      </w:tr>
+      <w:tr>
+        <w:tc>
+          <w:tcPr>
+            <w:tcW w:w="1489" w:type="pct"/>
+            <w:hideMark/>
+          </w:tcPr>
+          <w:p>
+            <w:pPr>
+              <w:spacing w:line="360" w:lineRule="auto"/>
+              <w:rPr>
+                <w:rFonts w:ascii="標楷體" w:eastAsia="標楷體" w:hAnsi="標楷體" w:cs="新細明體"/>
+                <w:szCs w:val="24"/>
+              </w:rPr>
+            </w:pPr>
+            <w:proofErr w:type="spellStart"/>
+            <w:r>
+              <w:rPr>
+                <w:rFonts w:ascii="標楷體" w:eastAsia="標楷體" w:hAnsi="標楷體"/>
+                <w:szCs w:val="24"/>
+              </w:rPr>
+              <w:t>user_id</w:t>
+            </w:r>
+            <w:proofErr w:type="spellEnd"/>
+          </w:p>
+        </w:tc>
+        <w:tc>
+          <w:tcPr>
+            <w:tcW w:w="909" w:type="pct"/>
+            <w:hideMark/>
+          </w:tcPr>
+          <w:p>
+            <w:pPr>
+              <w:spacing w:line="360" w:lineRule="auto"/>
+              <w:rPr>
+                <w:rFonts w:ascii="標楷體" w:eastAsia="標楷體" w:hAnsi="標楷體"/>
+                <w:szCs w:val="24"/>
+              </w:rPr>
+            </w:pPr>
+            <w:r>
+              <w:rPr>
+                <w:rFonts w:ascii="標楷體" w:eastAsia="標楷體" w:hAnsi="標楷體"/>
+                <w:szCs w:val="24"/>
+              </w:rPr>
+              <w:t>使用者ID</w:t>
+            </w:r>
+          </w:p>
+        </w:tc>
+        <w:tc>
+          <w:tcPr>
+            <w:tcW w:w="709" w:type="pct"/>
+            <w:hideMark/>
+          </w:tcPr>
+          <w:p>
+            <w:pPr>
+              <w:spacing w:line="360" w:lineRule="auto"/>
+              <w:rPr>
+                <w:rFonts w:ascii="標楷體" w:eastAsia="標楷體" w:hAnsi="標楷體"/>
+                <w:szCs w:val="24"/>
+              </w:rPr>
+            </w:pPr>
+            <w:r>
+              <w:rPr>
+                <w:rFonts w:ascii="標楷體" w:eastAsia="標楷體" w:hAnsi="標楷體"/>
+                <w:szCs w:val="24"/>
+              </w:rPr>
+              <w:t>INT</w:t>
+            </w:r>
+          </w:p>
+        </w:tc>
+        <w:tc>
+          <w:tcPr>
+            <w:tcW w:w="467" w:type="pct"/>
+            <w:hideMark/>
+          </w:tcPr>
+          <w:p>
+            <w:pPr>
+              <w:spacing w:line="360" w:lineRule="auto"/>
+              <w:rPr>
+                <w:rFonts w:ascii="標楷體" w:eastAsia="標楷體" w:hAnsi="標楷體"/>
+                <w:szCs w:val="24"/>
+              </w:rPr>
+            </w:pPr>
+            <w:r>
+              <w:rPr>
+                <w:rFonts w:ascii="標楷體" w:eastAsia="標楷體" w:hAnsi="標楷體"/>
+                <w:szCs w:val="24"/>
+              </w:rPr>
+              <w:t xml:space="preserve">4 </w:t>
+            </w:r>
+            <w:proofErr w:type="gramStart"/>
+            <w:r>
+              <w:rPr>
+                <w:rFonts w:ascii="標楷體" w:eastAsia="標楷體" w:hAnsi="標楷體"/>
+                <w:szCs w:val="24"/>
+              </w:rPr>
+              <w:t>byte</w:t>
+            </w:r>
+            <w:proofErr w:type="gramEnd"/>
+          </w:p>
+        </w:tc>
+        <w:tc>
+          <w:tcPr>
+            <w:tcW w:w="284" w:type="pct"/>
+            <w:hideMark/>
+          </w:tcPr>
+          <w:p>
+            <w:pPr>
+              <w:spacing w:line="360" w:lineRule="auto"/>
+              <w:rPr>
+                <w:rFonts w:ascii="標楷體" w:eastAsia="標楷體" w:hAnsi="標楷體"/>
+                <w:szCs w:val="24"/>
+              </w:rPr>
+            </w:pPr>
+          </w:p>
+        </w:tc>
+        <w:tc>
+          <w:tcPr>
+            <w:tcW w:w="1143" w:type="pct"/>
+            <w:hideMark/>
+          </w:tcPr>
+          <w:p>
+            <w:pPr>
+              <w:spacing w:line="360" w:lineRule="auto"/>
+              <w:rPr>
+                <w:rFonts w:ascii="標楷體" w:eastAsia="標楷體" w:hAnsi="標楷體" w:cs="Times New Roman"/>
+                <w:szCs w:val="24"/>
+              </w:rPr>
+            </w:pPr>
+            <w:r>
+              <w:rPr>
+                <w:rFonts w:ascii="標楷體" w:eastAsia="標楷體" w:hAnsi="標楷體"/>
+                <w:szCs w:val="24"/>
+              </w:rPr>
+              <w:t>user.id</w:t>
+            </w:r>
+          </w:p>
+        </w:tc>
+      </w:tr>
+      <w:tr>
+        <w:tc>
+          <w:tcPr>
+            <w:tcW w:w="1489" w:type="pct"/>
+            <w:hideMark/>
+          </w:tcPr>
+          <w:p>
+            <w:pPr>
+              <w:spacing w:line="360" w:lineRule="auto"/>
+              <w:rPr>
+                <w:rFonts w:ascii="標楷體" w:eastAsia="標楷體" w:hAnsi="標楷體" w:cs="新細明體"/>
+                <w:szCs w:val="24"/>
+              </w:rPr>
+            </w:pPr>
+            <w:proofErr w:type="spellStart"/>
+            <w:r>
+              <w:rPr>
+                <w:rFonts w:ascii="標楷體" w:eastAsia="標楷體" w:hAnsi="標楷體"/>
+                <w:szCs w:val="24"/>
+              </w:rPr>
+              <w:t>vocab_id</w:t>
+            </w:r>
+            <w:proofErr w:type="spellEnd"/>
+          </w:p>
+        </w:tc>
+        <w:tc>
+          <w:tcPr>
+            <w:tcW w:w="909" w:type="pct"/>
+            <w:hideMark/>
+          </w:tcPr>
+          <w:p>
+            <w:pPr>
+              <w:spacing w:line="360" w:lineRule="auto"/>
+              <w:rPr>
+                <w:rFonts w:ascii="標楷體" w:eastAsia="標楷體" w:hAnsi="標楷體"/>
+                <w:szCs w:val="24"/>
+              </w:rPr>
+            </w:pPr>
+            <w:r>
+              <w:rPr>
+                <w:rFonts w:ascii="標楷體" w:eastAsia="標楷體" w:hAnsi="標楷體"/>
+                <w:szCs w:val="24"/>
+              </w:rPr>
+              <w:t>單字ID</w:t>
+            </w:r>
+          </w:p>
+        </w:tc>
+        <w:tc>
+          <w:tcPr>
+            <w:tcW w:w="709" w:type="pct"/>
+            <w:hideMark/>
+          </w:tcPr>
+          <w:p>
+            <w:pPr>
+              <w:spacing w:line="360" w:lineRule="auto"/>
+              <w:rPr>
+                <w:rFonts w:ascii="標楷體" w:eastAsia="標楷體" w:hAnsi="標楷體"/>
+                <w:szCs w:val="24"/>
+              </w:rPr>
+            </w:pPr>
+            <w:r>
+              <w:rPr>
+                <w:rFonts w:ascii="標楷體" w:eastAsia="標楷體" w:hAnsi="標楷體"/>
+                <w:szCs w:val="24"/>
+              </w:rPr>
+              <w:t>INT</w:t>
+            </w:r>
+          </w:p>
+        </w:tc>
+        <w:tc>
+          <w:tcPr>
+            <w:tcW w:w="467" w:type="pct"/>
+            <w:hideMark/>
+          </w:tcPr>
+          <w:p>
+            <w:pPr>
+              <w:spacing w:line="360" w:lineRule="auto"/>
+              <w:rPr>
+                <w:rFonts w:ascii="標楷體" w:eastAsia="標楷體" w:hAnsi="標楷體"/>
+                <w:szCs w:val="24"/>
+              </w:rPr>
+            </w:pPr>
+            <w:r>
+              <w:rPr>
+                <w:rFonts w:ascii="標楷體" w:eastAsia="標楷體" w:hAnsi="標楷體"/>
+                <w:szCs w:val="24"/>
+              </w:rPr>
+              <w:t xml:space="preserve">4 </w:t>
+            </w:r>
+            <w:proofErr w:type="gramStart"/>
+            <w:r>
+              <w:rPr>
+                <w:rFonts w:ascii="標楷體" w:eastAsia="標楷體" w:hAnsi="標楷體"/>
+                <w:szCs w:val="24"/>
+              </w:rPr>
+              <w:t>byte</w:t>
+            </w:r>
+            <w:proofErr w:type="gramEnd"/>
+          </w:p>
+        </w:tc>
+        <w:tc>
+          <w:tcPr>
+            <w:tcW w:w="284" w:type="pct"/>
+            <w:hideMark/>
+          </w:tcPr>
+          <w:p>
+            <w:pPr>
+              <w:spacing w:line="360" w:lineRule="auto"/>
+              <w:rPr>
+                <w:rFonts w:ascii="標楷體" w:eastAsia="標楷體" w:hAnsi="標楷體"/>
+                <w:szCs w:val="24"/>
+              </w:rPr>
+            </w:pPr>
+          </w:p>
+        </w:tc>
+        <w:tc>
+          <w:tcPr>
+            <w:tcW w:w="1143" w:type="pct"/>
+            <w:hideMark/>
+          </w:tcPr>
+          <w:p>
+            <w:pPr>
+              <w:spacing w:line="360" w:lineRule="auto"/>
+              <w:rPr>
+                <w:rFonts w:ascii="標楷體" w:eastAsia="標楷體" w:hAnsi="標楷體" w:cs="Times New Roman"/>
+                <w:szCs w:val="24"/>
+              </w:rPr>
+            </w:pPr>
+            <w:r>
+              <w:rPr>
+                <w:rFonts w:ascii="標楷體" w:eastAsia="標楷體" w:hAnsi="標楷體"/>
+                <w:szCs w:val="24"/>
+              </w:rPr>
+              <w:t>vocab.id</w:t>
+            </w:r>
+          </w:p>
+        </w:tc>
+      </w:tr>
+      <w:tr>
+        <w:tc>
+          <w:tcPr>
+            <w:tcW w:w="1489" w:type="pct"/>
+            <w:hideMark/>
+          </w:tcPr>
+          <w:p>
+            <w:pPr>
+              <w:spacing w:line="360" w:lineRule="auto"/>
+              <w:rPr>
+                <w:rFonts w:ascii="標楷體" w:eastAsia="標楷體" w:hAnsi="標楷體" w:cs="新細明體"/>
+                <w:szCs w:val="24"/>
+              </w:rPr>
+            </w:pPr>
+            <w:proofErr w:type="spellStart"/>
+            <w:r>
+              <w:rPr>
+                <w:rFonts w:ascii="標楷體" w:eastAsia="標楷體" w:hAnsi="標楷體"/>
+                <w:szCs w:val="24"/>
+              </w:rPr>
+              <w:t>folder_id</w:t>
+            </w:r>
+            <w:proofErr w:type="spellEnd"/>
+          </w:p>
+        </w:tc>
+        <w:tc>
+          <w:tcPr>
+            <w:tcW w:w="909" w:type="pct"/>
+            <w:hideMark/>
+          </w:tcPr>
+          <w:p>
+            <w:pPr>
+              <w:spacing w:line="360" w:lineRule="auto"/>
+              <w:rPr>
+                <w:rFonts w:ascii="標楷體" w:eastAsia="標楷體" w:hAnsi="標楷體"/>
+                <w:szCs w:val="24"/>
+              </w:rPr>
+            </w:pPr>
+            <w:r>
+              <w:rPr>
+                <w:rFonts w:ascii="標楷體" w:eastAsia="標楷體" w:hAnsi="標楷體"/>
+                <w:szCs w:val="24"/>
+              </w:rPr>
+              <w:t>資料夾ID</w:t>
+            </w:r>
+          </w:p>
+        </w:tc>
+        <w:tc>
+          <w:tcPr>
+            <w:tcW w:w="709" w:type="pct"/>
+            <w:hideMark/>
+          </w:tcPr>
+          <w:p>
+            <w:pPr>
+              <w:spacing w:line="360" w:lineRule="auto"/>
+              <w:rPr>
+                <w:rFonts w:ascii="標楷體" w:eastAsia="標楷體" w:hAnsi="標楷體"/>
+                <w:szCs w:val="24"/>
+              </w:rPr>
+            </w:pPr>
+            <w:r>
+              <w:rPr>
+                <w:rFonts w:ascii="標楷體" w:eastAsia="標楷體" w:hAnsi="標楷體"/>
+                <w:szCs w:val="24"/>
+              </w:rPr>
+              <w:t>INT</w:t>
+            </w:r>
+          </w:p>
+        </w:tc>
+        <w:tc>
+          <w:tcPr>
+            <w:tcW w:w="467" w:type="pct"/>
+            <w:hideMark/>
+          </w:tcPr>
+          <w:p>
+            <w:pPr>
+              <w:spacing w:line="360" w:lineRule="auto"/>
+              <w:rPr>
+                <w:rFonts w:ascii="標楷體" w:eastAsia="標楷體" w:hAnsi="標楷體"/>
+                <w:szCs w:val="24"/>
+              </w:rPr>
+            </w:pPr>
+            <w:r>
+              <w:rPr>
+                <w:rFonts w:ascii="標楷體" w:eastAsia="標楷體" w:hAnsi="標楷體"/>
+                <w:szCs w:val="24"/>
+              </w:rPr>
+              <w:t xml:space="preserve">4 </w:t>
+            </w:r>
+            <w:proofErr w:type="gramStart"/>
+            <w:r>
+              <w:rPr>
+                <w:rFonts w:ascii="標楷體" w:eastAsia="標楷體" w:hAnsi="標楷體"/>
+                <w:szCs w:val="24"/>
+              </w:rPr>
+              <w:t>byte</w:t>
+            </w:r>
+            <w:proofErr w:type="gramEnd"/>
+          </w:p>
+        </w:tc>
+        <w:tc>
+          <w:tcPr>
+            <w:tcW w:w="284" w:type="pct"/>
+            <w:hideMark/>
+          </w:tcPr>
+          <w:p>
+            <w:pPr>
+              <w:spacing w:line="360" w:lineRule="auto"/>
+              <w:rPr>
+                <w:rFonts w:ascii="標楷體" w:eastAsia="標楷體" w:hAnsi="標楷體"/>
+                <w:szCs w:val="24"/>
+              </w:rPr>
+            </w:pPr>
+          </w:p>
+        </w:tc>
+        <w:tc>
+          <w:tcPr>
+            <w:tcW w:w="1143" w:type="pct"/>
+            <w:hideMark/>
+          </w:tcPr>
+          <w:p>
+            <w:pPr>
+              <w:spacing w:line="360" w:lineRule="auto"/>
+              <w:rPr>
+                <w:rFonts w:ascii="標楷體" w:eastAsia="標楷體" w:hAnsi="標楷體" w:cs="Times New Roman"/>
+                <w:szCs w:val="24"/>
+              </w:rPr>
+            </w:pPr>
+            <w:r>
+              <w:rPr>
+                <w:rFonts w:ascii="標楷體" w:eastAsia="標楷體" w:hAnsi="標楷體"/>
+                <w:szCs w:val="24"/>
+              </w:rPr>
+              <w:t>user_folder.id</w:t>
+            </w:r>
+          </w:p>
+        </w:tc>
+      </w:tr>
+      <w:tr>
+        <w:tc>
+          <w:tcPr>
+            <w:tcW w:w="1489" w:type="pct"/>
+            <w:hideMark/>
+          </w:tcPr>
+          <w:p>
+            <w:pPr>
+              <w:spacing w:line="360" w:lineRule="auto"/>
+              <w:rPr>
+                <w:rFonts w:ascii="標楷體" w:eastAsia="標楷體" w:hAnsi="標楷體" w:cs="新細明體"/>
+                <w:szCs w:val="24"/>
+              </w:rPr>
+            </w:pPr>
+            <w:proofErr w:type="spellStart"/>
+            <w:r>
+              <w:rPr>
+                <w:rFonts w:ascii="標楷體" w:eastAsia="標楷體" w:hAnsi="標楷體"/>
+                <w:szCs w:val="24"/>
+              </w:rPr>
+              <w:t>collected_at</w:t>
+            </w:r>
+            <w:proofErr w:type="spellEnd"/>
+          </w:p>
+        </w:tc>
+        <w:tc>
+          <w:tcPr>
+            <w:tcW w:w="909" w:type="pct"/>
+            <w:hideMark/>
+          </w:tcPr>
+          <w:p>
+            <w:pPr>
+              <w:spacing w:line="360" w:lineRule="auto"/>
+              <w:rPr>
+                <w:rFonts w:ascii="標楷體" w:eastAsia="標楷體" w:hAnsi="標楷體"/>
+                <w:szCs w:val="24"/>
+              </w:rPr>
+            </w:pPr>
+            <w:r>
+              <w:rPr>
+                <w:rFonts w:ascii="標楷體" w:eastAsia="標楷體" w:hAnsi="標楷體"/>
+                <w:szCs w:val="24"/>
+              </w:rPr>
+              <w:t>收藏時間</w:t>
+            </w:r>
+          </w:p>
+        </w:tc>
+        <w:tc>
+          <w:tcPr>
+            <w:tcW w:w="709" w:type="pct"/>
+            <w:hideMark/>
+          </w:tcPr>
+          <w:p>
+            <w:pPr>
+              <w:spacing w:line="360" w:lineRule="auto"/>
+              <w:rPr>
+                <w:rFonts w:ascii="標楷體" w:eastAsia="標楷體" w:hAnsi="標楷體"/>
+                <w:szCs w:val="24"/>
+              </w:rPr>
+            </w:pPr>
+            <w:r>
+              <w:rPr>
+                <w:rFonts w:ascii="標楷體" w:eastAsia="標楷體" w:hAnsi="標楷體"/>
+                <w:szCs w:val="24"/>
+              </w:rPr>
+              <w:t>DATETIME</w:t>
+            </w:r>
+          </w:p>
+        </w:tc>
+        <w:tc>
+          <w:tcPr>
+            <w:tcW w:w="467" w:type="pct"/>
+            <w:hideMark/>
+          </w:tcPr>
+          <w:p>
+            <w:pPr>
+              <w:spacing w:line="360" w:lineRule="auto"/>
+              <w:rPr>
+                <w:rFonts w:ascii="標楷體" w:eastAsia="標楷體" w:hAnsi="標楷體"/>
+                <w:szCs w:val="24"/>
+              </w:rPr>
+            </w:pPr>
+            <w:r>
+              <w:rPr>
+                <w:rFonts w:ascii="標楷體" w:eastAsia="標楷體" w:hAnsi="標楷體"/>
+                <w:szCs w:val="24"/>
+              </w:rPr>
+              <w:t>-</w:t>
+            </w:r>
+          </w:p>
+        </w:tc>
+        <w:tc>
+          <w:tcPr>
+            <w:tcW w:w="284" w:type="pct"/>
+            <w:hideMark/>
+          </w:tcPr>
+          <w:p>
+            <w:pPr>
+              <w:spacing w:line="360" w:lineRule="auto"/>
+              <w:rPr>
+                <w:rFonts w:ascii="標楷體" w:eastAsia="標楷體" w:hAnsi="標楷體"/>
+                <w:szCs w:val="24"/>
+              </w:rPr>
+            </w:pPr>
+          </w:p>
+        </w:tc>
+        <w:tc>
+          <w:tcPr>
+            <w:tcW w:w="1143" w:type="pct"/>
+            <w:hideMark/>
+          </w:tcPr>
+          <w:p>
+            <w:pPr>
+              <w:spacing w:line="360" w:lineRule="auto"/>
+              <w:rPr>
+                <w:rFonts w:ascii="標楷體" w:eastAsia="標楷體" w:hAnsi="標楷體" w:cs="Times New Roman"/>
+                <w:szCs w:val="24"/>
+              </w:rPr>
+            </w:pPr>
+          </w:p>
+        </w:tc>
+      </w:tr>
+    </w:tbl>
+    <w:p>
+      <w:r>
+        <w:rPr>
+          <w:rFonts w:hint="eastAsia"/>
+        </w:rPr>
+        <w:t>(</w:t>
+      </w:r>
+      <w:proofErr w:type="spellStart"/>
+      <w:r>
+        <w:rPr>
+          <w:rFonts w:hint="eastAsia"/>
+        </w:rPr>
+        <w:t>user_id</w:t>
+      </w:r>
+      <w:proofErr w:type="spellEnd"/>
+      <w:r>
+        <w:rPr>
+          <w:rFonts w:hint="eastAsia"/>
+        </w:rPr>
+        <w:t xml:space="preserve">, </w:t>
+      </w:r>
+      <w:proofErr w:type="spellStart"/>
+      <w:r>
+        <w:rPr>
+          <w:rFonts w:hint="eastAsia"/>
+        </w:rPr>
+        <w:t>vocab_id</w:t>
+      </w:r>
+      <w:proofErr w:type="spellEnd"/>
+      <w:r>
+        <w:rPr>
+          <w:rFonts w:hint="eastAsia"/>
+        </w:rPr>
+        <w:t xml:space="preserve">) </w:t>
+      </w:r>
+      <w:r>
+        <w:rPr>
+          <w:rFonts w:hint="eastAsia"/>
+        </w:rPr>
+        <w:t>不可重複</w:t>
+      </w:r>
+    </w:p>
+    <w:p/>
+    <w:p>
+      <w:pPr>
+        <w:pStyle w:val="a4"/>
+        <w:rPr>
+          <w:sz w:val="24"/>
+        </w:rPr>
+      </w:pPr>
+      <w:r>
+        <w:rPr>
+          <w:sz w:val="24"/>
+        </w:rPr>
+        <w:t xml:space="preserve">表 </w:t>
+      </w:r>
+      <w:r>
+        <w:rPr>
+          <w:sz w:val="24"/>
+        </w:rPr>
+        <w:t>8-2-</w:t>
+      </w:r>
+      <w:r>
+        <w:rPr>
+          <w:rFonts w:hint="eastAsia"/>
+          <w:sz w:val="24"/>
+        </w:rPr>
+        <w:t>9</w:t>
+      </w:r>
+      <w:r>
+        <w:rPr>
+          <w:sz w:val="24"/>
+        </w:rPr>
+        <w:t xml:space="preserve"> T0</w:t>
+      </w:r>
+      <w:r>
+        <w:rPr>
+          <w:sz w:val="24"/>
+        </w:rPr>
+        <w:t>9</w:t>
+      </w:r>
+      <w:r>
+        <w:rPr>
+          <w:sz w:val="24"/>
+        </w:rPr>
+        <w:t xml:space="preserve"> </w:t>
+      </w:r>
+      <w:r>
+        <w:rPr>
+          <w:sz w:val="24"/>
+        </w:rPr>
+        <w:t>使用者</w:t>
+      </w:r>
+      <w:r>
+        <w:rPr>
+          <w:rFonts w:hint="eastAsia"/>
+          <w:sz w:val="24"/>
+        </w:rPr>
+        <w:t>收藏</w:t>
+      </w:r>
+      <w:r>
+        <w:rPr>
+          <w:sz w:val="24"/>
+        </w:rPr>
+        <w:t>資料夾</w:t>
+      </w:r>
+      <w:r>
+        <w:rPr>
+          <w:rFonts w:hint="eastAsia"/>
+          <w:sz w:val="24"/>
+        </w:rPr>
+        <w:t>資料</w:t>
+      </w:r>
+      <w:r>
+        <w:rPr>
+          <w:rFonts w:hint="eastAsia"/>
+          <w:sz w:val="24"/>
+        </w:rPr>
+        <w:t>表</w:t>
+      </w:r>
+    </w:p>
+    <w:tbl>
+      <w:tblPr>
+        <w:tblStyle w:val="a3"/>
+        <w:tblW w:w="5000" w:type="pct"/>
+        <w:tblLook w:val="04A0" w:firstRow="1" w:lastRow="0" w:firstColumn="1" w:lastColumn="0" w:noHBand="0" w:noVBand="1"/>
+      </w:tblPr>
+      <w:tblGrid>
+        <w:gridCol w:w="2471"/>
+        <w:gridCol w:w="1508"/>
+        <w:gridCol w:w="1176"/>
+        <w:gridCol w:w="775"/>
+        <w:gridCol w:w="471"/>
+        <w:gridCol w:w="1895"/>
+      </w:tblGrid>
+      <w:tr>
+        <w:tc>
+          <w:tcPr>
+            <w:tcW w:w="5000" w:type="pct"/>
+            <w:gridSpan w:val="6"/>
+          </w:tcPr>
+          <w:p>
+            <w:pPr>
+              <w:spacing w:line="360" w:lineRule="auto"/>
+              <w:jc w:val="center"/>
+              <w:rPr>
+                <w:rFonts w:ascii="標楷體" w:eastAsia="標楷體" w:hAnsi="標楷體"/>
+                <w:szCs w:val="24"/>
+              </w:rPr>
+            </w:pPr>
+            <w:r>
+              <w:rPr>
+                <w:rFonts w:ascii="標楷體" w:eastAsia="標楷體" w:hAnsi="標楷體" w:hint="eastAsia"/>
+                <w:szCs w:val="24"/>
+              </w:rPr>
+              <w:t>T0</w:t>
+            </w:r>
+            <w:r>
+              <w:rPr>
+                <w:rFonts w:ascii="標楷體" w:eastAsia="標楷體" w:hAnsi="標楷體"/>
+                <w:szCs w:val="24"/>
+              </w:rPr>
+              <w:t>9</w:t>
+            </w:r>
+            <w:r>
+              <w:rPr>
+                <w:rFonts w:ascii="標楷體" w:eastAsia="標楷體" w:hAnsi="標楷體" w:hint="eastAsia"/>
+                <w:szCs w:val="24"/>
+              </w:rPr>
+              <w:t xml:space="preserve"> </w:t>
+            </w:r>
+            <w:proofErr w:type="spellStart"/>
+            <w:r>
+              <w:rPr>
+                <w:rFonts w:ascii="標楷體" w:eastAsia="標楷體" w:hAnsi="標楷體"/>
+                <w:szCs w:val="24"/>
+              </w:rPr>
+              <w:t>user_folder</w:t>
+            </w:r>
+            <w:proofErr w:type="spellEnd"/>
+            <w:proofErr w:type="gramStart"/>
+            <w:r>
+              <w:rPr>
+                <w:rFonts w:ascii="標楷體" w:eastAsia="標楷體" w:hAnsi="標楷體" w:hint="eastAsia"/>
+                <w:szCs w:val="24"/>
+              </w:rPr>
+              <w:t>（</w:t>
+            </w:r>
+            <w:proofErr w:type="gramEnd"/>
+            <w:r>
+              <w:rPr>
+                <w:rFonts w:ascii="標楷體" w:eastAsia="標楷體" w:hAnsi="標楷體"/>
+                <w:szCs w:val="24"/>
+              </w:rPr>
+              <w:t>使用者</w:t>
+            </w:r>
+            <w:r>
+              <w:rPr>
+                <w:rFonts w:hint="eastAsia"/>
+              </w:rPr>
+              <w:t>收藏</w:t>
+            </w:r>
+            <w:r>
+              <w:rPr>
+                <w:rFonts w:ascii="標楷體" w:eastAsia="標楷體" w:hAnsi="標楷體"/>
+                <w:szCs w:val="24"/>
+              </w:rPr>
+              <w:t>資料夾</w:t>
+            </w:r>
+            <w:r>
+              <w:rPr>
+                <w:rFonts w:ascii="標楷體" w:eastAsia="標楷體" w:hAnsi="標楷體" w:hint="eastAsia"/>
+                <w:szCs w:val="24"/>
+              </w:rPr>
+              <w:t>)</w:t>
+            </w:r>
+          </w:p>
+        </w:tc>
+      </w:tr>
+      <w:tr>
+        <w:tc>
+          <w:tcPr>
+            <w:tcW w:w="1489" w:type="pct"/>
+            <w:vAlign w:val="center"/>
+            <w:hideMark/>
+          </w:tcPr>
+          <w:p>
+            <w:pPr>
+              <w:spacing w:line="360" w:lineRule="auto"/>
+              <w:jc w:val="center"/>
+              <w:rPr>
+                <w:rFonts w:ascii="標楷體" w:eastAsia="標楷體" w:hAnsi="標楷體"/>
+                <w:szCs w:val="24"/>
+              </w:rPr>
+            </w:pPr>
+            <w:r>
+              <w:rPr>
+                <w:rFonts w:ascii="標楷體" w:eastAsia="標楷體" w:hAnsi="標楷體" w:hint="eastAsia"/>
+                <w:szCs w:val="24"/>
+              </w:rPr>
+              <w:t>欄位</w:t>
+            </w:r>
+            <w:r>
+              <w:rPr>
+                <w:rFonts w:ascii="標楷體" w:eastAsia="標楷體" w:hAnsi="標楷體"/>
+                <w:szCs w:val="24"/>
+              </w:rPr>
+              <w:t>名稱</w:t>
+            </w:r>
+          </w:p>
+        </w:tc>
+        <w:tc>
+          <w:tcPr>
+            <w:tcW w:w="909" w:type="pct"/>
+            <w:vAlign w:val="center"/>
+            <w:hideMark/>
+          </w:tcPr>
+          <w:p>
+            <w:pPr>
+              <w:spacing w:line="360" w:lineRule="auto"/>
+              <w:jc w:val="center"/>
+              <w:rPr>
+                <w:rFonts w:ascii="標楷體" w:eastAsia="標楷體" w:hAnsi="標楷體"/>
+                <w:szCs w:val="24"/>
+              </w:rPr>
+            </w:pPr>
+            <w:r>
+              <w:rPr>
+                <w:rFonts w:ascii="標楷體" w:eastAsia="標楷體" w:hAnsi="標楷體"/>
+                <w:szCs w:val="24"/>
+              </w:rPr>
+              <w:t>中文名稱</w:t>
+            </w:r>
+          </w:p>
+        </w:tc>
+        <w:tc>
+          <w:tcPr>
+            <w:tcW w:w="709" w:type="pct"/>
+            <w:vAlign w:val="center"/>
+            <w:hideMark/>
+          </w:tcPr>
+          <w:p>
+            <w:pPr>
+              <w:spacing w:line="360" w:lineRule="auto"/>
+              <w:jc w:val="center"/>
+              <w:rPr>
+                <w:rFonts w:ascii="標楷體" w:eastAsia="標楷體" w:hAnsi="標楷體"/>
+                <w:szCs w:val="24"/>
+              </w:rPr>
+            </w:pPr>
+            <w:r>
+              <w:rPr>
+                <w:rFonts w:ascii="標楷體" w:eastAsia="標楷體" w:hAnsi="標楷體"/>
+                <w:szCs w:val="24"/>
+              </w:rPr>
+              <w:t>資料型態</w:t>
+            </w:r>
+          </w:p>
+        </w:tc>
+        <w:tc>
+          <w:tcPr>
+            <w:tcW w:w="467" w:type="pct"/>
+            <w:vAlign w:val="center"/>
+            <w:hideMark/>
+          </w:tcPr>
+          <w:p>
+            <w:pPr>
+              <w:spacing w:line="360" w:lineRule="auto"/>
+              <w:jc w:val="center"/>
+              <w:rPr>
+                <w:rFonts w:ascii="標楷體" w:eastAsia="標楷體" w:hAnsi="標楷體"/>
+                <w:szCs w:val="24"/>
+              </w:rPr>
+            </w:pPr>
+            <w:r>
+              <w:rPr>
+                <w:rFonts w:ascii="標楷體" w:eastAsia="標楷體" w:hAnsi="標楷體"/>
+                <w:szCs w:val="24"/>
+              </w:rPr>
+              <w:t>資料長度</w:t>
+            </w:r>
+          </w:p>
+        </w:tc>
+        <w:tc>
+          <w:tcPr>
+            <w:tcW w:w="284" w:type="pct"/>
+            <w:vAlign w:val="center"/>
+            <w:hideMark/>
+          </w:tcPr>
+          <w:p>
+            <w:pPr>
+              <w:spacing w:line="360" w:lineRule="auto"/>
+              <w:jc w:val="center"/>
+              <w:rPr>
+                <w:rFonts w:ascii="標楷體" w:eastAsia="標楷體" w:hAnsi="標楷體"/>
+                <w:szCs w:val="24"/>
+              </w:rPr>
+            </w:pPr>
+            <w:r>
+              <w:rPr>
+                <w:rFonts w:ascii="標楷體" w:eastAsia="標楷體" w:hAnsi="標楷體"/>
+                <w:szCs w:val="24"/>
+              </w:rPr>
+              <w:t>主鍵</w:t>
+            </w:r>
+          </w:p>
+        </w:tc>
+        <w:tc>
+          <w:tcPr>
+            <w:tcW w:w="1142" w:type="pct"/>
+            <w:vAlign w:val="center"/>
+            <w:hideMark/>
+          </w:tcPr>
+          <w:p>
+            <w:pPr>
+              <w:spacing w:line="360" w:lineRule="auto"/>
+              <w:jc w:val="center"/>
+              <w:rPr>
+                <w:rFonts w:ascii="標楷體" w:eastAsia="標楷體" w:hAnsi="標楷體"/>
+                <w:szCs w:val="24"/>
+              </w:rPr>
+            </w:pPr>
+            <w:proofErr w:type="gramStart"/>
+            <w:r>
+              <w:rPr>
+                <w:rFonts w:ascii="標楷體" w:eastAsia="標楷體" w:hAnsi="標楷體"/>
+                <w:szCs w:val="24"/>
+              </w:rPr>
+              <w:t>外鍵</w:t>
+            </w:r>
+            <w:proofErr w:type="gramEnd"/>
+          </w:p>
+        </w:tc>
+      </w:tr>
+      <w:tr>
+        <w:tc>
+          <w:tcPr>
+            <w:tcW w:w="1489" w:type="pct"/>
+            <w:hideMark/>
+          </w:tcPr>
+          <w:p>
+            <w:pPr>
+              <w:spacing w:line="360" w:lineRule="auto"/>
+              <w:rPr>
+                <w:rFonts w:ascii="標楷體" w:eastAsia="標楷體" w:hAnsi="標楷體" w:cs="新細明體"/>
+                <w:szCs w:val="24"/>
+              </w:rPr>
+            </w:pPr>
+            <w:r>
+              <w:rPr>
+                <w:rFonts w:ascii="標楷體" w:eastAsia="標楷體" w:hAnsi="標楷體"/>
+                <w:szCs w:val="24"/>
+              </w:rPr>
+              <w:t>id</w:t>
+            </w:r>
+          </w:p>
+        </w:tc>
+        <w:tc>
+          <w:tcPr>
+            <w:tcW w:w="909" w:type="pct"/>
+            <w:hideMark/>
+          </w:tcPr>
+          <w:p>
+            <w:pPr>
+              <w:spacing w:line="360" w:lineRule="auto"/>
+              <w:rPr>
+                <w:rFonts w:ascii="標楷體" w:eastAsia="標楷體" w:hAnsi="標楷體"/>
+                <w:szCs w:val="24"/>
+              </w:rPr>
+            </w:pPr>
+            <w:r>
+              <w:rPr>
+                <w:rFonts w:ascii="標楷體" w:eastAsia="標楷體" w:hAnsi="標楷體"/>
+                <w:szCs w:val="24"/>
+              </w:rPr>
+              <w:t>資料夾ID</w:t>
+            </w:r>
+          </w:p>
+        </w:tc>
+        <w:tc>
+          <w:tcPr>
+            <w:tcW w:w="709" w:type="pct"/>
+            <w:hideMark/>
+          </w:tcPr>
+          <w:p>
+            <w:pPr>
+              <w:spacing w:line="360" w:lineRule="auto"/>
+              <w:rPr>
+                <w:rFonts w:ascii="標楷體" w:eastAsia="標楷體" w:hAnsi="標楷體"/>
+                <w:szCs w:val="24"/>
+              </w:rPr>
+            </w:pPr>
+            <w:r>
+              <w:rPr>
+                <w:rFonts w:ascii="標楷體" w:eastAsia="標楷體" w:hAnsi="標楷體"/>
+                <w:szCs w:val="24"/>
+              </w:rPr>
+              <w:t>INT</w:t>
+            </w:r>
+          </w:p>
+        </w:tc>
+        <w:tc>
+          <w:tcPr>
+            <w:tcW w:w="467" w:type="pct"/>
+            <w:hideMark/>
+          </w:tcPr>
+          <w:p>
+            <w:pPr>
+              <w:spacing w:line="360" w:lineRule="auto"/>
+              <w:rPr>
+                <w:rFonts w:ascii="標楷體" w:eastAsia="標楷體" w:hAnsi="標楷體"/>
+                <w:szCs w:val="24"/>
+              </w:rPr>
+            </w:pPr>
+            <w:r>
+              <w:rPr>
+                <w:rFonts w:ascii="標楷體" w:eastAsia="標楷體" w:hAnsi="標楷體"/>
+                <w:szCs w:val="24"/>
+              </w:rPr>
+              <w:t xml:space="preserve">4 </w:t>
+            </w:r>
+            <w:proofErr w:type="gramStart"/>
+            <w:r>
+              <w:rPr>
+                <w:rFonts w:ascii="標楷體" w:eastAsia="標楷體" w:hAnsi="標楷體"/>
+                <w:szCs w:val="24"/>
+              </w:rPr>
+              <w:t>byte</w:t>
+            </w:r>
+            <w:proofErr w:type="gramEnd"/>
+          </w:p>
+        </w:tc>
+        <w:tc>
+          <w:tcPr>
+            <w:tcW w:w="284" w:type="pct"/>
+            <w:hideMark/>
+          </w:tcPr>
+          <w:p>
+            <w:pPr>
+              <w:spacing w:line="360" w:lineRule="auto"/>
+              <w:rPr>
+                <w:rFonts w:ascii="標楷體" w:eastAsia="標楷體" w:hAnsi="標楷體"/>
+                <w:szCs w:val="24"/>
+              </w:rPr>
+            </w:pPr>
+            <w:r>
+              <w:rPr>
+                <w:rFonts w:ascii="標楷體" w:eastAsia="標楷體" w:hAnsi="標楷體"/>
+                <w:szCs w:val="24"/>
+              </w:rPr>
+              <w:t>●</w:t>
+            </w:r>
+          </w:p>
+        </w:tc>
+        <w:tc>
+          <w:tcPr>
+            <w:tcW w:w="1142" w:type="pct"/>
+            <w:hideMark/>
+          </w:tcPr>
+          <w:p>
+            <w:pPr>
+              <w:spacing w:line="360" w:lineRule="auto"/>
+              <w:rPr>
+                <w:rFonts w:ascii="標楷體" w:eastAsia="標楷體" w:hAnsi="標楷體" w:cs="Times New Roman"/>
+                <w:szCs w:val="24"/>
+              </w:rPr>
+            </w:pPr>
+          </w:p>
+        </w:tc>
+      </w:tr>
+      <w:tr>
+        <w:tc>
+          <w:tcPr>
+            <w:tcW w:w="1489" w:type="pct"/>
+            <w:hideMark/>
+          </w:tcPr>
+          <w:p>
+            <w:pPr>
+              <w:spacing w:line="360" w:lineRule="auto"/>
+              <w:rPr>
+                <w:rFonts w:ascii="標楷體" w:eastAsia="標楷體" w:hAnsi="標楷體" w:cs="新細明體"/>
+                <w:szCs w:val="24"/>
+              </w:rPr>
+            </w:pPr>
+            <w:proofErr w:type="spellStart"/>
+            <w:r>
+              <w:rPr>
+                <w:rFonts w:ascii="標楷體" w:eastAsia="標楷體" w:hAnsi="標楷體"/>
+                <w:szCs w:val="24"/>
+              </w:rPr>
+              <w:t>user_id</w:t>
+            </w:r>
+            <w:proofErr w:type="spellEnd"/>
+          </w:p>
+        </w:tc>
+        <w:tc>
+          <w:tcPr>
+            <w:tcW w:w="909" w:type="pct"/>
+            <w:hideMark/>
+          </w:tcPr>
+          <w:p>
+            <w:pPr>
+              <w:spacing w:line="360" w:lineRule="auto"/>
+              <w:rPr>
+                <w:rFonts w:ascii="標楷體" w:eastAsia="標楷體" w:hAnsi="標楷體"/>
+                <w:szCs w:val="24"/>
+              </w:rPr>
+            </w:pPr>
+            <w:r>
+              <w:rPr>
+                <w:rFonts w:ascii="標楷體" w:eastAsia="標楷體" w:hAnsi="標楷體"/>
+                <w:szCs w:val="24"/>
+              </w:rPr>
+              <w:t>擁有者ID</w:t>
+            </w:r>
+          </w:p>
+        </w:tc>
+        <w:tc>
+          <w:tcPr>
+            <w:tcW w:w="709" w:type="pct"/>
+            <w:hideMark/>
+          </w:tcPr>
+          <w:p>
+            <w:pPr>
+              <w:spacing w:line="360" w:lineRule="auto"/>
+              <w:rPr>
+                <w:rFonts w:ascii="標楷體" w:eastAsia="標楷體" w:hAnsi="標楷體"/>
+                <w:szCs w:val="24"/>
+              </w:rPr>
+            </w:pPr>
+            <w:r>
+              <w:rPr>
+                <w:rFonts w:ascii="標楷體" w:eastAsia="標楷體" w:hAnsi="標楷體"/>
+                <w:szCs w:val="24"/>
+              </w:rPr>
+              <w:t>INT</w:t>
+            </w:r>
+          </w:p>
+        </w:tc>
+        <w:tc>
+          <w:tcPr>
+            <w:tcW w:w="467" w:type="pct"/>
+            <w:hideMark/>
+          </w:tcPr>
+          <w:p>
+            <w:pPr>
+              <w:spacing w:line="360" w:lineRule="auto"/>
+              <w:rPr>
+                <w:rFonts w:ascii="標楷體" w:eastAsia="標楷體" w:hAnsi="標楷體"/>
+                <w:szCs w:val="24"/>
+              </w:rPr>
+            </w:pPr>
+            <w:r>
+              <w:rPr>
+                <w:rFonts w:ascii="標楷體" w:eastAsia="標楷體" w:hAnsi="標楷體"/>
+                <w:szCs w:val="24"/>
+              </w:rPr>
+              <w:t xml:space="preserve">4 </w:t>
+            </w:r>
+            <w:proofErr w:type="gramStart"/>
+            <w:r>
+              <w:rPr>
+                <w:rFonts w:ascii="標楷體" w:eastAsia="標楷體" w:hAnsi="標楷體"/>
+                <w:szCs w:val="24"/>
+              </w:rPr>
+              <w:t>byte</w:t>
+            </w:r>
+            <w:proofErr w:type="gramEnd"/>
+          </w:p>
+        </w:tc>
+        <w:tc>
+          <w:tcPr>
+            <w:tcW w:w="284" w:type="pct"/>
+            <w:hideMark/>
+          </w:tcPr>
+          <w:p>
+            <w:pPr>
+              <w:spacing w:line="360" w:lineRule="auto"/>
+              <w:rPr>
+                <w:rFonts w:ascii="標楷體" w:eastAsia="標楷體" w:hAnsi="標楷體"/>
+                <w:szCs w:val="24"/>
+              </w:rPr>
+            </w:pPr>
+          </w:p>
+        </w:tc>
+        <w:tc>
+          <w:tcPr>
+            <w:tcW w:w="1142" w:type="pct"/>
+            <w:hideMark/>
+          </w:tcPr>
+          <w:p>
+            <w:pPr>
+              <w:spacing w:line="360" w:lineRule="auto"/>
+              <w:rPr>
+                <w:rFonts w:ascii="標楷體" w:eastAsia="標楷體" w:hAnsi="標楷體" w:cs="Times New Roman"/>
+                <w:szCs w:val="24"/>
+              </w:rPr>
+            </w:pPr>
+            <w:r>
+              <w:rPr>
+                <w:rFonts w:ascii="標楷體" w:eastAsia="標楷體" w:hAnsi="標楷體"/>
+                <w:szCs w:val="24"/>
+              </w:rPr>
+              <w:t>user.id</w:t>
+            </w:r>
+          </w:p>
+        </w:tc>
+      </w:tr>
+      <w:tr>
+        <w:tc>
+          <w:tcPr>
+            <w:tcW w:w="1489" w:type="pct"/>
+            <w:hideMark/>
+          </w:tcPr>
+          <w:p>
+            <w:pPr>
+              <w:spacing w:line="360" w:lineRule="auto"/>
+              <w:rPr>
+                <w:rFonts w:ascii="標楷體" w:eastAsia="標楷體" w:hAnsi="標楷體" w:cs="新細明體"/>
+                <w:szCs w:val="24"/>
+              </w:rPr>
+            </w:pPr>
+            <w:r>
+              <w:rPr>
+                <w:rFonts w:ascii="標楷體" w:eastAsia="標楷體" w:hAnsi="標楷體"/>
+                <w:szCs w:val="24"/>
+              </w:rPr>
+              <w:t>name</w:t>
+            </w:r>
+          </w:p>
+        </w:tc>
+        <w:tc>
+          <w:tcPr>
+            <w:tcW w:w="909" w:type="pct"/>
+            <w:hideMark/>
+          </w:tcPr>
+          <w:p>
+            <w:pPr>
+              <w:spacing w:line="360" w:lineRule="auto"/>
+              <w:rPr>
+                <w:rFonts w:ascii="標楷體" w:eastAsia="標楷體" w:hAnsi="標楷體"/>
+                <w:szCs w:val="24"/>
+              </w:rPr>
+            </w:pPr>
+            <w:r>
+              <w:rPr>
+                <w:rFonts w:ascii="標楷體" w:eastAsia="標楷體" w:hAnsi="標楷體"/>
+                <w:szCs w:val="24"/>
+              </w:rPr>
+              <w:t>資料夾名稱</w:t>
+            </w:r>
+          </w:p>
+        </w:tc>
+        <w:tc>
+          <w:tcPr>
+            <w:tcW w:w="709" w:type="pct"/>
+            <w:hideMark/>
+          </w:tcPr>
+          <w:p>
+            <w:pPr>
+              <w:spacing w:line="360" w:lineRule="auto"/>
+              <w:rPr>
+                <w:rFonts w:ascii="標楷體" w:eastAsia="標楷體" w:hAnsi="標楷體"/>
+                <w:szCs w:val="24"/>
+              </w:rPr>
+            </w:pPr>
+            <w:r>
+              <w:rPr>
+                <w:rFonts w:ascii="標楷體" w:eastAsia="標楷體" w:hAnsi="標楷體"/>
+                <w:szCs w:val="24"/>
+              </w:rPr>
+              <w:t>VARCHAR</w:t>
+            </w:r>
+          </w:p>
+        </w:tc>
+        <w:tc>
+          <w:tcPr>
+            <w:tcW w:w="467" w:type="pct"/>
+            <w:hideMark/>
+          </w:tcPr>
+          <w:p>
+            <w:pPr>
+              <w:spacing w:line="360" w:lineRule="auto"/>
+              <w:rPr>
+                <w:rFonts w:ascii="標楷體" w:eastAsia="標楷體" w:hAnsi="標楷體"/>
+                <w:szCs w:val="24"/>
+              </w:rPr>
+            </w:pPr>
+            <w:r>
+              <w:rPr>
+                <w:rFonts w:ascii="標楷體" w:eastAsia="標楷體" w:hAnsi="標楷體"/>
+                <w:szCs w:val="24"/>
+              </w:rPr>
+              <w:t>100</w:t>
+            </w:r>
+          </w:p>
+        </w:tc>
+        <w:tc>
+          <w:tcPr>
+            <w:tcW w:w="284" w:type="pct"/>
+            <w:hideMark/>
+          </w:tcPr>
+          <w:p>
+            <w:pPr>
+              <w:spacing w:line="360" w:lineRule="auto"/>
+              <w:rPr>
+                <w:rFonts w:ascii="標楷體" w:eastAsia="標楷體" w:hAnsi="標楷體"/>
+                <w:szCs w:val="24"/>
+              </w:rPr>
+            </w:pPr>
+          </w:p>
+        </w:tc>
+        <w:tc>
+          <w:tcPr>
+            <w:tcW w:w="1142" w:type="pct"/>
+            <w:hideMark/>
+          </w:tcPr>
+          <w:p>
+            <w:pPr>
+              <w:spacing w:line="360" w:lineRule="auto"/>
+              <w:rPr>
+                <w:rFonts w:ascii="標楷體" w:eastAsia="標楷體" w:hAnsi="標楷體" w:cs="Times New Roman"/>
+                <w:szCs w:val="24"/>
+              </w:rPr>
+            </w:pPr>
+          </w:p>
+        </w:tc>
+      </w:tr>
+      <w:tr>
+        <w:tc>
+          <w:tcPr>
+            <w:tcW w:w="1489" w:type="pct"/>
+            <w:hideMark/>
+          </w:tcPr>
+          <w:p>
+            <w:pPr>
+              <w:spacing w:line="360" w:lineRule="auto"/>
+              <w:rPr>
+                <w:rFonts w:ascii="標楷體" w:eastAsia="標楷體" w:hAnsi="標楷體" w:cs="新細明體"/>
+                <w:szCs w:val="24"/>
+              </w:rPr>
+            </w:pPr>
+            <w:proofErr w:type="spellStart"/>
+            <w:r>
+              <w:rPr>
+                <w:rFonts w:ascii="標楷體" w:eastAsia="標楷體" w:hAnsi="標楷體"/>
+                <w:szCs w:val="24"/>
+              </w:rPr>
+              <w:t>created_at</w:t>
+            </w:r>
+            <w:proofErr w:type="spellEnd"/>
+          </w:p>
+        </w:tc>
+        <w:tc>
+          <w:tcPr>
+            <w:tcW w:w="909" w:type="pct"/>
+            <w:hideMark/>
+          </w:tcPr>
+          <w:p>
+            <w:pPr>
+              <w:spacing w:line="360" w:lineRule="auto"/>
+              <w:rPr>
+                <w:rFonts w:ascii="標楷體" w:eastAsia="標楷體" w:hAnsi="標楷體"/>
+                <w:szCs w:val="24"/>
+              </w:rPr>
+            </w:pPr>
+            <w:r>
+              <w:rPr>
+                <w:rFonts w:ascii="標楷體" w:eastAsia="標楷體" w:hAnsi="標楷體"/>
+                <w:szCs w:val="24"/>
+              </w:rPr>
+              <w:t>建立時間</w:t>
+            </w:r>
+          </w:p>
+        </w:tc>
+        <w:tc>
+          <w:tcPr>
+            <w:tcW w:w="709" w:type="pct"/>
+            <w:hideMark/>
+          </w:tcPr>
+          <w:p>
+            <w:pPr>
+              <w:spacing w:line="360" w:lineRule="auto"/>
+              <w:rPr>
+                <w:rFonts w:ascii="標楷體" w:eastAsia="標楷體" w:hAnsi="標楷體"/>
+                <w:szCs w:val="24"/>
+              </w:rPr>
+            </w:pPr>
+            <w:r>
+              <w:rPr>
+                <w:rFonts w:ascii="標楷體" w:eastAsia="標楷體" w:hAnsi="標楷體"/>
+                <w:szCs w:val="24"/>
+              </w:rPr>
+              <w:t>DATETIME</w:t>
+            </w:r>
+          </w:p>
+        </w:tc>
+        <w:tc>
+          <w:tcPr>
+            <w:tcW w:w="467" w:type="pct"/>
+            <w:hideMark/>
+          </w:tcPr>
+          <w:p>
+            <w:pPr>
+              <w:spacing w:line="360" w:lineRule="auto"/>
+              <w:rPr>
+                <w:rFonts w:ascii="標楷體" w:eastAsia="標楷體" w:hAnsi="標楷體"/>
+                <w:szCs w:val="24"/>
+              </w:rPr>
+            </w:pPr>
+            <w:r>
+              <w:rPr>
+                <w:rFonts w:ascii="標楷體" w:eastAsia="標楷體" w:hAnsi="標楷體"/>
+                <w:szCs w:val="24"/>
+              </w:rPr>
+              <w:t>-</w:t>
+            </w:r>
+          </w:p>
+        </w:tc>
+        <w:tc>
+          <w:tcPr>
+            <w:tcW w:w="284" w:type="pct"/>
+            <w:hideMark/>
+          </w:tcPr>
+          <w:p>
+            <w:pPr>
+              <w:spacing w:line="360" w:lineRule="auto"/>
+              <w:rPr>
+                <w:rFonts w:ascii="標楷體" w:eastAsia="標楷體" w:hAnsi="標楷體"/>
+                <w:szCs w:val="24"/>
+              </w:rPr>
+            </w:pPr>
+          </w:p>
+        </w:tc>
+        <w:tc>
+          <w:tcPr>
+            <w:tcW w:w="1142" w:type="pct"/>
+            <w:hideMark/>
           </w:tcPr>
           <w:p>
             <w:pPr>

--- a/系統文件/8-2 表格及其 Meta data - 修正版.docx
+++ b/系統文件/8-2 表格及其 Meta data - 修正版.docx
@@ -10680,10 +10680,17 @@
             </w:pPr>
             <w:r>
               <w:rPr>
-                <w:rFonts w:ascii="標楷體" w:eastAsia="標楷體" w:hAnsi="標楷體"/>
-                <w:szCs w:val="24"/>
-              </w:rPr>
-              <w:t>擁有者ID</w:t>
+                <w:rFonts w:ascii="標楷體" w:eastAsia="標楷體" w:hAnsi="標楷體" w:hint="eastAsia"/>
+                <w:szCs w:val="24"/>
+              </w:rPr>
+              <w:t>使用</w:t>
+            </w:r>
+            <w:r>
+              <w:rPr>
+                <w:rFonts w:ascii="標楷體" w:eastAsia="標楷體" w:hAnsi="標楷體"/>
+                <w:szCs w:val="24"/>
+              </w:rPr>
+              <w:t>者ID</w:t>
             </w:r>
           </w:p>
         </w:tc>
@@ -11008,6 +11015,2640 @@
           <w:tcPr>
             <w:tcW w:w="1142" w:type="pct"/>
             <w:hideMark/>
+          </w:tcPr>
+          <w:p>
+            <w:pPr>
+              <w:spacing w:line="360" w:lineRule="auto"/>
+              <w:rPr>
+                <w:rFonts w:ascii="標楷體" w:eastAsia="標楷體" w:hAnsi="標楷體" w:cs="Times New Roman"/>
+                <w:szCs w:val="24"/>
+              </w:rPr>
+            </w:pPr>
+          </w:p>
+        </w:tc>
+      </w:tr>
+    </w:tbl>
+    <w:p/>
+    <w:p>
+      <w:pPr>
+        <w:pStyle w:val="a4"/>
+        <w:rPr>
+          <w:sz w:val="24"/>
+        </w:rPr>
+      </w:pPr>
+      <w:r>
+        <w:rPr>
+          <w:sz w:val="24"/>
+        </w:rPr>
+        <w:t xml:space="preserve">表 </w:t>
+      </w:r>
+      <w:r>
+        <w:rPr>
+          <w:sz w:val="24"/>
+        </w:rPr>
+        <w:t>8-2-</w:t>
+      </w:r>
+      <w:r>
+        <w:rPr>
+          <w:rFonts w:hint="eastAsia"/>
+          <w:sz w:val="24"/>
+        </w:rPr>
+        <w:t>1</w:t>
+      </w:r>
+      <w:r>
+        <w:rPr>
+          <w:sz w:val="24"/>
+        </w:rPr>
+        <w:t>0</w:t>
+      </w:r>
+      <w:r>
+        <w:rPr>
+          <w:sz w:val="24"/>
+        </w:rPr>
+        <w:t xml:space="preserve"> T</w:t>
+      </w:r>
+      <w:r>
+        <w:rPr>
+          <w:sz w:val="24"/>
+        </w:rPr>
+        <w:t>10</w:t>
+      </w:r>
+      <w:r>
+        <w:rPr>
+          <w:sz w:val="24"/>
+        </w:rPr>
+        <w:t xml:space="preserve"> </w:t>
+      </w:r>
+      <w:r>
+        <w:rPr>
+          <w:sz w:val="24"/>
+        </w:rPr>
+        <w:t>成就</w:t>
+      </w:r>
+      <w:r>
+        <w:rPr>
+          <w:rFonts w:hint="eastAsia"/>
+          <w:sz w:val="24"/>
+        </w:rPr>
+        <w:t>資料</w:t>
+      </w:r>
+      <w:r>
+        <w:rPr>
+          <w:rFonts w:hint="eastAsia"/>
+          <w:sz w:val="24"/>
+        </w:rPr>
+        <w:t>表</w:t>
+      </w:r>
+    </w:p>
+    <w:tbl>
+      <w:tblPr>
+        <w:tblStyle w:val="a3"/>
+        <w:tblW w:w="5000" w:type="pct"/>
+        <w:tblLook w:val="04A0" w:firstRow="1" w:lastRow="0" w:firstColumn="1" w:lastColumn="0" w:noHBand="0" w:noVBand="1"/>
+      </w:tblPr>
+      <w:tblGrid>
+        <w:gridCol w:w="2471"/>
+        <w:gridCol w:w="1508"/>
+        <w:gridCol w:w="1176"/>
+        <w:gridCol w:w="775"/>
+        <w:gridCol w:w="471"/>
+        <w:gridCol w:w="1895"/>
+      </w:tblGrid>
+      <w:tr>
+        <w:tc>
+          <w:tcPr>
+            <w:tcW w:w="5000" w:type="pct"/>
+            <w:gridSpan w:val="6"/>
+          </w:tcPr>
+          <w:p>
+            <w:pPr>
+              <w:spacing w:line="360" w:lineRule="auto"/>
+              <w:jc w:val="center"/>
+              <w:rPr>
+                <w:rFonts w:ascii="標楷體" w:eastAsia="標楷體" w:hAnsi="標楷體"/>
+                <w:szCs w:val="24"/>
+              </w:rPr>
+            </w:pPr>
+            <w:r>
+              <w:rPr>
+                <w:rFonts w:ascii="標楷體" w:eastAsia="標楷體" w:hAnsi="標楷體" w:hint="eastAsia"/>
+                <w:szCs w:val="24"/>
+              </w:rPr>
+              <w:t>T</w:t>
+            </w:r>
+            <w:r>
+              <w:rPr>
+                <w:rFonts w:ascii="標楷體" w:eastAsia="標楷體" w:hAnsi="標楷體"/>
+                <w:szCs w:val="24"/>
+              </w:rPr>
+              <w:t>1</w:t>
+            </w:r>
+            <w:r>
+              <w:rPr>
+                <w:rFonts w:ascii="標楷體" w:eastAsia="標楷體" w:hAnsi="標楷體" w:hint="eastAsia"/>
+                <w:szCs w:val="24"/>
+              </w:rPr>
+              <w:t xml:space="preserve">0 </w:t>
+            </w:r>
+            <w:r>
+              <w:rPr>
+                <w:rFonts w:ascii="標楷體" w:eastAsia="標楷體" w:hAnsi="標楷體"/>
+                <w:szCs w:val="24"/>
+              </w:rPr>
+              <w:t>achievement</w:t>
+            </w:r>
+            <w:proofErr w:type="gramStart"/>
+            <w:r>
+              <w:rPr>
+                <w:rFonts w:ascii="標楷體" w:eastAsia="標楷體" w:hAnsi="標楷體" w:hint="eastAsia"/>
+                <w:szCs w:val="24"/>
+              </w:rPr>
+              <w:t>（</w:t>
+            </w:r>
+            <w:proofErr w:type="gramEnd"/>
+            <w:r>
+              <w:rPr>
+                <w:rFonts w:ascii="標楷體" w:eastAsia="標楷體" w:hAnsi="標楷體"/>
+                <w:szCs w:val="24"/>
+              </w:rPr>
+              <w:t>成就</w:t>
+            </w:r>
+            <w:r>
+              <w:rPr>
+                <w:rFonts w:ascii="標楷體" w:eastAsia="標楷體" w:hAnsi="標楷體" w:hint="eastAsia"/>
+                <w:szCs w:val="24"/>
+              </w:rPr>
+              <w:t>)</w:t>
+            </w:r>
+          </w:p>
+        </w:tc>
+      </w:tr>
+      <w:tr>
+        <w:tc>
+          <w:tcPr>
+            <w:tcW w:w="1489" w:type="pct"/>
+            <w:vAlign w:val="center"/>
+            <w:hideMark/>
+          </w:tcPr>
+          <w:p>
+            <w:pPr>
+              <w:spacing w:line="360" w:lineRule="auto"/>
+              <w:jc w:val="center"/>
+              <w:rPr>
+                <w:rFonts w:ascii="標楷體" w:eastAsia="標楷體" w:hAnsi="標楷體"/>
+                <w:szCs w:val="24"/>
+              </w:rPr>
+            </w:pPr>
+            <w:r>
+              <w:rPr>
+                <w:rFonts w:ascii="標楷體" w:eastAsia="標楷體" w:hAnsi="標楷體" w:hint="eastAsia"/>
+                <w:szCs w:val="24"/>
+              </w:rPr>
+              <w:t>欄位</w:t>
+            </w:r>
+            <w:r>
+              <w:rPr>
+                <w:rFonts w:ascii="標楷體" w:eastAsia="標楷體" w:hAnsi="標楷體"/>
+                <w:szCs w:val="24"/>
+              </w:rPr>
+              <w:t>名稱</w:t>
+            </w:r>
+          </w:p>
+        </w:tc>
+        <w:tc>
+          <w:tcPr>
+            <w:tcW w:w="909" w:type="pct"/>
+            <w:vAlign w:val="center"/>
+            <w:hideMark/>
+          </w:tcPr>
+          <w:p>
+            <w:pPr>
+              <w:spacing w:line="360" w:lineRule="auto"/>
+              <w:jc w:val="center"/>
+              <w:rPr>
+                <w:rFonts w:ascii="標楷體" w:eastAsia="標楷體" w:hAnsi="標楷體"/>
+                <w:szCs w:val="24"/>
+              </w:rPr>
+            </w:pPr>
+            <w:r>
+              <w:rPr>
+                <w:rFonts w:ascii="標楷體" w:eastAsia="標楷體" w:hAnsi="標楷體"/>
+                <w:szCs w:val="24"/>
+              </w:rPr>
+              <w:t>中文名稱</w:t>
+            </w:r>
+          </w:p>
+        </w:tc>
+        <w:tc>
+          <w:tcPr>
+            <w:tcW w:w="709" w:type="pct"/>
+            <w:vAlign w:val="center"/>
+            <w:hideMark/>
+          </w:tcPr>
+          <w:p>
+            <w:pPr>
+              <w:spacing w:line="360" w:lineRule="auto"/>
+              <w:jc w:val="center"/>
+              <w:rPr>
+                <w:rFonts w:ascii="標楷體" w:eastAsia="標楷體" w:hAnsi="標楷體"/>
+                <w:szCs w:val="24"/>
+              </w:rPr>
+            </w:pPr>
+            <w:r>
+              <w:rPr>
+                <w:rFonts w:ascii="標楷體" w:eastAsia="標楷體" w:hAnsi="標楷體"/>
+                <w:szCs w:val="24"/>
+              </w:rPr>
+              <w:t>資料型態</w:t>
+            </w:r>
+          </w:p>
+        </w:tc>
+        <w:tc>
+          <w:tcPr>
+            <w:tcW w:w="467" w:type="pct"/>
+            <w:vAlign w:val="center"/>
+            <w:hideMark/>
+          </w:tcPr>
+          <w:p>
+            <w:pPr>
+              <w:spacing w:line="360" w:lineRule="auto"/>
+              <w:jc w:val="center"/>
+              <w:rPr>
+                <w:rFonts w:ascii="標楷體" w:eastAsia="標楷體" w:hAnsi="標楷體"/>
+                <w:szCs w:val="24"/>
+              </w:rPr>
+            </w:pPr>
+            <w:r>
+              <w:rPr>
+                <w:rFonts w:ascii="標楷體" w:eastAsia="標楷體" w:hAnsi="標楷體"/>
+                <w:szCs w:val="24"/>
+              </w:rPr>
+              <w:t>資料長度</w:t>
+            </w:r>
+          </w:p>
+        </w:tc>
+        <w:tc>
+          <w:tcPr>
+            <w:tcW w:w="284" w:type="pct"/>
+            <w:vAlign w:val="center"/>
+            <w:hideMark/>
+          </w:tcPr>
+          <w:p>
+            <w:pPr>
+              <w:spacing w:line="360" w:lineRule="auto"/>
+              <w:jc w:val="center"/>
+              <w:rPr>
+                <w:rFonts w:ascii="標楷體" w:eastAsia="標楷體" w:hAnsi="標楷體"/>
+                <w:szCs w:val="24"/>
+              </w:rPr>
+            </w:pPr>
+            <w:r>
+              <w:rPr>
+                <w:rFonts w:ascii="標楷體" w:eastAsia="標楷體" w:hAnsi="標楷體"/>
+                <w:szCs w:val="24"/>
+              </w:rPr>
+              <w:t>主鍵</w:t>
+            </w:r>
+          </w:p>
+        </w:tc>
+        <w:tc>
+          <w:tcPr>
+            <w:tcW w:w="1142" w:type="pct"/>
+            <w:vAlign w:val="center"/>
+            <w:hideMark/>
+          </w:tcPr>
+          <w:p>
+            <w:pPr>
+              <w:spacing w:line="360" w:lineRule="auto"/>
+              <w:jc w:val="center"/>
+              <w:rPr>
+                <w:rFonts w:ascii="標楷體" w:eastAsia="標楷體" w:hAnsi="標楷體"/>
+                <w:szCs w:val="24"/>
+              </w:rPr>
+            </w:pPr>
+            <w:proofErr w:type="gramStart"/>
+            <w:r>
+              <w:rPr>
+                <w:rFonts w:ascii="標楷體" w:eastAsia="標楷體" w:hAnsi="標楷體"/>
+                <w:szCs w:val="24"/>
+              </w:rPr>
+              <w:t>外鍵</w:t>
+            </w:r>
+            <w:proofErr w:type="gramEnd"/>
+          </w:p>
+        </w:tc>
+      </w:tr>
+      <w:tr>
+        <w:tc>
+          <w:tcPr>
+            <w:tcW w:w="1489" w:type="pct"/>
+            <w:hideMark/>
+          </w:tcPr>
+          <w:p>
+            <w:pPr>
+              <w:spacing w:line="360" w:lineRule="auto"/>
+              <w:rPr>
+                <w:rFonts w:ascii="標楷體" w:eastAsia="標楷體" w:hAnsi="標楷體" w:cs="新細明體"/>
+                <w:szCs w:val="24"/>
+              </w:rPr>
+            </w:pPr>
+            <w:r>
+              <w:rPr>
+                <w:rFonts w:ascii="標楷體" w:eastAsia="標楷體" w:hAnsi="標楷體"/>
+                <w:szCs w:val="24"/>
+              </w:rPr>
+              <w:lastRenderedPageBreak/>
+              <w:t>id</w:t>
+            </w:r>
+          </w:p>
+        </w:tc>
+        <w:tc>
+          <w:tcPr>
+            <w:tcW w:w="909" w:type="pct"/>
+            <w:hideMark/>
+          </w:tcPr>
+          <w:p>
+            <w:pPr>
+              <w:spacing w:line="360" w:lineRule="auto"/>
+              <w:rPr>
+                <w:rFonts w:ascii="標楷體" w:eastAsia="標楷體" w:hAnsi="標楷體"/>
+                <w:szCs w:val="24"/>
+              </w:rPr>
+            </w:pPr>
+            <w:r>
+              <w:rPr>
+                <w:rFonts w:ascii="標楷體" w:eastAsia="標楷體" w:hAnsi="標楷體"/>
+                <w:szCs w:val="24"/>
+              </w:rPr>
+              <w:t>成就ID</w:t>
+            </w:r>
+          </w:p>
+        </w:tc>
+        <w:tc>
+          <w:tcPr>
+            <w:tcW w:w="709" w:type="pct"/>
+            <w:hideMark/>
+          </w:tcPr>
+          <w:p>
+            <w:pPr>
+              <w:spacing w:line="360" w:lineRule="auto"/>
+              <w:rPr>
+                <w:rFonts w:ascii="標楷體" w:eastAsia="標楷體" w:hAnsi="標楷體"/>
+                <w:szCs w:val="24"/>
+              </w:rPr>
+            </w:pPr>
+            <w:r>
+              <w:rPr>
+                <w:rFonts w:ascii="標楷體" w:eastAsia="標楷體" w:hAnsi="標楷體"/>
+                <w:szCs w:val="24"/>
+              </w:rPr>
+              <w:t>INT</w:t>
+            </w:r>
+          </w:p>
+        </w:tc>
+        <w:tc>
+          <w:tcPr>
+            <w:tcW w:w="467" w:type="pct"/>
+            <w:hideMark/>
+          </w:tcPr>
+          <w:p>
+            <w:pPr>
+              <w:spacing w:line="360" w:lineRule="auto"/>
+              <w:rPr>
+                <w:rFonts w:ascii="標楷體" w:eastAsia="標楷體" w:hAnsi="標楷體"/>
+                <w:szCs w:val="24"/>
+              </w:rPr>
+            </w:pPr>
+            <w:r>
+              <w:rPr>
+                <w:rFonts w:ascii="標楷體" w:eastAsia="標楷體" w:hAnsi="標楷體"/>
+                <w:szCs w:val="24"/>
+              </w:rPr>
+              <w:t xml:space="preserve">4 </w:t>
+            </w:r>
+            <w:proofErr w:type="gramStart"/>
+            <w:r>
+              <w:rPr>
+                <w:rFonts w:ascii="標楷體" w:eastAsia="標楷體" w:hAnsi="標楷體"/>
+                <w:szCs w:val="24"/>
+              </w:rPr>
+              <w:t>byte</w:t>
+            </w:r>
+            <w:proofErr w:type="gramEnd"/>
+          </w:p>
+        </w:tc>
+        <w:tc>
+          <w:tcPr>
+            <w:tcW w:w="284" w:type="pct"/>
+            <w:hideMark/>
+          </w:tcPr>
+          <w:p>
+            <w:pPr>
+              <w:spacing w:line="360" w:lineRule="auto"/>
+              <w:rPr>
+                <w:rFonts w:ascii="標楷體" w:eastAsia="標楷體" w:hAnsi="標楷體"/>
+                <w:szCs w:val="24"/>
+              </w:rPr>
+            </w:pPr>
+            <w:r>
+              <w:rPr>
+                <w:rFonts w:ascii="標楷體" w:eastAsia="標楷體" w:hAnsi="標楷體"/>
+                <w:szCs w:val="24"/>
+              </w:rPr>
+              <w:t>●</w:t>
+            </w:r>
+          </w:p>
+        </w:tc>
+        <w:tc>
+          <w:tcPr>
+            <w:tcW w:w="1142" w:type="pct"/>
+            <w:hideMark/>
+          </w:tcPr>
+          <w:p>
+            <w:pPr>
+              <w:spacing w:line="360" w:lineRule="auto"/>
+              <w:rPr>
+                <w:rFonts w:ascii="標楷體" w:eastAsia="標楷體" w:hAnsi="標楷體" w:cs="Times New Roman"/>
+                <w:szCs w:val="24"/>
+              </w:rPr>
+            </w:pPr>
+          </w:p>
+        </w:tc>
+      </w:tr>
+      <w:tr>
+        <w:tc>
+          <w:tcPr>
+            <w:tcW w:w="1489" w:type="pct"/>
+            <w:hideMark/>
+          </w:tcPr>
+          <w:p>
+            <w:pPr>
+              <w:spacing w:line="360" w:lineRule="auto"/>
+              <w:rPr>
+                <w:rFonts w:ascii="標楷體" w:eastAsia="標楷體" w:hAnsi="標楷體" w:cs="新細明體"/>
+                <w:szCs w:val="24"/>
+              </w:rPr>
+            </w:pPr>
+            <w:r>
+              <w:rPr>
+                <w:rFonts w:ascii="標楷體" w:eastAsia="標楷體" w:hAnsi="標楷體"/>
+                <w:szCs w:val="24"/>
+              </w:rPr>
+              <w:t>name</w:t>
+            </w:r>
+          </w:p>
+        </w:tc>
+        <w:tc>
+          <w:tcPr>
+            <w:tcW w:w="909" w:type="pct"/>
+            <w:hideMark/>
+          </w:tcPr>
+          <w:p>
+            <w:pPr>
+              <w:spacing w:line="360" w:lineRule="auto"/>
+              <w:rPr>
+                <w:rFonts w:ascii="標楷體" w:eastAsia="標楷體" w:hAnsi="標楷體"/>
+                <w:szCs w:val="24"/>
+              </w:rPr>
+            </w:pPr>
+            <w:r>
+              <w:rPr>
+                <w:rFonts w:ascii="標楷體" w:eastAsia="標楷體" w:hAnsi="標楷體"/>
+                <w:szCs w:val="24"/>
+              </w:rPr>
+              <w:t>成就名稱</w:t>
+            </w:r>
+          </w:p>
+        </w:tc>
+        <w:tc>
+          <w:tcPr>
+            <w:tcW w:w="709" w:type="pct"/>
+            <w:hideMark/>
+          </w:tcPr>
+          <w:p>
+            <w:pPr>
+              <w:spacing w:line="360" w:lineRule="auto"/>
+              <w:rPr>
+                <w:rFonts w:ascii="標楷體" w:eastAsia="標楷體" w:hAnsi="標楷體"/>
+                <w:szCs w:val="24"/>
+              </w:rPr>
+            </w:pPr>
+            <w:r>
+              <w:rPr>
+                <w:rFonts w:ascii="標楷體" w:eastAsia="標楷體" w:hAnsi="標楷體"/>
+                <w:szCs w:val="24"/>
+              </w:rPr>
+              <w:t>VARCHAR</w:t>
+            </w:r>
+          </w:p>
+        </w:tc>
+        <w:tc>
+          <w:tcPr>
+            <w:tcW w:w="467" w:type="pct"/>
+            <w:hideMark/>
+          </w:tcPr>
+          <w:p>
+            <w:pPr>
+              <w:spacing w:line="360" w:lineRule="auto"/>
+              <w:rPr>
+                <w:rFonts w:ascii="標楷體" w:eastAsia="標楷體" w:hAnsi="標楷體"/>
+                <w:szCs w:val="24"/>
+              </w:rPr>
+            </w:pPr>
+            <w:r>
+              <w:rPr>
+                <w:rFonts w:ascii="標楷體" w:eastAsia="標楷體" w:hAnsi="標楷體"/>
+                <w:szCs w:val="24"/>
+              </w:rPr>
+              <w:t>100</w:t>
+            </w:r>
+          </w:p>
+        </w:tc>
+        <w:tc>
+          <w:tcPr>
+            <w:tcW w:w="284" w:type="pct"/>
+            <w:hideMark/>
+          </w:tcPr>
+          <w:p>
+            <w:pPr>
+              <w:spacing w:line="360" w:lineRule="auto"/>
+              <w:rPr>
+                <w:rFonts w:ascii="標楷體" w:eastAsia="標楷體" w:hAnsi="標楷體"/>
+                <w:szCs w:val="24"/>
+              </w:rPr>
+            </w:pPr>
+          </w:p>
+        </w:tc>
+        <w:tc>
+          <w:tcPr>
+            <w:tcW w:w="1142" w:type="pct"/>
+            <w:hideMark/>
+          </w:tcPr>
+          <w:p>
+            <w:pPr>
+              <w:spacing w:line="360" w:lineRule="auto"/>
+              <w:rPr>
+                <w:rFonts w:ascii="標楷體" w:eastAsia="標楷體" w:hAnsi="標楷體" w:cs="Times New Roman"/>
+                <w:szCs w:val="24"/>
+              </w:rPr>
+            </w:pPr>
+          </w:p>
+        </w:tc>
+      </w:tr>
+      <w:tr>
+        <w:tc>
+          <w:tcPr>
+            <w:tcW w:w="1489" w:type="pct"/>
+            <w:hideMark/>
+          </w:tcPr>
+          <w:p>
+            <w:pPr>
+              <w:spacing w:line="360" w:lineRule="auto"/>
+              <w:rPr>
+                <w:rFonts w:ascii="標楷體" w:eastAsia="標楷體" w:hAnsi="標楷體" w:cs="新細明體"/>
+                <w:szCs w:val="24"/>
+              </w:rPr>
+            </w:pPr>
+            <w:r>
+              <w:rPr>
+                <w:rFonts w:ascii="標楷體" w:eastAsia="標楷體" w:hAnsi="標楷體"/>
+                <w:szCs w:val="24"/>
+              </w:rPr>
+              <w:t>description</w:t>
+            </w:r>
+          </w:p>
+        </w:tc>
+        <w:tc>
+          <w:tcPr>
+            <w:tcW w:w="909" w:type="pct"/>
+            <w:hideMark/>
+          </w:tcPr>
+          <w:p>
+            <w:pPr>
+              <w:spacing w:line="360" w:lineRule="auto"/>
+              <w:rPr>
+                <w:rFonts w:ascii="標楷體" w:eastAsia="標楷體" w:hAnsi="標楷體"/>
+                <w:szCs w:val="24"/>
+              </w:rPr>
+            </w:pPr>
+            <w:r>
+              <w:rPr>
+                <w:rFonts w:ascii="標楷體" w:eastAsia="標楷體" w:hAnsi="標楷體"/>
+                <w:szCs w:val="24"/>
+              </w:rPr>
+              <w:t>成就描述</w:t>
+            </w:r>
+          </w:p>
+        </w:tc>
+        <w:tc>
+          <w:tcPr>
+            <w:tcW w:w="709" w:type="pct"/>
+            <w:hideMark/>
+          </w:tcPr>
+          <w:p>
+            <w:pPr>
+              <w:spacing w:line="360" w:lineRule="auto"/>
+              <w:rPr>
+                <w:rFonts w:ascii="標楷體" w:eastAsia="標楷體" w:hAnsi="標楷體"/>
+                <w:szCs w:val="24"/>
+              </w:rPr>
+            </w:pPr>
+            <w:r>
+              <w:rPr>
+                <w:rFonts w:ascii="標楷體" w:eastAsia="標楷體" w:hAnsi="標楷體"/>
+                <w:szCs w:val="24"/>
+              </w:rPr>
+              <w:t>VARCHAR</w:t>
+            </w:r>
+          </w:p>
+        </w:tc>
+        <w:tc>
+          <w:tcPr>
+            <w:tcW w:w="467" w:type="pct"/>
+            <w:hideMark/>
+          </w:tcPr>
+          <w:p>
+            <w:pPr>
+              <w:spacing w:line="360" w:lineRule="auto"/>
+              <w:rPr>
+                <w:rFonts w:ascii="標楷體" w:eastAsia="標楷體" w:hAnsi="標楷體"/>
+                <w:szCs w:val="24"/>
+              </w:rPr>
+            </w:pPr>
+            <w:r>
+              <w:rPr>
+                <w:rFonts w:ascii="標楷體" w:eastAsia="標楷體" w:hAnsi="標楷體"/>
+                <w:szCs w:val="24"/>
+              </w:rPr>
+              <w:t>255</w:t>
+            </w:r>
+          </w:p>
+        </w:tc>
+        <w:tc>
+          <w:tcPr>
+            <w:tcW w:w="284" w:type="pct"/>
+            <w:hideMark/>
+          </w:tcPr>
+          <w:p>
+            <w:pPr>
+              <w:spacing w:line="360" w:lineRule="auto"/>
+              <w:rPr>
+                <w:rFonts w:ascii="標楷體" w:eastAsia="標楷體" w:hAnsi="標楷體"/>
+                <w:szCs w:val="24"/>
+              </w:rPr>
+            </w:pPr>
+          </w:p>
+        </w:tc>
+        <w:tc>
+          <w:tcPr>
+            <w:tcW w:w="1142" w:type="pct"/>
+            <w:hideMark/>
+          </w:tcPr>
+          <w:p>
+            <w:pPr>
+              <w:spacing w:line="360" w:lineRule="auto"/>
+              <w:rPr>
+                <w:rFonts w:ascii="標楷體" w:eastAsia="標楷體" w:hAnsi="標楷體" w:cs="Times New Roman"/>
+                <w:szCs w:val="24"/>
+              </w:rPr>
+            </w:pPr>
+          </w:p>
+        </w:tc>
+      </w:tr>
+    </w:tbl>
+    <w:p/>
+    <w:p>
+      <w:pPr>
+        <w:pStyle w:val="a4"/>
+        <w:rPr>
+          <w:sz w:val="24"/>
+        </w:rPr>
+      </w:pPr>
+      <w:r>
+        <w:rPr>
+          <w:sz w:val="24"/>
+        </w:rPr>
+        <w:t xml:space="preserve">表 </w:t>
+      </w:r>
+      <w:r>
+        <w:rPr>
+          <w:sz w:val="24"/>
+        </w:rPr>
+        <w:t>8-2-</w:t>
+      </w:r>
+      <w:r>
+        <w:rPr>
+          <w:rFonts w:hint="eastAsia"/>
+          <w:sz w:val="24"/>
+        </w:rPr>
+        <w:t>1</w:t>
+      </w:r>
+      <w:r>
+        <w:rPr>
+          <w:sz w:val="24"/>
+        </w:rPr>
+        <w:t>1</w:t>
+      </w:r>
+      <w:r>
+        <w:rPr>
+          <w:sz w:val="24"/>
+        </w:rPr>
+        <w:t xml:space="preserve"> T</w:t>
+      </w:r>
+      <w:r>
+        <w:rPr>
+          <w:sz w:val="24"/>
+        </w:rPr>
+        <w:t>1</w:t>
+      </w:r>
+      <w:r>
+        <w:rPr>
+          <w:sz w:val="24"/>
+        </w:rPr>
+        <w:t>1</w:t>
+      </w:r>
+      <w:r>
+        <w:rPr>
+          <w:sz w:val="24"/>
+        </w:rPr>
+        <w:t xml:space="preserve"> </w:t>
+      </w:r>
+      <w:r>
+        <w:rPr>
+          <w:sz w:val="24"/>
+        </w:rPr>
+        <w:t>使用者成就</w:t>
+      </w:r>
+      <w:r>
+        <w:rPr>
+          <w:rFonts w:hint="eastAsia"/>
+          <w:sz w:val="24"/>
+        </w:rPr>
+        <w:t>資料</w:t>
+      </w:r>
+      <w:r>
+        <w:rPr>
+          <w:rFonts w:hint="eastAsia"/>
+          <w:sz w:val="24"/>
+        </w:rPr>
+        <w:t>表</w:t>
+      </w:r>
+    </w:p>
+    <w:tbl>
+      <w:tblPr>
+        <w:tblStyle w:val="a3"/>
+        <w:tblW w:w="5000" w:type="pct"/>
+        <w:tblLook w:val="04A0" w:firstRow="1" w:lastRow="0" w:firstColumn="1" w:lastColumn="0" w:noHBand="0" w:noVBand="1"/>
+      </w:tblPr>
+      <w:tblGrid>
+        <w:gridCol w:w="2470"/>
+        <w:gridCol w:w="1508"/>
+        <w:gridCol w:w="1176"/>
+        <w:gridCol w:w="775"/>
+        <w:gridCol w:w="471"/>
+        <w:gridCol w:w="1896"/>
+      </w:tblGrid>
+      <w:tr>
+        <w:tc>
+          <w:tcPr>
+            <w:tcW w:w="5000" w:type="pct"/>
+            <w:gridSpan w:val="6"/>
+          </w:tcPr>
+          <w:p>
+            <w:pPr>
+              <w:spacing w:line="360" w:lineRule="auto"/>
+              <w:jc w:val="center"/>
+              <w:rPr>
+                <w:rFonts w:ascii="標楷體" w:eastAsia="標楷體" w:hAnsi="標楷體"/>
+                <w:szCs w:val="24"/>
+              </w:rPr>
+            </w:pPr>
+            <w:r>
+              <w:rPr>
+                <w:rFonts w:ascii="標楷體" w:eastAsia="標楷體" w:hAnsi="標楷體" w:hint="eastAsia"/>
+                <w:szCs w:val="24"/>
+              </w:rPr>
+              <w:t>T</w:t>
+            </w:r>
+            <w:r>
+              <w:rPr>
+                <w:rFonts w:ascii="標楷體" w:eastAsia="標楷體" w:hAnsi="標楷體"/>
+                <w:szCs w:val="24"/>
+              </w:rPr>
+              <w:t>1</w:t>
+            </w:r>
+            <w:r>
+              <w:rPr>
+                <w:rFonts w:ascii="標楷體" w:eastAsia="標楷體" w:hAnsi="標楷體"/>
+                <w:szCs w:val="24"/>
+              </w:rPr>
+              <w:t>1</w:t>
+            </w:r>
+            <w:r>
+              <w:rPr>
+                <w:rFonts w:ascii="標楷體" w:eastAsia="標楷體" w:hAnsi="標楷體" w:hint="eastAsia"/>
+                <w:szCs w:val="24"/>
+              </w:rPr>
+              <w:t xml:space="preserve"> </w:t>
+            </w:r>
+            <w:proofErr w:type="spellStart"/>
+            <w:r>
+              <w:rPr>
+                <w:rFonts w:ascii="標楷體" w:eastAsia="標楷體" w:hAnsi="標楷體"/>
+                <w:szCs w:val="24"/>
+              </w:rPr>
+              <w:t>user_achievement</w:t>
+            </w:r>
+            <w:proofErr w:type="spellEnd"/>
+            <w:proofErr w:type="gramStart"/>
+            <w:r>
+              <w:rPr>
+                <w:rFonts w:ascii="標楷體" w:eastAsia="標楷體" w:hAnsi="標楷體" w:hint="eastAsia"/>
+                <w:szCs w:val="24"/>
+              </w:rPr>
+              <w:t>（</w:t>
+            </w:r>
+            <w:proofErr w:type="gramEnd"/>
+            <w:r>
+              <w:rPr>
+                <w:rFonts w:ascii="標楷體" w:eastAsia="標楷體" w:hAnsi="標楷體"/>
+                <w:szCs w:val="24"/>
+              </w:rPr>
+              <w:t>使用者成就</w:t>
+            </w:r>
+            <w:r>
+              <w:rPr>
+                <w:rFonts w:ascii="標楷體" w:eastAsia="標楷體" w:hAnsi="標楷體" w:hint="eastAsia"/>
+                <w:szCs w:val="24"/>
+              </w:rPr>
+              <w:t>)</w:t>
+            </w:r>
+          </w:p>
+        </w:tc>
+      </w:tr>
+      <w:tr>
+        <w:tc>
+          <w:tcPr>
+            <w:tcW w:w="1489" w:type="pct"/>
+            <w:vAlign w:val="center"/>
+            <w:hideMark/>
+          </w:tcPr>
+          <w:p>
+            <w:pPr>
+              <w:spacing w:line="360" w:lineRule="auto"/>
+              <w:jc w:val="center"/>
+              <w:rPr>
+                <w:rFonts w:ascii="標楷體" w:eastAsia="標楷體" w:hAnsi="標楷體"/>
+                <w:szCs w:val="24"/>
+              </w:rPr>
+            </w:pPr>
+            <w:r>
+              <w:rPr>
+                <w:rFonts w:ascii="標楷體" w:eastAsia="標楷體" w:hAnsi="標楷體" w:hint="eastAsia"/>
+                <w:szCs w:val="24"/>
+              </w:rPr>
+              <w:t>欄位</w:t>
+            </w:r>
+            <w:r>
+              <w:rPr>
+                <w:rFonts w:ascii="標楷體" w:eastAsia="標楷體" w:hAnsi="標楷體"/>
+                <w:szCs w:val="24"/>
+              </w:rPr>
+              <w:t>名稱</w:t>
+            </w:r>
+          </w:p>
+        </w:tc>
+        <w:tc>
+          <w:tcPr>
+            <w:tcW w:w="909" w:type="pct"/>
+            <w:vAlign w:val="center"/>
+            <w:hideMark/>
+          </w:tcPr>
+          <w:p>
+            <w:pPr>
+              <w:spacing w:line="360" w:lineRule="auto"/>
+              <w:jc w:val="center"/>
+              <w:rPr>
+                <w:rFonts w:ascii="標楷體" w:eastAsia="標楷體" w:hAnsi="標楷體"/>
+                <w:szCs w:val="24"/>
+              </w:rPr>
+            </w:pPr>
+            <w:r>
+              <w:rPr>
+                <w:rFonts w:ascii="標楷體" w:eastAsia="標楷體" w:hAnsi="標楷體"/>
+                <w:szCs w:val="24"/>
+              </w:rPr>
+              <w:t>中文名稱</w:t>
+            </w:r>
+          </w:p>
+        </w:tc>
+        <w:tc>
+          <w:tcPr>
+            <w:tcW w:w="709" w:type="pct"/>
+            <w:vAlign w:val="center"/>
+            <w:hideMark/>
+          </w:tcPr>
+          <w:p>
+            <w:pPr>
+              <w:spacing w:line="360" w:lineRule="auto"/>
+              <w:jc w:val="center"/>
+              <w:rPr>
+                <w:rFonts w:ascii="標楷體" w:eastAsia="標楷體" w:hAnsi="標楷體"/>
+                <w:szCs w:val="24"/>
+              </w:rPr>
+            </w:pPr>
+            <w:r>
+              <w:rPr>
+                <w:rFonts w:ascii="標楷體" w:eastAsia="標楷體" w:hAnsi="標楷體"/>
+                <w:szCs w:val="24"/>
+              </w:rPr>
+              <w:t>資料型態</w:t>
+            </w:r>
+          </w:p>
+        </w:tc>
+        <w:tc>
+          <w:tcPr>
+            <w:tcW w:w="467" w:type="pct"/>
+            <w:vAlign w:val="center"/>
+            <w:hideMark/>
+          </w:tcPr>
+          <w:p>
+            <w:pPr>
+              <w:spacing w:line="360" w:lineRule="auto"/>
+              <w:jc w:val="center"/>
+              <w:rPr>
+                <w:rFonts w:ascii="標楷體" w:eastAsia="標楷體" w:hAnsi="標楷體"/>
+                <w:szCs w:val="24"/>
+              </w:rPr>
+            </w:pPr>
+            <w:r>
+              <w:rPr>
+                <w:rFonts w:ascii="標楷體" w:eastAsia="標楷體" w:hAnsi="標楷體"/>
+                <w:szCs w:val="24"/>
+              </w:rPr>
+              <w:t>資料長度</w:t>
+            </w:r>
+          </w:p>
+        </w:tc>
+        <w:tc>
+          <w:tcPr>
+            <w:tcW w:w="284" w:type="pct"/>
+            <w:vAlign w:val="center"/>
+            <w:hideMark/>
+          </w:tcPr>
+          <w:p>
+            <w:pPr>
+              <w:spacing w:line="360" w:lineRule="auto"/>
+              <w:jc w:val="center"/>
+              <w:rPr>
+                <w:rFonts w:ascii="標楷體" w:eastAsia="標楷體" w:hAnsi="標楷體"/>
+                <w:szCs w:val="24"/>
+              </w:rPr>
+            </w:pPr>
+            <w:r>
+              <w:rPr>
+                <w:rFonts w:ascii="標楷體" w:eastAsia="標楷體" w:hAnsi="標楷體"/>
+                <w:szCs w:val="24"/>
+              </w:rPr>
+              <w:t>主鍵</w:t>
+            </w:r>
+          </w:p>
+        </w:tc>
+        <w:tc>
+          <w:tcPr>
+            <w:tcW w:w="1142" w:type="pct"/>
+            <w:vAlign w:val="center"/>
+            <w:hideMark/>
+          </w:tcPr>
+          <w:p>
+            <w:pPr>
+              <w:spacing w:line="360" w:lineRule="auto"/>
+              <w:jc w:val="center"/>
+              <w:rPr>
+                <w:rFonts w:ascii="標楷體" w:eastAsia="標楷體" w:hAnsi="標楷體"/>
+                <w:szCs w:val="24"/>
+              </w:rPr>
+            </w:pPr>
+            <w:proofErr w:type="gramStart"/>
+            <w:r>
+              <w:rPr>
+                <w:rFonts w:ascii="標楷體" w:eastAsia="標楷體" w:hAnsi="標楷體"/>
+                <w:szCs w:val="24"/>
+              </w:rPr>
+              <w:t>外鍵</w:t>
+            </w:r>
+            <w:proofErr w:type="gramEnd"/>
+          </w:p>
+        </w:tc>
+      </w:tr>
+      <w:tr>
+        <w:tc>
+          <w:tcPr>
+            <w:tcW w:w="1489" w:type="pct"/>
+            <w:hideMark/>
+          </w:tcPr>
+          <w:p>
+            <w:pPr>
+              <w:spacing w:line="360" w:lineRule="auto"/>
+              <w:rPr>
+                <w:rFonts w:ascii="標楷體" w:eastAsia="標楷體" w:hAnsi="標楷體" w:cs="新細明體"/>
+                <w:szCs w:val="24"/>
+              </w:rPr>
+            </w:pPr>
+            <w:r>
+              <w:rPr>
+                <w:rFonts w:ascii="標楷體" w:eastAsia="標楷體" w:hAnsi="標楷體"/>
+                <w:szCs w:val="24"/>
+              </w:rPr>
+              <w:t>id</w:t>
+            </w:r>
+          </w:p>
+        </w:tc>
+        <w:tc>
+          <w:tcPr>
+            <w:tcW w:w="909" w:type="pct"/>
+            <w:hideMark/>
+          </w:tcPr>
+          <w:p>
+            <w:pPr>
+              <w:spacing w:line="360" w:lineRule="auto"/>
+              <w:rPr>
+                <w:rFonts w:ascii="標楷體" w:eastAsia="標楷體" w:hAnsi="標楷體"/>
+                <w:szCs w:val="24"/>
+              </w:rPr>
+            </w:pPr>
+            <w:r>
+              <w:rPr>
+                <w:rFonts w:ascii="標楷體" w:eastAsia="標楷體" w:hAnsi="標楷體"/>
+                <w:szCs w:val="24"/>
+              </w:rPr>
+              <w:t>解鎖紀錄ID</w:t>
+            </w:r>
+          </w:p>
+        </w:tc>
+        <w:tc>
+          <w:tcPr>
+            <w:tcW w:w="709" w:type="pct"/>
+            <w:hideMark/>
+          </w:tcPr>
+          <w:p>
+            <w:pPr>
+              <w:spacing w:line="360" w:lineRule="auto"/>
+              <w:rPr>
+                <w:rFonts w:ascii="標楷體" w:eastAsia="標楷體" w:hAnsi="標楷體"/>
+                <w:szCs w:val="24"/>
+              </w:rPr>
+            </w:pPr>
+            <w:r>
+              <w:rPr>
+                <w:rFonts w:ascii="標楷體" w:eastAsia="標楷體" w:hAnsi="標楷體"/>
+                <w:szCs w:val="24"/>
+              </w:rPr>
+              <w:t>INT</w:t>
+            </w:r>
+          </w:p>
+        </w:tc>
+        <w:tc>
+          <w:tcPr>
+            <w:tcW w:w="467" w:type="pct"/>
+            <w:hideMark/>
+          </w:tcPr>
+          <w:p>
+            <w:pPr>
+              <w:spacing w:line="360" w:lineRule="auto"/>
+              <w:rPr>
+                <w:rFonts w:ascii="標楷體" w:eastAsia="標楷體" w:hAnsi="標楷體"/>
+                <w:szCs w:val="24"/>
+              </w:rPr>
+            </w:pPr>
+            <w:r>
+              <w:rPr>
+                <w:rFonts w:ascii="標楷體" w:eastAsia="標楷體" w:hAnsi="標楷體"/>
+                <w:szCs w:val="24"/>
+              </w:rPr>
+              <w:t xml:space="preserve">4 </w:t>
+            </w:r>
+            <w:proofErr w:type="gramStart"/>
+            <w:r>
+              <w:rPr>
+                <w:rFonts w:ascii="標楷體" w:eastAsia="標楷體" w:hAnsi="標楷體"/>
+                <w:szCs w:val="24"/>
+              </w:rPr>
+              <w:t>byte</w:t>
+            </w:r>
+            <w:proofErr w:type="gramEnd"/>
+          </w:p>
+        </w:tc>
+        <w:tc>
+          <w:tcPr>
+            <w:tcW w:w="284" w:type="pct"/>
+            <w:hideMark/>
+          </w:tcPr>
+          <w:p>
+            <w:pPr>
+              <w:spacing w:line="360" w:lineRule="auto"/>
+              <w:rPr>
+                <w:rFonts w:ascii="標楷體" w:eastAsia="標楷體" w:hAnsi="標楷體"/>
+                <w:szCs w:val="24"/>
+              </w:rPr>
+            </w:pPr>
+            <w:r>
+              <w:rPr>
+                <w:rFonts w:ascii="標楷體" w:eastAsia="標楷體" w:hAnsi="標楷體"/>
+                <w:szCs w:val="24"/>
+              </w:rPr>
+              <w:t>●</w:t>
+            </w:r>
+          </w:p>
+        </w:tc>
+        <w:tc>
+          <w:tcPr>
+            <w:tcW w:w="1142" w:type="pct"/>
+            <w:hideMark/>
+          </w:tcPr>
+          <w:p>
+            <w:pPr>
+              <w:spacing w:line="360" w:lineRule="auto"/>
+              <w:rPr>
+                <w:rFonts w:ascii="標楷體" w:eastAsia="標楷體" w:hAnsi="標楷體" w:cs="Times New Roman"/>
+                <w:szCs w:val="24"/>
+              </w:rPr>
+            </w:pPr>
+          </w:p>
+        </w:tc>
+      </w:tr>
+      <w:tr>
+        <w:tc>
+          <w:tcPr>
+            <w:tcW w:w="1489" w:type="pct"/>
+            <w:hideMark/>
+          </w:tcPr>
+          <w:p>
+            <w:pPr>
+              <w:spacing w:line="360" w:lineRule="auto"/>
+              <w:rPr>
+                <w:rFonts w:ascii="標楷體" w:eastAsia="標楷體" w:hAnsi="標楷體" w:cs="新細明體"/>
+                <w:szCs w:val="24"/>
+              </w:rPr>
+            </w:pPr>
+            <w:proofErr w:type="spellStart"/>
+            <w:r>
+              <w:rPr>
+                <w:rFonts w:ascii="標楷體" w:eastAsia="標楷體" w:hAnsi="標楷體"/>
+                <w:szCs w:val="24"/>
+              </w:rPr>
+              <w:t>user_id</w:t>
+            </w:r>
+            <w:proofErr w:type="spellEnd"/>
+          </w:p>
+        </w:tc>
+        <w:tc>
+          <w:tcPr>
+            <w:tcW w:w="909" w:type="pct"/>
+            <w:hideMark/>
+          </w:tcPr>
+          <w:p>
+            <w:pPr>
+              <w:spacing w:line="360" w:lineRule="auto"/>
+              <w:rPr>
+                <w:rFonts w:ascii="標楷體" w:eastAsia="標楷體" w:hAnsi="標楷體"/>
+                <w:szCs w:val="24"/>
+              </w:rPr>
+            </w:pPr>
+            <w:r>
+              <w:rPr>
+                <w:rFonts w:ascii="標楷體" w:eastAsia="標楷體" w:hAnsi="標楷體"/>
+                <w:szCs w:val="24"/>
+              </w:rPr>
+              <w:t>使用者ID</w:t>
+            </w:r>
+          </w:p>
+        </w:tc>
+        <w:tc>
+          <w:tcPr>
+            <w:tcW w:w="709" w:type="pct"/>
+            <w:hideMark/>
+          </w:tcPr>
+          <w:p>
+            <w:pPr>
+              <w:spacing w:line="360" w:lineRule="auto"/>
+              <w:rPr>
+                <w:rFonts w:ascii="標楷體" w:eastAsia="標楷體" w:hAnsi="標楷體"/>
+                <w:szCs w:val="24"/>
+              </w:rPr>
+            </w:pPr>
+            <w:r>
+              <w:rPr>
+                <w:rFonts w:ascii="標楷體" w:eastAsia="標楷體" w:hAnsi="標楷體"/>
+                <w:szCs w:val="24"/>
+              </w:rPr>
+              <w:t>INT</w:t>
+            </w:r>
+          </w:p>
+        </w:tc>
+        <w:tc>
+          <w:tcPr>
+            <w:tcW w:w="467" w:type="pct"/>
+            <w:hideMark/>
+          </w:tcPr>
+          <w:p>
+            <w:pPr>
+              <w:spacing w:line="360" w:lineRule="auto"/>
+              <w:rPr>
+                <w:rFonts w:ascii="標楷體" w:eastAsia="標楷體" w:hAnsi="標楷體"/>
+                <w:szCs w:val="24"/>
+              </w:rPr>
+            </w:pPr>
+            <w:r>
+              <w:rPr>
+                <w:rFonts w:ascii="標楷體" w:eastAsia="標楷體" w:hAnsi="標楷體"/>
+                <w:szCs w:val="24"/>
+              </w:rPr>
+              <w:t xml:space="preserve">4 </w:t>
+            </w:r>
+            <w:proofErr w:type="gramStart"/>
+            <w:r>
+              <w:rPr>
+                <w:rFonts w:ascii="標楷體" w:eastAsia="標楷體" w:hAnsi="標楷體"/>
+                <w:szCs w:val="24"/>
+              </w:rPr>
+              <w:t>byte</w:t>
+            </w:r>
+            <w:proofErr w:type="gramEnd"/>
+          </w:p>
+        </w:tc>
+        <w:tc>
+          <w:tcPr>
+            <w:tcW w:w="284" w:type="pct"/>
+            <w:hideMark/>
+          </w:tcPr>
+          <w:p>
+            <w:pPr>
+              <w:spacing w:line="360" w:lineRule="auto"/>
+              <w:rPr>
+                <w:rFonts w:ascii="標楷體" w:eastAsia="標楷體" w:hAnsi="標楷體"/>
+                <w:szCs w:val="24"/>
+              </w:rPr>
+            </w:pPr>
+          </w:p>
+        </w:tc>
+        <w:tc>
+          <w:tcPr>
+            <w:tcW w:w="1142" w:type="pct"/>
+            <w:hideMark/>
+          </w:tcPr>
+          <w:p>
+            <w:pPr>
+              <w:spacing w:line="360" w:lineRule="auto"/>
+              <w:rPr>
+                <w:rFonts w:ascii="標楷體" w:eastAsia="標楷體" w:hAnsi="標楷體" w:cs="Times New Roman"/>
+                <w:szCs w:val="24"/>
+              </w:rPr>
+            </w:pPr>
+            <w:r>
+              <w:rPr>
+                <w:rFonts w:ascii="標楷體" w:eastAsia="標楷體" w:hAnsi="標楷體"/>
+                <w:szCs w:val="24"/>
+              </w:rPr>
+              <w:t>user.id</w:t>
+            </w:r>
+          </w:p>
+        </w:tc>
+      </w:tr>
+      <w:tr>
+        <w:tc>
+          <w:tcPr>
+            <w:tcW w:w="1489" w:type="pct"/>
+            <w:hideMark/>
+          </w:tcPr>
+          <w:p>
+            <w:pPr>
+              <w:spacing w:line="360" w:lineRule="auto"/>
+              <w:rPr>
+                <w:rFonts w:ascii="標楷體" w:eastAsia="標楷體" w:hAnsi="標楷體" w:cs="新細明體"/>
+                <w:szCs w:val="24"/>
+              </w:rPr>
+            </w:pPr>
+            <w:proofErr w:type="spellStart"/>
+            <w:r>
+              <w:rPr>
+                <w:rFonts w:ascii="標楷體" w:eastAsia="標楷體" w:hAnsi="標楷體"/>
+                <w:szCs w:val="24"/>
+              </w:rPr>
+              <w:t>achievement_id</w:t>
+            </w:r>
+            <w:proofErr w:type="spellEnd"/>
+          </w:p>
+        </w:tc>
+        <w:tc>
+          <w:tcPr>
+            <w:tcW w:w="909" w:type="pct"/>
+            <w:hideMark/>
+          </w:tcPr>
+          <w:p>
+            <w:pPr>
+              <w:spacing w:line="360" w:lineRule="auto"/>
+              <w:rPr>
+                <w:rFonts w:ascii="標楷體" w:eastAsia="標楷體" w:hAnsi="標楷體"/>
+                <w:szCs w:val="24"/>
+              </w:rPr>
+            </w:pPr>
+            <w:r>
+              <w:rPr>
+                <w:rFonts w:ascii="標楷體" w:eastAsia="標楷體" w:hAnsi="標楷體"/>
+                <w:szCs w:val="24"/>
+              </w:rPr>
+              <w:t>成就ID</w:t>
+            </w:r>
+          </w:p>
+        </w:tc>
+        <w:tc>
+          <w:tcPr>
+            <w:tcW w:w="709" w:type="pct"/>
+            <w:hideMark/>
+          </w:tcPr>
+          <w:p>
+            <w:pPr>
+              <w:spacing w:line="360" w:lineRule="auto"/>
+              <w:rPr>
+                <w:rFonts w:ascii="標楷體" w:eastAsia="標楷體" w:hAnsi="標楷體"/>
+                <w:szCs w:val="24"/>
+              </w:rPr>
+            </w:pPr>
+            <w:r>
+              <w:rPr>
+                <w:rFonts w:ascii="標楷體" w:eastAsia="標楷體" w:hAnsi="標楷體"/>
+                <w:szCs w:val="24"/>
+              </w:rPr>
+              <w:t>INT</w:t>
+            </w:r>
+          </w:p>
+        </w:tc>
+        <w:tc>
+          <w:tcPr>
+            <w:tcW w:w="467" w:type="pct"/>
+            <w:hideMark/>
+          </w:tcPr>
+          <w:p>
+            <w:pPr>
+              <w:spacing w:line="360" w:lineRule="auto"/>
+              <w:rPr>
+                <w:rFonts w:ascii="標楷體" w:eastAsia="標楷體" w:hAnsi="標楷體"/>
+                <w:szCs w:val="24"/>
+              </w:rPr>
+            </w:pPr>
+            <w:r>
+              <w:rPr>
+                <w:rFonts w:ascii="標楷體" w:eastAsia="標楷體" w:hAnsi="標楷體"/>
+                <w:szCs w:val="24"/>
+              </w:rPr>
+              <w:t xml:space="preserve">4 </w:t>
+            </w:r>
+            <w:proofErr w:type="gramStart"/>
+            <w:r>
+              <w:rPr>
+                <w:rFonts w:ascii="標楷體" w:eastAsia="標楷體" w:hAnsi="標楷體"/>
+                <w:szCs w:val="24"/>
+              </w:rPr>
+              <w:t>byte</w:t>
+            </w:r>
+            <w:proofErr w:type="gramEnd"/>
+          </w:p>
+        </w:tc>
+        <w:tc>
+          <w:tcPr>
+            <w:tcW w:w="284" w:type="pct"/>
+            <w:hideMark/>
+          </w:tcPr>
+          <w:p>
+            <w:pPr>
+              <w:spacing w:line="360" w:lineRule="auto"/>
+              <w:rPr>
+                <w:rFonts w:ascii="標楷體" w:eastAsia="標楷體" w:hAnsi="標楷體"/>
+                <w:szCs w:val="24"/>
+              </w:rPr>
+            </w:pPr>
+          </w:p>
+        </w:tc>
+        <w:tc>
+          <w:tcPr>
+            <w:tcW w:w="1142" w:type="pct"/>
+            <w:hideMark/>
+          </w:tcPr>
+          <w:p>
+            <w:pPr>
+              <w:spacing w:line="360" w:lineRule="auto"/>
+              <w:rPr>
+                <w:rFonts w:ascii="標楷體" w:eastAsia="標楷體" w:hAnsi="標楷體" w:cs="Times New Roman"/>
+                <w:szCs w:val="24"/>
+              </w:rPr>
+            </w:pPr>
+            <w:r>
+              <w:rPr>
+                <w:rFonts w:ascii="標楷體" w:eastAsia="標楷體" w:hAnsi="標楷體"/>
+                <w:szCs w:val="24"/>
+              </w:rPr>
+              <w:t>achievement.id</w:t>
+            </w:r>
+          </w:p>
+        </w:tc>
+      </w:tr>
+      <w:tr>
+        <w:tc>
+          <w:tcPr>
+            <w:tcW w:w="1489" w:type="pct"/>
+          </w:tcPr>
+          <w:p>
+            <w:pPr>
+              <w:spacing w:line="360" w:lineRule="auto"/>
+              <w:rPr>
+                <w:rFonts w:ascii="標楷體" w:eastAsia="標楷體" w:hAnsi="標楷體"/>
+                <w:szCs w:val="24"/>
+              </w:rPr>
+            </w:pPr>
+            <w:proofErr w:type="spellStart"/>
+            <w:r>
+              <w:rPr>
+                <w:rFonts w:ascii="標楷體" w:eastAsia="標楷體" w:hAnsi="標楷體"/>
+                <w:szCs w:val="24"/>
+              </w:rPr>
+              <w:t>unlocked_at</w:t>
+            </w:r>
+            <w:proofErr w:type="spellEnd"/>
+          </w:p>
+        </w:tc>
+        <w:tc>
+          <w:tcPr>
+            <w:tcW w:w="909" w:type="pct"/>
+          </w:tcPr>
+          <w:p>
+            <w:pPr>
+              <w:spacing w:line="360" w:lineRule="auto"/>
+              <w:rPr>
+                <w:rFonts w:ascii="標楷體" w:eastAsia="標楷體" w:hAnsi="標楷體"/>
+                <w:szCs w:val="24"/>
+              </w:rPr>
+            </w:pPr>
+            <w:r>
+              <w:rPr>
+                <w:rFonts w:ascii="標楷體" w:eastAsia="標楷體" w:hAnsi="標楷體"/>
+                <w:szCs w:val="24"/>
+              </w:rPr>
+              <w:t>解鎖時間</w:t>
+            </w:r>
+          </w:p>
+        </w:tc>
+        <w:tc>
+          <w:tcPr>
+            <w:tcW w:w="709" w:type="pct"/>
+          </w:tcPr>
+          <w:p>
+            <w:pPr>
+              <w:spacing w:line="360" w:lineRule="auto"/>
+              <w:rPr>
+                <w:rFonts w:ascii="標楷體" w:eastAsia="標楷體" w:hAnsi="標楷體"/>
+                <w:szCs w:val="24"/>
+              </w:rPr>
+            </w:pPr>
+            <w:r>
+              <w:rPr>
+                <w:rFonts w:ascii="標楷體" w:eastAsia="標楷體" w:hAnsi="標楷體"/>
+                <w:szCs w:val="24"/>
+              </w:rPr>
+              <w:t>DATETIME</w:t>
+            </w:r>
+          </w:p>
+        </w:tc>
+        <w:tc>
+          <w:tcPr>
+            <w:tcW w:w="467" w:type="pct"/>
+          </w:tcPr>
+          <w:p>
+            <w:pPr>
+              <w:spacing w:line="360" w:lineRule="auto"/>
+              <w:rPr>
+                <w:rFonts w:ascii="標楷體" w:eastAsia="標楷體" w:hAnsi="標楷體"/>
+                <w:szCs w:val="24"/>
+              </w:rPr>
+            </w:pPr>
+            <w:r>
+              <w:rPr>
+                <w:rFonts w:ascii="標楷體" w:eastAsia="標楷體" w:hAnsi="標楷體"/>
+                <w:szCs w:val="24"/>
+              </w:rPr>
+              <w:t>-</w:t>
+            </w:r>
+          </w:p>
+        </w:tc>
+        <w:tc>
+          <w:tcPr>
+            <w:tcW w:w="284" w:type="pct"/>
+          </w:tcPr>
+          <w:p>
+            <w:pPr>
+              <w:spacing w:line="360" w:lineRule="auto"/>
+              <w:rPr>
+                <w:rFonts w:ascii="標楷體" w:eastAsia="標楷體" w:hAnsi="標楷體"/>
+                <w:szCs w:val="24"/>
+              </w:rPr>
+            </w:pPr>
+          </w:p>
+        </w:tc>
+        <w:tc>
+          <w:tcPr>
+            <w:tcW w:w="1142" w:type="pct"/>
+          </w:tcPr>
+          <w:p>
+            <w:pPr>
+              <w:spacing w:line="360" w:lineRule="auto"/>
+              <w:rPr>
+                <w:rFonts w:ascii="標楷體" w:eastAsia="標楷體" w:hAnsi="標楷體" w:cs="Times New Roman"/>
+                <w:szCs w:val="24"/>
+              </w:rPr>
+            </w:pPr>
+          </w:p>
+        </w:tc>
+      </w:tr>
+    </w:tbl>
+    <w:p/>
+    <w:p>
+      <w:pPr>
+        <w:pStyle w:val="a4"/>
+        <w:rPr>
+          <w:sz w:val="24"/>
+        </w:rPr>
+      </w:pPr>
+      <w:r>
+        <w:rPr>
+          <w:sz w:val="24"/>
+        </w:rPr>
+        <w:t xml:space="preserve">表 </w:t>
+      </w:r>
+      <w:r>
+        <w:rPr>
+          <w:sz w:val="24"/>
+        </w:rPr>
+        <w:t>8-2-</w:t>
+      </w:r>
+      <w:r>
+        <w:rPr>
+          <w:rFonts w:hint="eastAsia"/>
+          <w:sz w:val="24"/>
+        </w:rPr>
+        <w:t>1</w:t>
+      </w:r>
+      <w:r>
+        <w:rPr>
+          <w:sz w:val="24"/>
+        </w:rPr>
+        <w:t>1</w:t>
+      </w:r>
+      <w:r>
+        <w:rPr>
+          <w:sz w:val="24"/>
+        </w:rPr>
+        <w:t xml:space="preserve"> T</w:t>
+      </w:r>
+      <w:r>
+        <w:rPr>
+          <w:sz w:val="24"/>
+        </w:rPr>
+        <w:t>1</w:t>
+      </w:r>
+      <w:r>
+        <w:rPr>
+          <w:sz w:val="24"/>
+        </w:rPr>
+        <w:t>2</w:t>
+      </w:r>
+      <w:r>
+        <w:rPr>
+          <w:sz w:val="24"/>
+        </w:rPr>
+        <w:t xml:space="preserve"> </w:t>
+      </w:r>
+      <w:r>
+        <w:rPr>
+          <w:sz w:val="24"/>
+        </w:rPr>
+        <w:t>點數交易紀錄</w:t>
+      </w:r>
+      <w:r>
+        <w:rPr>
+          <w:rFonts w:hint="eastAsia"/>
+          <w:sz w:val="24"/>
+        </w:rPr>
+        <w:t>資</w:t>
+      </w:r>
+      <w:r>
+        <w:rPr>
+          <w:rFonts w:hint="eastAsia"/>
+          <w:sz w:val="24"/>
+        </w:rPr>
+        <w:t>料</w:t>
+      </w:r>
+      <w:r>
+        <w:rPr>
+          <w:rFonts w:hint="eastAsia"/>
+          <w:sz w:val="24"/>
+        </w:rPr>
+        <w:t>表</w:t>
+      </w:r>
+    </w:p>
+    <w:tbl>
+      <w:tblPr>
+        <w:tblStyle w:val="a3"/>
+        <w:tblW w:w="5000" w:type="pct"/>
+        <w:tblLook w:val="04A0" w:firstRow="1" w:lastRow="0" w:firstColumn="1" w:lastColumn="0" w:noHBand="0" w:noVBand="1"/>
+      </w:tblPr>
+      <w:tblGrid>
+        <w:gridCol w:w="2471"/>
+        <w:gridCol w:w="1508"/>
+        <w:gridCol w:w="1176"/>
+        <w:gridCol w:w="775"/>
+        <w:gridCol w:w="471"/>
+        <w:gridCol w:w="1895"/>
+      </w:tblGrid>
+      <w:tr>
+        <w:tc>
+          <w:tcPr>
+            <w:tcW w:w="5000" w:type="pct"/>
+            <w:gridSpan w:val="6"/>
+          </w:tcPr>
+          <w:p>
+            <w:pPr>
+              <w:spacing w:line="360" w:lineRule="auto"/>
+              <w:jc w:val="center"/>
+              <w:rPr>
+                <w:rFonts w:ascii="標楷體" w:eastAsia="標楷體" w:hAnsi="標楷體"/>
+                <w:szCs w:val="24"/>
+              </w:rPr>
+            </w:pPr>
+            <w:r>
+              <w:rPr>
+                <w:rFonts w:ascii="標楷體" w:eastAsia="標楷體" w:hAnsi="標楷體" w:hint="eastAsia"/>
+                <w:szCs w:val="24"/>
+              </w:rPr>
+              <w:t>T</w:t>
+            </w:r>
+            <w:r>
+              <w:rPr>
+                <w:rFonts w:ascii="標楷體" w:eastAsia="標楷體" w:hAnsi="標楷體"/>
+                <w:szCs w:val="24"/>
+              </w:rPr>
+              <w:t>1</w:t>
+            </w:r>
+            <w:r>
+              <w:rPr>
+                <w:rFonts w:ascii="標楷體" w:eastAsia="標楷體" w:hAnsi="標楷體"/>
+                <w:szCs w:val="24"/>
+              </w:rPr>
+              <w:t>2</w:t>
+            </w:r>
+            <w:r>
+              <w:rPr>
+                <w:rFonts w:ascii="標楷體" w:eastAsia="標楷體" w:hAnsi="標楷體" w:hint="eastAsia"/>
+                <w:szCs w:val="24"/>
+              </w:rPr>
+              <w:t xml:space="preserve"> </w:t>
+            </w:r>
+            <w:proofErr w:type="spellStart"/>
+            <w:r>
+              <w:rPr>
+                <w:rFonts w:ascii="標楷體" w:eastAsia="標楷體" w:hAnsi="標楷體"/>
+                <w:szCs w:val="24"/>
+              </w:rPr>
+              <w:t>point_transaction</w:t>
+            </w:r>
+            <w:proofErr w:type="spellEnd"/>
+            <w:proofErr w:type="gramStart"/>
+            <w:r>
+              <w:rPr>
+                <w:rFonts w:ascii="標楷體" w:eastAsia="標楷體" w:hAnsi="標楷體" w:hint="eastAsia"/>
+                <w:szCs w:val="24"/>
+              </w:rPr>
+              <w:t>（</w:t>
+            </w:r>
+            <w:proofErr w:type="gramEnd"/>
+            <w:r>
+              <w:rPr>
+                <w:rFonts w:ascii="標楷體" w:eastAsia="標楷體" w:hAnsi="標楷體"/>
+                <w:szCs w:val="24"/>
+              </w:rPr>
+              <w:t>點數交易紀錄</w:t>
+            </w:r>
+            <w:r>
+              <w:rPr>
+                <w:rFonts w:ascii="標楷體" w:eastAsia="標楷體" w:hAnsi="標楷體" w:hint="eastAsia"/>
+                <w:szCs w:val="24"/>
+              </w:rPr>
+              <w:t>)</w:t>
+            </w:r>
+          </w:p>
+        </w:tc>
+      </w:tr>
+      <w:tr>
+        <w:tc>
+          <w:tcPr>
+            <w:tcW w:w="1489" w:type="pct"/>
+            <w:vAlign w:val="center"/>
+            <w:hideMark/>
+          </w:tcPr>
+          <w:p>
+            <w:pPr>
+              <w:spacing w:line="360" w:lineRule="auto"/>
+              <w:jc w:val="center"/>
+              <w:rPr>
+                <w:rFonts w:ascii="標楷體" w:eastAsia="標楷體" w:hAnsi="標楷體"/>
+                <w:szCs w:val="24"/>
+              </w:rPr>
+            </w:pPr>
+            <w:r>
+              <w:rPr>
+                <w:rFonts w:ascii="標楷體" w:eastAsia="標楷體" w:hAnsi="標楷體" w:hint="eastAsia"/>
+                <w:szCs w:val="24"/>
+              </w:rPr>
+              <w:t>欄位</w:t>
+            </w:r>
+            <w:r>
+              <w:rPr>
+                <w:rFonts w:ascii="標楷體" w:eastAsia="標楷體" w:hAnsi="標楷體"/>
+                <w:szCs w:val="24"/>
+              </w:rPr>
+              <w:t>名稱</w:t>
+            </w:r>
+          </w:p>
+        </w:tc>
+        <w:tc>
+          <w:tcPr>
+            <w:tcW w:w="909" w:type="pct"/>
+            <w:vAlign w:val="center"/>
+            <w:hideMark/>
+          </w:tcPr>
+          <w:p>
+            <w:pPr>
+              <w:spacing w:line="360" w:lineRule="auto"/>
+              <w:jc w:val="center"/>
+              <w:rPr>
+                <w:rFonts w:ascii="標楷體" w:eastAsia="標楷體" w:hAnsi="標楷體"/>
+                <w:szCs w:val="24"/>
+              </w:rPr>
+            </w:pPr>
+            <w:r>
+              <w:rPr>
+                <w:rFonts w:ascii="標楷體" w:eastAsia="標楷體" w:hAnsi="標楷體"/>
+                <w:szCs w:val="24"/>
+              </w:rPr>
+              <w:t>中文名稱</w:t>
+            </w:r>
+          </w:p>
+        </w:tc>
+        <w:tc>
+          <w:tcPr>
+            <w:tcW w:w="709" w:type="pct"/>
+            <w:vAlign w:val="center"/>
+            <w:hideMark/>
+          </w:tcPr>
+          <w:p>
+            <w:pPr>
+              <w:spacing w:line="360" w:lineRule="auto"/>
+              <w:jc w:val="center"/>
+              <w:rPr>
+                <w:rFonts w:ascii="標楷體" w:eastAsia="標楷體" w:hAnsi="標楷體"/>
+                <w:szCs w:val="24"/>
+              </w:rPr>
+            </w:pPr>
+            <w:r>
+              <w:rPr>
+                <w:rFonts w:ascii="標楷體" w:eastAsia="標楷體" w:hAnsi="標楷體"/>
+                <w:szCs w:val="24"/>
+              </w:rPr>
+              <w:t>資料型態</w:t>
+            </w:r>
+          </w:p>
+        </w:tc>
+        <w:tc>
+          <w:tcPr>
+            <w:tcW w:w="467" w:type="pct"/>
+            <w:vAlign w:val="center"/>
+            <w:hideMark/>
+          </w:tcPr>
+          <w:p>
+            <w:pPr>
+              <w:spacing w:line="360" w:lineRule="auto"/>
+              <w:jc w:val="center"/>
+              <w:rPr>
+                <w:rFonts w:ascii="標楷體" w:eastAsia="標楷體" w:hAnsi="標楷體"/>
+                <w:szCs w:val="24"/>
+              </w:rPr>
+            </w:pPr>
+            <w:r>
+              <w:rPr>
+                <w:rFonts w:ascii="標楷體" w:eastAsia="標楷體" w:hAnsi="標楷體"/>
+                <w:szCs w:val="24"/>
+              </w:rPr>
+              <w:t>資料長度</w:t>
+            </w:r>
+          </w:p>
+        </w:tc>
+        <w:tc>
+          <w:tcPr>
+            <w:tcW w:w="284" w:type="pct"/>
+            <w:vAlign w:val="center"/>
+            <w:hideMark/>
+          </w:tcPr>
+          <w:p>
+            <w:pPr>
+              <w:spacing w:line="360" w:lineRule="auto"/>
+              <w:jc w:val="center"/>
+              <w:rPr>
+                <w:rFonts w:ascii="標楷體" w:eastAsia="標楷體" w:hAnsi="標楷體"/>
+                <w:szCs w:val="24"/>
+              </w:rPr>
+            </w:pPr>
+            <w:r>
+              <w:rPr>
+                <w:rFonts w:ascii="標楷體" w:eastAsia="標楷體" w:hAnsi="標楷體"/>
+                <w:szCs w:val="24"/>
+              </w:rPr>
+              <w:t>主鍵</w:t>
+            </w:r>
+          </w:p>
+        </w:tc>
+        <w:tc>
+          <w:tcPr>
+            <w:tcW w:w="1143" w:type="pct"/>
+            <w:vAlign w:val="center"/>
+            <w:hideMark/>
+          </w:tcPr>
+          <w:p>
+            <w:pPr>
+              <w:spacing w:line="360" w:lineRule="auto"/>
+              <w:jc w:val="center"/>
+              <w:rPr>
+                <w:rFonts w:ascii="標楷體" w:eastAsia="標楷體" w:hAnsi="標楷體"/>
+                <w:szCs w:val="24"/>
+              </w:rPr>
+            </w:pPr>
+            <w:proofErr w:type="gramStart"/>
+            <w:r>
+              <w:rPr>
+                <w:rFonts w:ascii="標楷體" w:eastAsia="標楷體" w:hAnsi="標楷體"/>
+                <w:szCs w:val="24"/>
+              </w:rPr>
+              <w:t>外鍵</w:t>
+            </w:r>
+            <w:proofErr w:type="gramEnd"/>
+          </w:p>
+        </w:tc>
+      </w:tr>
+      <w:tr>
+        <w:tc>
+          <w:tcPr>
+            <w:tcW w:w="1489" w:type="pct"/>
+            <w:hideMark/>
+          </w:tcPr>
+          <w:p>
+            <w:pPr>
+              <w:spacing w:line="360" w:lineRule="auto"/>
+              <w:rPr>
+                <w:rFonts w:ascii="標楷體" w:eastAsia="標楷體" w:hAnsi="標楷體" w:cs="新細明體"/>
+                <w:szCs w:val="24"/>
+              </w:rPr>
+            </w:pPr>
+            <w:r>
+              <w:rPr>
+                <w:rFonts w:ascii="標楷體" w:eastAsia="標楷體" w:hAnsi="標楷體"/>
+                <w:szCs w:val="24"/>
+              </w:rPr>
+              <w:t>id</w:t>
+            </w:r>
+          </w:p>
+        </w:tc>
+        <w:tc>
+          <w:tcPr>
+            <w:tcW w:w="909" w:type="pct"/>
+            <w:hideMark/>
+          </w:tcPr>
+          <w:p>
+            <w:pPr>
+              <w:spacing w:line="360" w:lineRule="auto"/>
+              <w:rPr>
+                <w:rFonts w:ascii="標楷體" w:eastAsia="標楷體" w:hAnsi="標楷體"/>
+                <w:szCs w:val="24"/>
+              </w:rPr>
+            </w:pPr>
+            <w:r>
+              <w:rPr>
+                <w:rFonts w:ascii="標楷體" w:eastAsia="標楷體" w:hAnsi="標楷體"/>
+                <w:szCs w:val="24"/>
+              </w:rPr>
+              <w:t>交易紀錄ID</w:t>
+            </w:r>
+          </w:p>
+        </w:tc>
+        <w:tc>
+          <w:tcPr>
+            <w:tcW w:w="709" w:type="pct"/>
+            <w:hideMark/>
+          </w:tcPr>
+          <w:p>
+            <w:pPr>
+              <w:spacing w:line="360" w:lineRule="auto"/>
+              <w:rPr>
+                <w:rFonts w:ascii="標楷體" w:eastAsia="標楷體" w:hAnsi="標楷體"/>
+                <w:szCs w:val="24"/>
+              </w:rPr>
+            </w:pPr>
+            <w:r>
+              <w:rPr>
+                <w:rFonts w:ascii="標楷體" w:eastAsia="標楷體" w:hAnsi="標楷體"/>
+                <w:szCs w:val="24"/>
+              </w:rPr>
+              <w:t>INT</w:t>
+            </w:r>
+          </w:p>
+        </w:tc>
+        <w:tc>
+          <w:tcPr>
+            <w:tcW w:w="467" w:type="pct"/>
+            <w:hideMark/>
+          </w:tcPr>
+          <w:p>
+            <w:pPr>
+              <w:spacing w:line="360" w:lineRule="auto"/>
+              <w:rPr>
+                <w:rFonts w:ascii="標楷體" w:eastAsia="標楷體" w:hAnsi="標楷體"/>
+                <w:szCs w:val="24"/>
+              </w:rPr>
+            </w:pPr>
+            <w:r>
+              <w:rPr>
+                <w:rFonts w:ascii="標楷體" w:eastAsia="標楷體" w:hAnsi="標楷體"/>
+                <w:szCs w:val="24"/>
+              </w:rPr>
+              <w:t xml:space="preserve">4 </w:t>
+            </w:r>
+            <w:proofErr w:type="gramStart"/>
+            <w:r>
+              <w:rPr>
+                <w:rFonts w:ascii="標楷體" w:eastAsia="標楷體" w:hAnsi="標楷體"/>
+                <w:szCs w:val="24"/>
+              </w:rPr>
+              <w:t>byte</w:t>
+            </w:r>
+            <w:proofErr w:type="gramEnd"/>
+          </w:p>
+        </w:tc>
+        <w:tc>
+          <w:tcPr>
+            <w:tcW w:w="284" w:type="pct"/>
+            <w:hideMark/>
+          </w:tcPr>
+          <w:p>
+            <w:pPr>
+              <w:spacing w:line="360" w:lineRule="auto"/>
+              <w:rPr>
+                <w:rFonts w:ascii="標楷體" w:eastAsia="標楷體" w:hAnsi="標楷體"/>
+                <w:szCs w:val="24"/>
+              </w:rPr>
+            </w:pPr>
+            <w:r>
+              <w:rPr>
+                <w:rFonts w:ascii="標楷體" w:eastAsia="標楷體" w:hAnsi="標楷體"/>
+                <w:szCs w:val="24"/>
+              </w:rPr>
+              <w:t>●</w:t>
+            </w:r>
+          </w:p>
+        </w:tc>
+        <w:tc>
+          <w:tcPr>
+            <w:tcW w:w="1143" w:type="pct"/>
+            <w:hideMark/>
+          </w:tcPr>
+          <w:p>
+            <w:pPr>
+              <w:spacing w:line="360" w:lineRule="auto"/>
+              <w:rPr>
+                <w:rFonts w:ascii="標楷體" w:eastAsia="標楷體" w:hAnsi="標楷體" w:cs="Times New Roman"/>
+                <w:szCs w:val="24"/>
+              </w:rPr>
+            </w:pPr>
+          </w:p>
+        </w:tc>
+      </w:tr>
+      <w:tr>
+        <w:tc>
+          <w:tcPr>
+            <w:tcW w:w="1489" w:type="pct"/>
+            <w:hideMark/>
+          </w:tcPr>
+          <w:p>
+            <w:pPr>
+              <w:spacing w:line="360" w:lineRule="auto"/>
+              <w:rPr>
+                <w:rFonts w:ascii="標楷體" w:eastAsia="標楷體" w:hAnsi="標楷體" w:cs="新細明體"/>
+                <w:szCs w:val="24"/>
+              </w:rPr>
+            </w:pPr>
+            <w:proofErr w:type="spellStart"/>
+            <w:r>
+              <w:rPr>
+                <w:rFonts w:ascii="標楷體" w:eastAsia="標楷體" w:hAnsi="標楷體"/>
+                <w:szCs w:val="24"/>
+              </w:rPr>
+              <w:t>user_id</w:t>
+            </w:r>
+            <w:proofErr w:type="spellEnd"/>
+          </w:p>
+        </w:tc>
+        <w:tc>
+          <w:tcPr>
+            <w:tcW w:w="909" w:type="pct"/>
+            <w:hideMark/>
+          </w:tcPr>
+          <w:p>
+            <w:pPr>
+              <w:spacing w:line="360" w:lineRule="auto"/>
+              <w:rPr>
+                <w:rFonts w:ascii="標楷體" w:eastAsia="標楷體" w:hAnsi="標楷體"/>
+                <w:szCs w:val="24"/>
+              </w:rPr>
+            </w:pPr>
+            <w:r>
+              <w:rPr>
+                <w:rFonts w:ascii="標楷體" w:eastAsia="標楷體" w:hAnsi="標楷體"/>
+                <w:szCs w:val="24"/>
+              </w:rPr>
+              <w:t>使用者ID</w:t>
+            </w:r>
+          </w:p>
+        </w:tc>
+        <w:tc>
+          <w:tcPr>
+            <w:tcW w:w="709" w:type="pct"/>
+            <w:hideMark/>
+          </w:tcPr>
+          <w:p>
+            <w:pPr>
+              <w:spacing w:line="360" w:lineRule="auto"/>
+              <w:rPr>
+                <w:rFonts w:ascii="標楷體" w:eastAsia="標楷體" w:hAnsi="標楷體"/>
+                <w:szCs w:val="24"/>
+              </w:rPr>
+            </w:pPr>
+            <w:r>
+              <w:rPr>
+                <w:rFonts w:ascii="標楷體" w:eastAsia="標楷體" w:hAnsi="標楷體"/>
+                <w:szCs w:val="24"/>
+              </w:rPr>
+              <w:t>INT</w:t>
+            </w:r>
+          </w:p>
+        </w:tc>
+        <w:tc>
+          <w:tcPr>
+            <w:tcW w:w="467" w:type="pct"/>
+            <w:hideMark/>
+          </w:tcPr>
+          <w:p>
+            <w:pPr>
+              <w:spacing w:line="360" w:lineRule="auto"/>
+              <w:rPr>
+                <w:rFonts w:ascii="標楷體" w:eastAsia="標楷體" w:hAnsi="標楷體"/>
+                <w:szCs w:val="24"/>
+              </w:rPr>
+            </w:pPr>
+            <w:r>
+              <w:rPr>
+                <w:rFonts w:ascii="標楷體" w:eastAsia="標楷體" w:hAnsi="標楷體"/>
+                <w:szCs w:val="24"/>
+              </w:rPr>
+              <w:t xml:space="preserve">4 </w:t>
+            </w:r>
+            <w:proofErr w:type="gramStart"/>
+            <w:r>
+              <w:rPr>
+                <w:rFonts w:ascii="標楷體" w:eastAsia="標楷體" w:hAnsi="標楷體"/>
+                <w:szCs w:val="24"/>
+              </w:rPr>
+              <w:t>byte</w:t>
+            </w:r>
+            <w:proofErr w:type="gramEnd"/>
+          </w:p>
+        </w:tc>
+        <w:tc>
+          <w:tcPr>
+            <w:tcW w:w="284" w:type="pct"/>
+            <w:hideMark/>
+          </w:tcPr>
+          <w:p>
+            <w:pPr>
+              <w:spacing w:line="360" w:lineRule="auto"/>
+              <w:rPr>
+                <w:rFonts w:ascii="標楷體" w:eastAsia="標楷體" w:hAnsi="標楷體"/>
+                <w:szCs w:val="24"/>
+              </w:rPr>
+            </w:pPr>
+          </w:p>
+        </w:tc>
+        <w:tc>
+          <w:tcPr>
+            <w:tcW w:w="1143" w:type="pct"/>
+            <w:hideMark/>
+          </w:tcPr>
+          <w:p>
+            <w:pPr>
+              <w:spacing w:line="360" w:lineRule="auto"/>
+              <w:rPr>
+                <w:rFonts w:ascii="標楷體" w:eastAsia="標楷體" w:hAnsi="標楷體" w:cs="Times New Roman"/>
+                <w:szCs w:val="24"/>
+              </w:rPr>
+            </w:pPr>
+            <w:r>
+              <w:rPr>
+                <w:rFonts w:ascii="標楷體" w:eastAsia="標楷體" w:hAnsi="標楷體"/>
+                <w:szCs w:val="24"/>
+              </w:rPr>
+              <w:t>user.id</w:t>
+            </w:r>
+          </w:p>
+        </w:tc>
+      </w:tr>
+      <w:tr>
+        <w:tc>
+          <w:tcPr>
+            <w:tcW w:w="1489" w:type="pct"/>
+            <w:hideMark/>
+          </w:tcPr>
+          <w:p>
+            <w:pPr>
+              <w:spacing w:line="360" w:lineRule="auto"/>
+              <w:rPr>
+                <w:rFonts w:ascii="標楷體" w:eastAsia="標楷體" w:hAnsi="標楷體" w:cs="新細明體"/>
+                <w:szCs w:val="24"/>
+              </w:rPr>
+            </w:pPr>
+            <w:r>
+              <w:rPr>
+                <w:rFonts w:ascii="標楷體" w:eastAsia="標楷體" w:hAnsi="標楷體"/>
+                <w:szCs w:val="24"/>
+              </w:rPr>
+              <w:t>points</w:t>
+            </w:r>
+          </w:p>
+        </w:tc>
+        <w:tc>
+          <w:tcPr>
+            <w:tcW w:w="909" w:type="pct"/>
+            <w:hideMark/>
+          </w:tcPr>
+          <w:p>
+            <w:pPr>
+              <w:spacing w:line="360" w:lineRule="auto"/>
+              <w:rPr>
+                <w:rFonts w:ascii="標楷體" w:eastAsia="標楷體" w:hAnsi="標楷體"/>
+                <w:szCs w:val="24"/>
+              </w:rPr>
+            </w:pPr>
+            <w:r>
+              <w:rPr>
+                <w:rFonts w:ascii="標楷體" w:eastAsia="標楷體" w:hAnsi="標楷體"/>
+                <w:szCs w:val="24"/>
+              </w:rPr>
+              <w:t>交易點數</w:t>
+            </w:r>
+          </w:p>
+        </w:tc>
+        <w:tc>
+          <w:tcPr>
+            <w:tcW w:w="709" w:type="pct"/>
+            <w:hideMark/>
+          </w:tcPr>
+          <w:p>
+            <w:pPr>
+              <w:spacing w:line="360" w:lineRule="auto"/>
+              <w:rPr>
+                <w:rFonts w:ascii="標楷體" w:eastAsia="標楷體" w:hAnsi="標楷體"/>
+                <w:szCs w:val="24"/>
+              </w:rPr>
+            </w:pPr>
+            <w:r>
+              <w:rPr>
+                <w:rFonts w:ascii="標楷體" w:eastAsia="標楷體" w:hAnsi="標楷體"/>
+                <w:szCs w:val="24"/>
+              </w:rPr>
+              <w:t>INT</w:t>
+            </w:r>
+          </w:p>
+        </w:tc>
+        <w:tc>
+          <w:tcPr>
+            <w:tcW w:w="467" w:type="pct"/>
+            <w:hideMark/>
+          </w:tcPr>
+          <w:p>
+            <w:pPr>
+              <w:spacing w:line="360" w:lineRule="auto"/>
+              <w:rPr>
+                <w:rFonts w:ascii="標楷體" w:eastAsia="標楷體" w:hAnsi="標楷體"/>
+                <w:szCs w:val="24"/>
+              </w:rPr>
+            </w:pPr>
+            <w:r>
+              <w:rPr>
+                <w:rFonts w:ascii="標楷體" w:eastAsia="標楷體" w:hAnsi="標楷體"/>
+                <w:szCs w:val="24"/>
+              </w:rPr>
+              <w:t xml:space="preserve">4 </w:t>
+            </w:r>
+            <w:proofErr w:type="gramStart"/>
+            <w:r>
+              <w:rPr>
+                <w:rFonts w:ascii="標楷體" w:eastAsia="標楷體" w:hAnsi="標楷體"/>
+                <w:szCs w:val="24"/>
+              </w:rPr>
+              <w:lastRenderedPageBreak/>
+              <w:t>byte</w:t>
+            </w:r>
+            <w:proofErr w:type="gramEnd"/>
+          </w:p>
+        </w:tc>
+        <w:tc>
+          <w:tcPr>
+            <w:tcW w:w="284" w:type="pct"/>
+            <w:hideMark/>
+          </w:tcPr>
+          <w:p>
+            <w:pPr>
+              <w:spacing w:line="360" w:lineRule="auto"/>
+              <w:rPr>
+                <w:rFonts w:ascii="標楷體" w:eastAsia="標楷體" w:hAnsi="標楷體"/>
+                <w:szCs w:val="24"/>
+              </w:rPr>
+            </w:pPr>
+          </w:p>
+        </w:tc>
+        <w:tc>
+          <w:tcPr>
+            <w:tcW w:w="1143" w:type="pct"/>
+            <w:hideMark/>
+          </w:tcPr>
+          <w:p>
+            <w:pPr>
+              <w:spacing w:line="360" w:lineRule="auto"/>
+              <w:rPr>
+                <w:rFonts w:ascii="標楷體" w:eastAsia="標楷體" w:hAnsi="標楷體" w:cs="Times New Roman"/>
+                <w:szCs w:val="24"/>
+              </w:rPr>
+            </w:pPr>
+          </w:p>
+        </w:tc>
+      </w:tr>
+      <w:tr>
+        <w:tc>
+          <w:tcPr>
+            <w:tcW w:w="1489" w:type="pct"/>
+          </w:tcPr>
+          <w:p>
+            <w:pPr>
+              <w:spacing w:line="360" w:lineRule="auto"/>
+              <w:rPr>
+                <w:rFonts w:ascii="標楷體" w:eastAsia="標楷體" w:hAnsi="標楷體"/>
+                <w:szCs w:val="24"/>
+              </w:rPr>
+            </w:pPr>
+            <w:r>
+              <w:rPr>
+                <w:rFonts w:ascii="標楷體" w:eastAsia="標楷體" w:hAnsi="標楷體"/>
+                <w:szCs w:val="24"/>
+              </w:rPr>
+              <w:t>price</w:t>
+            </w:r>
+          </w:p>
+        </w:tc>
+        <w:tc>
+          <w:tcPr>
+            <w:tcW w:w="909" w:type="pct"/>
+          </w:tcPr>
+          <w:p>
+            <w:pPr>
+              <w:spacing w:line="360" w:lineRule="auto"/>
+              <w:rPr>
+                <w:rFonts w:ascii="標楷體" w:eastAsia="標楷體" w:hAnsi="標楷體"/>
+                <w:szCs w:val="24"/>
+              </w:rPr>
+            </w:pPr>
+            <w:r>
+              <w:rPr>
+                <w:rFonts w:ascii="標楷體" w:eastAsia="標楷體" w:hAnsi="標楷體"/>
+                <w:szCs w:val="24"/>
+              </w:rPr>
+              <w:t>交易金額</w:t>
+            </w:r>
+          </w:p>
+        </w:tc>
+        <w:tc>
+          <w:tcPr>
+            <w:tcW w:w="709" w:type="pct"/>
+          </w:tcPr>
+          <w:p>
+            <w:pPr>
+              <w:spacing w:line="360" w:lineRule="auto"/>
+              <w:rPr>
+                <w:rFonts w:ascii="標楷體" w:eastAsia="標楷體" w:hAnsi="標楷體"/>
+                <w:szCs w:val="24"/>
+              </w:rPr>
+            </w:pPr>
+            <w:r>
+              <w:rPr>
+                <w:rFonts w:ascii="標楷體" w:eastAsia="標楷體" w:hAnsi="標楷體"/>
+                <w:szCs w:val="24"/>
+              </w:rPr>
+              <w:t>INT</w:t>
+            </w:r>
+          </w:p>
+        </w:tc>
+        <w:tc>
+          <w:tcPr>
+            <w:tcW w:w="467" w:type="pct"/>
+          </w:tcPr>
+          <w:p>
+            <w:pPr>
+              <w:spacing w:line="360" w:lineRule="auto"/>
+              <w:rPr>
+                <w:rFonts w:ascii="標楷體" w:eastAsia="標楷體" w:hAnsi="標楷體"/>
+                <w:szCs w:val="24"/>
+              </w:rPr>
+            </w:pPr>
+            <w:r>
+              <w:rPr>
+                <w:rFonts w:ascii="標楷體" w:eastAsia="標楷體" w:hAnsi="標楷體"/>
+                <w:szCs w:val="24"/>
+              </w:rPr>
+              <w:t xml:space="preserve">4 </w:t>
+            </w:r>
+            <w:proofErr w:type="gramStart"/>
+            <w:r>
+              <w:rPr>
+                <w:rFonts w:ascii="標楷體" w:eastAsia="標楷體" w:hAnsi="標楷體"/>
+                <w:szCs w:val="24"/>
+              </w:rPr>
+              <w:t>byte</w:t>
+            </w:r>
+            <w:proofErr w:type="gramEnd"/>
+          </w:p>
+        </w:tc>
+        <w:tc>
+          <w:tcPr>
+            <w:tcW w:w="284" w:type="pct"/>
+          </w:tcPr>
+          <w:p>
+            <w:pPr>
+              <w:spacing w:line="360" w:lineRule="auto"/>
+              <w:rPr>
+                <w:rFonts w:ascii="標楷體" w:eastAsia="標楷體" w:hAnsi="標楷體"/>
+                <w:szCs w:val="24"/>
+              </w:rPr>
+            </w:pPr>
+          </w:p>
+        </w:tc>
+        <w:tc>
+          <w:tcPr>
+            <w:tcW w:w="1143" w:type="pct"/>
+          </w:tcPr>
+          <w:p>
+            <w:pPr>
+              <w:spacing w:line="360" w:lineRule="auto"/>
+              <w:rPr>
+                <w:rFonts w:ascii="標楷體" w:eastAsia="標楷體" w:hAnsi="標楷體" w:cs="Times New Roman"/>
+                <w:szCs w:val="24"/>
+              </w:rPr>
+            </w:pPr>
+          </w:p>
+        </w:tc>
+      </w:tr>
+      <w:tr>
+        <w:tc>
+          <w:tcPr>
+            <w:tcW w:w="1489" w:type="pct"/>
+          </w:tcPr>
+          <w:p>
+            <w:pPr>
+              <w:spacing w:line="360" w:lineRule="auto"/>
+              <w:rPr>
+                <w:rFonts w:ascii="標楷體" w:eastAsia="標楷體" w:hAnsi="標楷體"/>
+                <w:szCs w:val="24"/>
+              </w:rPr>
+            </w:pPr>
+            <w:proofErr w:type="spellStart"/>
+            <w:r>
+              <w:rPr>
+                <w:rFonts w:ascii="標楷體" w:eastAsia="標楷體" w:hAnsi="標楷體"/>
+                <w:szCs w:val="24"/>
+              </w:rPr>
+              <w:t>payment_method</w:t>
+            </w:r>
+            <w:proofErr w:type="spellEnd"/>
+          </w:p>
+        </w:tc>
+        <w:tc>
+          <w:tcPr>
+            <w:tcW w:w="909" w:type="pct"/>
+          </w:tcPr>
+          <w:p>
+            <w:pPr>
+              <w:spacing w:line="360" w:lineRule="auto"/>
+              <w:rPr>
+                <w:rFonts w:ascii="標楷體" w:eastAsia="標楷體" w:hAnsi="標楷體"/>
+                <w:szCs w:val="24"/>
+              </w:rPr>
+            </w:pPr>
+            <w:r>
+              <w:rPr>
+                <w:rFonts w:ascii="標楷體" w:eastAsia="標楷體" w:hAnsi="標楷體"/>
+                <w:szCs w:val="24"/>
+              </w:rPr>
+              <w:t>付款方式</w:t>
+            </w:r>
+          </w:p>
+        </w:tc>
+        <w:tc>
+          <w:tcPr>
+            <w:tcW w:w="709" w:type="pct"/>
+          </w:tcPr>
+          <w:p>
+            <w:pPr>
+              <w:spacing w:line="360" w:lineRule="auto"/>
+              <w:rPr>
+                <w:rFonts w:ascii="標楷體" w:eastAsia="標楷體" w:hAnsi="標楷體"/>
+                <w:szCs w:val="24"/>
+              </w:rPr>
+            </w:pPr>
+            <w:r>
+              <w:rPr>
+                <w:rFonts w:ascii="標楷體" w:eastAsia="標楷體" w:hAnsi="標楷體"/>
+                <w:szCs w:val="24"/>
+              </w:rPr>
+              <w:t>VARCHAR</w:t>
+            </w:r>
+          </w:p>
+        </w:tc>
+        <w:tc>
+          <w:tcPr>
+            <w:tcW w:w="467" w:type="pct"/>
+          </w:tcPr>
+          <w:p>
+            <w:pPr>
+              <w:spacing w:line="360" w:lineRule="auto"/>
+              <w:rPr>
+                <w:rFonts w:ascii="標楷體" w:eastAsia="標楷體" w:hAnsi="標楷體"/>
+                <w:szCs w:val="24"/>
+              </w:rPr>
+            </w:pPr>
+            <w:r>
+              <w:rPr>
+                <w:rFonts w:ascii="標楷體" w:eastAsia="標楷體" w:hAnsi="標楷體"/>
+                <w:szCs w:val="24"/>
+              </w:rPr>
+              <w:t>50</w:t>
+            </w:r>
+          </w:p>
+        </w:tc>
+        <w:tc>
+          <w:tcPr>
+            <w:tcW w:w="284" w:type="pct"/>
+          </w:tcPr>
+          <w:p>
+            <w:pPr>
+              <w:spacing w:line="360" w:lineRule="auto"/>
+              <w:rPr>
+                <w:rFonts w:ascii="標楷體" w:eastAsia="標楷體" w:hAnsi="標楷體"/>
+                <w:szCs w:val="24"/>
+              </w:rPr>
+            </w:pPr>
+          </w:p>
+        </w:tc>
+        <w:tc>
+          <w:tcPr>
+            <w:tcW w:w="1143" w:type="pct"/>
+          </w:tcPr>
+          <w:p>
+            <w:pPr>
+              <w:spacing w:line="360" w:lineRule="auto"/>
+              <w:rPr>
+                <w:rFonts w:ascii="標楷體" w:eastAsia="標楷體" w:hAnsi="標楷體" w:cs="Times New Roman"/>
+                <w:szCs w:val="24"/>
+              </w:rPr>
+            </w:pPr>
+          </w:p>
+        </w:tc>
+      </w:tr>
+      <w:tr>
+        <w:tc>
+          <w:tcPr>
+            <w:tcW w:w="1489" w:type="pct"/>
+          </w:tcPr>
+          <w:p>
+            <w:pPr>
+              <w:spacing w:line="360" w:lineRule="auto"/>
+              <w:rPr>
+                <w:rFonts w:ascii="標楷體" w:eastAsia="標楷體" w:hAnsi="標楷體"/>
+                <w:szCs w:val="24"/>
+              </w:rPr>
+            </w:pPr>
+            <w:proofErr w:type="spellStart"/>
+            <w:r>
+              <w:rPr>
+                <w:rFonts w:ascii="標楷體" w:eastAsia="標楷體" w:hAnsi="標楷體"/>
+                <w:szCs w:val="24"/>
+              </w:rPr>
+              <w:t>created_at</w:t>
+            </w:r>
+            <w:proofErr w:type="spellEnd"/>
+          </w:p>
+        </w:tc>
+        <w:tc>
+          <w:tcPr>
+            <w:tcW w:w="909" w:type="pct"/>
+          </w:tcPr>
+          <w:p>
+            <w:pPr>
+              <w:spacing w:line="360" w:lineRule="auto"/>
+              <w:rPr>
+                <w:rFonts w:ascii="標楷體" w:eastAsia="標楷體" w:hAnsi="標楷體"/>
+                <w:szCs w:val="24"/>
+              </w:rPr>
+            </w:pPr>
+            <w:r>
+              <w:rPr>
+                <w:rFonts w:ascii="標楷體" w:eastAsia="標楷體" w:hAnsi="標楷體"/>
+                <w:szCs w:val="24"/>
+              </w:rPr>
+              <w:t>交易時間</w:t>
+            </w:r>
+          </w:p>
+        </w:tc>
+        <w:tc>
+          <w:tcPr>
+            <w:tcW w:w="709" w:type="pct"/>
+          </w:tcPr>
+          <w:p>
+            <w:pPr>
+              <w:spacing w:line="360" w:lineRule="auto"/>
+              <w:rPr>
+                <w:rFonts w:ascii="標楷體" w:eastAsia="標楷體" w:hAnsi="標楷體"/>
+                <w:szCs w:val="24"/>
+              </w:rPr>
+            </w:pPr>
+            <w:r>
+              <w:rPr>
+                <w:rFonts w:ascii="標楷體" w:eastAsia="標楷體" w:hAnsi="標楷體"/>
+                <w:szCs w:val="24"/>
+              </w:rPr>
+              <w:t>DATETIME</w:t>
+            </w:r>
+          </w:p>
+        </w:tc>
+        <w:tc>
+          <w:tcPr>
+            <w:tcW w:w="467" w:type="pct"/>
+          </w:tcPr>
+          <w:p>
+            <w:pPr>
+              <w:spacing w:line="360" w:lineRule="auto"/>
+              <w:rPr>
+                <w:rFonts w:ascii="標楷體" w:eastAsia="標楷體" w:hAnsi="標楷體"/>
+                <w:szCs w:val="24"/>
+              </w:rPr>
+            </w:pPr>
+            <w:r>
+              <w:rPr>
+                <w:rFonts w:ascii="標楷體" w:eastAsia="標楷體" w:hAnsi="標楷體"/>
+                <w:szCs w:val="24"/>
+              </w:rPr>
+              <w:t>-</w:t>
+            </w:r>
+          </w:p>
+        </w:tc>
+        <w:tc>
+          <w:tcPr>
+            <w:tcW w:w="284" w:type="pct"/>
+          </w:tcPr>
+          <w:p>
+            <w:pPr>
+              <w:spacing w:line="360" w:lineRule="auto"/>
+              <w:rPr>
+                <w:rFonts w:ascii="標楷體" w:eastAsia="標楷體" w:hAnsi="標楷體"/>
+                <w:szCs w:val="24"/>
+              </w:rPr>
+            </w:pPr>
+          </w:p>
+        </w:tc>
+        <w:tc>
+          <w:tcPr>
+            <w:tcW w:w="1143" w:type="pct"/>
           </w:tcPr>
           <w:p>
             <w:pPr>

--- a/系統文件/8-2 表格及其 Meta data - 修正版.docx
+++ b/系統文件/8-2 表格及其 Meta data - 修正版.docx
@@ -5,27 +5,17 @@
     <w:p>
       <w:pPr>
         <w:pStyle w:val="a4"/>
-        <w:rPr>
-          <w:sz w:val="24"/>
-        </w:rPr>
       </w:pPr>
       <w:r>
-        <w:rPr>
-          <w:sz w:val="24"/>
-        </w:rPr>
         <w:t>表 8-2-1 T01 使用者</w:t>
       </w:r>
       <w:r>
         <w:rPr>
           <w:rFonts w:hint="eastAsia"/>
-          <w:sz w:val="24"/>
         </w:rPr>
         <w:t>資料</w:t>
       </w:r>
       <w:r>
-        <w:rPr>
-          <w:sz w:val="24"/>
-        </w:rPr>
         <w:t>表</w:t>
       </w:r>
     </w:p>
@@ -239,7 +229,6 @@
                 <w:szCs w:val="24"/>
               </w:rPr>
             </w:pPr>
-            <w:proofErr w:type="gramStart"/>
             <w:r>
               <w:rPr>
                 <w:rFonts w:ascii="標楷體" w:eastAsia="標楷體" w:hAnsi="標楷體"/>
@@ -247,7 +236,6 @@
               </w:rPr>
               <w:t>外鍵</w:t>
             </w:r>
-            <w:proofErr w:type="gramEnd"/>
           </w:p>
         </w:tc>
       </w:tr>
@@ -336,17 +324,8 @@
                 <w:rFonts w:ascii="標楷體" w:eastAsia="標楷體" w:hAnsi="標楷體"/>
                 <w:szCs w:val="24"/>
               </w:rPr>
-              <w:t xml:space="preserve">4 </w:t>
-            </w:r>
-            <w:proofErr w:type="gramStart"/>
-            <w:r>
-              <w:rPr>
-                <w:rFonts w:ascii="標楷體" w:eastAsia="標楷體" w:hAnsi="標楷體"/>
-                <w:szCs w:val="24"/>
-              </w:rPr>
-              <w:t>byte</w:t>
-            </w:r>
-            <w:proofErr w:type="gramEnd"/>
+              <w:t>4 byte</w:t>
+            </w:r>
           </w:p>
         </w:tc>
         <w:tc>
@@ -1202,17 +1181,8 @@
                 <w:rFonts w:ascii="標楷體" w:eastAsia="標楷體" w:hAnsi="標楷體"/>
                 <w:szCs w:val="24"/>
               </w:rPr>
-              <w:t xml:space="preserve">4 </w:t>
-            </w:r>
-            <w:proofErr w:type="gramStart"/>
-            <w:r>
-              <w:rPr>
-                <w:rFonts w:ascii="標楷體" w:eastAsia="標楷體" w:hAnsi="標楷體"/>
-                <w:szCs w:val="24"/>
-              </w:rPr>
-              <w:t>byte</w:t>
-            </w:r>
-            <w:proofErr w:type="gramEnd"/>
+              <w:t>4 byte</w:t>
+            </w:r>
           </w:p>
         </w:tc>
         <w:tc>
@@ -1333,17 +1303,8 @@
                 <w:rFonts w:ascii="標楷體" w:eastAsia="標楷體" w:hAnsi="標楷體"/>
                 <w:szCs w:val="24"/>
               </w:rPr>
-              <w:t xml:space="preserve">4 </w:t>
-            </w:r>
-            <w:proofErr w:type="gramStart"/>
-            <w:r>
-              <w:rPr>
-                <w:rFonts w:ascii="標楷體" w:eastAsia="標楷體" w:hAnsi="標楷體"/>
-                <w:szCs w:val="24"/>
-              </w:rPr>
-              <w:t>byte</w:t>
-            </w:r>
-            <w:proofErr w:type="gramEnd"/>
+              <w:t>4 byte</w:t>
+            </w:r>
           </w:p>
         </w:tc>
         <w:tc>
@@ -1708,17 +1669,8 @@
                 <w:rFonts w:ascii="標楷體" w:eastAsia="標楷體" w:hAnsi="標楷體"/>
                 <w:szCs w:val="24"/>
               </w:rPr>
-              <w:t xml:space="preserve">4 </w:t>
-            </w:r>
-            <w:proofErr w:type="gramStart"/>
-            <w:r>
-              <w:rPr>
-                <w:rFonts w:ascii="標楷體" w:eastAsia="標楷體" w:hAnsi="標楷體"/>
-                <w:szCs w:val="24"/>
-              </w:rPr>
-              <w:t>byte</w:t>
-            </w:r>
-            <w:proofErr w:type="gramEnd"/>
+              <w:t>4 byte</w:t>
+            </w:r>
           </w:p>
         </w:tc>
         <w:tc>
@@ -1957,17 +1909,8 @@
                 <w:rFonts w:ascii="標楷體" w:eastAsia="標楷體" w:hAnsi="標楷體"/>
                 <w:szCs w:val="24"/>
               </w:rPr>
-              <w:t xml:space="preserve">4 </w:t>
-            </w:r>
-            <w:proofErr w:type="gramStart"/>
-            <w:r>
-              <w:rPr>
-                <w:rFonts w:ascii="標楷體" w:eastAsia="標楷體" w:hAnsi="標楷體"/>
-                <w:szCs w:val="24"/>
-              </w:rPr>
-              <w:t>byte</w:t>
-            </w:r>
-            <w:proofErr w:type="gramEnd"/>
+              <w:t>4 byte</w:t>
+            </w:r>
           </w:p>
         </w:tc>
         <w:tc>
@@ -2082,17 +2025,8 @@
                 <w:rFonts w:ascii="標楷體" w:eastAsia="標楷體" w:hAnsi="標楷體"/>
                 <w:szCs w:val="24"/>
               </w:rPr>
-              <w:t xml:space="preserve">4 </w:t>
-            </w:r>
-            <w:proofErr w:type="gramStart"/>
-            <w:r>
-              <w:rPr>
-                <w:rFonts w:ascii="標楷體" w:eastAsia="標楷體" w:hAnsi="標楷體"/>
-                <w:szCs w:val="24"/>
-              </w:rPr>
-              <w:t>byte</w:t>
-            </w:r>
-            <w:proofErr w:type="gramEnd"/>
+              <w:t>4 byte</w:t>
+            </w:r>
           </w:p>
         </w:tc>
         <w:tc>
@@ -2245,45 +2179,26 @@
     <w:p>
       <w:pPr>
         <w:pStyle w:val="a4"/>
-        <w:rPr>
-          <w:sz w:val="24"/>
-        </w:rPr>
       </w:pPr>
       <w:r>
-        <w:rPr>
-          <w:sz w:val="24"/>
-        </w:rPr>
         <w:t xml:space="preserve">表 </w:t>
       </w:r>
       <w:r>
-        <w:rPr>
-          <w:sz w:val="24"/>
-        </w:rPr>
         <w:t>8-2-2 T02</w:t>
       </w:r>
       <w:r>
-        <w:rPr>
-          <w:sz w:val="24"/>
-        </w:rPr>
         <w:t xml:space="preserve"> </w:t>
       </w:r>
       <w:r>
-        <w:rPr>
-          <w:sz w:val="24"/>
-        </w:rPr>
         <w:t>使用者能力</w:t>
       </w:r>
       <w:r>
         <w:rPr>
           <w:rFonts w:hint="eastAsia"/>
-          <w:sz w:val="24"/>
         </w:rPr>
         <w:t>資料</w:t>
       </w:r>
       <w:r>
-        <w:rPr>
-          <w:sz w:val="24"/>
-        </w:rPr>
         <w:t>表</w:t>
       </w:r>
     </w:p>
@@ -2499,7 +2414,6 @@
                 <w:szCs w:val="24"/>
               </w:rPr>
             </w:pPr>
-            <w:proofErr w:type="gramStart"/>
             <w:r>
               <w:rPr>
                 <w:rFonts w:ascii="標楷體" w:eastAsia="標楷體" w:hAnsi="標楷體"/>
@@ -2507,7 +2421,6 @@
               </w:rPr>
               <w:t>外鍵</w:t>
             </w:r>
-            <w:proofErr w:type="gramEnd"/>
           </w:p>
         </w:tc>
       </w:tr>
@@ -2597,17 +2510,8 @@
                 <w:rFonts w:ascii="標楷體" w:eastAsia="標楷體" w:hAnsi="標楷體"/>
                 <w:szCs w:val="24"/>
               </w:rPr>
-              <w:t xml:space="preserve">4 </w:t>
-            </w:r>
-            <w:proofErr w:type="gramStart"/>
-            <w:r>
-              <w:rPr>
-                <w:rFonts w:ascii="標楷體" w:eastAsia="標楷體" w:hAnsi="標楷體"/>
-                <w:szCs w:val="24"/>
-              </w:rPr>
-              <w:t>byte</w:t>
-            </w:r>
-            <w:proofErr w:type="gramEnd"/>
+              <w:t>4 byte</w:t>
+            </w:r>
           </w:p>
         </w:tc>
         <w:tc>
@@ -2736,17 +2640,8 @@
                 <w:rFonts w:ascii="標楷體" w:eastAsia="標楷體" w:hAnsi="標楷體"/>
                 <w:szCs w:val="24"/>
               </w:rPr>
-              <w:t xml:space="preserve">4 </w:t>
-            </w:r>
-            <w:proofErr w:type="gramStart"/>
-            <w:r>
-              <w:rPr>
-                <w:rFonts w:ascii="標楷體" w:eastAsia="標楷體" w:hAnsi="標楷體"/>
-                <w:szCs w:val="24"/>
-              </w:rPr>
-              <w:t>byte</w:t>
-            </w:r>
-            <w:proofErr w:type="gramEnd"/>
+              <w:t>4 byte</w:t>
+            </w:r>
           </w:p>
         </w:tc>
         <w:tc>
@@ -3392,32 +3287,19 @@
     <w:p>
       <w:pPr>
         <w:pStyle w:val="a4"/>
-        <w:rPr>
-          <w:sz w:val="24"/>
-        </w:rPr>
       </w:pPr>
       <w:r>
-        <w:rPr>
-          <w:sz w:val="24"/>
-        </w:rPr>
         <w:t xml:space="preserve">表 </w:t>
       </w:r>
       <w:r>
-        <w:rPr>
-          <w:sz w:val="24"/>
-        </w:rPr>
         <w:t>8-2-3 T03</w:t>
       </w:r>
       <w:r>
-        <w:rPr>
-          <w:sz w:val="24"/>
-        </w:rPr>
         <w:t xml:space="preserve"> </w:t>
       </w:r>
       <w:r>
         <w:rPr>
           <w:rFonts w:hint="eastAsia"/>
-          <w:sz w:val="24"/>
         </w:rPr>
         <w:t>場景資料表</w:t>
       </w:r>
@@ -3458,7 +3340,6 @@
               </w:rPr>
               <w:t>T03 scene</w:t>
             </w:r>
-            <w:proofErr w:type="gramStart"/>
             <w:r>
               <w:rPr>
                 <w:rFonts w:ascii="標楷體" w:eastAsia="標楷體" w:hAnsi="標楷體" w:hint="eastAsia"/>
@@ -3466,7 +3347,6 @@
               </w:rPr>
               <w:t>（</w:t>
             </w:r>
-            <w:proofErr w:type="gramEnd"/>
             <w:r>
               <w:rPr>
                 <w:rFonts w:ascii="標楷體" w:eastAsia="標楷體" w:hAnsi="標楷體" w:hint="eastAsia"/>
@@ -3627,7 +3507,6 @@
                 <w:szCs w:val="24"/>
               </w:rPr>
             </w:pPr>
-            <w:proofErr w:type="gramStart"/>
             <w:r>
               <w:rPr>
                 <w:rFonts w:ascii="標楷體" w:eastAsia="標楷體" w:hAnsi="標楷體"/>
@@ -3635,7 +3514,6 @@
               </w:rPr>
               <w:t>外鍵</w:t>
             </w:r>
-            <w:proofErr w:type="gramEnd"/>
           </w:p>
         </w:tc>
       </w:tr>
@@ -3724,17 +3602,8 @@
                 <w:rFonts w:ascii="標楷體" w:eastAsia="標楷體" w:hAnsi="標楷體"/>
                 <w:szCs w:val="24"/>
               </w:rPr>
-              <w:t xml:space="preserve">4 </w:t>
-            </w:r>
-            <w:proofErr w:type="gramStart"/>
-            <w:r>
-              <w:rPr>
-                <w:rFonts w:ascii="標楷體" w:eastAsia="標楷體" w:hAnsi="標楷體"/>
-                <w:szCs w:val="24"/>
-              </w:rPr>
-              <w:t>byte</w:t>
-            </w:r>
-            <w:proofErr w:type="gramEnd"/>
+              <w:t>4 byte</w:t>
+            </w:r>
           </w:p>
         </w:tc>
         <w:tc>
@@ -4023,46 +3892,31 @@
     <w:p>
       <w:pPr>
         <w:pStyle w:val="a4"/>
-        <w:rPr>
-          <w:sz w:val="24"/>
-        </w:rPr>
       </w:pPr>
       <w:r>
-        <w:rPr>
-          <w:sz w:val="24"/>
-        </w:rPr>
         <w:t xml:space="preserve">表 </w:t>
       </w:r>
       <w:r>
-        <w:rPr>
-          <w:sz w:val="24"/>
-        </w:rPr>
         <w:t>8-2-4 T04</w:t>
       </w:r>
       <w:r>
-        <w:rPr>
-          <w:sz w:val="24"/>
-        </w:rPr>
         <w:t xml:space="preserve"> </w:t>
       </w:r>
       <w:r>
         <w:rPr>
           <w:rFonts w:hint="eastAsia"/>
-          <w:sz w:val="24"/>
         </w:rPr>
         <w:t>單字字</w:t>
       </w:r>
       <w:r>
         <w:rPr>
           <w:rFonts w:hint="eastAsia"/>
-          <w:sz w:val="24"/>
         </w:rPr>
         <w:t>典資料</w:t>
       </w:r>
       <w:r>
         <w:rPr>
           <w:rFonts w:hint="eastAsia"/>
-          <w:sz w:val="24"/>
         </w:rPr>
         <w:t>表</w:t>
       </w:r>
@@ -4103,7 +3957,6 @@
               </w:rPr>
               <w:t>T04 vocab</w:t>
             </w:r>
-            <w:proofErr w:type="gramStart"/>
             <w:r>
               <w:rPr>
                 <w:rFonts w:ascii="標楷體" w:eastAsia="標楷體" w:hAnsi="標楷體" w:hint="eastAsia"/>
@@ -4111,7 +3964,6 @@
               </w:rPr>
               <w:t>（</w:t>
             </w:r>
-            <w:proofErr w:type="gramEnd"/>
             <w:r>
               <w:rPr>
                 <w:rFonts w:ascii="標楷體" w:eastAsia="標楷體" w:hAnsi="標楷體" w:hint="eastAsia"/>
@@ -4272,7 +4124,6 @@
                 <w:szCs w:val="24"/>
               </w:rPr>
             </w:pPr>
-            <w:proofErr w:type="gramStart"/>
             <w:r>
               <w:rPr>
                 <w:rFonts w:ascii="標楷體" w:eastAsia="標楷體" w:hAnsi="標楷體"/>
@@ -4280,7 +4131,6 @@
               </w:rPr>
               <w:t>外鍵</w:t>
             </w:r>
-            <w:proofErr w:type="gramEnd"/>
           </w:p>
         </w:tc>
       </w:tr>
@@ -4369,17 +4219,8 @@
                 <w:rFonts w:ascii="標楷體" w:eastAsia="標楷體" w:hAnsi="標楷體"/>
                 <w:szCs w:val="24"/>
               </w:rPr>
-              <w:t xml:space="preserve">4 </w:t>
-            </w:r>
-            <w:proofErr w:type="gramStart"/>
-            <w:r>
-              <w:rPr>
-                <w:rFonts w:ascii="標楷體" w:eastAsia="標楷體" w:hAnsi="標楷體"/>
-                <w:szCs w:val="24"/>
-              </w:rPr>
-              <w:t>byte</w:t>
-            </w:r>
-            <w:proofErr w:type="gramEnd"/>
+              <w:t>4 byte</w:t>
+            </w:r>
           </w:p>
         </w:tc>
         <w:tc>
@@ -4508,17 +4349,8 @@
                 <w:rFonts w:ascii="標楷體" w:eastAsia="標楷體" w:hAnsi="標楷體"/>
                 <w:szCs w:val="24"/>
               </w:rPr>
-              <w:t xml:space="preserve">4 </w:t>
-            </w:r>
-            <w:proofErr w:type="gramStart"/>
-            <w:r>
-              <w:rPr>
-                <w:rFonts w:ascii="標楷體" w:eastAsia="標楷體" w:hAnsi="標楷體"/>
-                <w:szCs w:val="24"/>
-              </w:rPr>
-              <w:t>byte</w:t>
-            </w:r>
-            <w:proofErr w:type="gramEnd"/>
+              <w:t>4 byte</w:t>
+            </w:r>
           </w:p>
         </w:tc>
         <w:tc>
@@ -6045,38 +5877,22 @@
     <w:p>
       <w:pPr>
         <w:pStyle w:val="a4"/>
-        <w:rPr>
-          <w:sz w:val="24"/>
-        </w:rPr>
       </w:pPr>
       <w:r>
-        <w:rPr>
-          <w:sz w:val="24"/>
-        </w:rPr>
         <w:t xml:space="preserve">表 </w:t>
       </w:r>
       <w:r>
-        <w:rPr>
-          <w:sz w:val="24"/>
-        </w:rPr>
         <w:t>8-2-5 T05</w:t>
       </w:r>
       <w:r>
-        <w:rPr>
-          <w:sz w:val="24"/>
-        </w:rPr>
         <w:t xml:space="preserve"> </w:t>
       </w:r>
       <w:r>
-        <w:rPr>
-          <w:sz w:val="24"/>
-        </w:rPr>
         <w:t>測驗題目</w:t>
       </w:r>
       <w:r>
         <w:rPr>
           <w:rFonts w:hint="eastAsia"/>
-          <w:sz w:val="24"/>
         </w:rPr>
         <w:t>資料表</w:t>
       </w:r>
@@ -6126,7 +5942,6 @@
               <w:t>quiz_question</w:t>
             </w:r>
             <w:proofErr w:type="spellEnd"/>
-            <w:proofErr w:type="gramStart"/>
             <w:r>
               <w:rPr>
                 <w:rFonts w:ascii="標楷體" w:eastAsia="標楷體" w:hAnsi="標楷體" w:hint="eastAsia"/>
@@ -6134,7 +5949,6 @@
               </w:rPr>
               <w:t>（</w:t>
             </w:r>
-            <w:proofErr w:type="gramEnd"/>
             <w:r>
               <w:rPr>
                 <w:rFonts w:ascii="標楷體" w:eastAsia="標楷體" w:hAnsi="標楷體"/>
@@ -6295,7 +6109,6 @@
                 <w:szCs w:val="24"/>
               </w:rPr>
             </w:pPr>
-            <w:proofErr w:type="gramStart"/>
             <w:r>
               <w:rPr>
                 <w:rFonts w:ascii="標楷體" w:eastAsia="標楷體" w:hAnsi="標楷體"/>
@@ -6303,7 +6116,6 @@
               </w:rPr>
               <w:t>外鍵</w:t>
             </w:r>
-            <w:proofErr w:type="gramEnd"/>
           </w:p>
         </w:tc>
       </w:tr>
@@ -6392,17 +6204,8 @@
                 <w:rFonts w:ascii="標楷體" w:eastAsia="標楷體" w:hAnsi="標楷體"/>
                 <w:szCs w:val="24"/>
               </w:rPr>
-              <w:t xml:space="preserve">4 </w:t>
-            </w:r>
-            <w:proofErr w:type="gramStart"/>
-            <w:r>
-              <w:rPr>
-                <w:rFonts w:ascii="標楷體" w:eastAsia="標楷體" w:hAnsi="標楷體"/>
-                <w:szCs w:val="24"/>
-              </w:rPr>
-              <w:t>byte</w:t>
-            </w:r>
-            <w:proofErr w:type="gramEnd"/>
+              <w:t>4 byte</w:t>
+            </w:r>
           </w:p>
         </w:tc>
         <w:tc>
@@ -7386,64 +7189,40 @@
     <w:p>
       <w:pPr>
         <w:pStyle w:val="a4"/>
-        <w:rPr>
-          <w:sz w:val="24"/>
-        </w:rPr>
       </w:pPr>
       <w:r>
-        <w:rPr>
-          <w:sz w:val="24"/>
-        </w:rPr>
         <w:t xml:space="preserve">表 </w:t>
       </w:r>
       <w:r>
-        <w:rPr>
-          <w:sz w:val="24"/>
-        </w:rPr>
         <w:t>8-2-</w:t>
       </w:r>
       <w:r>
-        <w:rPr>
-          <w:sz w:val="24"/>
-        </w:rPr>
         <w:t>6</w:t>
       </w:r>
       <w:r>
-        <w:rPr>
-          <w:sz w:val="24"/>
-        </w:rPr>
         <w:t xml:space="preserve"> T0</w:t>
       </w:r>
       <w:r>
-        <w:rPr>
-          <w:sz w:val="24"/>
-        </w:rPr>
         <w:t>6</w:t>
       </w:r>
       <w:r>
-        <w:rPr>
-          <w:sz w:val="24"/>
-        </w:rPr>
         <w:t xml:space="preserve"> </w:t>
       </w:r>
       <w:r>
         <w:rPr>
           <w:rFonts w:hint="eastAsia"/>
-          <w:sz w:val="24"/>
         </w:rPr>
         <w:t>使用者照片事件</w:t>
       </w:r>
       <w:r>
         <w:rPr>
           <w:rFonts w:hint="eastAsia"/>
-          <w:sz w:val="24"/>
         </w:rPr>
         <w:t>資料</w:t>
       </w:r>
       <w:r>
         <w:rPr>
           <w:rFonts w:hint="eastAsia"/>
-          <w:sz w:val="24"/>
         </w:rPr>
         <w:t>表</w:t>
       </w:r>
@@ -7503,7 +7282,6 @@
               <w:t>user_photo</w:t>
             </w:r>
             <w:proofErr w:type="spellEnd"/>
-            <w:proofErr w:type="gramStart"/>
             <w:r>
               <w:rPr>
                 <w:rFonts w:ascii="標楷體" w:eastAsia="標楷體" w:hAnsi="標楷體" w:hint="eastAsia"/>
@@ -7511,7 +7289,6 @@
               </w:rPr>
               <w:t>（</w:t>
             </w:r>
-            <w:proofErr w:type="gramEnd"/>
             <w:r>
               <w:rPr>
                 <w:rFonts w:ascii="標楷體" w:eastAsia="標楷體" w:hAnsi="標楷體" w:hint="eastAsia"/>
@@ -7672,7 +7449,6 @@
                 <w:szCs w:val="24"/>
               </w:rPr>
             </w:pPr>
-            <w:proofErr w:type="gramStart"/>
             <w:r>
               <w:rPr>
                 <w:rFonts w:ascii="標楷體" w:eastAsia="標楷體" w:hAnsi="標楷體"/>
@@ -7680,7 +7456,6 @@
               </w:rPr>
               <w:t>外鍵</w:t>
             </w:r>
-            <w:proofErr w:type="gramEnd"/>
           </w:p>
         </w:tc>
       </w:tr>
@@ -7765,16 +7540,8 @@
               <w:rPr>
                 <w:rFonts w:ascii="標楷體" w:eastAsia="標楷體" w:hAnsi="標楷體" w:hint="eastAsia"/>
               </w:rPr>
-              <w:t xml:space="preserve">4 </w:t>
-            </w:r>
-            <w:proofErr w:type="gramStart"/>
-            <w:r>
-              <w:rPr>
-                <w:rFonts w:ascii="標楷體" w:eastAsia="標楷體" w:hAnsi="標楷體" w:hint="eastAsia"/>
-              </w:rPr>
-              <w:t>byte</w:t>
-            </w:r>
-            <w:proofErr w:type="gramEnd"/>
+              <w:t>4 byte</w:t>
+            </w:r>
           </w:p>
         </w:tc>
         <w:tc>
@@ -7897,16 +7664,8 @@
               <w:rPr>
                 <w:rFonts w:ascii="標楷體" w:eastAsia="標楷體" w:hAnsi="標楷體" w:hint="eastAsia"/>
               </w:rPr>
-              <w:t xml:space="preserve">4 </w:t>
-            </w:r>
-            <w:proofErr w:type="gramStart"/>
-            <w:r>
-              <w:rPr>
-                <w:rFonts w:ascii="標楷體" w:eastAsia="標楷體" w:hAnsi="標楷體" w:hint="eastAsia"/>
-              </w:rPr>
-              <w:t>byte</w:t>
-            </w:r>
-            <w:proofErr w:type="gramEnd"/>
+              <w:t>4 byte</w:t>
+            </w:r>
           </w:p>
         </w:tc>
         <w:tc>
@@ -8029,16 +7788,8 @@
               <w:rPr>
                 <w:rFonts w:ascii="標楷體" w:eastAsia="標楷體" w:hAnsi="標楷體" w:hint="eastAsia"/>
               </w:rPr>
-              <w:t xml:space="preserve">4 </w:t>
-            </w:r>
-            <w:proofErr w:type="gramStart"/>
-            <w:r>
-              <w:rPr>
-                <w:rFonts w:ascii="標楷體" w:eastAsia="標楷體" w:hAnsi="標楷體" w:hint="eastAsia"/>
-              </w:rPr>
-              <w:t>byte</w:t>
-            </w:r>
-            <w:proofErr w:type="gramEnd"/>
+              <w:t>4 byte</w:t>
+            </w:r>
           </w:p>
         </w:tc>
         <w:tc>
@@ -8437,64 +8188,40 @@
     <w:p>
       <w:pPr>
         <w:pStyle w:val="a4"/>
-        <w:rPr>
-          <w:sz w:val="24"/>
-        </w:rPr>
       </w:pPr>
       <w:r>
-        <w:rPr>
-          <w:sz w:val="24"/>
-        </w:rPr>
         <w:t xml:space="preserve">表 </w:t>
       </w:r>
       <w:r>
-        <w:rPr>
-          <w:sz w:val="24"/>
-        </w:rPr>
         <w:t>8-2-</w:t>
       </w:r>
       <w:r>
-        <w:rPr>
-          <w:sz w:val="24"/>
-        </w:rPr>
         <w:t>7</w:t>
       </w:r>
       <w:r>
-        <w:rPr>
-          <w:sz w:val="24"/>
-        </w:rPr>
         <w:t xml:space="preserve"> T0</w:t>
       </w:r>
       <w:r>
-        <w:rPr>
-          <w:sz w:val="24"/>
-        </w:rPr>
         <w:t>7</w:t>
       </w:r>
       <w:r>
-        <w:rPr>
-          <w:sz w:val="24"/>
-        </w:rPr>
         <w:t xml:space="preserve"> </w:t>
       </w:r>
       <w:r>
         <w:rPr>
           <w:rFonts w:hint="eastAsia"/>
-          <w:sz w:val="24"/>
         </w:rPr>
         <w:t>照片辨識單字</w:t>
       </w:r>
       <w:r>
         <w:rPr>
           <w:rFonts w:hint="eastAsia"/>
-          <w:sz w:val="24"/>
         </w:rPr>
         <w:t>資料</w:t>
       </w:r>
       <w:r>
         <w:rPr>
           <w:rFonts w:hint="eastAsia"/>
-          <w:sz w:val="24"/>
         </w:rPr>
         <w:t>表</w:t>
       </w:r>
@@ -8554,7 +8281,6 @@
               <w:t>user_photo_vocab</w:t>
             </w:r>
             <w:proofErr w:type="spellEnd"/>
-            <w:proofErr w:type="gramStart"/>
             <w:r>
               <w:rPr>
                 <w:rFonts w:ascii="標楷體" w:eastAsia="標楷體" w:hAnsi="標楷體" w:hint="eastAsia"/>
@@ -8562,7 +8288,6 @@
               </w:rPr>
               <w:t>（</w:t>
             </w:r>
-            <w:proofErr w:type="gramEnd"/>
             <w:r>
               <w:rPr>
                 <w:rFonts w:ascii="標楷體" w:eastAsia="標楷體" w:hAnsi="標楷體" w:hint="eastAsia"/>
@@ -8723,7 +8448,6 @@
                 <w:szCs w:val="24"/>
               </w:rPr>
             </w:pPr>
-            <w:proofErr w:type="gramStart"/>
             <w:r>
               <w:rPr>
                 <w:rFonts w:ascii="標楷體" w:eastAsia="標楷體" w:hAnsi="標楷體"/>
@@ -8731,7 +8455,6 @@
               </w:rPr>
               <w:t>外鍵</w:t>
             </w:r>
-            <w:proofErr w:type="gramEnd"/>
           </w:p>
         </w:tc>
       </w:tr>
@@ -8822,16 +8545,8 @@
               <w:rPr>
                 <w:rFonts w:hint="eastAsia"/>
               </w:rPr>
-              <w:t xml:space="preserve">4 </w:t>
-            </w:r>
-            <w:proofErr w:type="gramStart"/>
-            <w:r>
-              <w:rPr>
-                <w:rFonts w:hint="eastAsia"/>
-              </w:rPr>
-              <w:t>byte</w:t>
-            </w:r>
-            <w:proofErr w:type="gramEnd"/>
+              <w:t>4 byte</w:t>
+            </w:r>
           </w:p>
         </w:tc>
         <w:tc>
@@ -8960,16 +8675,8 @@
               <w:rPr>
                 <w:rFonts w:hint="eastAsia"/>
               </w:rPr>
-              <w:t xml:space="preserve">4 </w:t>
-            </w:r>
-            <w:proofErr w:type="gramStart"/>
-            <w:r>
-              <w:rPr>
-                <w:rFonts w:hint="eastAsia"/>
-              </w:rPr>
-              <w:t>byte</w:t>
-            </w:r>
-            <w:proofErr w:type="gramEnd"/>
+              <w:t>4 byte</w:t>
+            </w:r>
           </w:p>
         </w:tc>
         <w:tc>
@@ -9098,16 +8805,8 @@
               <w:rPr>
                 <w:rFonts w:hint="eastAsia"/>
               </w:rPr>
-              <w:t xml:space="preserve">4 </w:t>
-            </w:r>
-            <w:proofErr w:type="gramStart"/>
-            <w:r>
-              <w:rPr>
-                <w:rFonts w:hint="eastAsia"/>
-              </w:rPr>
-              <w:t>byte</w:t>
-            </w:r>
-            <w:proofErr w:type="gramEnd"/>
+              <w:t>4 byte</w:t>
+            </w:r>
           </w:p>
         </w:tc>
         <w:tc>
@@ -9152,64 +8851,40 @@
     <w:p>
       <w:pPr>
         <w:pStyle w:val="a4"/>
-        <w:rPr>
-          <w:sz w:val="24"/>
-        </w:rPr>
       </w:pPr>
       <w:r>
-        <w:rPr>
-          <w:sz w:val="24"/>
-        </w:rPr>
         <w:t xml:space="preserve">表 </w:t>
       </w:r>
       <w:r>
-        <w:rPr>
-          <w:sz w:val="24"/>
-        </w:rPr>
         <w:t>8-2-</w:t>
       </w:r>
       <w:r>
         <w:rPr>
           <w:rFonts w:hint="eastAsia"/>
-          <w:sz w:val="24"/>
         </w:rPr>
         <w:t>8</w:t>
       </w:r>
       <w:r>
-        <w:rPr>
-          <w:sz w:val="24"/>
-        </w:rPr>
         <w:t xml:space="preserve"> T0</w:t>
       </w:r>
       <w:r>
-        <w:rPr>
-          <w:sz w:val="24"/>
-        </w:rPr>
         <w:t>8</w:t>
       </w:r>
       <w:r>
-        <w:rPr>
-          <w:sz w:val="24"/>
-        </w:rPr>
         <w:t xml:space="preserve"> </w:t>
       </w:r>
       <w:r>
-        <w:rPr>
-          <w:sz w:val="24"/>
-        </w:rPr>
         <w:t>使用者單字收藏</w:t>
       </w:r>
       <w:r>
         <w:rPr>
           <w:rFonts w:hint="eastAsia"/>
-          <w:sz w:val="24"/>
         </w:rPr>
         <w:t>資料</w:t>
       </w:r>
       <w:r>
         <w:rPr>
           <w:rFonts w:hint="eastAsia"/>
-          <w:sz w:val="24"/>
         </w:rPr>
         <w:t>表</w:t>
       </w:r>
@@ -9273,7 +8948,6 @@
               <w:t>user_vocab</w:t>
             </w:r>
             <w:proofErr w:type="spellEnd"/>
-            <w:proofErr w:type="gramStart"/>
             <w:r>
               <w:rPr>
                 <w:rFonts w:ascii="標楷體" w:eastAsia="標楷體" w:hAnsi="標楷體" w:hint="eastAsia"/>
@@ -9282,7 +8956,6 @@
               <w:t>（</w:t>
             </w:r>
             <w:bookmarkStart w:id="0" w:name="_Hlk226973461"/>
-            <w:proofErr w:type="gramEnd"/>
             <w:r>
               <w:rPr>
                 <w:rFonts w:ascii="標楷體" w:eastAsia="標楷體" w:hAnsi="標楷體"/>
@@ -9444,7 +9117,6 @@
                 <w:szCs w:val="24"/>
               </w:rPr>
             </w:pPr>
-            <w:proofErr w:type="gramStart"/>
             <w:r>
               <w:rPr>
                 <w:rFonts w:ascii="標楷體" w:eastAsia="標楷體" w:hAnsi="標楷體"/>
@@ -9452,7 +9124,6 @@
               </w:rPr>
               <w:t>外鍵</w:t>
             </w:r>
-            <w:proofErr w:type="gramEnd"/>
           </w:p>
         </w:tc>
       </w:tr>
@@ -9542,17 +9213,8 @@
                 <w:rFonts w:ascii="標楷體" w:eastAsia="標楷體" w:hAnsi="標楷體"/>
                 <w:szCs w:val="24"/>
               </w:rPr>
-              <w:t xml:space="preserve">4 </w:t>
-            </w:r>
-            <w:proofErr w:type="gramStart"/>
-            <w:r>
-              <w:rPr>
-                <w:rFonts w:ascii="標楷體" w:eastAsia="標楷體" w:hAnsi="標楷體"/>
-                <w:szCs w:val="24"/>
-              </w:rPr>
-              <w:t>byte</w:t>
-            </w:r>
-            <w:proofErr w:type="gramEnd"/>
+              <w:t>4 byte</w:t>
+            </w:r>
           </w:p>
         </w:tc>
         <w:tc>
@@ -9680,17 +9342,8 @@
                 <w:rFonts w:ascii="標楷體" w:eastAsia="標楷體" w:hAnsi="標楷體"/>
                 <w:szCs w:val="24"/>
               </w:rPr>
-              <w:t xml:space="preserve">4 </w:t>
-            </w:r>
-            <w:proofErr w:type="gramStart"/>
-            <w:r>
-              <w:rPr>
-                <w:rFonts w:ascii="標楷體" w:eastAsia="標楷體" w:hAnsi="標楷體"/>
-                <w:szCs w:val="24"/>
-              </w:rPr>
-              <w:t>byte</w:t>
-            </w:r>
-            <w:proofErr w:type="gramEnd"/>
+              <w:t>4 byte</w:t>
+            </w:r>
           </w:p>
         </w:tc>
         <w:tc>
@@ -9818,17 +9471,8 @@
                 <w:rFonts w:ascii="標楷體" w:eastAsia="標楷體" w:hAnsi="標楷體"/>
                 <w:szCs w:val="24"/>
               </w:rPr>
-              <w:t xml:space="preserve">4 </w:t>
-            </w:r>
-            <w:proofErr w:type="gramStart"/>
-            <w:r>
-              <w:rPr>
-                <w:rFonts w:ascii="標楷體" w:eastAsia="標楷體" w:hAnsi="標楷體"/>
-                <w:szCs w:val="24"/>
-              </w:rPr>
-              <w:t>byte</w:t>
-            </w:r>
-            <w:proofErr w:type="gramEnd"/>
+              <w:t>4 byte</w:t>
+            </w:r>
           </w:p>
         </w:tc>
         <w:tc>
@@ -9956,17 +9600,8 @@
                 <w:rFonts w:ascii="標楷體" w:eastAsia="標楷體" w:hAnsi="標楷體"/>
                 <w:szCs w:val="24"/>
               </w:rPr>
-              <w:t xml:space="preserve">4 </w:t>
-            </w:r>
-            <w:proofErr w:type="gramStart"/>
-            <w:r>
-              <w:rPr>
-                <w:rFonts w:ascii="標楷體" w:eastAsia="標楷體" w:hAnsi="標楷體"/>
-                <w:szCs w:val="24"/>
-              </w:rPr>
-              <w:t>byte</w:t>
-            </w:r>
-            <w:proofErr w:type="gramEnd"/>
+              <w:t>4 byte</w:t>
+            </w:r>
           </w:p>
         </w:tc>
         <w:tc>
@@ -10176,77 +9811,49 @@
     <w:p>
       <w:pPr>
         <w:pStyle w:val="a4"/>
-        <w:rPr>
-          <w:sz w:val="24"/>
-        </w:rPr>
       </w:pPr>
       <w:r>
-        <w:rPr>
-          <w:sz w:val="24"/>
-        </w:rPr>
         <w:t xml:space="preserve">表 </w:t>
       </w:r>
       <w:r>
-        <w:rPr>
-          <w:sz w:val="24"/>
-        </w:rPr>
         <w:t>8-2-</w:t>
       </w:r>
       <w:r>
         <w:rPr>
           <w:rFonts w:hint="eastAsia"/>
-          <w:sz w:val="24"/>
         </w:rPr>
         <w:t>9</w:t>
       </w:r>
       <w:r>
-        <w:rPr>
-          <w:sz w:val="24"/>
-        </w:rPr>
         <w:t xml:space="preserve"> T0</w:t>
       </w:r>
       <w:r>
-        <w:rPr>
-          <w:sz w:val="24"/>
-        </w:rPr>
         <w:t>9</w:t>
       </w:r>
       <w:r>
-        <w:rPr>
-          <w:sz w:val="24"/>
-        </w:rPr>
         <w:t xml:space="preserve"> </w:t>
       </w:r>
       <w:r>
-        <w:rPr>
-          <w:sz w:val="24"/>
-        </w:rPr>
         <w:t>使用者</w:t>
       </w:r>
       <w:r>
         <w:rPr>
           <w:rFonts w:hint="eastAsia"/>
-          <w:sz w:val="24"/>
         </w:rPr>
         <w:t>收藏</w:t>
       </w:r>
       <w:r>
-        <w:rPr>
-          <w:sz w:val="24"/>
-        </w:rPr>
         <w:t>資料夾</w:t>
       </w:r>
       <w:r>
         <w:rPr>
           <w:rFonts w:hint="eastAsia"/>
-          <w:sz w:val="24"/>
         </w:rPr>
         <w:t>資料</w:t>
       </w:r>
       <w:r>
         <w:rPr>
           <w:rFonts w:hint="eastAsia"/>
-          <w:sz w:val="24"/>
         </w:rPr>
         <w:t>表</w:t>
       </w:r>
@@ -10310,7 +9917,6 @@
               <w:t>user_folder</w:t>
             </w:r>
             <w:proofErr w:type="spellEnd"/>
-            <w:proofErr w:type="gramStart"/>
             <w:r>
               <w:rPr>
                 <w:rFonts w:ascii="標楷體" w:eastAsia="標楷體" w:hAnsi="標楷體" w:hint="eastAsia"/>
@@ -10318,7 +9924,6 @@
               </w:rPr>
               <w:t>（</w:t>
             </w:r>
-            <w:proofErr w:type="gramEnd"/>
             <w:r>
               <w:rPr>
                 <w:rFonts w:ascii="標楷體" w:eastAsia="標楷體" w:hAnsi="標楷體"/>
@@ -10492,7 +10097,6 @@
                 <w:szCs w:val="24"/>
               </w:rPr>
             </w:pPr>
-            <w:proofErr w:type="gramStart"/>
             <w:r>
               <w:rPr>
                 <w:rFonts w:ascii="標楷體" w:eastAsia="標楷體" w:hAnsi="標楷體"/>
@@ -10500,7 +10104,6 @@
               </w:rPr>
               <w:t>外鍵</w:t>
             </w:r>
-            <w:proofErr w:type="gramEnd"/>
           </w:p>
         </w:tc>
       </w:tr>
@@ -10589,17 +10192,8 @@
                 <w:rFonts w:ascii="標楷體" w:eastAsia="標楷體" w:hAnsi="標楷體"/>
                 <w:szCs w:val="24"/>
               </w:rPr>
-              <w:t xml:space="preserve">4 </w:t>
-            </w:r>
-            <w:proofErr w:type="gramStart"/>
-            <w:r>
-              <w:rPr>
-                <w:rFonts w:ascii="標楷體" w:eastAsia="標楷體" w:hAnsi="標楷體"/>
-                <w:szCs w:val="24"/>
-              </w:rPr>
-              <w:t>byte</w:t>
-            </w:r>
-            <w:proofErr w:type="gramEnd"/>
+              <w:t>4 byte</w:t>
+            </w:r>
           </w:p>
         </w:tc>
         <w:tc>
@@ -10734,17 +10328,8 @@
                 <w:rFonts w:ascii="標楷體" w:eastAsia="標楷體" w:hAnsi="標楷體"/>
                 <w:szCs w:val="24"/>
               </w:rPr>
-              <w:t xml:space="preserve">4 </w:t>
-            </w:r>
-            <w:proofErr w:type="gramStart"/>
-            <w:r>
-              <w:rPr>
-                <w:rFonts w:ascii="標楷體" w:eastAsia="標楷體" w:hAnsi="標楷體"/>
-                <w:szCs w:val="24"/>
-              </w:rPr>
-              <w:t>byte</w:t>
-            </w:r>
-            <w:proofErr w:type="gramEnd"/>
+              <w:t>4 byte</w:t>
+            </w:r>
           </w:p>
         </w:tc>
         <w:tc>
@@ -11032,70 +10617,43 @@
     <w:p>
       <w:pPr>
         <w:pStyle w:val="a4"/>
-        <w:rPr>
-          <w:sz w:val="24"/>
-        </w:rPr>
       </w:pPr>
       <w:r>
-        <w:rPr>
-          <w:sz w:val="24"/>
-        </w:rPr>
         <w:t xml:space="preserve">表 </w:t>
       </w:r>
       <w:r>
-        <w:rPr>
-          <w:sz w:val="24"/>
-        </w:rPr>
         <w:t>8-2-</w:t>
       </w:r>
       <w:r>
         <w:rPr>
           <w:rFonts w:hint="eastAsia"/>
-          <w:sz w:val="24"/>
         </w:rPr>
         <w:t>1</w:t>
       </w:r>
       <w:r>
-        <w:rPr>
-          <w:sz w:val="24"/>
-        </w:rPr>
         <w:t>0</w:t>
       </w:r>
       <w:r>
-        <w:rPr>
-          <w:sz w:val="24"/>
-        </w:rPr>
         <w:t xml:space="preserve"> T</w:t>
       </w:r>
       <w:r>
-        <w:rPr>
-          <w:sz w:val="24"/>
-        </w:rPr>
         <w:t>10</w:t>
       </w:r>
       <w:r>
-        <w:rPr>
-          <w:sz w:val="24"/>
-        </w:rPr>
         <w:t xml:space="preserve"> </w:t>
       </w:r>
       <w:r>
-        <w:rPr>
-          <w:sz w:val="24"/>
-        </w:rPr>
         <w:t>成就</w:t>
       </w:r>
       <w:r>
         <w:rPr>
           <w:rFonts w:hint="eastAsia"/>
-          <w:sz w:val="24"/>
         </w:rPr>
         <w:t>資料</w:t>
       </w:r>
       <w:r>
         <w:rPr>
           <w:rFonts w:hint="eastAsia"/>
-          <w:sz w:val="24"/>
         </w:rPr>
         <w:t>表</w:t>
       </w:r>
@@ -11157,7 +10715,6 @@
               </w:rPr>
               <w:t>achievement</w:t>
             </w:r>
-            <w:proofErr w:type="gramStart"/>
             <w:r>
               <w:rPr>
                 <w:rFonts w:ascii="標楷體" w:eastAsia="標楷體" w:hAnsi="標楷體" w:hint="eastAsia"/>
@@ -11165,7 +10722,6 @@
               </w:rPr>
               <w:t>（</w:t>
             </w:r>
-            <w:proofErr w:type="gramEnd"/>
             <w:r>
               <w:rPr>
                 <w:rFonts w:ascii="標楷體" w:eastAsia="標楷體" w:hAnsi="標楷體"/>
@@ -11326,7 +10882,6 @@
                 <w:szCs w:val="24"/>
               </w:rPr>
             </w:pPr>
-            <w:proofErr w:type="gramStart"/>
             <w:r>
               <w:rPr>
                 <w:rFonts w:ascii="標楷體" w:eastAsia="標楷體" w:hAnsi="標楷體"/>
@@ -11334,7 +10889,6 @@
               </w:rPr>
               <w:t>外鍵</w:t>
             </w:r>
-            <w:proofErr w:type="gramEnd"/>
           </w:p>
         </w:tc>
       </w:tr>
@@ -11424,17 +10978,8 @@
                 <w:rFonts w:ascii="標楷體" w:eastAsia="標楷體" w:hAnsi="標楷體"/>
                 <w:szCs w:val="24"/>
               </w:rPr>
-              <w:t xml:space="preserve">4 </w:t>
-            </w:r>
-            <w:proofErr w:type="gramStart"/>
-            <w:r>
-              <w:rPr>
-                <w:rFonts w:ascii="標楷體" w:eastAsia="標楷體" w:hAnsi="標楷體"/>
-                <w:szCs w:val="24"/>
-              </w:rPr>
-              <w:t>byte</w:t>
-            </w:r>
-            <w:proofErr w:type="gramEnd"/>
+              <w:t>4 byte</w:t>
+            </w:r>
           </w:p>
         </w:tc>
         <w:tc>
@@ -11720,76 +11265,46 @@
     <w:p>
       <w:pPr>
         <w:pStyle w:val="a4"/>
-        <w:rPr>
-          <w:sz w:val="24"/>
-        </w:rPr>
       </w:pPr>
       <w:r>
-        <w:rPr>
-          <w:sz w:val="24"/>
-        </w:rPr>
         <w:t xml:space="preserve">表 </w:t>
       </w:r>
       <w:r>
-        <w:rPr>
-          <w:sz w:val="24"/>
-        </w:rPr>
         <w:t>8-2-</w:t>
       </w:r>
       <w:r>
         <w:rPr>
           <w:rFonts w:hint="eastAsia"/>
-          <w:sz w:val="24"/>
         </w:rPr>
         <w:t>1</w:t>
       </w:r>
       <w:r>
-        <w:rPr>
-          <w:sz w:val="24"/>
-        </w:rPr>
         <w:t>1</w:t>
       </w:r>
       <w:r>
-        <w:rPr>
-          <w:sz w:val="24"/>
-        </w:rPr>
         <w:t xml:space="preserve"> T</w:t>
       </w:r>
       <w:r>
-        <w:rPr>
-          <w:sz w:val="24"/>
-        </w:rPr>
         <w:t>1</w:t>
       </w:r>
       <w:r>
-        <w:rPr>
-          <w:sz w:val="24"/>
-        </w:rPr>
         <w:t>1</w:t>
       </w:r>
       <w:r>
-        <w:rPr>
-          <w:sz w:val="24"/>
-        </w:rPr>
         <w:t xml:space="preserve"> </w:t>
       </w:r>
       <w:r>
-        <w:rPr>
-          <w:sz w:val="24"/>
-        </w:rPr>
         <w:t>使用者成就</w:t>
       </w:r>
       <w:r>
         <w:rPr>
           <w:rFonts w:hint="eastAsia"/>
-          <w:sz w:val="24"/>
         </w:rPr>
         <w:t>資料</w:t>
       </w:r>
       <w:r>
         <w:rPr>
           <w:rFonts w:hint="eastAsia"/>
-          <w:sz w:val="24"/>
         </w:rPr>
         <w:t>表</w:t>
       </w:r>
@@ -11860,7 +11375,6 @@
               <w:t>user_achievement</w:t>
             </w:r>
             <w:proofErr w:type="spellEnd"/>
-            <w:proofErr w:type="gramStart"/>
             <w:r>
               <w:rPr>
                 <w:rFonts w:ascii="標楷體" w:eastAsia="標楷體" w:hAnsi="標楷體" w:hint="eastAsia"/>
@@ -11868,7 +11382,6 @@
               </w:rPr>
               <w:t>（</w:t>
             </w:r>
-            <w:proofErr w:type="gramEnd"/>
             <w:r>
               <w:rPr>
                 <w:rFonts w:ascii="標楷體" w:eastAsia="標楷體" w:hAnsi="標楷體"/>
@@ -12029,7 +11542,6 @@
                 <w:szCs w:val="24"/>
               </w:rPr>
             </w:pPr>
-            <w:proofErr w:type="gramStart"/>
             <w:r>
               <w:rPr>
                 <w:rFonts w:ascii="標楷體" w:eastAsia="標楷體" w:hAnsi="標楷體"/>
@@ -12037,7 +11549,6 @@
               </w:rPr>
               <w:t>外鍵</w:t>
             </w:r>
-            <w:proofErr w:type="gramEnd"/>
           </w:p>
         </w:tc>
       </w:tr>
@@ -12126,17 +11637,8 @@
                 <w:rFonts w:ascii="標楷體" w:eastAsia="標楷體" w:hAnsi="標楷體"/>
                 <w:szCs w:val="24"/>
               </w:rPr>
-              <w:t xml:space="preserve">4 </w:t>
-            </w:r>
-            <w:proofErr w:type="gramStart"/>
-            <w:r>
-              <w:rPr>
-                <w:rFonts w:ascii="標楷體" w:eastAsia="標楷體" w:hAnsi="標楷體"/>
-                <w:szCs w:val="24"/>
-              </w:rPr>
-              <w:t>byte</w:t>
-            </w:r>
-            <w:proofErr w:type="gramEnd"/>
+              <w:t>4 byte</w:t>
+            </w:r>
           </w:p>
         </w:tc>
         <w:tc>
@@ -12264,17 +11766,8 @@
                 <w:rFonts w:ascii="標楷體" w:eastAsia="標楷體" w:hAnsi="標楷體"/>
                 <w:szCs w:val="24"/>
               </w:rPr>
-              <w:t xml:space="preserve">4 </w:t>
-            </w:r>
-            <w:proofErr w:type="gramStart"/>
-            <w:r>
-              <w:rPr>
-                <w:rFonts w:ascii="標楷體" w:eastAsia="標楷體" w:hAnsi="標楷體"/>
-                <w:szCs w:val="24"/>
-              </w:rPr>
-              <w:t>byte</w:t>
-            </w:r>
-            <w:proofErr w:type="gramEnd"/>
+              <w:t>4 byte</w:t>
+            </w:r>
           </w:p>
         </w:tc>
         <w:tc>
@@ -12402,17 +11895,8 @@
                 <w:rFonts w:ascii="標楷體" w:eastAsia="標楷體" w:hAnsi="標楷體"/>
                 <w:szCs w:val="24"/>
               </w:rPr>
-              <w:t xml:space="preserve">4 </w:t>
-            </w:r>
-            <w:proofErr w:type="gramStart"/>
-            <w:r>
-              <w:rPr>
-                <w:rFonts w:ascii="標楷體" w:eastAsia="標楷體" w:hAnsi="標楷體"/>
-                <w:szCs w:val="24"/>
-              </w:rPr>
-              <w:t>byte</w:t>
-            </w:r>
-            <w:proofErr w:type="gramEnd"/>
+              <w:t>4 byte</w:t>
+            </w:r>
           </w:p>
         </w:tc>
         <w:tc>
@@ -12574,83 +12058,52 @@
     <w:p>
       <w:pPr>
         <w:pStyle w:val="a4"/>
-        <w:rPr>
-          <w:sz w:val="24"/>
-        </w:rPr>
       </w:pPr>
       <w:r>
-        <w:rPr>
-          <w:sz w:val="24"/>
-        </w:rPr>
         <w:t xml:space="preserve">表 </w:t>
       </w:r>
       <w:r>
-        <w:rPr>
-          <w:sz w:val="24"/>
-        </w:rPr>
         <w:t>8-2-</w:t>
       </w:r>
       <w:r>
         <w:rPr>
           <w:rFonts w:hint="eastAsia"/>
-          <w:sz w:val="24"/>
         </w:rPr>
         <w:t>1</w:t>
       </w:r>
       <w:r>
-        <w:rPr>
-          <w:sz w:val="24"/>
-        </w:rPr>
+        <w:t>2</w:t>
+      </w:r>
+      <w:r>
+        <w:t xml:space="preserve"> T</w:t>
+      </w:r>
+      <w:r>
         <w:t>1</w:t>
       </w:r>
       <w:r>
-        <w:rPr>
-          <w:sz w:val="24"/>
-        </w:rPr>
-        <w:t xml:space="preserve"> T</w:t>
-      </w:r>
-      <w:r>
-        <w:rPr>
-          <w:sz w:val="24"/>
-        </w:rPr>
-        <w:t>1</w:t>
-      </w:r>
-      <w:r>
-        <w:rPr>
-          <w:sz w:val="24"/>
-        </w:rPr>
         <w:t>2</w:t>
       </w:r>
       <w:r>
-        <w:rPr>
-          <w:sz w:val="24"/>
-        </w:rPr>
         <w:t xml:space="preserve"> </w:t>
       </w:r>
       <w:r>
-        <w:rPr>
-          <w:sz w:val="24"/>
-        </w:rPr>
         <w:t>點數交易紀錄</w:t>
       </w:r>
       <w:r>
         <w:rPr>
           <w:rFonts w:hint="eastAsia"/>
-          <w:sz w:val="24"/>
         </w:rPr>
         <w:t>資</w:t>
       </w:r>
       <w:r>
         <w:rPr>
           <w:rFonts w:hint="eastAsia"/>
-          <w:sz w:val="24"/>
         </w:rPr>
         <w:t>料</w:t>
       </w:r>
       <w:r>
         <w:rPr>
           <w:rFonts w:hint="eastAsia"/>
-          <w:sz w:val="24"/>
         </w:rPr>
         <w:t>表</w:t>
       </w:r>
@@ -12721,7 +12174,6 @@
               <w:t>point_transaction</w:t>
             </w:r>
             <w:proofErr w:type="spellEnd"/>
-            <w:proofErr w:type="gramStart"/>
             <w:r>
               <w:rPr>
                 <w:rFonts w:ascii="標楷體" w:eastAsia="標楷體" w:hAnsi="標楷體" w:hint="eastAsia"/>
@@ -12729,7 +12181,6 @@
               </w:rPr>
               <w:t>（</w:t>
             </w:r>
-            <w:proofErr w:type="gramEnd"/>
             <w:r>
               <w:rPr>
                 <w:rFonts w:ascii="標楷體" w:eastAsia="標楷體" w:hAnsi="標楷體"/>
@@ -12890,7 +12341,6 @@
                 <w:szCs w:val="24"/>
               </w:rPr>
             </w:pPr>
-            <w:proofErr w:type="gramStart"/>
             <w:r>
               <w:rPr>
                 <w:rFonts w:ascii="標楷體" w:eastAsia="標楷體" w:hAnsi="標楷體"/>
@@ -12898,7 +12348,6 @@
               </w:rPr>
               <w:t>外鍵</w:t>
             </w:r>
-            <w:proofErr w:type="gramEnd"/>
           </w:p>
         </w:tc>
       </w:tr>
@@ -12987,17 +12436,8 @@
                 <w:rFonts w:ascii="標楷體" w:eastAsia="標楷體" w:hAnsi="標楷體"/>
                 <w:szCs w:val="24"/>
               </w:rPr>
-              <w:t xml:space="preserve">4 </w:t>
-            </w:r>
-            <w:proofErr w:type="gramStart"/>
-            <w:r>
-              <w:rPr>
-                <w:rFonts w:ascii="標楷體" w:eastAsia="標楷體" w:hAnsi="標楷體"/>
-                <w:szCs w:val="24"/>
-              </w:rPr>
-              <w:t>byte</w:t>
-            </w:r>
-            <w:proofErr w:type="gramEnd"/>
+              <w:t>4 byte</w:t>
+            </w:r>
           </w:p>
         </w:tc>
         <w:tc>
@@ -13125,17 +12565,8 @@
                 <w:rFonts w:ascii="標楷體" w:eastAsia="標楷體" w:hAnsi="標楷體"/>
                 <w:szCs w:val="24"/>
               </w:rPr>
-              <w:t xml:space="preserve">4 </w:t>
-            </w:r>
-            <w:proofErr w:type="gramStart"/>
-            <w:r>
-              <w:rPr>
-                <w:rFonts w:ascii="標楷體" w:eastAsia="標楷體" w:hAnsi="標楷體"/>
-                <w:szCs w:val="24"/>
-              </w:rPr>
-              <w:t>byte</w:t>
-            </w:r>
-            <w:proofErr w:type="gramEnd"/>
+              <w:t>4 byte</w:t>
+            </w:r>
           </w:p>
         </w:tc>
         <w:tc>
@@ -13263,7 +12694,6 @@
               </w:rPr>
               <w:t xml:space="preserve">4 </w:t>
             </w:r>
-            <w:proofErr w:type="gramStart"/>
             <w:r>
               <w:rPr>
                 <w:rFonts w:ascii="標楷體" w:eastAsia="標楷體" w:hAnsi="標楷體"/>
@@ -13272,7 +12702,6 @@
               <w:lastRenderedPageBreak/>
               <w:t>byte</w:t>
             </w:r>
-            <w:proofErr w:type="gramEnd"/>
           </w:p>
         </w:tc>
         <w:tc>
@@ -13387,17 +12816,8 @@
                 <w:rFonts w:ascii="標楷體" w:eastAsia="標楷體" w:hAnsi="標楷體"/>
                 <w:szCs w:val="24"/>
               </w:rPr>
-              <w:t xml:space="preserve">4 </w:t>
-            </w:r>
-            <w:proofErr w:type="gramStart"/>
-            <w:r>
-              <w:rPr>
-                <w:rFonts w:ascii="標楷體" w:eastAsia="標楷體" w:hAnsi="標楷體"/>
-                <w:szCs w:val="24"/>
-              </w:rPr>
-              <w:t>byte</w:t>
-            </w:r>
-            <w:proofErr w:type="gramEnd"/>
+              <w:t>4 byte</w:t>
+            </w:r>
           </w:p>
         </w:tc>
         <w:tc>
@@ -13649,6 +13069,6424 @@
         <w:tc>
           <w:tcPr>
             <w:tcW w:w="1143" w:type="pct"/>
+          </w:tcPr>
+          <w:p>
+            <w:pPr>
+              <w:spacing w:line="360" w:lineRule="auto"/>
+              <w:rPr>
+                <w:rFonts w:ascii="標楷體" w:eastAsia="標楷體" w:hAnsi="標楷體" w:cs="Times New Roman"/>
+                <w:szCs w:val="24"/>
+              </w:rPr>
+            </w:pPr>
+          </w:p>
+        </w:tc>
+      </w:tr>
+    </w:tbl>
+    <w:p/>
+    <w:p>
+      <w:pPr>
+        <w:pStyle w:val="a4"/>
+        <w:rPr>
+          <w:rFonts w:hint="eastAsia"/>
+        </w:rPr>
+      </w:pPr>
+      <w:r>
+        <w:t>表 8-2-1</w:t>
+      </w:r>
+      <w:r>
+        <w:t>3</w:t>
+      </w:r>
+      <w:r>
+        <w:t xml:space="preserve"> T1</w:t>
+      </w:r>
+      <w:r>
+        <w:t>3</w:t>
+      </w:r>
+      <w:r>
+        <w:t xml:space="preserve"> – 好友邀請</w:t>
+      </w:r>
+      <w:r>
+        <w:rPr>
+          <w:rFonts w:hint="eastAsia"/>
+        </w:rPr>
+        <w:t>資料</w:t>
+      </w:r>
+      <w:r>
+        <w:t>表</w:t>
+      </w:r>
+    </w:p>
+    <w:tbl>
+      <w:tblPr>
+        <w:tblStyle w:val="a3"/>
+        <w:tblW w:w="5000" w:type="pct"/>
+        <w:tblLook w:val="04A0" w:firstRow="1" w:lastRow="0" w:firstColumn="1" w:lastColumn="0" w:noHBand="0" w:noVBand="1"/>
+      </w:tblPr>
+      <w:tblGrid>
+        <w:gridCol w:w="1647"/>
+        <w:gridCol w:w="1861"/>
+        <w:gridCol w:w="1519"/>
+        <w:gridCol w:w="1461"/>
+        <w:gridCol w:w="752"/>
+        <w:gridCol w:w="1056"/>
+      </w:tblGrid>
+      <w:tr>
+        <w:tc>
+          <w:tcPr>
+            <w:tcW w:w="5000" w:type="pct"/>
+            <w:gridSpan w:val="6"/>
+          </w:tcPr>
+          <w:p>
+            <w:pPr>
+              <w:spacing w:line="360" w:lineRule="auto"/>
+              <w:jc w:val="center"/>
+              <w:rPr>
+                <w:rFonts w:ascii="標楷體" w:eastAsia="標楷體" w:hAnsi="標楷體"/>
+                <w:szCs w:val="24"/>
+              </w:rPr>
+            </w:pPr>
+            <w:r>
+              <w:rPr>
+                <w:rFonts w:ascii="標楷體" w:eastAsia="標楷體" w:hAnsi="標楷體" w:hint="eastAsia"/>
+                <w:szCs w:val="24"/>
+              </w:rPr>
+              <w:t>T1</w:t>
+            </w:r>
+            <w:r>
+              <w:rPr>
+                <w:rFonts w:ascii="標楷體" w:eastAsia="標楷體" w:hAnsi="標楷體" w:hint="eastAsia"/>
+                <w:szCs w:val="24"/>
+              </w:rPr>
+              <w:t>3</w:t>
+            </w:r>
+            <w:r>
+              <w:rPr>
+                <w:rFonts w:ascii="標楷體" w:eastAsia="標楷體" w:hAnsi="標楷體" w:hint="eastAsia"/>
+                <w:szCs w:val="24"/>
+              </w:rPr>
+              <w:t xml:space="preserve"> </w:t>
+            </w:r>
+            <w:proofErr w:type="spellStart"/>
+            <w:r>
+              <w:rPr>
+                <w:rFonts w:ascii="標楷體" w:eastAsia="標楷體" w:hAnsi="標楷體" w:hint="eastAsia"/>
+                <w:szCs w:val="24"/>
+              </w:rPr>
+              <w:t>friend_request</w:t>
+            </w:r>
+            <w:proofErr w:type="spellEnd"/>
+            <w:r>
+              <w:rPr>
+                <w:rFonts w:ascii="標楷體" w:eastAsia="標楷體" w:hAnsi="標楷體" w:hint="eastAsia"/>
+                <w:szCs w:val="24"/>
+              </w:rPr>
+              <w:t>（</w:t>
+            </w:r>
+            <w:r>
+              <w:rPr>
+                <w:rFonts w:ascii="標楷體" w:eastAsia="標楷體" w:hAnsi="標楷體" w:hint="eastAsia"/>
+                <w:szCs w:val="24"/>
+              </w:rPr>
+              <w:t>好友邀請</w:t>
+            </w:r>
+            <w:r>
+              <w:rPr>
+                <w:rFonts w:ascii="標楷體" w:eastAsia="標楷體" w:hAnsi="標楷體" w:hint="eastAsia"/>
+                <w:szCs w:val="24"/>
+              </w:rPr>
+              <w:t>）</w:t>
+            </w:r>
+          </w:p>
+        </w:tc>
+      </w:tr>
+      <w:tr>
+        <w:tc>
+          <w:tcPr>
+            <w:tcW w:w="993" w:type="pct"/>
+            <w:hideMark/>
+          </w:tcPr>
+          <w:p>
+            <w:pPr>
+              <w:spacing w:line="360" w:lineRule="auto"/>
+              <w:jc w:val="center"/>
+              <w:rPr>
+                <w:rFonts w:ascii="標楷體" w:eastAsia="標楷體" w:hAnsi="標楷體"/>
+                <w:szCs w:val="24"/>
+              </w:rPr>
+            </w:pPr>
+            <w:r>
+              <w:rPr>
+                <w:rFonts w:ascii="標楷體" w:eastAsia="標楷體" w:hAnsi="標楷體"/>
+                <w:szCs w:val="24"/>
+              </w:rPr>
+              <w:t>英文名稱</w:t>
+            </w:r>
+          </w:p>
+        </w:tc>
+        <w:tc>
+          <w:tcPr>
+            <w:tcW w:w="1122" w:type="pct"/>
+            <w:hideMark/>
+          </w:tcPr>
+          <w:p>
+            <w:pPr>
+              <w:spacing w:line="360" w:lineRule="auto"/>
+              <w:jc w:val="center"/>
+              <w:rPr>
+                <w:rFonts w:ascii="標楷體" w:eastAsia="標楷體" w:hAnsi="標楷體"/>
+                <w:szCs w:val="24"/>
+              </w:rPr>
+            </w:pPr>
+            <w:r>
+              <w:rPr>
+                <w:rFonts w:ascii="標楷體" w:eastAsia="標楷體" w:hAnsi="標楷體"/>
+                <w:szCs w:val="24"/>
+              </w:rPr>
+              <w:t>中文名稱</w:t>
+            </w:r>
+          </w:p>
+        </w:tc>
+        <w:tc>
+          <w:tcPr>
+            <w:tcW w:w="916" w:type="pct"/>
+            <w:hideMark/>
+          </w:tcPr>
+          <w:p>
+            <w:pPr>
+              <w:spacing w:line="360" w:lineRule="auto"/>
+              <w:jc w:val="center"/>
+              <w:rPr>
+                <w:rFonts w:ascii="標楷體" w:eastAsia="標楷體" w:hAnsi="標楷體"/>
+                <w:szCs w:val="24"/>
+              </w:rPr>
+            </w:pPr>
+            <w:r>
+              <w:rPr>
+                <w:rFonts w:ascii="標楷體" w:eastAsia="標楷體" w:hAnsi="標楷體"/>
+                <w:szCs w:val="24"/>
+              </w:rPr>
+              <w:t>資料型態</w:t>
+            </w:r>
+          </w:p>
+        </w:tc>
+        <w:tc>
+          <w:tcPr>
+            <w:tcW w:w="881" w:type="pct"/>
+            <w:hideMark/>
+          </w:tcPr>
+          <w:p>
+            <w:pPr>
+              <w:spacing w:line="360" w:lineRule="auto"/>
+              <w:jc w:val="center"/>
+              <w:rPr>
+                <w:rFonts w:ascii="標楷體" w:eastAsia="標楷體" w:hAnsi="標楷體"/>
+                <w:szCs w:val="24"/>
+              </w:rPr>
+            </w:pPr>
+            <w:r>
+              <w:rPr>
+                <w:rFonts w:ascii="標楷體" w:eastAsia="標楷體" w:hAnsi="標楷體"/>
+                <w:szCs w:val="24"/>
+              </w:rPr>
+              <w:t>資料長度</w:t>
+            </w:r>
+          </w:p>
+        </w:tc>
+        <w:tc>
+          <w:tcPr>
+            <w:tcW w:w="453" w:type="pct"/>
+            <w:hideMark/>
+          </w:tcPr>
+          <w:p>
+            <w:pPr>
+              <w:spacing w:line="360" w:lineRule="auto"/>
+              <w:jc w:val="center"/>
+              <w:rPr>
+                <w:rFonts w:ascii="標楷體" w:eastAsia="標楷體" w:hAnsi="標楷體"/>
+                <w:szCs w:val="24"/>
+              </w:rPr>
+            </w:pPr>
+            <w:r>
+              <w:rPr>
+                <w:rFonts w:ascii="標楷體" w:eastAsia="標楷體" w:hAnsi="標楷體"/>
+                <w:szCs w:val="24"/>
+              </w:rPr>
+              <w:t>主鍵</w:t>
+            </w:r>
+          </w:p>
+        </w:tc>
+        <w:tc>
+          <w:tcPr>
+            <w:tcW w:w="636" w:type="pct"/>
+            <w:hideMark/>
+          </w:tcPr>
+          <w:p>
+            <w:pPr>
+              <w:spacing w:line="360" w:lineRule="auto"/>
+              <w:jc w:val="center"/>
+              <w:rPr>
+                <w:rFonts w:ascii="標楷體" w:eastAsia="標楷體" w:hAnsi="標楷體"/>
+                <w:szCs w:val="24"/>
+              </w:rPr>
+            </w:pPr>
+            <w:r>
+              <w:rPr>
+                <w:rFonts w:ascii="標楷體" w:eastAsia="標楷體" w:hAnsi="標楷體"/>
+                <w:szCs w:val="24"/>
+              </w:rPr>
+              <w:t>外鍵</w:t>
+            </w:r>
+          </w:p>
+        </w:tc>
+      </w:tr>
+      <w:tr>
+        <w:tc>
+          <w:tcPr>
+            <w:tcW w:w="993" w:type="pct"/>
+            <w:hideMark/>
+          </w:tcPr>
+          <w:p>
+            <w:pPr>
+              <w:spacing w:line="360" w:lineRule="auto"/>
+              <w:rPr>
+                <w:rFonts w:ascii="標楷體" w:eastAsia="標楷體" w:hAnsi="標楷體"/>
+                <w:szCs w:val="24"/>
+              </w:rPr>
+            </w:pPr>
+            <w:r>
+              <w:rPr>
+                <w:rFonts w:ascii="標楷體" w:eastAsia="標楷體" w:hAnsi="標楷體"/>
+                <w:szCs w:val="24"/>
+              </w:rPr>
+              <w:t>id</w:t>
+            </w:r>
+          </w:p>
+        </w:tc>
+        <w:tc>
+          <w:tcPr>
+            <w:tcW w:w="1122" w:type="pct"/>
+            <w:hideMark/>
+          </w:tcPr>
+          <w:p>
+            <w:pPr>
+              <w:spacing w:line="360" w:lineRule="auto"/>
+              <w:rPr>
+                <w:rFonts w:ascii="標楷體" w:eastAsia="標楷體" w:hAnsi="標楷體"/>
+                <w:szCs w:val="24"/>
+              </w:rPr>
+            </w:pPr>
+            <w:r>
+              <w:rPr>
+                <w:rFonts w:ascii="標楷體" w:eastAsia="標楷體" w:hAnsi="標楷體"/>
+                <w:szCs w:val="24"/>
+              </w:rPr>
+              <w:t>邀請紀錄ID</w:t>
+            </w:r>
+          </w:p>
+        </w:tc>
+        <w:tc>
+          <w:tcPr>
+            <w:tcW w:w="916" w:type="pct"/>
+            <w:hideMark/>
+          </w:tcPr>
+          <w:p>
+            <w:pPr>
+              <w:spacing w:line="360" w:lineRule="auto"/>
+              <w:rPr>
+                <w:rFonts w:ascii="標楷體" w:eastAsia="標楷體" w:hAnsi="標楷體"/>
+                <w:szCs w:val="24"/>
+              </w:rPr>
+            </w:pPr>
+            <w:r>
+              <w:rPr>
+                <w:rFonts w:ascii="標楷體" w:eastAsia="標楷體" w:hAnsi="標楷體"/>
+                <w:szCs w:val="24"/>
+              </w:rPr>
+              <w:t>INT</w:t>
+            </w:r>
+          </w:p>
+        </w:tc>
+        <w:tc>
+          <w:tcPr>
+            <w:tcW w:w="881" w:type="pct"/>
+            <w:hideMark/>
+          </w:tcPr>
+          <w:p>
+            <w:pPr>
+              <w:spacing w:line="360" w:lineRule="auto"/>
+              <w:rPr>
+                <w:rFonts w:ascii="標楷體" w:eastAsia="標楷體" w:hAnsi="標楷體"/>
+                <w:szCs w:val="24"/>
+              </w:rPr>
+            </w:pPr>
+            <w:r>
+              <w:rPr>
+                <w:rFonts w:ascii="標楷體" w:eastAsia="標楷體" w:hAnsi="標楷體"/>
+                <w:szCs w:val="24"/>
+              </w:rPr>
+              <w:t>4 byte</w:t>
+            </w:r>
+          </w:p>
+        </w:tc>
+        <w:tc>
+          <w:tcPr>
+            <w:tcW w:w="453" w:type="pct"/>
+            <w:hideMark/>
+          </w:tcPr>
+          <w:p>
+            <w:pPr>
+              <w:spacing w:line="360" w:lineRule="auto"/>
+              <w:rPr>
+                <w:rFonts w:ascii="標楷體" w:eastAsia="標楷體" w:hAnsi="標楷體"/>
+                <w:szCs w:val="24"/>
+              </w:rPr>
+            </w:pPr>
+            <w:r>
+              <w:rPr>
+                <w:rFonts w:ascii="標楷體" w:eastAsia="標楷體" w:hAnsi="標楷體"/>
+                <w:szCs w:val="24"/>
+              </w:rPr>
+              <w:t>●</w:t>
+            </w:r>
+          </w:p>
+        </w:tc>
+        <w:tc>
+          <w:tcPr>
+            <w:tcW w:w="636" w:type="pct"/>
+            <w:hideMark/>
+          </w:tcPr>
+          <w:p>
+            <w:pPr>
+              <w:spacing w:line="360" w:lineRule="auto"/>
+              <w:rPr>
+                <w:rFonts w:ascii="標楷體" w:eastAsia="標楷體" w:hAnsi="標楷體"/>
+                <w:szCs w:val="24"/>
+              </w:rPr>
+            </w:pPr>
+          </w:p>
+        </w:tc>
+      </w:tr>
+      <w:tr>
+        <w:tc>
+          <w:tcPr>
+            <w:tcW w:w="993" w:type="pct"/>
+            <w:hideMark/>
+          </w:tcPr>
+          <w:p>
+            <w:pPr>
+              <w:spacing w:line="360" w:lineRule="auto"/>
+              <w:rPr>
+                <w:rFonts w:ascii="標楷體" w:eastAsia="標楷體" w:hAnsi="標楷體" w:cs="新細明體"/>
+                <w:szCs w:val="24"/>
+              </w:rPr>
+            </w:pPr>
+            <w:proofErr w:type="spellStart"/>
+            <w:r>
+              <w:rPr>
+                <w:rFonts w:ascii="標楷體" w:eastAsia="標楷體" w:hAnsi="標楷體"/>
+                <w:szCs w:val="24"/>
+              </w:rPr>
+              <w:t>sender_id</w:t>
+            </w:r>
+            <w:proofErr w:type="spellEnd"/>
+          </w:p>
+        </w:tc>
+        <w:tc>
+          <w:tcPr>
+            <w:tcW w:w="1122" w:type="pct"/>
+            <w:hideMark/>
+          </w:tcPr>
+          <w:p>
+            <w:pPr>
+              <w:spacing w:line="360" w:lineRule="auto"/>
+              <w:rPr>
+                <w:rFonts w:ascii="標楷體" w:eastAsia="標楷體" w:hAnsi="標楷體"/>
+                <w:szCs w:val="24"/>
+              </w:rPr>
+            </w:pPr>
+            <w:r>
+              <w:rPr>
+                <w:rFonts w:ascii="標楷體" w:eastAsia="標楷體" w:hAnsi="標楷體"/>
+                <w:szCs w:val="24"/>
+              </w:rPr>
+              <w:t>邀請人ID</w:t>
+            </w:r>
+          </w:p>
+        </w:tc>
+        <w:tc>
+          <w:tcPr>
+            <w:tcW w:w="916" w:type="pct"/>
+            <w:hideMark/>
+          </w:tcPr>
+          <w:p>
+            <w:pPr>
+              <w:spacing w:line="360" w:lineRule="auto"/>
+              <w:rPr>
+                <w:rFonts w:ascii="標楷體" w:eastAsia="標楷體" w:hAnsi="標楷體"/>
+                <w:szCs w:val="24"/>
+              </w:rPr>
+            </w:pPr>
+            <w:r>
+              <w:rPr>
+                <w:rFonts w:ascii="標楷體" w:eastAsia="標楷體" w:hAnsi="標楷體"/>
+                <w:szCs w:val="24"/>
+              </w:rPr>
+              <w:t>INT</w:t>
+            </w:r>
+          </w:p>
+        </w:tc>
+        <w:tc>
+          <w:tcPr>
+            <w:tcW w:w="881" w:type="pct"/>
+            <w:hideMark/>
+          </w:tcPr>
+          <w:p>
+            <w:pPr>
+              <w:spacing w:line="360" w:lineRule="auto"/>
+              <w:rPr>
+                <w:rFonts w:ascii="標楷體" w:eastAsia="標楷體" w:hAnsi="標楷體"/>
+                <w:szCs w:val="24"/>
+              </w:rPr>
+            </w:pPr>
+            <w:r>
+              <w:rPr>
+                <w:rFonts w:ascii="標楷體" w:eastAsia="標楷體" w:hAnsi="標楷體"/>
+                <w:szCs w:val="24"/>
+              </w:rPr>
+              <w:t>4 byte</w:t>
+            </w:r>
+          </w:p>
+        </w:tc>
+        <w:tc>
+          <w:tcPr>
+            <w:tcW w:w="453" w:type="pct"/>
+            <w:hideMark/>
+          </w:tcPr>
+          <w:p>
+            <w:pPr>
+              <w:spacing w:line="360" w:lineRule="auto"/>
+              <w:rPr>
+                <w:rFonts w:ascii="標楷體" w:eastAsia="標楷體" w:hAnsi="標楷體"/>
+                <w:szCs w:val="24"/>
+              </w:rPr>
+            </w:pPr>
+          </w:p>
+        </w:tc>
+        <w:tc>
+          <w:tcPr>
+            <w:tcW w:w="636" w:type="pct"/>
+            <w:hideMark/>
+          </w:tcPr>
+          <w:p>
+            <w:pPr>
+              <w:spacing w:line="360" w:lineRule="auto"/>
+              <w:rPr>
+                <w:rFonts w:ascii="標楷體" w:eastAsia="標楷體" w:hAnsi="標楷體" w:cs="新細明體"/>
+                <w:szCs w:val="24"/>
+              </w:rPr>
+            </w:pPr>
+            <w:r>
+              <w:rPr>
+                <w:rFonts w:ascii="標楷體" w:eastAsia="標楷體" w:hAnsi="標楷體"/>
+                <w:szCs w:val="24"/>
+              </w:rPr>
+              <w:t>user.id</w:t>
+            </w:r>
+          </w:p>
+        </w:tc>
+      </w:tr>
+      <w:tr>
+        <w:tc>
+          <w:tcPr>
+            <w:tcW w:w="993" w:type="pct"/>
+            <w:hideMark/>
+          </w:tcPr>
+          <w:p>
+            <w:pPr>
+              <w:spacing w:line="360" w:lineRule="auto"/>
+              <w:rPr>
+                <w:rFonts w:ascii="標楷體" w:eastAsia="標楷體" w:hAnsi="標楷體"/>
+                <w:szCs w:val="24"/>
+              </w:rPr>
+            </w:pPr>
+            <w:proofErr w:type="spellStart"/>
+            <w:r>
+              <w:rPr>
+                <w:rFonts w:ascii="標楷體" w:eastAsia="標楷體" w:hAnsi="標楷體"/>
+                <w:szCs w:val="24"/>
+              </w:rPr>
+              <w:t>receiver_id</w:t>
+            </w:r>
+            <w:proofErr w:type="spellEnd"/>
+          </w:p>
+        </w:tc>
+        <w:tc>
+          <w:tcPr>
+            <w:tcW w:w="1122" w:type="pct"/>
+            <w:hideMark/>
+          </w:tcPr>
+          <w:p>
+            <w:pPr>
+              <w:spacing w:line="360" w:lineRule="auto"/>
+              <w:rPr>
+                <w:rFonts w:ascii="標楷體" w:eastAsia="標楷體" w:hAnsi="標楷體"/>
+                <w:szCs w:val="24"/>
+              </w:rPr>
+            </w:pPr>
+            <w:r>
+              <w:rPr>
+                <w:rFonts w:ascii="標楷體" w:eastAsia="標楷體" w:hAnsi="標楷體"/>
+                <w:szCs w:val="24"/>
+              </w:rPr>
+              <w:t>接收人ID</w:t>
+            </w:r>
+          </w:p>
+        </w:tc>
+        <w:tc>
+          <w:tcPr>
+            <w:tcW w:w="916" w:type="pct"/>
+            <w:hideMark/>
+          </w:tcPr>
+          <w:p>
+            <w:pPr>
+              <w:spacing w:line="360" w:lineRule="auto"/>
+              <w:rPr>
+                <w:rFonts w:ascii="標楷體" w:eastAsia="標楷體" w:hAnsi="標楷體"/>
+                <w:szCs w:val="24"/>
+              </w:rPr>
+            </w:pPr>
+            <w:r>
+              <w:rPr>
+                <w:rFonts w:ascii="標楷體" w:eastAsia="標楷體" w:hAnsi="標楷體"/>
+                <w:szCs w:val="24"/>
+              </w:rPr>
+              <w:t>INT</w:t>
+            </w:r>
+          </w:p>
+        </w:tc>
+        <w:tc>
+          <w:tcPr>
+            <w:tcW w:w="881" w:type="pct"/>
+            <w:hideMark/>
+          </w:tcPr>
+          <w:p>
+            <w:pPr>
+              <w:spacing w:line="360" w:lineRule="auto"/>
+              <w:rPr>
+                <w:rFonts w:ascii="標楷體" w:eastAsia="標楷體" w:hAnsi="標楷體"/>
+                <w:szCs w:val="24"/>
+              </w:rPr>
+            </w:pPr>
+            <w:r>
+              <w:rPr>
+                <w:rFonts w:ascii="標楷體" w:eastAsia="標楷體" w:hAnsi="標楷體"/>
+                <w:szCs w:val="24"/>
+              </w:rPr>
+              <w:t>4 byte</w:t>
+            </w:r>
+          </w:p>
+        </w:tc>
+        <w:tc>
+          <w:tcPr>
+            <w:tcW w:w="453" w:type="pct"/>
+            <w:hideMark/>
+          </w:tcPr>
+          <w:p>
+            <w:pPr>
+              <w:spacing w:line="360" w:lineRule="auto"/>
+              <w:rPr>
+                <w:rFonts w:ascii="標楷體" w:eastAsia="標楷體" w:hAnsi="標楷體"/>
+                <w:szCs w:val="24"/>
+              </w:rPr>
+            </w:pPr>
+          </w:p>
+        </w:tc>
+        <w:tc>
+          <w:tcPr>
+            <w:tcW w:w="636" w:type="pct"/>
+            <w:hideMark/>
+          </w:tcPr>
+          <w:p>
+            <w:pPr>
+              <w:spacing w:line="360" w:lineRule="auto"/>
+              <w:rPr>
+                <w:rFonts w:ascii="標楷體" w:eastAsia="標楷體" w:hAnsi="標楷體" w:cs="新細明體"/>
+                <w:szCs w:val="24"/>
+              </w:rPr>
+            </w:pPr>
+            <w:r>
+              <w:rPr>
+                <w:rFonts w:ascii="標楷體" w:eastAsia="標楷體" w:hAnsi="標楷體"/>
+                <w:szCs w:val="24"/>
+              </w:rPr>
+              <w:t>user.id</w:t>
+            </w:r>
+          </w:p>
+        </w:tc>
+      </w:tr>
+      <w:tr>
+        <w:tc>
+          <w:tcPr>
+            <w:tcW w:w="993" w:type="pct"/>
+            <w:hideMark/>
+          </w:tcPr>
+          <w:p>
+            <w:pPr>
+              <w:spacing w:line="360" w:lineRule="auto"/>
+              <w:rPr>
+                <w:rFonts w:ascii="標楷體" w:eastAsia="標楷體" w:hAnsi="標楷體"/>
+                <w:szCs w:val="24"/>
+              </w:rPr>
+            </w:pPr>
+            <w:r>
+              <w:rPr>
+                <w:rFonts w:ascii="標楷體" w:eastAsia="標楷體" w:hAnsi="標楷體"/>
+                <w:szCs w:val="24"/>
+              </w:rPr>
+              <w:t>status</w:t>
+            </w:r>
+          </w:p>
+        </w:tc>
+        <w:tc>
+          <w:tcPr>
+            <w:tcW w:w="1122" w:type="pct"/>
+            <w:hideMark/>
+          </w:tcPr>
+          <w:p>
+            <w:pPr>
+              <w:spacing w:line="360" w:lineRule="auto"/>
+              <w:rPr>
+                <w:rFonts w:ascii="標楷體" w:eastAsia="標楷體" w:hAnsi="標楷體"/>
+                <w:szCs w:val="24"/>
+              </w:rPr>
+            </w:pPr>
+            <w:r>
+              <w:rPr>
+                <w:rFonts w:ascii="標楷體" w:eastAsia="標楷體" w:hAnsi="標楷體"/>
+                <w:szCs w:val="24"/>
+              </w:rPr>
+              <w:t>邀請狀態</w:t>
+            </w:r>
+          </w:p>
+        </w:tc>
+        <w:tc>
+          <w:tcPr>
+            <w:tcW w:w="916" w:type="pct"/>
+            <w:hideMark/>
+          </w:tcPr>
+          <w:p>
+            <w:pPr>
+              <w:spacing w:line="360" w:lineRule="auto"/>
+              <w:rPr>
+                <w:rFonts w:ascii="標楷體" w:eastAsia="標楷體" w:hAnsi="標楷體"/>
+                <w:szCs w:val="24"/>
+              </w:rPr>
+            </w:pPr>
+            <w:r>
+              <w:rPr>
+                <w:rFonts w:ascii="標楷體" w:eastAsia="標楷體" w:hAnsi="標楷體"/>
+                <w:szCs w:val="24"/>
+              </w:rPr>
+              <w:t>VARCHAR</w:t>
+            </w:r>
+          </w:p>
+        </w:tc>
+        <w:tc>
+          <w:tcPr>
+            <w:tcW w:w="881" w:type="pct"/>
+            <w:hideMark/>
+          </w:tcPr>
+          <w:p>
+            <w:pPr>
+              <w:spacing w:line="360" w:lineRule="auto"/>
+              <w:rPr>
+                <w:rFonts w:ascii="標楷體" w:eastAsia="標楷體" w:hAnsi="標楷體"/>
+                <w:szCs w:val="24"/>
+              </w:rPr>
+            </w:pPr>
+            <w:r>
+              <w:rPr>
+                <w:rFonts w:ascii="標楷體" w:eastAsia="標楷體" w:hAnsi="標楷體"/>
+                <w:szCs w:val="24"/>
+              </w:rPr>
+              <w:t>20</w:t>
+            </w:r>
+          </w:p>
+        </w:tc>
+        <w:tc>
+          <w:tcPr>
+            <w:tcW w:w="453" w:type="pct"/>
+            <w:hideMark/>
+          </w:tcPr>
+          <w:p>
+            <w:pPr>
+              <w:spacing w:line="360" w:lineRule="auto"/>
+              <w:rPr>
+                <w:rFonts w:ascii="標楷體" w:eastAsia="標楷體" w:hAnsi="標楷體"/>
+                <w:szCs w:val="24"/>
+              </w:rPr>
+            </w:pPr>
+          </w:p>
+        </w:tc>
+        <w:tc>
+          <w:tcPr>
+            <w:tcW w:w="636" w:type="pct"/>
+            <w:hideMark/>
+          </w:tcPr>
+          <w:p>
+            <w:pPr>
+              <w:spacing w:line="360" w:lineRule="auto"/>
+              <w:rPr>
+                <w:rFonts w:ascii="標楷體" w:eastAsia="標楷體" w:hAnsi="標楷體" w:cs="Times New Roman"/>
+                <w:szCs w:val="24"/>
+              </w:rPr>
+            </w:pPr>
+          </w:p>
+        </w:tc>
+      </w:tr>
+      <w:tr>
+        <w:tc>
+          <w:tcPr>
+            <w:tcW w:w="993" w:type="pct"/>
+            <w:hideMark/>
+          </w:tcPr>
+          <w:p>
+            <w:pPr>
+              <w:spacing w:line="360" w:lineRule="auto"/>
+              <w:rPr>
+                <w:rFonts w:ascii="標楷體" w:eastAsia="標楷體" w:hAnsi="標楷體" w:cs="新細明體"/>
+                <w:szCs w:val="24"/>
+              </w:rPr>
+            </w:pPr>
+            <w:proofErr w:type="spellStart"/>
+            <w:r>
+              <w:rPr>
+                <w:rFonts w:ascii="標楷體" w:eastAsia="標楷體" w:hAnsi="標楷體"/>
+                <w:szCs w:val="24"/>
+              </w:rPr>
+              <w:t>created_at</w:t>
+            </w:r>
+            <w:proofErr w:type="spellEnd"/>
+          </w:p>
+        </w:tc>
+        <w:tc>
+          <w:tcPr>
+            <w:tcW w:w="1122" w:type="pct"/>
+            <w:hideMark/>
+          </w:tcPr>
+          <w:p>
+            <w:pPr>
+              <w:spacing w:line="360" w:lineRule="auto"/>
+              <w:rPr>
+                <w:rFonts w:ascii="標楷體" w:eastAsia="標楷體" w:hAnsi="標楷體"/>
+                <w:szCs w:val="24"/>
+              </w:rPr>
+            </w:pPr>
+            <w:r>
+              <w:rPr>
+                <w:rFonts w:ascii="標楷體" w:eastAsia="標楷體" w:hAnsi="標楷體"/>
+                <w:szCs w:val="24"/>
+              </w:rPr>
+              <w:t>發送時間</w:t>
+            </w:r>
+          </w:p>
+        </w:tc>
+        <w:tc>
+          <w:tcPr>
+            <w:tcW w:w="916" w:type="pct"/>
+            <w:hideMark/>
+          </w:tcPr>
+          <w:p>
+            <w:pPr>
+              <w:spacing w:line="360" w:lineRule="auto"/>
+              <w:rPr>
+                <w:rFonts w:ascii="標楷體" w:eastAsia="標楷體" w:hAnsi="標楷體"/>
+                <w:szCs w:val="24"/>
+              </w:rPr>
+            </w:pPr>
+            <w:r>
+              <w:rPr>
+                <w:rFonts w:ascii="標楷體" w:eastAsia="標楷體" w:hAnsi="標楷體"/>
+                <w:szCs w:val="24"/>
+              </w:rPr>
+              <w:t>DATETIME</w:t>
+            </w:r>
+          </w:p>
+        </w:tc>
+        <w:tc>
+          <w:tcPr>
+            <w:tcW w:w="881" w:type="pct"/>
+            <w:hideMark/>
+          </w:tcPr>
+          <w:p>
+            <w:pPr>
+              <w:spacing w:line="360" w:lineRule="auto"/>
+              <w:rPr>
+                <w:rFonts w:ascii="標楷體" w:eastAsia="標楷體" w:hAnsi="標楷體"/>
+                <w:szCs w:val="24"/>
+              </w:rPr>
+            </w:pPr>
+            <w:r>
+              <w:rPr>
+                <w:rFonts w:ascii="標楷體" w:eastAsia="標楷體" w:hAnsi="標楷體"/>
+                <w:szCs w:val="24"/>
+              </w:rPr>
+              <w:t>-</w:t>
+            </w:r>
+          </w:p>
+        </w:tc>
+        <w:tc>
+          <w:tcPr>
+            <w:tcW w:w="453" w:type="pct"/>
+            <w:hideMark/>
+          </w:tcPr>
+          <w:p>
+            <w:pPr>
+              <w:spacing w:line="360" w:lineRule="auto"/>
+              <w:rPr>
+                <w:rFonts w:ascii="標楷體" w:eastAsia="標楷體" w:hAnsi="標楷體"/>
+                <w:szCs w:val="24"/>
+              </w:rPr>
+            </w:pPr>
+          </w:p>
+        </w:tc>
+        <w:tc>
+          <w:tcPr>
+            <w:tcW w:w="636" w:type="pct"/>
+            <w:hideMark/>
+          </w:tcPr>
+          <w:p>
+            <w:pPr>
+              <w:spacing w:line="360" w:lineRule="auto"/>
+              <w:rPr>
+                <w:rFonts w:ascii="標楷體" w:eastAsia="標楷體" w:hAnsi="標楷體" w:cs="Times New Roman"/>
+                <w:szCs w:val="24"/>
+              </w:rPr>
+            </w:pPr>
+          </w:p>
+        </w:tc>
+      </w:tr>
+    </w:tbl>
+    <w:p>
+      <w:pPr>
+        <w:rPr>
+          <w:rFonts w:hint="eastAsia"/>
+        </w:rPr>
+      </w:pPr>
+    </w:p>
+    <w:p>
+      <w:pPr>
+        <w:pStyle w:val="a4"/>
+        <w:rPr>
+          <w:rFonts w:hint="eastAsia"/>
+        </w:rPr>
+      </w:pPr>
+      <w:r>
+        <w:t>表 8-2-1</w:t>
+      </w:r>
+      <w:r>
+        <w:t>4</w:t>
+      </w:r>
+      <w:r>
+        <w:t xml:space="preserve"> T1</w:t>
+      </w:r>
+      <w:r>
+        <w:t>4</w:t>
+      </w:r>
+      <w:r>
+        <w:t xml:space="preserve"> – </w:t>
+      </w:r>
+      <w:r>
+        <w:rPr>
+          <w:rFonts w:hint="eastAsia"/>
+        </w:rPr>
+        <w:t>好友關係</w:t>
+      </w:r>
+      <w:r>
+        <w:rPr>
+          <w:rFonts w:hint="eastAsia"/>
+        </w:rPr>
+        <w:t>料</w:t>
+      </w:r>
+      <w:r>
+        <w:rPr>
+          <w:rFonts w:hint="eastAsia"/>
+        </w:rPr>
+        <w:t>表</w:t>
+      </w:r>
+    </w:p>
+    <w:tbl>
+      <w:tblPr>
+        <w:tblStyle w:val="a3"/>
+        <w:tblW w:w="5000" w:type="pct"/>
+        <w:tblLook w:val="04A0" w:firstRow="1" w:lastRow="0" w:firstColumn="1" w:lastColumn="0" w:noHBand="0" w:noVBand="1"/>
+      </w:tblPr>
+      <w:tblGrid>
+        <w:gridCol w:w="1539"/>
+        <w:gridCol w:w="2102"/>
+        <w:gridCol w:w="1467"/>
+        <w:gridCol w:w="1412"/>
+        <w:gridCol w:w="720"/>
+        <w:gridCol w:w="1056"/>
+      </w:tblGrid>
+      <w:tr>
+        <w:tc>
+          <w:tcPr>
+            <w:tcW w:w="5000" w:type="pct"/>
+            <w:gridSpan w:val="6"/>
+          </w:tcPr>
+          <w:p>
+            <w:pPr>
+              <w:spacing w:line="360" w:lineRule="auto"/>
+              <w:jc w:val="center"/>
+              <w:rPr>
+                <w:rFonts w:ascii="標楷體" w:eastAsia="標楷體" w:hAnsi="標楷體"/>
+                <w:szCs w:val="24"/>
+              </w:rPr>
+            </w:pPr>
+            <w:r>
+              <w:rPr>
+                <w:rFonts w:ascii="標楷體" w:eastAsia="標楷體" w:hAnsi="標楷體" w:hint="eastAsia"/>
+                <w:szCs w:val="24"/>
+              </w:rPr>
+              <w:t>T1</w:t>
+            </w:r>
+            <w:r>
+              <w:rPr>
+                <w:rFonts w:ascii="標楷體" w:eastAsia="標楷體" w:hAnsi="標楷體"/>
+                <w:szCs w:val="24"/>
+              </w:rPr>
+              <w:t>4</w:t>
+            </w:r>
+            <w:r>
+              <w:rPr>
+                <w:rFonts w:ascii="標楷體" w:eastAsia="標楷體" w:hAnsi="標楷體" w:hint="eastAsia"/>
+                <w:szCs w:val="24"/>
+              </w:rPr>
+              <w:t xml:space="preserve"> friendshi</w:t>
+            </w:r>
+            <w:r>
+              <w:rPr>
+                <w:rFonts w:ascii="標楷體" w:eastAsia="標楷體" w:hAnsi="標楷體" w:hint="eastAsia"/>
+                <w:szCs w:val="24"/>
+              </w:rPr>
+              <w:t>p（</w:t>
+            </w:r>
+            <w:r>
+              <w:rPr>
+                <w:rFonts w:ascii="標楷體" w:eastAsia="標楷體" w:hAnsi="標楷體" w:hint="eastAsia"/>
+                <w:szCs w:val="24"/>
+              </w:rPr>
+              <w:t>好友關係</w:t>
+            </w:r>
+            <w:r>
+              <w:rPr>
+                <w:rFonts w:ascii="標楷體" w:eastAsia="標楷體" w:hAnsi="標楷體" w:hint="eastAsia"/>
+                <w:szCs w:val="24"/>
+              </w:rPr>
+              <w:t>）</w:t>
+            </w:r>
+          </w:p>
+        </w:tc>
+      </w:tr>
+      <w:tr>
+        <w:tc>
+          <w:tcPr>
+            <w:tcW w:w="928" w:type="pct"/>
+            <w:hideMark/>
+          </w:tcPr>
+          <w:p>
+            <w:pPr>
+              <w:spacing w:line="360" w:lineRule="auto"/>
+              <w:jc w:val="center"/>
+              <w:rPr>
+                <w:rFonts w:ascii="標楷體" w:eastAsia="標楷體" w:hAnsi="標楷體"/>
+                <w:szCs w:val="24"/>
+              </w:rPr>
+            </w:pPr>
+            <w:r>
+              <w:rPr>
+                <w:rFonts w:ascii="標楷體" w:eastAsia="標楷體" w:hAnsi="標楷體"/>
+                <w:szCs w:val="24"/>
+              </w:rPr>
+              <w:t>英文名稱</w:t>
+            </w:r>
+          </w:p>
+        </w:tc>
+        <w:tc>
+          <w:tcPr>
+            <w:tcW w:w="1267" w:type="pct"/>
+            <w:hideMark/>
+          </w:tcPr>
+          <w:p>
+            <w:pPr>
+              <w:spacing w:line="360" w:lineRule="auto"/>
+              <w:jc w:val="center"/>
+              <w:rPr>
+                <w:rFonts w:ascii="標楷體" w:eastAsia="標楷體" w:hAnsi="標楷體"/>
+                <w:szCs w:val="24"/>
+              </w:rPr>
+            </w:pPr>
+            <w:r>
+              <w:rPr>
+                <w:rFonts w:ascii="標楷體" w:eastAsia="標楷體" w:hAnsi="標楷體"/>
+                <w:szCs w:val="24"/>
+              </w:rPr>
+              <w:t>中文名稱</w:t>
+            </w:r>
+          </w:p>
+        </w:tc>
+        <w:tc>
+          <w:tcPr>
+            <w:tcW w:w="884" w:type="pct"/>
+            <w:hideMark/>
+          </w:tcPr>
+          <w:p>
+            <w:pPr>
+              <w:spacing w:line="360" w:lineRule="auto"/>
+              <w:jc w:val="center"/>
+              <w:rPr>
+                <w:rFonts w:ascii="標楷體" w:eastAsia="標楷體" w:hAnsi="標楷體"/>
+                <w:szCs w:val="24"/>
+              </w:rPr>
+            </w:pPr>
+            <w:r>
+              <w:rPr>
+                <w:rFonts w:ascii="標楷體" w:eastAsia="標楷體" w:hAnsi="標楷體"/>
+                <w:szCs w:val="24"/>
+              </w:rPr>
+              <w:t>資料型態</w:t>
+            </w:r>
+          </w:p>
+        </w:tc>
+        <w:tc>
+          <w:tcPr>
+            <w:tcW w:w="851" w:type="pct"/>
+            <w:hideMark/>
+          </w:tcPr>
+          <w:p>
+            <w:pPr>
+              <w:spacing w:line="360" w:lineRule="auto"/>
+              <w:jc w:val="center"/>
+              <w:rPr>
+                <w:rFonts w:ascii="標楷體" w:eastAsia="標楷體" w:hAnsi="標楷體"/>
+                <w:szCs w:val="24"/>
+              </w:rPr>
+            </w:pPr>
+            <w:r>
+              <w:rPr>
+                <w:rFonts w:ascii="標楷體" w:eastAsia="標楷體" w:hAnsi="標楷體"/>
+                <w:szCs w:val="24"/>
+              </w:rPr>
+              <w:t>資料長度</w:t>
+            </w:r>
+          </w:p>
+        </w:tc>
+        <w:tc>
+          <w:tcPr>
+            <w:tcW w:w="434" w:type="pct"/>
+            <w:hideMark/>
+          </w:tcPr>
+          <w:p>
+            <w:pPr>
+              <w:spacing w:line="360" w:lineRule="auto"/>
+              <w:jc w:val="center"/>
+              <w:rPr>
+                <w:rFonts w:ascii="標楷體" w:eastAsia="標楷體" w:hAnsi="標楷體"/>
+                <w:szCs w:val="24"/>
+              </w:rPr>
+            </w:pPr>
+            <w:r>
+              <w:rPr>
+                <w:rFonts w:ascii="標楷體" w:eastAsia="標楷體" w:hAnsi="標楷體"/>
+                <w:szCs w:val="24"/>
+              </w:rPr>
+              <w:t>主鍵</w:t>
+            </w:r>
+          </w:p>
+        </w:tc>
+        <w:tc>
+          <w:tcPr>
+            <w:tcW w:w="636" w:type="pct"/>
+            <w:hideMark/>
+          </w:tcPr>
+          <w:p>
+            <w:pPr>
+              <w:spacing w:line="360" w:lineRule="auto"/>
+              <w:jc w:val="center"/>
+              <w:rPr>
+                <w:rFonts w:ascii="標楷體" w:eastAsia="標楷體" w:hAnsi="標楷體"/>
+                <w:szCs w:val="24"/>
+              </w:rPr>
+            </w:pPr>
+            <w:r>
+              <w:rPr>
+                <w:rFonts w:ascii="標楷體" w:eastAsia="標楷體" w:hAnsi="標楷體"/>
+                <w:szCs w:val="24"/>
+              </w:rPr>
+              <w:t>外鍵</w:t>
+            </w:r>
+          </w:p>
+        </w:tc>
+      </w:tr>
+      <w:tr>
+        <w:tc>
+          <w:tcPr>
+            <w:tcW w:w="928" w:type="pct"/>
+            <w:hideMark/>
+          </w:tcPr>
+          <w:p>
+            <w:pPr>
+              <w:spacing w:line="360" w:lineRule="auto"/>
+              <w:rPr>
+                <w:rFonts w:ascii="標楷體" w:eastAsia="標楷體" w:hAnsi="標楷體"/>
+                <w:szCs w:val="24"/>
+              </w:rPr>
+            </w:pPr>
+            <w:r>
+              <w:rPr>
+                <w:rFonts w:ascii="標楷體" w:eastAsia="標楷體" w:hAnsi="標楷體"/>
+                <w:szCs w:val="24"/>
+              </w:rPr>
+              <w:t>id</w:t>
+            </w:r>
+          </w:p>
+        </w:tc>
+        <w:tc>
+          <w:tcPr>
+            <w:tcW w:w="1267" w:type="pct"/>
+            <w:hideMark/>
+          </w:tcPr>
+          <w:p>
+            <w:pPr>
+              <w:spacing w:line="360" w:lineRule="auto"/>
+              <w:rPr>
+                <w:rFonts w:ascii="標楷體" w:eastAsia="標楷體" w:hAnsi="標楷體"/>
+                <w:szCs w:val="24"/>
+              </w:rPr>
+            </w:pPr>
+            <w:r>
+              <w:rPr>
+                <w:rFonts w:ascii="標楷體" w:eastAsia="標楷體" w:hAnsi="標楷體"/>
+                <w:szCs w:val="24"/>
+              </w:rPr>
+              <w:t>關係紀錄ID</w:t>
+            </w:r>
+          </w:p>
+        </w:tc>
+        <w:tc>
+          <w:tcPr>
+            <w:tcW w:w="884" w:type="pct"/>
+            <w:hideMark/>
+          </w:tcPr>
+          <w:p>
+            <w:pPr>
+              <w:spacing w:line="360" w:lineRule="auto"/>
+              <w:rPr>
+                <w:rFonts w:ascii="標楷體" w:eastAsia="標楷體" w:hAnsi="標楷體"/>
+                <w:szCs w:val="24"/>
+              </w:rPr>
+            </w:pPr>
+            <w:r>
+              <w:rPr>
+                <w:rFonts w:ascii="標楷體" w:eastAsia="標楷體" w:hAnsi="標楷體"/>
+                <w:szCs w:val="24"/>
+              </w:rPr>
+              <w:t>INT</w:t>
+            </w:r>
+          </w:p>
+        </w:tc>
+        <w:tc>
+          <w:tcPr>
+            <w:tcW w:w="851" w:type="pct"/>
+            <w:hideMark/>
+          </w:tcPr>
+          <w:p>
+            <w:pPr>
+              <w:spacing w:line="360" w:lineRule="auto"/>
+              <w:rPr>
+                <w:rFonts w:ascii="標楷體" w:eastAsia="標楷體" w:hAnsi="標楷體"/>
+                <w:szCs w:val="24"/>
+              </w:rPr>
+            </w:pPr>
+            <w:r>
+              <w:rPr>
+                <w:rFonts w:ascii="標楷體" w:eastAsia="標楷體" w:hAnsi="標楷體"/>
+                <w:szCs w:val="24"/>
+              </w:rPr>
+              <w:t>4 byte</w:t>
+            </w:r>
+          </w:p>
+        </w:tc>
+        <w:tc>
+          <w:tcPr>
+            <w:tcW w:w="434" w:type="pct"/>
+            <w:hideMark/>
+          </w:tcPr>
+          <w:p>
+            <w:pPr>
+              <w:spacing w:line="360" w:lineRule="auto"/>
+              <w:rPr>
+                <w:rFonts w:ascii="標楷體" w:eastAsia="標楷體" w:hAnsi="標楷體"/>
+                <w:szCs w:val="24"/>
+              </w:rPr>
+            </w:pPr>
+            <w:r>
+              <w:rPr>
+                <w:rFonts w:ascii="標楷體" w:eastAsia="標楷體" w:hAnsi="標楷體"/>
+                <w:szCs w:val="24"/>
+              </w:rPr>
+              <w:t>●</w:t>
+            </w:r>
+          </w:p>
+        </w:tc>
+        <w:tc>
+          <w:tcPr>
+            <w:tcW w:w="636" w:type="pct"/>
+            <w:hideMark/>
+          </w:tcPr>
+          <w:p>
+            <w:pPr>
+              <w:spacing w:line="360" w:lineRule="auto"/>
+              <w:rPr>
+                <w:rFonts w:ascii="標楷體" w:eastAsia="標楷體" w:hAnsi="標楷體"/>
+                <w:szCs w:val="24"/>
+              </w:rPr>
+            </w:pPr>
+          </w:p>
+        </w:tc>
+      </w:tr>
+      <w:tr>
+        <w:tc>
+          <w:tcPr>
+            <w:tcW w:w="928" w:type="pct"/>
+            <w:hideMark/>
+          </w:tcPr>
+          <w:p>
+            <w:pPr>
+              <w:spacing w:line="360" w:lineRule="auto"/>
+              <w:rPr>
+                <w:rFonts w:ascii="標楷體" w:eastAsia="標楷體" w:hAnsi="標楷體" w:cs="新細明體"/>
+                <w:szCs w:val="24"/>
+              </w:rPr>
+            </w:pPr>
+            <w:proofErr w:type="spellStart"/>
+            <w:r>
+              <w:rPr>
+                <w:rFonts w:ascii="標楷體" w:eastAsia="標楷體" w:hAnsi="標楷體"/>
+                <w:szCs w:val="24"/>
+              </w:rPr>
+              <w:t>user_id</w:t>
+            </w:r>
+            <w:proofErr w:type="spellEnd"/>
+          </w:p>
+        </w:tc>
+        <w:tc>
+          <w:tcPr>
+            <w:tcW w:w="1267" w:type="pct"/>
+            <w:hideMark/>
+          </w:tcPr>
+          <w:p>
+            <w:pPr>
+              <w:spacing w:line="360" w:lineRule="auto"/>
+              <w:rPr>
+                <w:rFonts w:ascii="標楷體" w:eastAsia="標楷體" w:hAnsi="標楷體"/>
+                <w:szCs w:val="24"/>
+              </w:rPr>
+            </w:pPr>
+            <w:r>
+              <w:rPr>
+                <w:rFonts w:ascii="標楷體" w:eastAsia="標楷體" w:hAnsi="標楷體"/>
+                <w:szCs w:val="24"/>
+              </w:rPr>
+              <w:t>使用者ID</w:t>
+            </w:r>
+          </w:p>
+        </w:tc>
+        <w:tc>
+          <w:tcPr>
+            <w:tcW w:w="884" w:type="pct"/>
+            <w:hideMark/>
+          </w:tcPr>
+          <w:p>
+            <w:pPr>
+              <w:spacing w:line="360" w:lineRule="auto"/>
+              <w:rPr>
+                <w:rFonts w:ascii="標楷體" w:eastAsia="標楷體" w:hAnsi="標楷體"/>
+                <w:szCs w:val="24"/>
+              </w:rPr>
+            </w:pPr>
+            <w:r>
+              <w:rPr>
+                <w:rFonts w:ascii="標楷體" w:eastAsia="標楷體" w:hAnsi="標楷體"/>
+                <w:szCs w:val="24"/>
+              </w:rPr>
+              <w:t>INT</w:t>
+            </w:r>
+          </w:p>
+        </w:tc>
+        <w:tc>
+          <w:tcPr>
+            <w:tcW w:w="851" w:type="pct"/>
+            <w:hideMark/>
+          </w:tcPr>
+          <w:p>
+            <w:pPr>
+              <w:spacing w:line="360" w:lineRule="auto"/>
+              <w:rPr>
+                <w:rFonts w:ascii="標楷體" w:eastAsia="標楷體" w:hAnsi="標楷體"/>
+                <w:szCs w:val="24"/>
+              </w:rPr>
+            </w:pPr>
+            <w:r>
+              <w:rPr>
+                <w:rFonts w:ascii="標楷體" w:eastAsia="標楷體" w:hAnsi="標楷體"/>
+                <w:szCs w:val="24"/>
+              </w:rPr>
+              <w:t>4 byte</w:t>
+            </w:r>
+          </w:p>
+        </w:tc>
+        <w:tc>
+          <w:tcPr>
+            <w:tcW w:w="434" w:type="pct"/>
+            <w:hideMark/>
+          </w:tcPr>
+          <w:p>
+            <w:pPr>
+              <w:spacing w:line="360" w:lineRule="auto"/>
+              <w:rPr>
+                <w:rFonts w:ascii="標楷體" w:eastAsia="標楷體" w:hAnsi="標楷體"/>
+                <w:szCs w:val="24"/>
+              </w:rPr>
+            </w:pPr>
+          </w:p>
+        </w:tc>
+        <w:tc>
+          <w:tcPr>
+            <w:tcW w:w="636" w:type="pct"/>
+            <w:hideMark/>
+          </w:tcPr>
+          <w:p>
+            <w:pPr>
+              <w:spacing w:line="360" w:lineRule="auto"/>
+              <w:rPr>
+                <w:rFonts w:ascii="標楷體" w:eastAsia="標楷體" w:hAnsi="標楷體" w:cs="新細明體"/>
+                <w:szCs w:val="24"/>
+              </w:rPr>
+            </w:pPr>
+            <w:r>
+              <w:rPr>
+                <w:rFonts w:ascii="標楷體" w:eastAsia="標楷體" w:hAnsi="標楷體"/>
+                <w:szCs w:val="24"/>
+              </w:rPr>
+              <w:t>user.id</w:t>
+            </w:r>
+          </w:p>
+        </w:tc>
+      </w:tr>
+      <w:tr>
+        <w:tc>
+          <w:tcPr>
+            <w:tcW w:w="928" w:type="pct"/>
+            <w:hideMark/>
+          </w:tcPr>
+          <w:p>
+            <w:pPr>
+              <w:spacing w:line="360" w:lineRule="auto"/>
+              <w:rPr>
+                <w:rFonts w:ascii="標楷體" w:eastAsia="標楷體" w:hAnsi="標楷體"/>
+                <w:szCs w:val="24"/>
+              </w:rPr>
+            </w:pPr>
+            <w:proofErr w:type="spellStart"/>
+            <w:r>
+              <w:rPr>
+                <w:rFonts w:ascii="標楷體" w:eastAsia="標楷體" w:hAnsi="標楷體"/>
+                <w:szCs w:val="24"/>
+              </w:rPr>
+              <w:t>friend_id</w:t>
+            </w:r>
+            <w:proofErr w:type="spellEnd"/>
+          </w:p>
+        </w:tc>
+        <w:tc>
+          <w:tcPr>
+            <w:tcW w:w="1267" w:type="pct"/>
+            <w:hideMark/>
+          </w:tcPr>
+          <w:p>
+            <w:pPr>
+              <w:spacing w:line="360" w:lineRule="auto"/>
+              <w:rPr>
+                <w:rFonts w:ascii="標楷體" w:eastAsia="標楷體" w:hAnsi="標楷體"/>
+                <w:szCs w:val="24"/>
+              </w:rPr>
+            </w:pPr>
+            <w:r>
+              <w:rPr>
+                <w:rFonts w:ascii="標楷體" w:eastAsia="標楷體" w:hAnsi="標楷體"/>
+                <w:szCs w:val="24"/>
+              </w:rPr>
+              <w:t>好友ID</w:t>
+            </w:r>
+          </w:p>
+        </w:tc>
+        <w:tc>
+          <w:tcPr>
+            <w:tcW w:w="884" w:type="pct"/>
+            <w:hideMark/>
+          </w:tcPr>
+          <w:p>
+            <w:pPr>
+              <w:spacing w:line="360" w:lineRule="auto"/>
+              <w:rPr>
+                <w:rFonts w:ascii="標楷體" w:eastAsia="標楷體" w:hAnsi="標楷體"/>
+                <w:szCs w:val="24"/>
+              </w:rPr>
+            </w:pPr>
+            <w:r>
+              <w:rPr>
+                <w:rFonts w:ascii="標楷體" w:eastAsia="標楷體" w:hAnsi="標楷體"/>
+                <w:szCs w:val="24"/>
+              </w:rPr>
+              <w:t>INT</w:t>
+            </w:r>
+          </w:p>
+        </w:tc>
+        <w:tc>
+          <w:tcPr>
+            <w:tcW w:w="851" w:type="pct"/>
+            <w:hideMark/>
+          </w:tcPr>
+          <w:p>
+            <w:pPr>
+              <w:spacing w:line="360" w:lineRule="auto"/>
+              <w:rPr>
+                <w:rFonts w:ascii="標楷體" w:eastAsia="標楷體" w:hAnsi="標楷體"/>
+                <w:szCs w:val="24"/>
+              </w:rPr>
+            </w:pPr>
+            <w:r>
+              <w:rPr>
+                <w:rFonts w:ascii="標楷體" w:eastAsia="標楷體" w:hAnsi="標楷體"/>
+                <w:szCs w:val="24"/>
+              </w:rPr>
+              <w:t>4 byte</w:t>
+            </w:r>
+          </w:p>
+        </w:tc>
+        <w:tc>
+          <w:tcPr>
+            <w:tcW w:w="434" w:type="pct"/>
+            <w:hideMark/>
+          </w:tcPr>
+          <w:p>
+            <w:pPr>
+              <w:spacing w:line="360" w:lineRule="auto"/>
+              <w:rPr>
+                <w:rFonts w:ascii="標楷體" w:eastAsia="標楷體" w:hAnsi="標楷體"/>
+                <w:szCs w:val="24"/>
+              </w:rPr>
+            </w:pPr>
+          </w:p>
+        </w:tc>
+        <w:tc>
+          <w:tcPr>
+            <w:tcW w:w="636" w:type="pct"/>
+            <w:hideMark/>
+          </w:tcPr>
+          <w:p>
+            <w:pPr>
+              <w:spacing w:line="360" w:lineRule="auto"/>
+              <w:rPr>
+                <w:rFonts w:ascii="標楷體" w:eastAsia="標楷體" w:hAnsi="標楷體" w:cs="新細明體"/>
+                <w:szCs w:val="24"/>
+              </w:rPr>
+            </w:pPr>
+            <w:r>
+              <w:rPr>
+                <w:rFonts w:ascii="標楷體" w:eastAsia="標楷體" w:hAnsi="標楷體"/>
+                <w:szCs w:val="24"/>
+              </w:rPr>
+              <w:t>user.id</w:t>
+            </w:r>
+          </w:p>
+        </w:tc>
+      </w:tr>
+      <w:tr>
+        <w:tc>
+          <w:tcPr>
+            <w:tcW w:w="928" w:type="pct"/>
+            <w:hideMark/>
+          </w:tcPr>
+          <w:p>
+            <w:pPr>
+              <w:spacing w:line="360" w:lineRule="auto"/>
+              <w:rPr>
+                <w:rFonts w:ascii="標楷體" w:eastAsia="標楷體" w:hAnsi="標楷體"/>
+                <w:szCs w:val="24"/>
+              </w:rPr>
+            </w:pPr>
+            <w:proofErr w:type="spellStart"/>
+            <w:r>
+              <w:rPr>
+                <w:rFonts w:ascii="標楷體" w:eastAsia="標楷體" w:hAnsi="標楷體"/>
+                <w:szCs w:val="24"/>
+              </w:rPr>
+              <w:t>created_at</w:t>
+            </w:r>
+            <w:proofErr w:type="spellEnd"/>
+          </w:p>
+        </w:tc>
+        <w:tc>
+          <w:tcPr>
+            <w:tcW w:w="1267" w:type="pct"/>
+            <w:hideMark/>
+          </w:tcPr>
+          <w:p>
+            <w:pPr>
+              <w:spacing w:line="360" w:lineRule="auto"/>
+              <w:rPr>
+                <w:rFonts w:ascii="標楷體" w:eastAsia="標楷體" w:hAnsi="標楷體"/>
+                <w:szCs w:val="24"/>
+              </w:rPr>
+            </w:pPr>
+            <w:r>
+              <w:rPr>
+                <w:rFonts w:ascii="標楷體" w:eastAsia="標楷體" w:hAnsi="標楷體"/>
+                <w:szCs w:val="24"/>
+              </w:rPr>
+              <w:t>成為好友時間</w:t>
+            </w:r>
+          </w:p>
+        </w:tc>
+        <w:tc>
+          <w:tcPr>
+            <w:tcW w:w="884" w:type="pct"/>
+            <w:hideMark/>
+          </w:tcPr>
+          <w:p>
+            <w:pPr>
+              <w:spacing w:line="360" w:lineRule="auto"/>
+              <w:rPr>
+                <w:rFonts w:ascii="標楷體" w:eastAsia="標楷體" w:hAnsi="標楷體"/>
+                <w:szCs w:val="24"/>
+              </w:rPr>
+            </w:pPr>
+            <w:r>
+              <w:rPr>
+                <w:rFonts w:ascii="標楷體" w:eastAsia="標楷體" w:hAnsi="標楷體"/>
+                <w:szCs w:val="24"/>
+              </w:rPr>
+              <w:t>DATETIME</w:t>
+            </w:r>
+          </w:p>
+        </w:tc>
+        <w:tc>
+          <w:tcPr>
+            <w:tcW w:w="851" w:type="pct"/>
+            <w:hideMark/>
+          </w:tcPr>
+          <w:p>
+            <w:pPr>
+              <w:spacing w:line="360" w:lineRule="auto"/>
+              <w:rPr>
+                <w:rFonts w:ascii="標楷體" w:eastAsia="標楷體" w:hAnsi="標楷體"/>
+                <w:szCs w:val="24"/>
+              </w:rPr>
+            </w:pPr>
+            <w:r>
+              <w:rPr>
+                <w:rFonts w:ascii="標楷體" w:eastAsia="標楷體" w:hAnsi="標楷體"/>
+                <w:szCs w:val="24"/>
+              </w:rPr>
+              <w:t>-</w:t>
+            </w:r>
+          </w:p>
+        </w:tc>
+        <w:tc>
+          <w:tcPr>
+            <w:tcW w:w="434" w:type="pct"/>
+            <w:hideMark/>
+          </w:tcPr>
+          <w:p>
+            <w:pPr>
+              <w:spacing w:line="360" w:lineRule="auto"/>
+              <w:rPr>
+                <w:rFonts w:ascii="標楷體" w:eastAsia="標楷體" w:hAnsi="標楷體"/>
+                <w:szCs w:val="24"/>
+              </w:rPr>
+            </w:pPr>
+          </w:p>
+        </w:tc>
+        <w:tc>
+          <w:tcPr>
+            <w:tcW w:w="636" w:type="pct"/>
+            <w:hideMark/>
+          </w:tcPr>
+          <w:p>
+            <w:pPr>
+              <w:spacing w:line="360" w:lineRule="auto"/>
+              <w:rPr>
+                <w:rFonts w:ascii="標楷體" w:eastAsia="標楷體" w:hAnsi="標楷體" w:cs="Times New Roman"/>
+                <w:szCs w:val="24"/>
+              </w:rPr>
+            </w:pPr>
+          </w:p>
+        </w:tc>
+      </w:tr>
+    </w:tbl>
+    <w:p/>
+    <w:p>
+      <w:pPr>
+        <w:pStyle w:val="a4"/>
+      </w:pPr>
+      <w:r>
+        <w:t>表 8-2-1</w:t>
+      </w:r>
+      <w:r>
+        <w:t>5</w:t>
+      </w:r>
+      <w:r>
+        <w:t xml:space="preserve"> T1</w:t>
+      </w:r>
+      <w:r>
+        <w:t>5</w:t>
+      </w:r>
+      <w:r>
+        <w:t xml:space="preserve"> – </w:t>
+      </w:r>
+      <w:r>
+        <w:rPr>
+          <w:rFonts w:hint="eastAsia"/>
+        </w:rPr>
+        <w:t>學習小組</w:t>
+      </w:r>
+      <w:r>
+        <w:rPr>
+          <w:rFonts w:hint="eastAsia"/>
+        </w:rPr>
+        <w:t>資料</w:t>
+      </w:r>
+      <w:r>
+        <w:rPr>
+          <w:rFonts w:hint="eastAsia"/>
+        </w:rPr>
+        <w:t>表</w:t>
+      </w:r>
+    </w:p>
+    <w:tbl>
+      <w:tblPr>
+        <w:tblStyle w:val="a3"/>
+        <w:tblW w:w="5000" w:type="pct"/>
+        <w:tblLook w:val="04A0" w:firstRow="1" w:lastRow="0" w:firstColumn="1" w:lastColumn="0" w:noHBand="0" w:noVBand="1"/>
+      </w:tblPr>
+      <w:tblGrid>
+        <w:gridCol w:w="2256"/>
+        <w:gridCol w:w="1928"/>
+        <w:gridCol w:w="1213"/>
+        <w:gridCol w:w="1173"/>
+        <w:gridCol w:w="670"/>
+        <w:gridCol w:w="1056"/>
+      </w:tblGrid>
+      <w:tr>
+        <w:tc>
+          <w:tcPr>
+            <w:tcW w:w="5000" w:type="pct"/>
+            <w:gridSpan w:val="6"/>
+          </w:tcPr>
+          <w:p>
+            <w:pPr>
+              <w:spacing w:line="360" w:lineRule="auto"/>
+              <w:jc w:val="center"/>
+              <w:rPr>
+                <w:rFonts w:ascii="標楷體" w:eastAsia="標楷體" w:hAnsi="標楷體"/>
+                <w:szCs w:val="24"/>
+              </w:rPr>
+            </w:pPr>
+            <w:r>
+              <w:rPr>
+                <w:rFonts w:ascii="標楷體" w:eastAsia="標楷體" w:hAnsi="標楷體" w:hint="eastAsia"/>
+                <w:szCs w:val="24"/>
+              </w:rPr>
+              <w:t>T1</w:t>
+            </w:r>
+            <w:r>
+              <w:rPr>
+                <w:rFonts w:ascii="標楷體" w:eastAsia="標楷體" w:hAnsi="標楷體"/>
+                <w:szCs w:val="24"/>
+              </w:rPr>
+              <w:t>5</w:t>
+            </w:r>
+            <w:r>
+              <w:rPr>
+                <w:rFonts w:ascii="標楷體" w:eastAsia="標楷體" w:hAnsi="標楷體" w:hint="eastAsia"/>
+                <w:szCs w:val="24"/>
+              </w:rPr>
+              <w:t xml:space="preserve"> </w:t>
+            </w:r>
+            <w:proofErr w:type="spellStart"/>
+            <w:r>
+              <w:rPr>
+                <w:rFonts w:ascii="標楷體" w:eastAsia="標楷體" w:hAnsi="標楷體" w:hint="eastAsia"/>
+                <w:szCs w:val="24"/>
+              </w:rPr>
+              <w:t>study_group</w:t>
+            </w:r>
+            <w:proofErr w:type="spellEnd"/>
+            <w:r>
+              <w:rPr>
+                <w:rFonts w:ascii="標楷體" w:eastAsia="標楷體" w:hAnsi="標楷體" w:hint="eastAsia"/>
+                <w:szCs w:val="24"/>
+              </w:rPr>
+              <w:t>（</w:t>
+            </w:r>
+            <w:r>
+              <w:rPr>
+                <w:rFonts w:ascii="標楷體" w:eastAsia="標楷體" w:hAnsi="標楷體" w:hint="eastAsia"/>
+                <w:szCs w:val="24"/>
+              </w:rPr>
+              <w:t>學習小組</w:t>
+            </w:r>
+            <w:r>
+              <w:rPr>
+                <w:rFonts w:ascii="標楷體" w:eastAsia="標楷體" w:hAnsi="標楷體" w:hint="eastAsia"/>
+                <w:szCs w:val="24"/>
+              </w:rPr>
+              <w:t>）</w:t>
+            </w:r>
+          </w:p>
+        </w:tc>
+      </w:tr>
+      <w:tr>
+        <w:tc>
+          <w:tcPr>
+            <w:tcW w:w="1360" w:type="pct"/>
+            <w:hideMark/>
+          </w:tcPr>
+          <w:p>
+            <w:pPr>
+              <w:spacing w:line="360" w:lineRule="auto"/>
+              <w:jc w:val="center"/>
+              <w:rPr>
+                <w:rFonts w:ascii="標楷體" w:eastAsia="標楷體" w:hAnsi="標楷體"/>
+                <w:szCs w:val="24"/>
+              </w:rPr>
+            </w:pPr>
+            <w:r>
+              <w:rPr>
+                <w:rFonts w:ascii="標楷體" w:eastAsia="標楷體" w:hAnsi="標楷體"/>
+                <w:szCs w:val="24"/>
+              </w:rPr>
+              <w:t>英文名稱</w:t>
+            </w:r>
+          </w:p>
+        </w:tc>
+        <w:tc>
+          <w:tcPr>
+            <w:tcW w:w="1162" w:type="pct"/>
+            <w:hideMark/>
+          </w:tcPr>
+          <w:p>
+            <w:pPr>
+              <w:spacing w:line="360" w:lineRule="auto"/>
+              <w:jc w:val="center"/>
+              <w:rPr>
+                <w:rFonts w:ascii="標楷體" w:eastAsia="標楷體" w:hAnsi="標楷體"/>
+                <w:szCs w:val="24"/>
+              </w:rPr>
+            </w:pPr>
+            <w:r>
+              <w:rPr>
+                <w:rFonts w:ascii="標楷體" w:eastAsia="標楷體" w:hAnsi="標楷體"/>
+                <w:szCs w:val="24"/>
+              </w:rPr>
+              <w:t>中文名稱</w:t>
+            </w:r>
+          </w:p>
+        </w:tc>
+        <w:tc>
+          <w:tcPr>
+            <w:tcW w:w="731" w:type="pct"/>
+            <w:hideMark/>
+          </w:tcPr>
+          <w:p>
+            <w:pPr>
+              <w:spacing w:line="360" w:lineRule="auto"/>
+              <w:jc w:val="center"/>
+              <w:rPr>
+                <w:rFonts w:ascii="標楷體" w:eastAsia="標楷體" w:hAnsi="標楷體"/>
+                <w:szCs w:val="24"/>
+              </w:rPr>
+            </w:pPr>
+            <w:r>
+              <w:rPr>
+                <w:rFonts w:ascii="標楷體" w:eastAsia="標楷體" w:hAnsi="標楷體"/>
+                <w:szCs w:val="24"/>
+              </w:rPr>
+              <w:t>資料型態</w:t>
+            </w:r>
+          </w:p>
+        </w:tc>
+        <w:tc>
+          <w:tcPr>
+            <w:tcW w:w="707" w:type="pct"/>
+            <w:hideMark/>
+          </w:tcPr>
+          <w:p>
+            <w:pPr>
+              <w:spacing w:line="360" w:lineRule="auto"/>
+              <w:jc w:val="center"/>
+              <w:rPr>
+                <w:rFonts w:ascii="標楷體" w:eastAsia="標楷體" w:hAnsi="標楷體"/>
+                <w:szCs w:val="24"/>
+              </w:rPr>
+            </w:pPr>
+            <w:r>
+              <w:rPr>
+                <w:rFonts w:ascii="標楷體" w:eastAsia="標楷體" w:hAnsi="標楷體"/>
+                <w:szCs w:val="24"/>
+              </w:rPr>
+              <w:t>資料長</w:t>
+            </w:r>
+            <w:r>
+              <w:rPr>
+                <w:rFonts w:ascii="標楷體" w:eastAsia="標楷體" w:hAnsi="標楷體"/>
+                <w:szCs w:val="24"/>
+              </w:rPr>
+              <w:lastRenderedPageBreak/>
+              <w:t>度</w:t>
+            </w:r>
+          </w:p>
+        </w:tc>
+        <w:tc>
+          <w:tcPr>
+            <w:tcW w:w="404" w:type="pct"/>
+            <w:hideMark/>
+          </w:tcPr>
+          <w:p>
+            <w:pPr>
+              <w:spacing w:line="360" w:lineRule="auto"/>
+              <w:jc w:val="center"/>
+              <w:rPr>
+                <w:rFonts w:ascii="標楷體" w:eastAsia="標楷體" w:hAnsi="標楷體"/>
+                <w:szCs w:val="24"/>
+              </w:rPr>
+            </w:pPr>
+            <w:r>
+              <w:rPr>
+                <w:rFonts w:ascii="標楷體" w:eastAsia="標楷體" w:hAnsi="標楷體"/>
+                <w:szCs w:val="24"/>
+              </w:rPr>
+              <w:lastRenderedPageBreak/>
+              <w:t>主</w:t>
+            </w:r>
+            <w:r>
+              <w:rPr>
+                <w:rFonts w:ascii="標楷體" w:eastAsia="標楷體" w:hAnsi="標楷體"/>
+                <w:szCs w:val="24"/>
+              </w:rPr>
+              <w:lastRenderedPageBreak/>
+              <w:t>鍵</w:t>
+            </w:r>
+          </w:p>
+        </w:tc>
+        <w:tc>
+          <w:tcPr>
+            <w:tcW w:w="636" w:type="pct"/>
+            <w:hideMark/>
+          </w:tcPr>
+          <w:p>
+            <w:pPr>
+              <w:spacing w:line="360" w:lineRule="auto"/>
+              <w:jc w:val="center"/>
+              <w:rPr>
+                <w:rFonts w:ascii="標楷體" w:eastAsia="標楷體" w:hAnsi="標楷體"/>
+                <w:szCs w:val="24"/>
+              </w:rPr>
+            </w:pPr>
+            <w:r>
+              <w:rPr>
+                <w:rFonts w:ascii="標楷體" w:eastAsia="標楷體" w:hAnsi="標楷體"/>
+                <w:szCs w:val="24"/>
+              </w:rPr>
+              <w:lastRenderedPageBreak/>
+              <w:t>外鍵</w:t>
+            </w:r>
+          </w:p>
+        </w:tc>
+      </w:tr>
+      <w:tr>
+        <w:tc>
+          <w:tcPr>
+            <w:tcW w:w="1360" w:type="pct"/>
+            <w:hideMark/>
+          </w:tcPr>
+          <w:p>
+            <w:pPr>
+              <w:spacing w:line="360" w:lineRule="auto"/>
+              <w:rPr>
+                <w:rFonts w:ascii="標楷體" w:eastAsia="標楷體" w:hAnsi="標楷體"/>
+                <w:szCs w:val="24"/>
+              </w:rPr>
+            </w:pPr>
+            <w:r>
+              <w:rPr>
+                <w:rFonts w:ascii="標楷體" w:eastAsia="標楷體" w:hAnsi="標楷體"/>
+                <w:szCs w:val="24"/>
+              </w:rPr>
+              <w:t>id</w:t>
+            </w:r>
+          </w:p>
+        </w:tc>
+        <w:tc>
+          <w:tcPr>
+            <w:tcW w:w="1162" w:type="pct"/>
+            <w:hideMark/>
+          </w:tcPr>
+          <w:p>
+            <w:pPr>
+              <w:spacing w:line="360" w:lineRule="auto"/>
+              <w:rPr>
+                <w:rFonts w:ascii="標楷體" w:eastAsia="標楷體" w:hAnsi="標楷體"/>
+                <w:szCs w:val="24"/>
+              </w:rPr>
+            </w:pPr>
+            <w:r>
+              <w:rPr>
+                <w:rFonts w:ascii="標楷體" w:eastAsia="標楷體" w:hAnsi="標楷體"/>
+                <w:szCs w:val="24"/>
+              </w:rPr>
+              <w:t>小組ID</w:t>
+            </w:r>
+          </w:p>
+        </w:tc>
+        <w:tc>
+          <w:tcPr>
+            <w:tcW w:w="731" w:type="pct"/>
+            <w:hideMark/>
+          </w:tcPr>
+          <w:p>
+            <w:pPr>
+              <w:spacing w:line="360" w:lineRule="auto"/>
+              <w:rPr>
+                <w:rFonts w:ascii="標楷體" w:eastAsia="標楷體" w:hAnsi="標楷體"/>
+                <w:szCs w:val="24"/>
+              </w:rPr>
+            </w:pPr>
+            <w:r>
+              <w:rPr>
+                <w:rFonts w:ascii="標楷體" w:eastAsia="標楷體" w:hAnsi="標楷體"/>
+                <w:szCs w:val="24"/>
+              </w:rPr>
+              <w:t>INT</w:t>
+            </w:r>
+          </w:p>
+        </w:tc>
+        <w:tc>
+          <w:tcPr>
+            <w:tcW w:w="707" w:type="pct"/>
+            <w:hideMark/>
+          </w:tcPr>
+          <w:p>
+            <w:pPr>
+              <w:spacing w:line="360" w:lineRule="auto"/>
+              <w:rPr>
+                <w:rFonts w:ascii="標楷體" w:eastAsia="標楷體" w:hAnsi="標楷體"/>
+                <w:szCs w:val="24"/>
+              </w:rPr>
+            </w:pPr>
+            <w:r>
+              <w:rPr>
+                <w:rFonts w:ascii="標楷體" w:eastAsia="標楷體" w:hAnsi="標楷體"/>
+                <w:szCs w:val="24"/>
+              </w:rPr>
+              <w:t>4 byte</w:t>
+            </w:r>
+          </w:p>
+        </w:tc>
+        <w:tc>
+          <w:tcPr>
+            <w:tcW w:w="404" w:type="pct"/>
+            <w:hideMark/>
+          </w:tcPr>
+          <w:p>
+            <w:pPr>
+              <w:spacing w:line="360" w:lineRule="auto"/>
+              <w:rPr>
+                <w:rFonts w:ascii="標楷體" w:eastAsia="標楷體" w:hAnsi="標楷體"/>
+                <w:szCs w:val="24"/>
+              </w:rPr>
+            </w:pPr>
+            <w:r>
+              <w:rPr>
+                <w:rFonts w:ascii="標楷體" w:eastAsia="標楷體" w:hAnsi="標楷體"/>
+                <w:szCs w:val="24"/>
+              </w:rPr>
+              <w:t>●</w:t>
+            </w:r>
+          </w:p>
+        </w:tc>
+        <w:tc>
+          <w:tcPr>
+            <w:tcW w:w="636" w:type="pct"/>
+            <w:hideMark/>
+          </w:tcPr>
+          <w:p>
+            <w:pPr>
+              <w:spacing w:line="360" w:lineRule="auto"/>
+              <w:rPr>
+                <w:rFonts w:ascii="標楷體" w:eastAsia="標楷體" w:hAnsi="標楷體"/>
+                <w:szCs w:val="24"/>
+              </w:rPr>
+            </w:pPr>
+          </w:p>
+        </w:tc>
+      </w:tr>
+      <w:tr>
+        <w:tc>
+          <w:tcPr>
+            <w:tcW w:w="1360" w:type="pct"/>
+            <w:hideMark/>
+          </w:tcPr>
+          <w:p>
+            <w:pPr>
+              <w:spacing w:line="360" w:lineRule="auto"/>
+              <w:rPr>
+                <w:rFonts w:ascii="標楷體" w:eastAsia="標楷體" w:hAnsi="標楷體" w:cs="新細明體"/>
+                <w:szCs w:val="24"/>
+              </w:rPr>
+            </w:pPr>
+            <w:r>
+              <w:rPr>
+                <w:rFonts w:ascii="標楷體" w:eastAsia="標楷體" w:hAnsi="標楷體"/>
+                <w:szCs w:val="24"/>
+              </w:rPr>
+              <w:t>name</w:t>
+            </w:r>
+          </w:p>
+        </w:tc>
+        <w:tc>
+          <w:tcPr>
+            <w:tcW w:w="1162" w:type="pct"/>
+            <w:hideMark/>
+          </w:tcPr>
+          <w:p>
+            <w:pPr>
+              <w:spacing w:line="360" w:lineRule="auto"/>
+              <w:rPr>
+                <w:rFonts w:ascii="標楷體" w:eastAsia="標楷體" w:hAnsi="標楷體"/>
+                <w:szCs w:val="24"/>
+              </w:rPr>
+            </w:pPr>
+            <w:r>
+              <w:rPr>
+                <w:rFonts w:ascii="標楷體" w:eastAsia="標楷體" w:hAnsi="標楷體"/>
+                <w:szCs w:val="24"/>
+              </w:rPr>
+              <w:t>小組名稱</w:t>
+            </w:r>
+          </w:p>
+        </w:tc>
+        <w:tc>
+          <w:tcPr>
+            <w:tcW w:w="731" w:type="pct"/>
+            <w:hideMark/>
+          </w:tcPr>
+          <w:p>
+            <w:pPr>
+              <w:spacing w:line="360" w:lineRule="auto"/>
+              <w:rPr>
+                <w:rFonts w:ascii="標楷體" w:eastAsia="標楷體" w:hAnsi="標楷體"/>
+                <w:szCs w:val="24"/>
+              </w:rPr>
+            </w:pPr>
+            <w:r>
+              <w:rPr>
+                <w:rFonts w:ascii="標楷體" w:eastAsia="標楷體" w:hAnsi="標楷體"/>
+                <w:szCs w:val="24"/>
+              </w:rPr>
+              <w:t>VARCHAR</w:t>
+            </w:r>
+          </w:p>
+        </w:tc>
+        <w:tc>
+          <w:tcPr>
+            <w:tcW w:w="707" w:type="pct"/>
+            <w:hideMark/>
+          </w:tcPr>
+          <w:p>
+            <w:pPr>
+              <w:spacing w:line="360" w:lineRule="auto"/>
+              <w:rPr>
+                <w:rFonts w:ascii="標楷體" w:eastAsia="標楷體" w:hAnsi="標楷體"/>
+                <w:szCs w:val="24"/>
+              </w:rPr>
+            </w:pPr>
+            <w:r>
+              <w:rPr>
+                <w:rFonts w:ascii="標楷體" w:eastAsia="標楷體" w:hAnsi="標楷體"/>
+                <w:szCs w:val="24"/>
+              </w:rPr>
+              <w:t>100</w:t>
+            </w:r>
+          </w:p>
+        </w:tc>
+        <w:tc>
+          <w:tcPr>
+            <w:tcW w:w="404" w:type="pct"/>
+            <w:hideMark/>
+          </w:tcPr>
+          <w:p>
+            <w:pPr>
+              <w:spacing w:line="360" w:lineRule="auto"/>
+              <w:rPr>
+                <w:rFonts w:ascii="標楷體" w:eastAsia="標楷體" w:hAnsi="標楷體"/>
+                <w:szCs w:val="24"/>
+              </w:rPr>
+            </w:pPr>
+          </w:p>
+        </w:tc>
+        <w:tc>
+          <w:tcPr>
+            <w:tcW w:w="636" w:type="pct"/>
+            <w:hideMark/>
+          </w:tcPr>
+          <w:p>
+            <w:pPr>
+              <w:spacing w:line="360" w:lineRule="auto"/>
+              <w:rPr>
+                <w:rFonts w:ascii="標楷體" w:eastAsia="標楷體" w:hAnsi="標楷體" w:cs="Times New Roman"/>
+                <w:szCs w:val="24"/>
+              </w:rPr>
+            </w:pPr>
+          </w:p>
+        </w:tc>
+      </w:tr>
+      <w:tr>
+        <w:tc>
+          <w:tcPr>
+            <w:tcW w:w="1360" w:type="pct"/>
+            <w:hideMark/>
+          </w:tcPr>
+          <w:p>
+            <w:pPr>
+              <w:spacing w:line="360" w:lineRule="auto"/>
+              <w:rPr>
+                <w:rFonts w:ascii="標楷體" w:eastAsia="標楷體" w:hAnsi="標楷體" w:cs="新細明體"/>
+                <w:szCs w:val="24"/>
+              </w:rPr>
+            </w:pPr>
+            <w:proofErr w:type="spellStart"/>
+            <w:r>
+              <w:rPr>
+                <w:rFonts w:ascii="標楷體" w:eastAsia="標楷體" w:hAnsi="標楷體"/>
+                <w:szCs w:val="24"/>
+              </w:rPr>
+              <w:t>host_id</w:t>
+            </w:r>
+            <w:proofErr w:type="spellEnd"/>
+          </w:p>
+        </w:tc>
+        <w:tc>
+          <w:tcPr>
+            <w:tcW w:w="1162" w:type="pct"/>
+            <w:hideMark/>
+          </w:tcPr>
+          <w:p>
+            <w:pPr>
+              <w:spacing w:line="360" w:lineRule="auto"/>
+              <w:rPr>
+                <w:rFonts w:ascii="標楷體" w:eastAsia="標楷體" w:hAnsi="標楷體"/>
+                <w:szCs w:val="24"/>
+              </w:rPr>
+            </w:pPr>
+            <w:r>
+              <w:rPr>
+                <w:rFonts w:ascii="標楷體" w:eastAsia="標楷體" w:hAnsi="標楷體"/>
+                <w:szCs w:val="24"/>
+              </w:rPr>
+              <w:t>房主ID</w:t>
+            </w:r>
+          </w:p>
+        </w:tc>
+        <w:tc>
+          <w:tcPr>
+            <w:tcW w:w="731" w:type="pct"/>
+            <w:hideMark/>
+          </w:tcPr>
+          <w:p>
+            <w:pPr>
+              <w:spacing w:line="360" w:lineRule="auto"/>
+              <w:rPr>
+                <w:rFonts w:ascii="標楷體" w:eastAsia="標楷體" w:hAnsi="標楷體"/>
+                <w:szCs w:val="24"/>
+              </w:rPr>
+            </w:pPr>
+            <w:r>
+              <w:rPr>
+                <w:rFonts w:ascii="標楷體" w:eastAsia="標楷體" w:hAnsi="標楷體"/>
+                <w:szCs w:val="24"/>
+              </w:rPr>
+              <w:t>INT</w:t>
+            </w:r>
+          </w:p>
+        </w:tc>
+        <w:tc>
+          <w:tcPr>
+            <w:tcW w:w="707" w:type="pct"/>
+            <w:hideMark/>
+          </w:tcPr>
+          <w:p>
+            <w:pPr>
+              <w:spacing w:line="360" w:lineRule="auto"/>
+              <w:rPr>
+                <w:rFonts w:ascii="標楷體" w:eastAsia="標楷體" w:hAnsi="標楷體"/>
+                <w:szCs w:val="24"/>
+              </w:rPr>
+            </w:pPr>
+            <w:r>
+              <w:rPr>
+                <w:rFonts w:ascii="標楷體" w:eastAsia="標楷體" w:hAnsi="標楷體"/>
+                <w:szCs w:val="24"/>
+              </w:rPr>
+              <w:t>4 byte</w:t>
+            </w:r>
+          </w:p>
+        </w:tc>
+        <w:tc>
+          <w:tcPr>
+            <w:tcW w:w="404" w:type="pct"/>
+            <w:hideMark/>
+          </w:tcPr>
+          <w:p>
+            <w:pPr>
+              <w:spacing w:line="360" w:lineRule="auto"/>
+              <w:rPr>
+                <w:rFonts w:ascii="標楷體" w:eastAsia="標楷體" w:hAnsi="標楷體"/>
+                <w:szCs w:val="24"/>
+              </w:rPr>
+            </w:pPr>
+          </w:p>
+        </w:tc>
+        <w:tc>
+          <w:tcPr>
+            <w:tcW w:w="636" w:type="pct"/>
+            <w:hideMark/>
+          </w:tcPr>
+          <w:p>
+            <w:pPr>
+              <w:spacing w:line="360" w:lineRule="auto"/>
+              <w:rPr>
+                <w:rFonts w:ascii="標楷體" w:eastAsia="標楷體" w:hAnsi="標楷體" w:cs="新細明體"/>
+                <w:szCs w:val="24"/>
+              </w:rPr>
+            </w:pPr>
+            <w:r>
+              <w:rPr>
+                <w:rFonts w:ascii="標楷體" w:eastAsia="標楷體" w:hAnsi="標楷體"/>
+                <w:szCs w:val="24"/>
+              </w:rPr>
+              <w:t>user.id</w:t>
+            </w:r>
+          </w:p>
+        </w:tc>
+      </w:tr>
+      <w:tr>
+        <w:tc>
+          <w:tcPr>
+            <w:tcW w:w="1360" w:type="pct"/>
+            <w:hideMark/>
+          </w:tcPr>
+          <w:p>
+            <w:pPr>
+              <w:spacing w:line="360" w:lineRule="auto"/>
+              <w:rPr>
+                <w:rFonts w:ascii="標楷體" w:eastAsia="標楷體" w:hAnsi="標楷體"/>
+                <w:szCs w:val="24"/>
+              </w:rPr>
+            </w:pPr>
+            <w:proofErr w:type="spellStart"/>
+            <w:r>
+              <w:rPr>
+                <w:rFonts w:ascii="標楷體" w:eastAsia="標楷體" w:hAnsi="標楷體"/>
+                <w:szCs w:val="24"/>
+              </w:rPr>
+              <w:t>created_at</w:t>
+            </w:r>
+            <w:proofErr w:type="spellEnd"/>
+          </w:p>
+        </w:tc>
+        <w:tc>
+          <w:tcPr>
+            <w:tcW w:w="1162" w:type="pct"/>
+            <w:hideMark/>
+          </w:tcPr>
+          <w:p>
+            <w:pPr>
+              <w:spacing w:line="360" w:lineRule="auto"/>
+              <w:rPr>
+                <w:rFonts w:ascii="標楷體" w:eastAsia="標楷體" w:hAnsi="標楷體"/>
+                <w:szCs w:val="24"/>
+              </w:rPr>
+            </w:pPr>
+            <w:r>
+              <w:rPr>
+                <w:rFonts w:ascii="標楷體" w:eastAsia="標楷體" w:hAnsi="標楷體"/>
+                <w:szCs w:val="24"/>
+              </w:rPr>
+              <w:t>建立時間</w:t>
+            </w:r>
+          </w:p>
+        </w:tc>
+        <w:tc>
+          <w:tcPr>
+            <w:tcW w:w="731" w:type="pct"/>
+            <w:hideMark/>
+          </w:tcPr>
+          <w:p>
+            <w:pPr>
+              <w:spacing w:line="360" w:lineRule="auto"/>
+              <w:rPr>
+                <w:rFonts w:ascii="標楷體" w:eastAsia="標楷體" w:hAnsi="標楷體"/>
+                <w:szCs w:val="24"/>
+              </w:rPr>
+            </w:pPr>
+            <w:r>
+              <w:rPr>
+                <w:rFonts w:ascii="標楷體" w:eastAsia="標楷體" w:hAnsi="標楷體"/>
+                <w:szCs w:val="24"/>
+              </w:rPr>
+              <w:t>DATETIME</w:t>
+            </w:r>
+          </w:p>
+        </w:tc>
+        <w:tc>
+          <w:tcPr>
+            <w:tcW w:w="707" w:type="pct"/>
+            <w:hideMark/>
+          </w:tcPr>
+          <w:p>
+            <w:pPr>
+              <w:spacing w:line="360" w:lineRule="auto"/>
+              <w:rPr>
+                <w:rFonts w:ascii="標楷體" w:eastAsia="標楷體" w:hAnsi="標楷體"/>
+                <w:szCs w:val="24"/>
+              </w:rPr>
+            </w:pPr>
+            <w:r>
+              <w:rPr>
+                <w:rFonts w:ascii="標楷體" w:eastAsia="標楷體" w:hAnsi="標楷體"/>
+                <w:szCs w:val="24"/>
+              </w:rPr>
+              <w:t>-</w:t>
+            </w:r>
+          </w:p>
+        </w:tc>
+        <w:tc>
+          <w:tcPr>
+            <w:tcW w:w="404" w:type="pct"/>
+            <w:hideMark/>
+          </w:tcPr>
+          <w:p>
+            <w:pPr>
+              <w:spacing w:line="360" w:lineRule="auto"/>
+              <w:rPr>
+                <w:rFonts w:ascii="標楷體" w:eastAsia="標楷體" w:hAnsi="標楷體"/>
+                <w:szCs w:val="24"/>
+              </w:rPr>
+            </w:pPr>
+          </w:p>
+        </w:tc>
+        <w:tc>
+          <w:tcPr>
+            <w:tcW w:w="636" w:type="pct"/>
+            <w:hideMark/>
+          </w:tcPr>
+          <w:p>
+            <w:pPr>
+              <w:spacing w:line="360" w:lineRule="auto"/>
+              <w:rPr>
+                <w:rFonts w:ascii="標楷體" w:eastAsia="標楷體" w:hAnsi="標楷體" w:cs="Times New Roman"/>
+                <w:szCs w:val="24"/>
+              </w:rPr>
+            </w:pPr>
+          </w:p>
+        </w:tc>
+      </w:tr>
+      <w:tr>
+        <w:tc>
+          <w:tcPr>
+            <w:tcW w:w="1360" w:type="pct"/>
+            <w:hideMark/>
+          </w:tcPr>
+          <w:p>
+            <w:pPr>
+              <w:spacing w:line="360" w:lineRule="auto"/>
+              <w:rPr>
+                <w:rFonts w:ascii="標楷體" w:eastAsia="標楷體" w:hAnsi="標楷體" w:cs="新細明體"/>
+                <w:szCs w:val="24"/>
+              </w:rPr>
+            </w:pPr>
+            <w:proofErr w:type="spellStart"/>
+            <w:r>
+              <w:rPr>
+                <w:rFonts w:ascii="標楷體" w:eastAsia="標楷體" w:hAnsi="標楷體"/>
+                <w:szCs w:val="24"/>
+              </w:rPr>
+              <w:t>goal_type</w:t>
+            </w:r>
+            <w:proofErr w:type="spellEnd"/>
+          </w:p>
+        </w:tc>
+        <w:tc>
+          <w:tcPr>
+            <w:tcW w:w="1162" w:type="pct"/>
+            <w:hideMark/>
+          </w:tcPr>
+          <w:p>
+            <w:pPr>
+              <w:spacing w:line="360" w:lineRule="auto"/>
+              <w:rPr>
+                <w:rFonts w:ascii="標楷體" w:eastAsia="標楷體" w:hAnsi="標楷體"/>
+                <w:szCs w:val="24"/>
+              </w:rPr>
+            </w:pPr>
+            <w:r>
+              <w:rPr>
+                <w:rFonts w:ascii="標楷體" w:eastAsia="標楷體" w:hAnsi="標楷體"/>
+                <w:szCs w:val="24"/>
+              </w:rPr>
+              <w:t>目標類型</w:t>
+            </w:r>
+          </w:p>
+        </w:tc>
+        <w:tc>
+          <w:tcPr>
+            <w:tcW w:w="731" w:type="pct"/>
+            <w:hideMark/>
+          </w:tcPr>
+          <w:p>
+            <w:pPr>
+              <w:spacing w:line="360" w:lineRule="auto"/>
+              <w:rPr>
+                <w:rFonts w:ascii="標楷體" w:eastAsia="標楷體" w:hAnsi="標楷體"/>
+                <w:szCs w:val="24"/>
+              </w:rPr>
+            </w:pPr>
+            <w:r>
+              <w:rPr>
+                <w:rFonts w:ascii="標楷體" w:eastAsia="標楷體" w:hAnsi="標楷體"/>
+                <w:szCs w:val="24"/>
+              </w:rPr>
+              <w:t>VARCHAR</w:t>
+            </w:r>
+          </w:p>
+        </w:tc>
+        <w:tc>
+          <w:tcPr>
+            <w:tcW w:w="707" w:type="pct"/>
+            <w:hideMark/>
+          </w:tcPr>
+          <w:p>
+            <w:pPr>
+              <w:spacing w:line="360" w:lineRule="auto"/>
+              <w:rPr>
+                <w:rFonts w:ascii="標楷體" w:eastAsia="標楷體" w:hAnsi="標楷體"/>
+                <w:szCs w:val="24"/>
+              </w:rPr>
+            </w:pPr>
+            <w:r>
+              <w:rPr>
+                <w:rFonts w:ascii="標楷體" w:eastAsia="標楷體" w:hAnsi="標楷體"/>
+                <w:szCs w:val="24"/>
+              </w:rPr>
+              <w:t>50</w:t>
+            </w:r>
+          </w:p>
+        </w:tc>
+        <w:tc>
+          <w:tcPr>
+            <w:tcW w:w="404" w:type="pct"/>
+            <w:hideMark/>
+          </w:tcPr>
+          <w:p>
+            <w:pPr>
+              <w:spacing w:line="360" w:lineRule="auto"/>
+              <w:rPr>
+                <w:rFonts w:ascii="標楷體" w:eastAsia="標楷體" w:hAnsi="標楷體"/>
+                <w:szCs w:val="24"/>
+              </w:rPr>
+            </w:pPr>
+          </w:p>
+        </w:tc>
+        <w:tc>
+          <w:tcPr>
+            <w:tcW w:w="636" w:type="pct"/>
+            <w:hideMark/>
+          </w:tcPr>
+          <w:p>
+            <w:pPr>
+              <w:spacing w:line="360" w:lineRule="auto"/>
+              <w:rPr>
+                <w:rFonts w:ascii="標楷體" w:eastAsia="標楷體" w:hAnsi="標楷體" w:cs="Times New Roman"/>
+                <w:szCs w:val="24"/>
+              </w:rPr>
+            </w:pPr>
+          </w:p>
+        </w:tc>
+      </w:tr>
+      <w:tr>
+        <w:tc>
+          <w:tcPr>
+            <w:tcW w:w="1360" w:type="pct"/>
+            <w:hideMark/>
+          </w:tcPr>
+          <w:p>
+            <w:pPr>
+              <w:spacing w:line="360" w:lineRule="auto"/>
+              <w:rPr>
+                <w:rFonts w:ascii="標楷體" w:eastAsia="標楷體" w:hAnsi="標楷體" w:cs="新細明體"/>
+                <w:szCs w:val="24"/>
+              </w:rPr>
+            </w:pPr>
+            <w:proofErr w:type="spellStart"/>
+            <w:r>
+              <w:rPr>
+                <w:rFonts w:ascii="標楷體" w:eastAsia="標楷體" w:hAnsi="標楷體"/>
+                <w:szCs w:val="24"/>
+              </w:rPr>
+              <w:t>goal_target</w:t>
+            </w:r>
+            <w:proofErr w:type="spellEnd"/>
+          </w:p>
+        </w:tc>
+        <w:tc>
+          <w:tcPr>
+            <w:tcW w:w="1162" w:type="pct"/>
+            <w:hideMark/>
+          </w:tcPr>
+          <w:p>
+            <w:pPr>
+              <w:spacing w:line="360" w:lineRule="auto"/>
+              <w:rPr>
+                <w:rFonts w:ascii="標楷體" w:eastAsia="標楷體" w:hAnsi="標楷體"/>
+                <w:szCs w:val="24"/>
+              </w:rPr>
+            </w:pPr>
+            <w:r>
+              <w:rPr>
+                <w:rFonts w:ascii="標楷體" w:eastAsia="標楷體" w:hAnsi="標楷體"/>
+                <w:szCs w:val="24"/>
+              </w:rPr>
+              <w:t>目標數量</w:t>
+            </w:r>
+          </w:p>
+        </w:tc>
+        <w:tc>
+          <w:tcPr>
+            <w:tcW w:w="731" w:type="pct"/>
+            <w:hideMark/>
+          </w:tcPr>
+          <w:p>
+            <w:pPr>
+              <w:spacing w:line="360" w:lineRule="auto"/>
+              <w:rPr>
+                <w:rFonts w:ascii="標楷體" w:eastAsia="標楷體" w:hAnsi="標楷體"/>
+                <w:szCs w:val="24"/>
+              </w:rPr>
+            </w:pPr>
+            <w:r>
+              <w:rPr>
+                <w:rFonts w:ascii="標楷體" w:eastAsia="標楷體" w:hAnsi="標楷體"/>
+                <w:szCs w:val="24"/>
+              </w:rPr>
+              <w:t>INT</w:t>
+            </w:r>
+          </w:p>
+        </w:tc>
+        <w:tc>
+          <w:tcPr>
+            <w:tcW w:w="707" w:type="pct"/>
+            <w:hideMark/>
+          </w:tcPr>
+          <w:p>
+            <w:pPr>
+              <w:spacing w:line="360" w:lineRule="auto"/>
+              <w:rPr>
+                <w:rFonts w:ascii="標楷體" w:eastAsia="標楷體" w:hAnsi="標楷體"/>
+                <w:szCs w:val="24"/>
+              </w:rPr>
+            </w:pPr>
+            <w:r>
+              <w:rPr>
+                <w:rFonts w:ascii="標楷體" w:eastAsia="標楷體" w:hAnsi="標楷體"/>
+                <w:szCs w:val="24"/>
+              </w:rPr>
+              <w:t>4 byte</w:t>
+            </w:r>
+          </w:p>
+        </w:tc>
+        <w:tc>
+          <w:tcPr>
+            <w:tcW w:w="404" w:type="pct"/>
+            <w:hideMark/>
+          </w:tcPr>
+          <w:p>
+            <w:pPr>
+              <w:spacing w:line="360" w:lineRule="auto"/>
+              <w:rPr>
+                <w:rFonts w:ascii="標楷體" w:eastAsia="標楷體" w:hAnsi="標楷體"/>
+                <w:szCs w:val="24"/>
+              </w:rPr>
+            </w:pPr>
+          </w:p>
+        </w:tc>
+        <w:tc>
+          <w:tcPr>
+            <w:tcW w:w="636" w:type="pct"/>
+            <w:hideMark/>
+          </w:tcPr>
+          <w:p>
+            <w:pPr>
+              <w:spacing w:line="360" w:lineRule="auto"/>
+              <w:rPr>
+                <w:rFonts w:ascii="標楷體" w:eastAsia="標楷體" w:hAnsi="標楷體" w:cs="Times New Roman"/>
+                <w:szCs w:val="24"/>
+              </w:rPr>
+            </w:pPr>
+          </w:p>
+        </w:tc>
+      </w:tr>
+      <w:tr>
+        <w:tc>
+          <w:tcPr>
+            <w:tcW w:w="1360" w:type="pct"/>
+            <w:hideMark/>
+          </w:tcPr>
+          <w:p>
+            <w:pPr>
+              <w:spacing w:line="360" w:lineRule="auto"/>
+              <w:rPr>
+                <w:rFonts w:ascii="標楷體" w:eastAsia="標楷體" w:hAnsi="標楷體" w:cs="新細明體"/>
+                <w:szCs w:val="24"/>
+              </w:rPr>
+            </w:pPr>
+            <w:proofErr w:type="spellStart"/>
+            <w:r>
+              <w:rPr>
+                <w:rFonts w:ascii="標楷體" w:eastAsia="標楷體" w:hAnsi="標楷體"/>
+                <w:szCs w:val="24"/>
+              </w:rPr>
+              <w:t>current_progress</w:t>
+            </w:r>
+            <w:proofErr w:type="spellEnd"/>
+          </w:p>
+        </w:tc>
+        <w:tc>
+          <w:tcPr>
+            <w:tcW w:w="1162" w:type="pct"/>
+            <w:hideMark/>
+          </w:tcPr>
+          <w:p>
+            <w:pPr>
+              <w:spacing w:line="360" w:lineRule="auto"/>
+              <w:rPr>
+                <w:rFonts w:ascii="標楷體" w:eastAsia="標楷體" w:hAnsi="標楷體"/>
+                <w:szCs w:val="24"/>
+              </w:rPr>
+            </w:pPr>
+            <w:r>
+              <w:rPr>
+                <w:rFonts w:ascii="標楷體" w:eastAsia="標楷體" w:hAnsi="標楷體"/>
+                <w:szCs w:val="24"/>
+              </w:rPr>
+              <w:t>小組目前進度</w:t>
+            </w:r>
+          </w:p>
+        </w:tc>
+        <w:tc>
+          <w:tcPr>
+            <w:tcW w:w="731" w:type="pct"/>
+            <w:hideMark/>
+          </w:tcPr>
+          <w:p>
+            <w:pPr>
+              <w:spacing w:line="360" w:lineRule="auto"/>
+              <w:rPr>
+                <w:rFonts w:ascii="標楷體" w:eastAsia="標楷體" w:hAnsi="標楷體"/>
+                <w:szCs w:val="24"/>
+              </w:rPr>
+            </w:pPr>
+            <w:r>
+              <w:rPr>
+                <w:rFonts w:ascii="標楷體" w:eastAsia="標楷體" w:hAnsi="標楷體"/>
+                <w:szCs w:val="24"/>
+              </w:rPr>
+              <w:t>INT</w:t>
+            </w:r>
+          </w:p>
+        </w:tc>
+        <w:tc>
+          <w:tcPr>
+            <w:tcW w:w="707" w:type="pct"/>
+            <w:hideMark/>
+          </w:tcPr>
+          <w:p>
+            <w:pPr>
+              <w:spacing w:line="360" w:lineRule="auto"/>
+              <w:rPr>
+                <w:rFonts w:ascii="標楷體" w:eastAsia="標楷體" w:hAnsi="標楷體"/>
+                <w:szCs w:val="24"/>
+              </w:rPr>
+            </w:pPr>
+            <w:r>
+              <w:rPr>
+                <w:rFonts w:ascii="標楷體" w:eastAsia="標楷體" w:hAnsi="標楷體"/>
+                <w:szCs w:val="24"/>
+              </w:rPr>
+              <w:t>4 byte</w:t>
+            </w:r>
+          </w:p>
+        </w:tc>
+        <w:tc>
+          <w:tcPr>
+            <w:tcW w:w="404" w:type="pct"/>
+            <w:hideMark/>
+          </w:tcPr>
+          <w:p>
+            <w:pPr>
+              <w:spacing w:line="360" w:lineRule="auto"/>
+              <w:rPr>
+                <w:rFonts w:ascii="標楷體" w:eastAsia="標楷體" w:hAnsi="標楷體"/>
+                <w:szCs w:val="24"/>
+              </w:rPr>
+            </w:pPr>
+          </w:p>
+        </w:tc>
+        <w:tc>
+          <w:tcPr>
+            <w:tcW w:w="636" w:type="pct"/>
+            <w:hideMark/>
+          </w:tcPr>
+          <w:p>
+            <w:pPr>
+              <w:spacing w:line="360" w:lineRule="auto"/>
+              <w:rPr>
+                <w:rFonts w:ascii="標楷體" w:eastAsia="標楷體" w:hAnsi="標楷體" w:cs="Times New Roman"/>
+                <w:szCs w:val="24"/>
+              </w:rPr>
+            </w:pPr>
+          </w:p>
+        </w:tc>
+      </w:tr>
+      <w:tr>
+        <w:tc>
+          <w:tcPr>
+            <w:tcW w:w="1360" w:type="pct"/>
+            <w:hideMark/>
+          </w:tcPr>
+          <w:p>
+            <w:pPr>
+              <w:spacing w:line="360" w:lineRule="auto"/>
+              <w:rPr>
+                <w:rFonts w:ascii="標楷體" w:eastAsia="標楷體" w:hAnsi="標楷體" w:cs="新細明體"/>
+                <w:szCs w:val="24"/>
+              </w:rPr>
+            </w:pPr>
+            <w:proofErr w:type="spellStart"/>
+            <w:r>
+              <w:rPr>
+                <w:rFonts w:ascii="標楷體" w:eastAsia="標楷體" w:hAnsi="標楷體"/>
+                <w:szCs w:val="24"/>
+              </w:rPr>
+              <w:t>reward_points</w:t>
+            </w:r>
+            <w:proofErr w:type="spellEnd"/>
+          </w:p>
+        </w:tc>
+        <w:tc>
+          <w:tcPr>
+            <w:tcW w:w="1162" w:type="pct"/>
+            <w:hideMark/>
+          </w:tcPr>
+          <w:p>
+            <w:pPr>
+              <w:spacing w:line="360" w:lineRule="auto"/>
+              <w:rPr>
+                <w:rFonts w:ascii="標楷體" w:eastAsia="標楷體" w:hAnsi="標楷體"/>
+                <w:szCs w:val="24"/>
+              </w:rPr>
+            </w:pPr>
+            <w:r>
+              <w:rPr>
+                <w:rFonts w:ascii="標楷體" w:eastAsia="標楷體" w:hAnsi="標楷體"/>
+                <w:szCs w:val="24"/>
+              </w:rPr>
+              <w:t>獎勵點數</w:t>
+            </w:r>
+          </w:p>
+        </w:tc>
+        <w:tc>
+          <w:tcPr>
+            <w:tcW w:w="731" w:type="pct"/>
+            <w:hideMark/>
+          </w:tcPr>
+          <w:p>
+            <w:pPr>
+              <w:spacing w:line="360" w:lineRule="auto"/>
+              <w:rPr>
+                <w:rFonts w:ascii="標楷體" w:eastAsia="標楷體" w:hAnsi="標楷體"/>
+                <w:szCs w:val="24"/>
+              </w:rPr>
+            </w:pPr>
+            <w:r>
+              <w:rPr>
+                <w:rFonts w:ascii="標楷體" w:eastAsia="標楷體" w:hAnsi="標楷體"/>
+                <w:szCs w:val="24"/>
+              </w:rPr>
+              <w:t>INT</w:t>
+            </w:r>
+          </w:p>
+        </w:tc>
+        <w:tc>
+          <w:tcPr>
+            <w:tcW w:w="707" w:type="pct"/>
+            <w:hideMark/>
+          </w:tcPr>
+          <w:p>
+            <w:pPr>
+              <w:spacing w:line="360" w:lineRule="auto"/>
+              <w:rPr>
+                <w:rFonts w:ascii="標楷體" w:eastAsia="標楷體" w:hAnsi="標楷體"/>
+                <w:szCs w:val="24"/>
+              </w:rPr>
+            </w:pPr>
+            <w:r>
+              <w:rPr>
+                <w:rFonts w:ascii="標楷體" w:eastAsia="標楷體" w:hAnsi="標楷體"/>
+                <w:szCs w:val="24"/>
+              </w:rPr>
+              <w:t>4 byte</w:t>
+            </w:r>
+          </w:p>
+        </w:tc>
+        <w:tc>
+          <w:tcPr>
+            <w:tcW w:w="404" w:type="pct"/>
+            <w:hideMark/>
+          </w:tcPr>
+          <w:p>
+            <w:pPr>
+              <w:spacing w:line="360" w:lineRule="auto"/>
+              <w:rPr>
+                <w:rFonts w:ascii="標楷體" w:eastAsia="標楷體" w:hAnsi="標楷體"/>
+                <w:szCs w:val="24"/>
+              </w:rPr>
+            </w:pPr>
+          </w:p>
+        </w:tc>
+        <w:tc>
+          <w:tcPr>
+            <w:tcW w:w="636" w:type="pct"/>
+            <w:hideMark/>
+          </w:tcPr>
+          <w:p>
+            <w:pPr>
+              <w:spacing w:line="360" w:lineRule="auto"/>
+              <w:rPr>
+                <w:rFonts w:ascii="標楷體" w:eastAsia="標楷體" w:hAnsi="標楷體" w:cs="Times New Roman"/>
+                <w:szCs w:val="24"/>
+              </w:rPr>
+            </w:pPr>
+          </w:p>
+        </w:tc>
+      </w:tr>
+      <w:tr>
+        <w:tc>
+          <w:tcPr>
+            <w:tcW w:w="1360" w:type="pct"/>
+            <w:hideMark/>
+          </w:tcPr>
+          <w:p>
+            <w:pPr>
+              <w:spacing w:line="360" w:lineRule="auto"/>
+              <w:rPr>
+                <w:rFonts w:ascii="標楷體" w:eastAsia="標楷體" w:hAnsi="標楷體" w:cs="新細明體"/>
+                <w:szCs w:val="24"/>
+              </w:rPr>
+            </w:pPr>
+            <w:proofErr w:type="spellStart"/>
+            <w:r>
+              <w:rPr>
+                <w:rFonts w:ascii="標楷體" w:eastAsia="標楷體" w:hAnsi="標楷體"/>
+                <w:szCs w:val="24"/>
+              </w:rPr>
+              <w:t>is_reward_claimed</w:t>
+            </w:r>
+            <w:proofErr w:type="spellEnd"/>
+          </w:p>
+        </w:tc>
+        <w:tc>
+          <w:tcPr>
+            <w:tcW w:w="1162" w:type="pct"/>
+            <w:hideMark/>
+          </w:tcPr>
+          <w:p>
+            <w:pPr>
+              <w:spacing w:line="360" w:lineRule="auto"/>
+              <w:rPr>
+                <w:rFonts w:ascii="標楷體" w:eastAsia="標楷體" w:hAnsi="標楷體"/>
+                <w:szCs w:val="24"/>
+              </w:rPr>
+            </w:pPr>
+            <w:r>
+              <w:rPr>
+                <w:rFonts w:ascii="標楷體" w:eastAsia="標楷體" w:hAnsi="標楷體"/>
+                <w:szCs w:val="24"/>
+              </w:rPr>
+              <w:t>是否已發放獎勵</w:t>
+            </w:r>
+          </w:p>
+        </w:tc>
+        <w:tc>
+          <w:tcPr>
+            <w:tcW w:w="731" w:type="pct"/>
+            <w:hideMark/>
+          </w:tcPr>
+          <w:p>
+            <w:pPr>
+              <w:spacing w:line="360" w:lineRule="auto"/>
+              <w:rPr>
+                <w:rFonts w:ascii="標楷體" w:eastAsia="標楷體" w:hAnsi="標楷體"/>
+                <w:szCs w:val="24"/>
+              </w:rPr>
+            </w:pPr>
+            <w:r>
+              <w:rPr>
+                <w:rFonts w:ascii="標楷體" w:eastAsia="標楷體" w:hAnsi="標楷體"/>
+                <w:szCs w:val="24"/>
+              </w:rPr>
+              <w:t>BOOLEAN</w:t>
+            </w:r>
+          </w:p>
+        </w:tc>
+        <w:tc>
+          <w:tcPr>
+            <w:tcW w:w="707" w:type="pct"/>
+            <w:hideMark/>
+          </w:tcPr>
+          <w:p>
+            <w:pPr>
+              <w:spacing w:line="360" w:lineRule="auto"/>
+              <w:rPr>
+                <w:rFonts w:ascii="標楷體" w:eastAsia="標楷體" w:hAnsi="標楷體"/>
+                <w:szCs w:val="24"/>
+              </w:rPr>
+            </w:pPr>
+            <w:r>
+              <w:rPr>
+                <w:rFonts w:ascii="標楷體" w:eastAsia="標楷體" w:hAnsi="標楷體"/>
+                <w:szCs w:val="24"/>
+              </w:rPr>
+              <w:t>-</w:t>
+            </w:r>
+          </w:p>
+        </w:tc>
+        <w:tc>
+          <w:tcPr>
+            <w:tcW w:w="404" w:type="pct"/>
+            <w:hideMark/>
+          </w:tcPr>
+          <w:p>
+            <w:pPr>
+              <w:spacing w:line="360" w:lineRule="auto"/>
+              <w:rPr>
+                <w:rFonts w:ascii="標楷體" w:eastAsia="標楷體" w:hAnsi="標楷體"/>
+                <w:szCs w:val="24"/>
+              </w:rPr>
+            </w:pPr>
+          </w:p>
+        </w:tc>
+        <w:tc>
+          <w:tcPr>
+            <w:tcW w:w="636" w:type="pct"/>
+            <w:hideMark/>
+          </w:tcPr>
+          <w:p>
+            <w:pPr>
+              <w:spacing w:line="360" w:lineRule="auto"/>
+              <w:rPr>
+                <w:rFonts w:ascii="標楷體" w:eastAsia="標楷體" w:hAnsi="標楷體" w:cs="Times New Roman"/>
+                <w:szCs w:val="24"/>
+              </w:rPr>
+            </w:pPr>
+          </w:p>
+        </w:tc>
+      </w:tr>
+    </w:tbl>
+    <w:p/>
+    <w:p>
+      <w:pPr>
+        <w:pStyle w:val="a4"/>
+        <w:rPr>
+          <w:rFonts w:hint="eastAsia"/>
+        </w:rPr>
+      </w:pPr>
+      <w:r>
+        <w:t>表 8-2-1</w:t>
+      </w:r>
+      <w:r>
+        <w:t>6</w:t>
+      </w:r>
+      <w:r>
+        <w:t xml:space="preserve"> T1</w:t>
+      </w:r>
+      <w:r>
+        <w:t>6</w:t>
+      </w:r>
+      <w:r>
+        <w:t xml:space="preserve"> – </w:t>
+      </w:r>
+      <w:r>
+        <w:rPr>
+          <w:rFonts w:hint="eastAsia"/>
+        </w:rPr>
+        <w:t>小組成員</w:t>
+      </w:r>
+      <w:r>
+        <w:rPr>
+          <w:rFonts w:hint="eastAsia"/>
+        </w:rPr>
+        <w:t>資料</w:t>
+      </w:r>
+      <w:r>
+        <w:rPr>
+          <w:rFonts w:hint="eastAsia"/>
+        </w:rPr>
+        <w:t>表</w:t>
+      </w:r>
+    </w:p>
+    <w:tbl>
+      <w:tblPr>
+        <w:tblStyle w:val="a3"/>
+        <w:tblW w:w="5000" w:type="pct"/>
+        <w:tblLook w:val="04A0" w:firstRow="1" w:lastRow="0" w:firstColumn="1" w:lastColumn="0" w:noHBand="0" w:noVBand="1"/>
+      </w:tblPr>
+      <w:tblGrid>
+        <w:gridCol w:w="1656"/>
+        <w:gridCol w:w="1758"/>
+        <w:gridCol w:w="1220"/>
+        <w:gridCol w:w="1175"/>
+        <w:gridCol w:w="591"/>
+        <w:gridCol w:w="1896"/>
+      </w:tblGrid>
+      <w:tr>
+        <w:tc>
+          <w:tcPr>
+            <w:tcW w:w="5000" w:type="pct"/>
+            <w:gridSpan w:val="6"/>
+          </w:tcPr>
+          <w:p>
+            <w:pPr>
+              <w:spacing w:line="360" w:lineRule="auto"/>
+              <w:jc w:val="center"/>
+              <w:rPr>
+                <w:rFonts w:ascii="標楷體" w:eastAsia="標楷體" w:hAnsi="標楷體"/>
+                <w:szCs w:val="24"/>
+              </w:rPr>
+            </w:pPr>
+            <w:r>
+              <w:rPr>
+                <w:rFonts w:ascii="標楷體" w:eastAsia="標楷體" w:hAnsi="標楷體" w:hint="eastAsia"/>
+                <w:szCs w:val="24"/>
+              </w:rPr>
+              <w:t>T1</w:t>
+            </w:r>
+            <w:r>
+              <w:rPr>
+                <w:rFonts w:ascii="標楷體" w:eastAsia="標楷體" w:hAnsi="標楷體"/>
+                <w:szCs w:val="24"/>
+              </w:rPr>
+              <w:t>6</w:t>
+            </w:r>
+            <w:r>
+              <w:rPr>
+                <w:rFonts w:ascii="標楷體" w:eastAsia="標楷體" w:hAnsi="標楷體" w:hint="eastAsia"/>
+                <w:szCs w:val="24"/>
+              </w:rPr>
+              <w:t xml:space="preserve"> </w:t>
+            </w:r>
+            <w:proofErr w:type="spellStart"/>
+            <w:r>
+              <w:rPr>
+                <w:rFonts w:ascii="標楷體" w:eastAsia="標楷體" w:hAnsi="標楷體" w:hint="eastAsia"/>
+                <w:szCs w:val="24"/>
+              </w:rPr>
+              <w:t>group_member</w:t>
+            </w:r>
+            <w:proofErr w:type="spellEnd"/>
+            <w:r>
+              <w:rPr>
+                <w:rFonts w:ascii="標楷體" w:eastAsia="標楷體" w:hAnsi="標楷體" w:hint="eastAsia"/>
+                <w:szCs w:val="24"/>
+              </w:rPr>
+              <w:t xml:space="preserve"> 小組成員表</w:t>
+            </w:r>
+          </w:p>
+        </w:tc>
+      </w:tr>
+      <w:tr>
+        <w:tc>
+          <w:tcPr>
+            <w:tcW w:w="998" w:type="pct"/>
+            <w:hideMark/>
+          </w:tcPr>
+          <w:p>
+            <w:pPr>
+              <w:spacing w:line="360" w:lineRule="auto"/>
+              <w:jc w:val="center"/>
+              <w:rPr>
+                <w:rFonts w:ascii="標楷體" w:eastAsia="標楷體" w:hAnsi="標楷體"/>
+                <w:szCs w:val="24"/>
+              </w:rPr>
+            </w:pPr>
+            <w:r>
+              <w:rPr>
+                <w:rFonts w:ascii="標楷體" w:eastAsia="標楷體" w:hAnsi="標楷體"/>
+                <w:szCs w:val="24"/>
+              </w:rPr>
+              <w:t>英文名稱</w:t>
+            </w:r>
+          </w:p>
+        </w:tc>
+        <w:tc>
+          <w:tcPr>
+            <w:tcW w:w="1060" w:type="pct"/>
+            <w:hideMark/>
+          </w:tcPr>
+          <w:p>
+            <w:pPr>
+              <w:spacing w:line="360" w:lineRule="auto"/>
+              <w:jc w:val="center"/>
+              <w:rPr>
+                <w:rFonts w:ascii="標楷體" w:eastAsia="標楷體" w:hAnsi="標楷體"/>
+                <w:szCs w:val="24"/>
+              </w:rPr>
+            </w:pPr>
+            <w:r>
+              <w:rPr>
+                <w:rFonts w:ascii="標楷體" w:eastAsia="標楷體" w:hAnsi="標楷體"/>
+                <w:szCs w:val="24"/>
+              </w:rPr>
+              <w:t>中文名稱</w:t>
+            </w:r>
+          </w:p>
+        </w:tc>
+        <w:tc>
+          <w:tcPr>
+            <w:tcW w:w="735" w:type="pct"/>
+            <w:hideMark/>
+          </w:tcPr>
+          <w:p>
+            <w:pPr>
+              <w:spacing w:line="360" w:lineRule="auto"/>
+              <w:jc w:val="center"/>
+              <w:rPr>
+                <w:rFonts w:ascii="標楷體" w:eastAsia="標楷體" w:hAnsi="標楷體"/>
+                <w:szCs w:val="24"/>
+              </w:rPr>
+            </w:pPr>
+            <w:r>
+              <w:rPr>
+                <w:rFonts w:ascii="標楷體" w:eastAsia="標楷體" w:hAnsi="標楷體"/>
+                <w:szCs w:val="24"/>
+              </w:rPr>
+              <w:t>資料型態</w:t>
+            </w:r>
+          </w:p>
+        </w:tc>
+        <w:tc>
+          <w:tcPr>
+            <w:tcW w:w="708" w:type="pct"/>
+            <w:hideMark/>
+          </w:tcPr>
+          <w:p>
+            <w:pPr>
+              <w:spacing w:line="360" w:lineRule="auto"/>
+              <w:jc w:val="center"/>
+              <w:rPr>
+                <w:rFonts w:ascii="標楷體" w:eastAsia="標楷體" w:hAnsi="標楷體"/>
+                <w:szCs w:val="24"/>
+              </w:rPr>
+            </w:pPr>
+            <w:r>
+              <w:rPr>
+                <w:rFonts w:ascii="標楷體" w:eastAsia="標楷體" w:hAnsi="標楷體"/>
+                <w:szCs w:val="24"/>
+              </w:rPr>
+              <w:t>資料長度</w:t>
+            </w:r>
+          </w:p>
+        </w:tc>
+        <w:tc>
+          <w:tcPr>
+            <w:tcW w:w="356" w:type="pct"/>
+            <w:hideMark/>
+          </w:tcPr>
+          <w:p>
+            <w:pPr>
+              <w:spacing w:line="360" w:lineRule="auto"/>
+              <w:jc w:val="center"/>
+              <w:rPr>
+                <w:rFonts w:ascii="標楷體" w:eastAsia="標楷體" w:hAnsi="標楷體"/>
+                <w:szCs w:val="24"/>
+              </w:rPr>
+            </w:pPr>
+            <w:r>
+              <w:rPr>
+                <w:rFonts w:ascii="標楷體" w:eastAsia="標楷體" w:hAnsi="標楷體"/>
+                <w:szCs w:val="24"/>
+              </w:rPr>
+              <w:t>主鍵</w:t>
+            </w:r>
+          </w:p>
+        </w:tc>
+        <w:tc>
+          <w:tcPr>
+            <w:tcW w:w="1143" w:type="pct"/>
+            <w:hideMark/>
+          </w:tcPr>
+          <w:p>
+            <w:pPr>
+              <w:spacing w:line="360" w:lineRule="auto"/>
+              <w:jc w:val="center"/>
+              <w:rPr>
+                <w:rFonts w:ascii="標楷體" w:eastAsia="標楷體" w:hAnsi="標楷體"/>
+                <w:szCs w:val="24"/>
+              </w:rPr>
+            </w:pPr>
+            <w:r>
+              <w:rPr>
+                <w:rFonts w:ascii="標楷體" w:eastAsia="標楷體" w:hAnsi="標楷體"/>
+                <w:szCs w:val="24"/>
+              </w:rPr>
+              <w:t>外鍵</w:t>
+            </w:r>
+          </w:p>
+        </w:tc>
+      </w:tr>
+      <w:tr>
+        <w:tc>
+          <w:tcPr>
+            <w:tcW w:w="998" w:type="pct"/>
+            <w:hideMark/>
+          </w:tcPr>
+          <w:p>
+            <w:pPr>
+              <w:spacing w:line="360" w:lineRule="auto"/>
+              <w:rPr>
+                <w:rFonts w:ascii="標楷體" w:eastAsia="標楷體" w:hAnsi="標楷體"/>
+                <w:szCs w:val="24"/>
+              </w:rPr>
+            </w:pPr>
+            <w:r>
+              <w:rPr>
+                <w:rFonts w:ascii="標楷體" w:eastAsia="標楷體" w:hAnsi="標楷體"/>
+                <w:szCs w:val="24"/>
+              </w:rPr>
+              <w:t>id</w:t>
+            </w:r>
+          </w:p>
+        </w:tc>
+        <w:tc>
+          <w:tcPr>
+            <w:tcW w:w="1060" w:type="pct"/>
+            <w:hideMark/>
+          </w:tcPr>
+          <w:p>
+            <w:pPr>
+              <w:spacing w:line="360" w:lineRule="auto"/>
+              <w:rPr>
+                <w:rFonts w:ascii="標楷體" w:eastAsia="標楷體" w:hAnsi="標楷體"/>
+                <w:szCs w:val="24"/>
+              </w:rPr>
+            </w:pPr>
+            <w:r>
+              <w:rPr>
+                <w:rFonts w:ascii="標楷體" w:eastAsia="標楷體" w:hAnsi="標楷體"/>
+                <w:szCs w:val="24"/>
+              </w:rPr>
+              <w:t>成員紀錄ID</w:t>
+            </w:r>
+          </w:p>
+        </w:tc>
+        <w:tc>
+          <w:tcPr>
+            <w:tcW w:w="735" w:type="pct"/>
+            <w:hideMark/>
+          </w:tcPr>
+          <w:p>
+            <w:pPr>
+              <w:spacing w:line="360" w:lineRule="auto"/>
+              <w:rPr>
+                <w:rFonts w:ascii="標楷體" w:eastAsia="標楷體" w:hAnsi="標楷體"/>
+                <w:szCs w:val="24"/>
+              </w:rPr>
+            </w:pPr>
+            <w:r>
+              <w:rPr>
+                <w:rFonts w:ascii="標楷體" w:eastAsia="標楷體" w:hAnsi="標楷體"/>
+                <w:szCs w:val="24"/>
+              </w:rPr>
+              <w:t>INT</w:t>
+            </w:r>
+          </w:p>
+        </w:tc>
+        <w:tc>
+          <w:tcPr>
+            <w:tcW w:w="708" w:type="pct"/>
+            <w:hideMark/>
+          </w:tcPr>
+          <w:p>
+            <w:pPr>
+              <w:spacing w:line="360" w:lineRule="auto"/>
+              <w:rPr>
+                <w:rFonts w:ascii="標楷體" w:eastAsia="標楷體" w:hAnsi="標楷體"/>
+                <w:szCs w:val="24"/>
+              </w:rPr>
+            </w:pPr>
+            <w:r>
+              <w:rPr>
+                <w:rFonts w:ascii="標楷體" w:eastAsia="標楷體" w:hAnsi="標楷體"/>
+                <w:szCs w:val="24"/>
+              </w:rPr>
+              <w:t>4 byte</w:t>
+            </w:r>
+          </w:p>
+        </w:tc>
+        <w:tc>
+          <w:tcPr>
+            <w:tcW w:w="356" w:type="pct"/>
+            <w:hideMark/>
+          </w:tcPr>
+          <w:p>
+            <w:pPr>
+              <w:spacing w:line="360" w:lineRule="auto"/>
+              <w:rPr>
+                <w:rFonts w:ascii="標楷體" w:eastAsia="標楷體" w:hAnsi="標楷體"/>
+                <w:szCs w:val="24"/>
+              </w:rPr>
+            </w:pPr>
+            <w:r>
+              <w:rPr>
+                <w:rFonts w:ascii="標楷體" w:eastAsia="標楷體" w:hAnsi="標楷體"/>
+                <w:szCs w:val="24"/>
+              </w:rPr>
+              <w:t>●</w:t>
+            </w:r>
+          </w:p>
+        </w:tc>
+        <w:tc>
+          <w:tcPr>
+            <w:tcW w:w="1143" w:type="pct"/>
+            <w:hideMark/>
+          </w:tcPr>
+          <w:p>
+            <w:pPr>
+              <w:spacing w:line="360" w:lineRule="auto"/>
+              <w:rPr>
+                <w:rFonts w:ascii="標楷體" w:eastAsia="標楷體" w:hAnsi="標楷體"/>
+                <w:szCs w:val="24"/>
+              </w:rPr>
+            </w:pPr>
+          </w:p>
+        </w:tc>
+      </w:tr>
+      <w:tr>
+        <w:tc>
+          <w:tcPr>
+            <w:tcW w:w="998" w:type="pct"/>
+            <w:hideMark/>
+          </w:tcPr>
+          <w:p>
+            <w:pPr>
+              <w:spacing w:line="360" w:lineRule="auto"/>
+              <w:rPr>
+                <w:rFonts w:ascii="標楷體" w:eastAsia="標楷體" w:hAnsi="標楷體" w:cs="新細明體"/>
+                <w:szCs w:val="24"/>
+              </w:rPr>
+            </w:pPr>
+            <w:proofErr w:type="spellStart"/>
+            <w:r>
+              <w:rPr>
+                <w:rFonts w:ascii="標楷體" w:eastAsia="標楷體" w:hAnsi="標楷體"/>
+                <w:szCs w:val="24"/>
+              </w:rPr>
+              <w:t>group_id</w:t>
+            </w:r>
+            <w:proofErr w:type="spellEnd"/>
+          </w:p>
+        </w:tc>
+        <w:tc>
+          <w:tcPr>
+            <w:tcW w:w="1060" w:type="pct"/>
+            <w:hideMark/>
+          </w:tcPr>
+          <w:p>
+            <w:pPr>
+              <w:spacing w:line="360" w:lineRule="auto"/>
+              <w:rPr>
+                <w:rFonts w:ascii="標楷體" w:eastAsia="標楷體" w:hAnsi="標楷體"/>
+                <w:szCs w:val="24"/>
+              </w:rPr>
+            </w:pPr>
+            <w:r>
+              <w:rPr>
+                <w:rFonts w:ascii="標楷體" w:eastAsia="標楷體" w:hAnsi="標楷體"/>
+                <w:szCs w:val="24"/>
+              </w:rPr>
+              <w:t>小組ID</w:t>
+            </w:r>
+          </w:p>
+        </w:tc>
+        <w:tc>
+          <w:tcPr>
+            <w:tcW w:w="735" w:type="pct"/>
+            <w:hideMark/>
+          </w:tcPr>
+          <w:p>
+            <w:pPr>
+              <w:spacing w:line="360" w:lineRule="auto"/>
+              <w:rPr>
+                <w:rFonts w:ascii="標楷體" w:eastAsia="標楷體" w:hAnsi="標楷體"/>
+                <w:szCs w:val="24"/>
+              </w:rPr>
+            </w:pPr>
+            <w:r>
+              <w:rPr>
+                <w:rFonts w:ascii="標楷體" w:eastAsia="標楷體" w:hAnsi="標楷體"/>
+                <w:szCs w:val="24"/>
+              </w:rPr>
+              <w:t>INT</w:t>
+            </w:r>
+          </w:p>
+        </w:tc>
+        <w:tc>
+          <w:tcPr>
+            <w:tcW w:w="708" w:type="pct"/>
+            <w:hideMark/>
+          </w:tcPr>
+          <w:p>
+            <w:pPr>
+              <w:spacing w:line="360" w:lineRule="auto"/>
+              <w:rPr>
+                <w:rFonts w:ascii="標楷體" w:eastAsia="標楷體" w:hAnsi="標楷體"/>
+                <w:szCs w:val="24"/>
+              </w:rPr>
+            </w:pPr>
+            <w:r>
+              <w:rPr>
+                <w:rFonts w:ascii="標楷體" w:eastAsia="標楷體" w:hAnsi="標楷體"/>
+                <w:szCs w:val="24"/>
+              </w:rPr>
+              <w:t>4 byte</w:t>
+            </w:r>
+          </w:p>
+        </w:tc>
+        <w:tc>
+          <w:tcPr>
+            <w:tcW w:w="356" w:type="pct"/>
+            <w:hideMark/>
+          </w:tcPr>
+          <w:p>
+            <w:pPr>
+              <w:spacing w:line="360" w:lineRule="auto"/>
+              <w:rPr>
+                <w:rFonts w:ascii="標楷體" w:eastAsia="標楷體" w:hAnsi="標楷體"/>
+                <w:szCs w:val="24"/>
+              </w:rPr>
+            </w:pPr>
+          </w:p>
+        </w:tc>
+        <w:tc>
+          <w:tcPr>
+            <w:tcW w:w="1143" w:type="pct"/>
+            <w:hideMark/>
+          </w:tcPr>
+          <w:p>
+            <w:pPr>
+              <w:spacing w:line="360" w:lineRule="auto"/>
+              <w:rPr>
+                <w:rFonts w:ascii="標楷體" w:eastAsia="標楷體" w:hAnsi="標楷體" w:cs="新細明體"/>
+                <w:szCs w:val="24"/>
+              </w:rPr>
+            </w:pPr>
+            <w:r>
+              <w:rPr>
+                <w:rFonts w:ascii="標楷體" w:eastAsia="標楷體" w:hAnsi="標楷體"/>
+                <w:szCs w:val="24"/>
+              </w:rPr>
+              <w:t>study_group.id</w:t>
+            </w:r>
+          </w:p>
+        </w:tc>
+      </w:tr>
+      <w:tr>
+        <w:tc>
+          <w:tcPr>
+            <w:tcW w:w="998" w:type="pct"/>
+            <w:hideMark/>
+          </w:tcPr>
+          <w:p>
+            <w:pPr>
+              <w:spacing w:line="360" w:lineRule="auto"/>
+              <w:rPr>
+                <w:rFonts w:ascii="標楷體" w:eastAsia="標楷體" w:hAnsi="標楷體"/>
+                <w:szCs w:val="24"/>
+              </w:rPr>
+            </w:pPr>
+            <w:proofErr w:type="spellStart"/>
+            <w:r>
+              <w:rPr>
+                <w:rFonts w:ascii="標楷體" w:eastAsia="標楷體" w:hAnsi="標楷體"/>
+                <w:szCs w:val="24"/>
+              </w:rPr>
+              <w:t>user_id</w:t>
+            </w:r>
+            <w:proofErr w:type="spellEnd"/>
+          </w:p>
+        </w:tc>
+        <w:tc>
+          <w:tcPr>
+            <w:tcW w:w="1060" w:type="pct"/>
+            <w:hideMark/>
+          </w:tcPr>
+          <w:p>
+            <w:pPr>
+              <w:spacing w:line="360" w:lineRule="auto"/>
+              <w:rPr>
+                <w:rFonts w:ascii="標楷體" w:eastAsia="標楷體" w:hAnsi="標楷體"/>
+                <w:szCs w:val="24"/>
+              </w:rPr>
+            </w:pPr>
+            <w:r>
+              <w:rPr>
+                <w:rFonts w:ascii="標楷體" w:eastAsia="標楷體" w:hAnsi="標楷體"/>
+                <w:szCs w:val="24"/>
+              </w:rPr>
+              <w:t>成員ID</w:t>
+            </w:r>
+          </w:p>
+        </w:tc>
+        <w:tc>
+          <w:tcPr>
+            <w:tcW w:w="735" w:type="pct"/>
+            <w:hideMark/>
+          </w:tcPr>
+          <w:p>
+            <w:pPr>
+              <w:spacing w:line="360" w:lineRule="auto"/>
+              <w:rPr>
+                <w:rFonts w:ascii="標楷體" w:eastAsia="標楷體" w:hAnsi="標楷體"/>
+                <w:szCs w:val="24"/>
+              </w:rPr>
+            </w:pPr>
+            <w:r>
+              <w:rPr>
+                <w:rFonts w:ascii="標楷體" w:eastAsia="標楷體" w:hAnsi="標楷體"/>
+                <w:szCs w:val="24"/>
+              </w:rPr>
+              <w:t>INT</w:t>
+            </w:r>
+          </w:p>
+        </w:tc>
+        <w:tc>
+          <w:tcPr>
+            <w:tcW w:w="708" w:type="pct"/>
+            <w:hideMark/>
+          </w:tcPr>
+          <w:p>
+            <w:pPr>
+              <w:spacing w:line="360" w:lineRule="auto"/>
+              <w:rPr>
+                <w:rFonts w:ascii="標楷體" w:eastAsia="標楷體" w:hAnsi="標楷體"/>
+                <w:szCs w:val="24"/>
+              </w:rPr>
+            </w:pPr>
+            <w:r>
+              <w:rPr>
+                <w:rFonts w:ascii="標楷體" w:eastAsia="標楷體" w:hAnsi="標楷體"/>
+                <w:szCs w:val="24"/>
+              </w:rPr>
+              <w:t>4 byte</w:t>
+            </w:r>
+          </w:p>
+        </w:tc>
+        <w:tc>
+          <w:tcPr>
+            <w:tcW w:w="356" w:type="pct"/>
+            <w:hideMark/>
+          </w:tcPr>
+          <w:p>
+            <w:pPr>
+              <w:spacing w:line="360" w:lineRule="auto"/>
+              <w:rPr>
+                <w:rFonts w:ascii="標楷體" w:eastAsia="標楷體" w:hAnsi="標楷體"/>
+                <w:szCs w:val="24"/>
+              </w:rPr>
+            </w:pPr>
+          </w:p>
+        </w:tc>
+        <w:tc>
+          <w:tcPr>
+            <w:tcW w:w="1143" w:type="pct"/>
+            <w:hideMark/>
+          </w:tcPr>
+          <w:p>
+            <w:pPr>
+              <w:spacing w:line="360" w:lineRule="auto"/>
+              <w:rPr>
+                <w:rFonts w:ascii="標楷體" w:eastAsia="標楷體" w:hAnsi="標楷體" w:cs="新細明體"/>
+                <w:szCs w:val="24"/>
+              </w:rPr>
+            </w:pPr>
+            <w:r>
+              <w:rPr>
+                <w:rFonts w:ascii="標楷體" w:eastAsia="標楷體" w:hAnsi="標楷體"/>
+                <w:szCs w:val="24"/>
+              </w:rPr>
+              <w:t>user.id</w:t>
+            </w:r>
+          </w:p>
+        </w:tc>
+      </w:tr>
+      <w:tr>
+        <w:tc>
+          <w:tcPr>
+            <w:tcW w:w="998" w:type="pct"/>
+            <w:hideMark/>
+          </w:tcPr>
+          <w:p>
+            <w:pPr>
+              <w:spacing w:line="360" w:lineRule="auto"/>
+              <w:rPr>
+                <w:rFonts w:ascii="標楷體" w:eastAsia="標楷體" w:hAnsi="標楷體"/>
+                <w:szCs w:val="24"/>
+              </w:rPr>
+            </w:pPr>
+            <w:proofErr w:type="spellStart"/>
+            <w:r>
+              <w:rPr>
+                <w:rFonts w:ascii="標楷體" w:eastAsia="標楷體" w:hAnsi="標楷體"/>
+                <w:szCs w:val="24"/>
+              </w:rPr>
+              <w:t>joined_at</w:t>
+            </w:r>
+            <w:proofErr w:type="spellEnd"/>
+          </w:p>
+        </w:tc>
+        <w:tc>
+          <w:tcPr>
+            <w:tcW w:w="1060" w:type="pct"/>
+            <w:hideMark/>
+          </w:tcPr>
+          <w:p>
+            <w:pPr>
+              <w:spacing w:line="360" w:lineRule="auto"/>
+              <w:rPr>
+                <w:rFonts w:ascii="標楷體" w:eastAsia="標楷體" w:hAnsi="標楷體"/>
+                <w:szCs w:val="24"/>
+              </w:rPr>
+            </w:pPr>
+            <w:r>
+              <w:rPr>
+                <w:rFonts w:ascii="標楷體" w:eastAsia="標楷體" w:hAnsi="標楷體"/>
+                <w:szCs w:val="24"/>
+              </w:rPr>
+              <w:t>加入時間</w:t>
+            </w:r>
+          </w:p>
+        </w:tc>
+        <w:tc>
+          <w:tcPr>
+            <w:tcW w:w="735" w:type="pct"/>
+            <w:hideMark/>
+          </w:tcPr>
+          <w:p>
+            <w:pPr>
+              <w:spacing w:line="360" w:lineRule="auto"/>
+              <w:rPr>
+                <w:rFonts w:ascii="標楷體" w:eastAsia="標楷體" w:hAnsi="標楷體"/>
+                <w:szCs w:val="24"/>
+              </w:rPr>
+            </w:pPr>
+            <w:r>
+              <w:rPr>
+                <w:rFonts w:ascii="標楷體" w:eastAsia="標楷體" w:hAnsi="標楷體"/>
+                <w:szCs w:val="24"/>
+              </w:rPr>
+              <w:t>DATETIME</w:t>
+            </w:r>
+          </w:p>
+        </w:tc>
+        <w:tc>
+          <w:tcPr>
+            <w:tcW w:w="708" w:type="pct"/>
+            <w:hideMark/>
+          </w:tcPr>
+          <w:p>
+            <w:pPr>
+              <w:spacing w:line="360" w:lineRule="auto"/>
+              <w:rPr>
+                <w:rFonts w:ascii="標楷體" w:eastAsia="標楷體" w:hAnsi="標楷體"/>
+                <w:szCs w:val="24"/>
+              </w:rPr>
+            </w:pPr>
+            <w:r>
+              <w:rPr>
+                <w:rFonts w:ascii="標楷體" w:eastAsia="標楷體" w:hAnsi="標楷體"/>
+                <w:szCs w:val="24"/>
+              </w:rPr>
+              <w:t>-</w:t>
+            </w:r>
+          </w:p>
+        </w:tc>
+        <w:tc>
+          <w:tcPr>
+            <w:tcW w:w="356" w:type="pct"/>
+            <w:hideMark/>
+          </w:tcPr>
+          <w:p>
+            <w:pPr>
+              <w:spacing w:line="360" w:lineRule="auto"/>
+              <w:rPr>
+                <w:rFonts w:ascii="標楷體" w:eastAsia="標楷體" w:hAnsi="標楷體"/>
+                <w:szCs w:val="24"/>
+              </w:rPr>
+            </w:pPr>
+          </w:p>
+        </w:tc>
+        <w:tc>
+          <w:tcPr>
+            <w:tcW w:w="1143" w:type="pct"/>
+            <w:hideMark/>
+          </w:tcPr>
+          <w:p>
+            <w:pPr>
+              <w:spacing w:line="360" w:lineRule="auto"/>
+              <w:rPr>
+                <w:rFonts w:ascii="標楷體" w:eastAsia="標楷體" w:hAnsi="標楷體" w:cs="Times New Roman"/>
+                <w:szCs w:val="24"/>
+              </w:rPr>
+            </w:pPr>
+          </w:p>
+        </w:tc>
+      </w:tr>
+      <w:tr>
+        <w:tc>
+          <w:tcPr>
+            <w:tcW w:w="998" w:type="pct"/>
+            <w:hideMark/>
+          </w:tcPr>
+          <w:p>
+            <w:pPr>
+              <w:spacing w:line="360" w:lineRule="auto"/>
+              <w:rPr>
+                <w:rFonts w:ascii="標楷體" w:eastAsia="標楷體" w:hAnsi="標楷體" w:cs="新細明體"/>
+                <w:szCs w:val="24"/>
+              </w:rPr>
+            </w:pPr>
+            <w:proofErr w:type="spellStart"/>
+            <w:r>
+              <w:rPr>
+                <w:rFonts w:ascii="標楷體" w:eastAsia="標楷體" w:hAnsi="標楷體"/>
+                <w:szCs w:val="24"/>
+              </w:rPr>
+              <w:t>group_scans</w:t>
+            </w:r>
+            <w:proofErr w:type="spellEnd"/>
+          </w:p>
+        </w:tc>
+        <w:tc>
+          <w:tcPr>
+            <w:tcW w:w="1060" w:type="pct"/>
+            <w:hideMark/>
+          </w:tcPr>
+          <w:p>
+            <w:pPr>
+              <w:spacing w:line="360" w:lineRule="auto"/>
+              <w:rPr>
+                <w:rFonts w:ascii="標楷體" w:eastAsia="標楷體" w:hAnsi="標楷體"/>
+                <w:szCs w:val="24"/>
+              </w:rPr>
+            </w:pPr>
+            <w:r>
+              <w:rPr>
+                <w:rFonts w:ascii="標楷體" w:eastAsia="標楷體" w:hAnsi="標楷體"/>
+                <w:szCs w:val="24"/>
+              </w:rPr>
+              <w:t>小組拍照貢獻</w:t>
+            </w:r>
+          </w:p>
+        </w:tc>
+        <w:tc>
+          <w:tcPr>
+            <w:tcW w:w="735" w:type="pct"/>
+            <w:hideMark/>
+          </w:tcPr>
+          <w:p>
+            <w:pPr>
+              <w:spacing w:line="360" w:lineRule="auto"/>
+              <w:rPr>
+                <w:rFonts w:ascii="標楷體" w:eastAsia="標楷體" w:hAnsi="標楷體"/>
+                <w:szCs w:val="24"/>
+              </w:rPr>
+            </w:pPr>
+            <w:r>
+              <w:rPr>
+                <w:rFonts w:ascii="標楷體" w:eastAsia="標楷體" w:hAnsi="標楷體"/>
+                <w:szCs w:val="24"/>
+              </w:rPr>
+              <w:t>INT</w:t>
+            </w:r>
+          </w:p>
+        </w:tc>
+        <w:tc>
+          <w:tcPr>
+            <w:tcW w:w="708" w:type="pct"/>
+            <w:hideMark/>
+          </w:tcPr>
+          <w:p>
+            <w:pPr>
+              <w:spacing w:line="360" w:lineRule="auto"/>
+              <w:rPr>
+                <w:rFonts w:ascii="標楷體" w:eastAsia="標楷體" w:hAnsi="標楷體"/>
+                <w:szCs w:val="24"/>
+              </w:rPr>
+            </w:pPr>
+            <w:r>
+              <w:rPr>
+                <w:rFonts w:ascii="標楷體" w:eastAsia="標楷體" w:hAnsi="標楷體"/>
+                <w:szCs w:val="24"/>
+              </w:rPr>
+              <w:t>4 byte</w:t>
+            </w:r>
+          </w:p>
+        </w:tc>
+        <w:tc>
+          <w:tcPr>
+            <w:tcW w:w="356" w:type="pct"/>
+            <w:hideMark/>
+          </w:tcPr>
+          <w:p>
+            <w:pPr>
+              <w:spacing w:line="360" w:lineRule="auto"/>
+              <w:rPr>
+                <w:rFonts w:ascii="標楷體" w:eastAsia="標楷體" w:hAnsi="標楷體"/>
+                <w:szCs w:val="24"/>
+              </w:rPr>
+            </w:pPr>
+          </w:p>
+        </w:tc>
+        <w:tc>
+          <w:tcPr>
+            <w:tcW w:w="1143" w:type="pct"/>
+            <w:hideMark/>
+          </w:tcPr>
+          <w:p>
+            <w:pPr>
+              <w:spacing w:line="360" w:lineRule="auto"/>
+              <w:rPr>
+                <w:rFonts w:ascii="標楷體" w:eastAsia="標楷體" w:hAnsi="標楷體" w:cs="Times New Roman"/>
+                <w:szCs w:val="24"/>
+              </w:rPr>
+            </w:pPr>
+          </w:p>
+        </w:tc>
+      </w:tr>
+      <w:tr>
+        <w:tc>
+          <w:tcPr>
+            <w:tcW w:w="998" w:type="pct"/>
+            <w:hideMark/>
+          </w:tcPr>
+          <w:p>
+            <w:pPr>
+              <w:spacing w:line="360" w:lineRule="auto"/>
+              <w:rPr>
+                <w:rFonts w:ascii="標楷體" w:eastAsia="標楷體" w:hAnsi="標楷體" w:cs="新細明體"/>
+                <w:szCs w:val="24"/>
+              </w:rPr>
+            </w:pPr>
+            <w:proofErr w:type="spellStart"/>
+            <w:r>
+              <w:rPr>
+                <w:rFonts w:ascii="標楷體" w:eastAsia="標楷體" w:hAnsi="標楷體"/>
+                <w:szCs w:val="24"/>
+              </w:rPr>
+              <w:t>group_points</w:t>
+            </w:r>
+            <w:proofErr w:type="spellEnd"/>
+          </w:p>
+        </w:tc>
+        <w:tc>
+          <w:tcPr>
+            <w:tcW w:w="1060" w:type="pct"/>
+            <w:hideMark/>
+          </w:tcPr>
+          <w:p>
+            <w:pPr>
+              <w:spacing w:line="360" w:lineRule="auto"/>
+              <w:rPr>
+                <w:rFonts w:ascii="標楷體" w:eastAsia="標楷體" w:hAnsi="標楷體"/>
+                <w:szCs w:val="24"/>
+              </w:rPr>
+            </w:pPr>
+            <w:r>
+              <w:rPr>
+                <w:rFonts w:ascii="標楷體" w:eastAsia="標楷體" w:hAnsi="標楷體"/>
+                <w:szCs w:val="24"/>
+              </w:rPr>
+              <w:t>小組點數貢獻</w:t>
+            </w:r>
+          </w:p>
+        </w:tc>
+        <w:tc>
+          <w:tcPr>
+            <w:tcW w:w="735" w:type="pct"/>
+            <w:hideMark/>
+          </w:tcPr>
+          <w:p>
+            <w:pPr>
+              <w:spacing w:line="360" w:lineRule="auto"/>
+              <w:rPr>
+                <w:rFonts w:ascii="標楷體" w:eastAsia="標楷體" w:hAnsi="標楷體"/>
+                <w:szCs w:val="24"/>
+              </w:rPr>
+            </w:pPr>
+            <w:r>
+              <w:rPr>
+                <w:rFonts w:ascii="標楷體" w:eastAsia="標楷體" w:hAnsi="標楷體"/>
+                <w:szCs w:val="24"/>
+              </w:rPr>
+              <w:t>INT</w:t>
+            </w:r>
+          </w:p>
+        </w:tc>
+        <w:tc>
+          <w:tcPr>
+            <w:tcW w:w="708" w:type="pct"/>
+            <w:hideMark/>
+          </w:tcPr>
+          <w:p>
+            <w:pPr>
+              <w:spacing w:line="360" w:lineRule="auto"/>
+              <w:rPr>
+                <w:rFonts w:ascii="標楷體" w:eastAsia="標楷體" w:hAnsi="標楷體"/>
+                <w:szCs w:val="24"/>
+              </w:rPr>
+            </w:pPr>
+            <w:r>
+              <w:rPr>
+                <w:rFonts w:ascii="標楷體" w:eastAsia="標楷體" w:hAnsi="標楷體"/>
+                <w:szCs w:val="24"/>
+              </w:rPr>
+              <w:t>4 byte</w:t>
+            </w:r>
+          </w:p>
+        </w:tc>
+        <w:tc>
+          <w:tcPr>
+            <w:tcW w:w="356" w:type="pct"/>
+            <w:hideMark/>
+          </w:tcPr>
+          <w:p>
+            <w:pPr>
+              <w:spacing w:line="360" w:lineRule="auto"/>
+              <w:rPr>
+                <w:rFonts w:ascii="標楷體" w:eastAsia="標楷體" w:hAnsi="標楷體"/>
+                <w:szCs w:val="24"/>
+              </w:rPr>
+            </w:pPr>
+          </w:p>
+        </w:tc>
+        <w:tc>
+          <w:tcPr>
+            <w:tcW w:w="1143" w:type="pct"/>
+            <w:hideMark/>
+          </w:tcPr>
+          <w:p>
+            <w:pPr>
+              <w:spacing w:line="360" w:lineRule="auto"/>
+              <w:rPr>
+                <w:rFonts w:ascii="標楷體" w:eastAsia="標楷體" w:hAnsi="標楷體" w:cs="Times New Roman"/>
+                <w:szCs w:val="24"/>
+              </w:rPr>
+            </w:pPr>
+          </w:p>
+        </w:tc>
+      </w:tr>
+      <w:tr>
+        <w:tc>
+          <w:tcPr>
+            <w:tcW w:w="998" w:type="pct"/>
+            <w:hideMark/>
+          </w:tcPr>
+          <w:p>
+            <w:pPr>
+              <w:spacing w:line="360" w:lineRule="auto"/>
+              <w:rPr>
+                <w:rFonts w:ascii="標楷體" w:eastAsia="標楷體" w:hAnsi="標楷體" w:cs="新細明體"/>
+                <w:szCs w:val="24"/>
+              </w:rPr>
+            </w:pPr>
+            <w:proofErr w:type="spellStart"/>
+            <w:r>
+              <w:rPr>
+                <w:rFonts w:ascii="標楷體" w:eastAsia="標楷體" w:hAnsi="標楷體"/>
+                <w:szCs w:val="24"/>
+              </w:rPr>
+              <w:t>group_logins</w:t>
+            </w:r>
+            <w:proofErr w:type="spellEnd"/>
+          </w:p>
+        </w:tc>
+        <w:tc>
+          <w:tcPr>
+            <w:tcW w:w="1060" w:type="pct"/>
+            <w:hideMark/>
+          </w:tcPr>
+          <w:p>
+            <w:pPr>
+              <w:spacing w:line="360" w:lineRule="auto"/>
+              <w:rPr>
+                <w:rFonts w:ascii="標楷體" w:eastAsia="標楷體" w:hAnsi="標楷體"/>
+                <w:szCs w:val="24"/>
+              </w:rPr>
+            </w:pPr>
+            <w:r>
+              <w:rPr>
+                <w:rFonts w:ascii="標楷體" w:eastAsia="標楷體" w:hAnsi="標楷體"/>
+                <w:szCs w:val="24"/>
+              </w:rPr>
+              <w:t>小組登入貢獻</w:t>
+            </w:r>
+          </w:p>
+        </w:tc>
+        <w:tc>
+          <w:tcPr>
+            <w:tcW w:w="735" w:type="pct"/>
+            <w:hideMark/>
+          </w:tcPr>
+          <w:p>
+            <w:pPr>
+              <w:spacing w:line="360" w:lineRule="auto"/>
+              <w:rPr>
+                <w:rFonts w:ascii="標楷體" w:eastAsia="標楷體" w:hAnsi="標楷體"/>
+                <w:szCs w:val="24"/>
+              </w:rPr>
+            </w:pPr>
+            <w:r>
+              <w:rPr>
+                <w:rFonts w:ascii="標楷體" w:eastAsia="標楷體" w:hAnsi="標楷體"/>
+                <w:szCs w:val="24"/>
+              </w:rPr>
+              <w:t>INT</w:t>
+            </w:r>
+          </w:p>
+        </w:tc>
+        <w:tc>
+          <w:tcPr>
+            <w:tcW w:w="708" w:type="pct"/>
+            <w:hideMark/>
+          </w:tcPr>
+          <w:p>
+            <w:pPr>
+              <w:spacing w:line="360" w:lineRule="auto"/>
+              <w:rPr>
+                <w:rFonts w:ascii="標楷體" w:eastAsia="標楷體" w:hAnsi="標楷體"/>
+                <w:szCs w:val="24"/>
+              </w:rPr>
+            </w:pPr>
+            <w:r>
+              <w:rPr>
+                <w:rFonts w:ascii="標楷體" w:eastAsia="標楷體" w:hAnsi="標楷體"/>
+                <w:szCs w:val="24"/>
+              </w:rPr>
+              <w:t>4 byte</w:t>
+            </w:r>
+          </w:p>
+        </w:tc>
+        <w:tc>
+          <w:tcPr>
+            <w:tcW w:w="356" w:type="pct"/>
+            <w:hideMark/>
+          </w:tcPr>
+          <w:p>
+            <w:pPr>
+              <w:spacing w:line="360" w:lineRule="auto"/>
+              <w:rPr>
+                <w:rFonts w:ascii="標楷體" w:eastAsia="標楷體" w:hAnsi="標楷體"/>
+                <w:szCs w:val="24"/>
+              </w:rPr>
+            </w:pPr>
+          </w:p>
+        </w:tc>
+        <w:tc>
+          <w:tcPr>
+            <w:tcW w:w="1143" w:type="pct"/>
+            <w:hideMark/>
+          </w:tcPr>
+          <w:p>
+            <w:pPr>
+              <w:spacing w:line="360" w:lineRule="auto"/>
+              <w:rPr>
+                <w:rFonts w:ascii="標楷體" w:eastAsia="標楷體" w:hAnsi="標楷體" w:cs="Times New Roman"/>
+                <w:szCs w:val="24"/>
+              </w:rPr>
+            </w:pPr>
+          </w:p>
+        </w:tc>
+      </w:tr>
+    </w:tbl>
+    <w:p/>
+    <w:p>
+      <w:pPr>
+        <w:pStyle w:val="a4"/>
+      </w:pPr>
+      <w:r>
+        <w:t>表 8-2-1</w:t>
+      </w:r>
+      <w:r>
+        <w:t>7</w:t>
+      </w:r>
+      <w:r>
+        <w:t xml:space="preserve"> T1</w:t>
+      </w:r>
+      <w:r>
+        <w:t>7</w:t>
+      </w:r>
+      <w:r>
+        <w:t xml:space="preserve"> – </w:t>
+      </w:r>
+      <w:r>
+        <w:rPr>
+          <w:rFonts w:hint="eastAsia"/>
+        </w:rPr>
+        <w:t>小組邀請</w:t>
+      </w:r>
+      <w:r>
+        <w:rPr>
+          <w:rFonts w:hint="eastAsia"/>
+        </w:rPr>
+        <w:t>資料</w:t>
+      </w:r>
+      <w:r>
+        <w:rPr>
+          <w:rFonts w:hint="eastAsia"/>
+        </w:rPr>
+        <w:t>表</w:t>
+      </w:r>
+    </w:p>
+    <w:tbl>
+      <w:tblPr>
+        <w:tblStyle w:val="a3"/>
+        <w:tblW w:w="5000" w:type="pct"/>
+        <w:tblLook w:val="04A0" w:firstRow="1" w:lastRow="0" w:firstColumn="1" w:lastColumn="0" w:noHBand="0" w:noVBand="1"/>
+      </w:tblPr>
+      <w:tblGrid>
+        <w:gridCol w:w="1536"/>
+        <w:gridCol w:w="1613"/>
+        <w:gridCol w:w="1316"/>
+        <w:gridCol w:w="1266"/>
+        <w:gridCol w:w="644"/>
+        <w:gridCol w:w="1921"/>
+      </w:tblGrid>
+      <w:tr>
+        <w:tc>
+          <w:tcPr>
+            <w:tcW w:w="5000" w:type="pct"/>
+            <w:gridSpan w:val="6"/>
+          </w:tcPr>
+          <w:p>
+            <w:pPr>
+              <w:spacing w:line="360" w:lineRule="auto"/>
+              <w:jc w:val="center"/>
+              <w:rPr>
+                <w:rFonts w:ascii="標楷體" w:eastAsia="標楷體" w:hAnsi="標楷體"/>
+                <w:szCs w:val="24"/>
+              </w:rPr>
+            </w:pPr>
+            <w:r>
+              <w:rPr>
+                <w:rFonts w:ascii="標楷體" w:eastAsia="標楷體" w:hAnsi="標楷體" w:hint="eastAsia"/>
+                <w:szCs w:val="24"/>
+              </w:rPr>
+              <w:t>T1</w:t>
+            </w:r>
+            <w:r>
+              <w:rPr>
+                <w:rFonts w:ascii="標楷體" w:eastAsia="標楷體" w:hAnsi="標楷體"/>
+                <w:szCs w:val="24"/>
+              </w:rPr>
+              <w:t>7</w:t>
+            </w:r>
+            <w:r>
+              <w:rPr>
+                <w:rFonts w:ascii="標楷體" w:eastAsia="標楷體" w:hAnsi="標楷體" w:hint="eastAsia"/>
+                <w:szCs w:val="24"/>
+              </w:rPr>
+              <w:t xml:space="preserve"> </w:t>
+            </w:r>
+            <w:proofErr w:type="spellStart"/>
+            <w:r>
+              <w:rPr>
+                <w:rFonts w:ascii="標楷體" w:eastAsia="標楷體" w:hAnsi="標楷體" w:hint="eastAsia"/>
+                <w:szCs w:val="24"/>
+              </w:rPr>
+              <w:t>group_invite</w:t>
+            </w:r>
+            <w:proofErr w:type="spellEnd"/>
+            <w:r>
+              <w:rPr>
+                <w:rFonts w:ascii="標楷體" w:eastAsia="標楷體" w:hAnsi="標楷體" w:hint="eastAsia"/>
+                <w:szCs w:val="24"/>
+              </w:rPr>
+              <w:t>（</w:t>
+            </w:r>
+            <w:r>
+              <w:rPr>
+                <w:rFonts w:ascii="標楷體" w:eastAsia="標楷體" w:hAnsi="標楷體" w:hint="eastAsia"/>
+                <w:szCs w:val="24"/>
+              </w:rPr>
+              <w:t>小組邀請</w:t>
+            </w:r>
+            <w:r>
+              <w:rPr>
+                <w:rFonts w:ascii="標楷體" w:eastAsia="標楷體" w:hAnsi="標楷體" w:hint="eastAsia"/>
+                <w:szCs w:val="24"/>
+              </w:rPr>
+              <w:t>）</w:t>
+            </w:r>
+          </w:p>
+        </w:tc>
+      </w:tr>
+      <w:tr>
+        <w:tc>
+          <w:tcPr>
+            <w:tcW w:w="926" w:type="pct"/>
+            <w:hideMark/>
+          </w:tcPr>
+          <w:p>
+            <w:pPr>
+              <w:spacing w:line="360" w:lineRule="auto"/>
+              <w:jc w:val="center"/>
+              <w:rPr>
+                <w:rFonts w:ascii="標楷體" w:eastAsia="標楷體" w:hAnsi="標楷體"/>
+                <w:szCs w:val="24"/>
+              </w:rPr>
+            </w:pPr>
+            <w:r>
+              <w:rPr>
+                <w:rFonts w:ascii="標楷體" w:eastAsia="標楷體" w:hAnsi="標楷體"/>
+                <w:szCs w:val="24"/>
+              </w:rPr>
+              <w:t>英文名稱</w:t>
+            </w:r>
+          </w:p>
+        </w:tc>
+        <w:tc>
+          <w:tcPr>
+            <w:tcW w:w="972" w:type="pct"/>
+            <w:hideMark/>
+          </w:tcPr>
+          <w:p>
+            <w:pPr>
+              <w:spacing w:line="360" w:lineRule="auto"/>
+              <w:jc w:val="center"/>
+              <w:rPr>
+                <w:rFonts w:ascii="標楷體" w:eastAsia="標楷體" w:hAnsi="標楷體"/>
+                <w:szCs w:val="24"/>
+              </w:rPr>
+            </w:pPr>
+            <w:r>
+              <w:rPr>
+                <w:rFonts w:ascii="標楷體" w:eastAsia="標楷體" w:hAnsi="標楷體"/>
+                <w:szCs w:val="24"/>
+              </w:rPr>
+              <w:t>中文名稱</w:t>
+            </w:r>
+          </w:p>
+        </w:tc>
+        <w:tc>
+          <w:tcPr>
+            <w:tcW w:w="793" w:type="pct"/>
+            <w:hideMark/>
+          </w:tcPr>
+          <w:p>
+            <w:pPr>
+              <w:spacing w:line="360" w:lineRule="auto"/>
+              <w:jc w:val="center"/>
+              <w:rPr>
+                <w:rFonts w:ascii="標楷體" w:eastAsia="標楷體" w:hAnsi="標楷體"/>
+                <w:szCs w:val="24"/>
+              </w:rPr>
+            </w:pPr>
+            <w:r>
+              <w:rPr>
+                <w:rFonts w:ascii="標楷體" w:eastAsia="標楷體" w:hAnsi="標楷體"/>
+                <w:szCs w:val="24"/>
+              </w:rPr>
+              <w:t>資料型態</w:t>
+            </w:r>
+          </w:p>
+        </w:tc>
+        <w:tc>
+          <w:tcPr>
+            <w:tcW w:w="763" w:type="pct"/>
+            <w:hideMark/>
+          </w:tcPr>
+          <w:p>
+            <w:pPr>
+              <w:spacing w:line="360" w:lineRule="auto"/>
+              <w:jc w:val="center"/>
+              <w:rPr>
+                <w:rFonts w:ascii="標楷體" w:eastAsia="標楷體" w:hAnsi="標楷體"/>
+                <w:szCs w:val="24"/>
+              </w:rPr>
+            </w:pPr>
+            <w:r>
+              <w:rPr>
+                <w:rFonts w:ascii="標楷體" w:eastAsia="標楷體" w:hAnsi="標楷體"/>
+                <w:szCs w:val="24"/>
+              </w:rPr>
+              <w:t>資料長度</w:t>
+            </w:r>
+          </w:p>
+        </w:tc>
+        <w:tc>
+          <w:tcPr>
+            <w:tcW w:w="388" w:type="pct"/>
+            <w:hideMark/>
+          </w:tcPr>
+          <w:p>
+            <w:pPr>
+              <w:spacing w:line="360" w:lineRule="auto"/>
+              <w:jc w:val="center"/>
+              <w:rPr>
+                <w:rFonts w:ascii="標楷體" w:eastAsia="標楷體" w:hAnsi="標楷體"/>
+                <w:szCs w:val="24"/>
+              </w:rPr>
+            </w:pPr>
+            <w:r>
+              <w:rPr>
+                <w:rFonts w:ascii="標楷體" w:eastAsia="標楷體" w:hAnsi="標楷體"/>
+                <w:szCs w:val="24"/>
+              </w:rPr>
+              <w:t>主</w:t>
+            </w:r>
+            <w:r>
+              <w:rPr>
+                <w:rFonts w:ascii="標楷體" w:eastAsia="標楷體" w:hAnsi="標楷體"/>
+                <w:szCs w:val="24"/>
+              </w:rPr>
+              <w:lastRenderedPageBreak/>
+              <w:t>鍵</w:t>
+            </w:r>
+          </w:p>
+        </w:tc>
+        <w:tc>
+          <w:tcPr>
+            <w:tcW w:w="1158" w:type="pct"/>
+            <w:hideMark/>
+          </w:tcPr>
+          <w:p>
+            <w:pPr>
+              <w:spacing w:line="360" w:lineRule="auto"/>
+              <w:jc w:val="center"/>
+              <w:rPr>
+                <w:rFonts w:ascii="標楷體" w:eastAsia="標楷體" w:hAnsi="標楷體"/>
+                <w:szCs w:val="24"/>
+              </w:rPr>
+            </w:pPr>
+            <w:r>
+              <w:rPr>
+                <w:rFonts w:ascii="標楷體" w:eastAsia="標楷體" w:hAnsi="標楷體"/>
+                <w:szCs w:val="24"/>
+              </w:rPr>
+              <w:lastRenderedPageBreak/>
+              <w:t>外鍵</w:t>
+            </w:r>
+          </w:p>
+        </w:tc>
+      </w:tr>
+      <w:tr>
+        <w:tc>
+          <w:tcPr>
+            <w:tcW w:w="926" w:type="pct"/>
+            <w:hideMark/>
+          </w:tcPr>
+          <w:p>
+            <w:pPr>
+              <w:spacing w:line="360" w:lineRule="auto"/>
+              <w:rPr>
+                <w:rFonts w:ascii="標楷體" w:eastAsia="標楷體" w:hAnsi="標楷體"/>
+                <w:szCs w:val="24"/>
+              </w:rPr>
+            </w:pPr>
+            <w:r>
+              <w:rPr>
+                <w:rFonts w:ascii="標楷體" w:eastAsia="標楷體" w:hAnsi="標楷體"/>
+                <w:szCs w:val="24"/>
+              </w:rPr>
+              <w:t>id</w:t>
+            </w:r>
+          </w:p>
+        </w:tc>
+        <w:tc>
+          <w:tcPr>
+            <w:tcW w:w="972" w:type="pct"/>
+            <w:hideMark/>
+          </w:tcPr>
+          <w:p>
+            <w:pPr>
+              <w:spacing w:line="360" w:lineRule="auto"/>
+              <w:rPr>
+                <w:rFonts w:ascii="標楷體" w:eastAsia="標楷體" w:hAnsi="標楷體"/>
+                <w:szCs w:val="24"/>
+              </w:rPr>
+            </w:pPr>
+            <w:r>
+              <w:rPr>
+                <w:rFonts w:ascii="標楷體" w:eastAsia="標楷體" w:hAnsi="標楷體"/>
+                <w:szCs w:val="24"/>
+              </w:rPr>
+              <w:t>邀請紀錄ID</w:t>
+            </w:r>
+          </w:p>
+        </w:tc>
+        <w:tc>
+          <w:tcPr>
+            <w:tcW w:w="793" w:type="pct"/>
+            <w:hideMark/>
+          </w:tcPr>
+          <w:p>
+            <w:pPr>
+              <w:spacing w:line="360" w:lineRule="auto"/>
+              <w:rPr>
+                <w:rFonts w:ascii="標楷體" w:eastAsia="標楷體" w:hAnsi="標楷體"/>
+                <w:szCs w:val="24"/>
+              </w:rPr>
+            </w:pPr>
+            <w:r>
+              <w:rPr>
+                <w:rFonts w:ascii="標楷體" w:eastAsia="標楷體" w:hAnsi="標楷體"/>
+                <w:szCs w:val="24"/>
+              </w:rPr>
+              <w:t>INT</w:t>
+            </w:r>
+          </w:p>
+        </w:tc>
+        <w:tc>
+          <w:tcPr>
+            <w:tcW w:w="763" w:type="pct"/>
+            <w:hideMark/>
+          </w:tcPr>
+          <w:p>
+            <w:pPr>
+              <w:spacing w:line="360" w:lineRule="auto"/>
+              <w:rPr>
+                <w:rFonts w:ascii="標楷體" w:eastAsia="標楷體" w:hAnsi="標楷體"/>
+                <w:szCs w:val="24"/>
+              </w:rPr>
+            </w:pPr>
+            <w:r>
+              <w:rPr>
+                <w:rFonts w:ascii="標楷體" w:eastAsia="標楷體" w:hAnsi="標楷體"/>
+                <w:szCs w:val="24"/>
+              </w:rPr>
+              <w:t>4 byte</w:t>
+            </w:r>
+          </w:p>
+        </w:tc>
+        <w:tc>
+          <w:tcPr>
+            <w:tcW w:w="388" w:type="pct"/>
+            <w:hideMark/>
+          </w:tcPr>
+          <w:p>
+            <w:pPr>
+              <w:spacing w:line="360" w:lineRule="auto"/>
+              <w:rPr>
+                <w:rFonts w:ascii="標楷體" w:eastAsia="標楷體" w:hAnsi="標楷體"/>
+                <w:szCs w:val="24"/>
+              </w:rPr>
+            </w:pPr>
+            <w:r>
+              <w:rPr>
+                <w:rFonts w:ascii="標楷體" w:eastAsia="標楷體" w:hAnsi="標楷體"/>
+                <w:szCs w:val="24"/>
+              </w:rPr>
+              <w:t>●</w:t>
+            </w:r>
+          </w:p>
+        </w:tc>
+        <w:tc>
+          <w:tcPr>
+            <w:tcW w:w="1158" w:type="pct"/>
+            <w:hideMark/>
+          </w:tcPr>
+          <w:p>
+            <w:pPr>
+              <w:spacing w:line="360" w:lineRule="auto"/>
+              <w:rPr>
+                <w:rFonts w:ascii="標楷體" w:eastAsia="標楷體" w:hAnsi="標楷體"/>
+                <w:szCs w:val="24"/>
+              </w:rPr>
+            </w:pPr>
+          </w:p>
+        </w:tc>
+      </w:tr>
+      <w:tr>
+        <w:tc>
+          <w:tcPr>
+            <w:tcW w:w="926" w:type="pct"/>
+            <w:hideMark/>
+          </w:tcPr>
+          <w:p>
+            <w:pPr>
+              <w:spacing w:line="360" w:lineRule="auto"/>
+              <w:rPr>
+                <w:rFonts w:ascii="標楷體" w:eastAsia="標楷體" w:hAnsi="標楷體" w:cs="新細明體"/>
+                <w:szCs w:val="24"/>
+              </w:rPr>
+            </w:pPr>
+            <w:proofErr w:type="spellStart"/>
+            <w:r>
+              <w:rPr>
+                <w:rFonts w:ascii="標楷體" w:eastAsia="標楷體" w:hAnsi="標楷體"/>
+                <w:szCs w:val="24"/>
+              </w:rPr>
+              <w:t>group_id</w:t>
+            </w:r>
+            <w:proofErr w:type="spellEnd"/>
+          </w:p>
+        </w:tc>
+        <w:tc>
+          <w:tcPr>
+            <w:tcW w:w="972" w:type="pct"/>
+            <w:hideMark/>
+          </w:tcPr>
+          <w:p>
+            <w:pPr>
+              <w:spacing w:line="360" w:lineRule="auto"/>
+              <w:rPr>
+                <w:rFonts w:ascii="標楷體" w:eastAsia="標楷體" w:hAnsi="標楷體"/>
+                <w:szCs w:val="24"/>
+              </w:rPr>
+            </w:pPr>
+            <w:r>
+              <w:rPr>
+                <w:rFonts w:ascii="標楷體" w:eastAsia="標楷體" w:hAnsi="標楷體"/>
+                <w:szCs w:val="24"/>
+              </w:rPr>
+              <w:t>小組ID</w:t>
+            </w:r>
+          </w:p>
+        </w:tc>
+        <w:tc>
+          <w:tcPr>
+            <w:tcW w:w="793" w:type="pct"/>
+            <w:hideMark/>
+          </w:tcPr>
+          <w:p>
+            <w:pPr>
+              <w:spacing w:line="360" w:lineRule="auto"/>
+              <w:rPr>
+                <w:rFonts w:ascii="標楷體" w:eastAsia="標楷體" w:hAnsi="標楷體"/>
+                <w:szCs w:val="24"/>
+              </w:rPr>
+            </w:pPr>
+            <w:r>
+              <w:rPr>
+                <w:rFonts w:ascii="標楷體" w:eastAsia="標楷體" w:hAnsi="標楷體"/>
+                <w:szCs w:val="24"/>
+              </w:rPr>
+              <w:t>INT</w:t>
+            </w:r>
+          </w:p>
+        </w:tc>
+        <w:tc>
+          <w:tcPr>
+            <w:tcW w:w="763" w:type="pct"/>
+            <w:hideMark/>
+          </w:tcPr>
+          <w:p>
+            <w:pPr>
+              <w:spacing w:line="360" w:lineRule="auto"/>
+              <w:rPr>
+                <w:rFonts w:ascii="標楷體" w:eastAsia="標楷體" w:hAnsi="標楷體"/>
+                <w:szCs w:val="24"/>
+              </w:rPr>
+            </w:pPr>
+            <w:r>
+              <w:rPr>
+                <w:rFonts w:ascii="標楷體" w:eastAsia="標楷體" w:hAnsi="標楷體"/>
+                <w:szCs w:val="24"/>
+              </w:rPr>
+              <w:t>4 byte</w:t>
+            </w:r>
+          </w:p>
+        </w:tc>
+        <w:tc>
+          <w:tcPr>
+            <w:tcW w:w="388" w:type="pct"/>
+            <w:hideMark/>
+          </w:tcPr>
+          <w:p>
+            <w:pPr>
+              <w:spacing w:line="360" w:lineRule="auto"/>
+              <w:rPr>
+                <w:rFonts w:ascii="標楷體" w:eastAsia="標楷體" w:hAnsi="標楷體"/>
+                <w:szCs w:val="24"/>
+              </w:rPr>
+            </w:pPr>
+          </w:p>
+        </w:tc>
+        <w:tc>
+          <w:tcPr>
+            <w:tcW w:w="1158" w:type="pct"/>
+            <w:hideMark/>
+          </w:tcPr>
+          <w:p>
+            <w:pPr>
+              <w:spacing w:line="360" w:lineRule="auto"/>
+              <w:rPr>
+                <w:rFonts w:ascii="標楷體" w:eastAsia="標楷體" w:hAnsi="標楷體" w:cs="新細明體"/>
+                <w:szCs w:val="24"/>
+              </w:rPr>
+            </w:pPr>
+            <w:r>
+              <w:rPr>
+                <w:rFonts w:ascii="標楷體" w:eastAsia="標楷體" w:hAnsi="標楷體"/>
+                <w:szCs w:val="24"/>
+              </w:rPr>
+              <w:t>study_group.id</w:t>
+            </w:r>
+          </w:p>
+        </w:tc>
+      </w:tr>
+      <w:tr>
+        <w:tc>
+          <w:tcPr>
+            <w:tcW w:w="926" w:type="pct"/>
+            <w:hideMark/>
+          </w:tcPr>
+          <w:p>
+            <w:pPr>
+              <w:spacing w:line="360" w:lineRule="auto"/>
+              <w:rPr>
+                <w:rFonts w:ascii="標楷體" w:eastAsia="標楷體" w:hAnsi="標楷體"/>
+                <w:szCs w:val="24"/>
+              </w:rPr>
+            </w:pPr>
+            <w:proofErr w:type="spellStart"/>
+            <w:r>
+              <w:rPr>
+                <w:rFonts w:ascii="標楷體" w:eastAsia="標楷體" w:hAnsi="標楷體"/>
+                <w:szCs w:val="24"/>
+              </w:rPr>
+              <w:t>sender_id</w:t>
+            </w:r>
+            <w:proofErr w:type="spellEnd"/>
+          </w:p>
+        </w:tc>
+        <w:tc>
+          <w:tcPr>
+            <w:tcW w:w="972" w:type="pct"/>
+            <w:hideMark/>
+          </w:tcPr>
+          <w:p>
+            <w:pPr>
+              <w:spacing w:line="360" w:lineRule="auto"/>
+              <w:rPr>
+                <w:rFonts w:ascii="標楷體" w:eastAsia="標楷體" w:hAnsi="標楷體"/>
+                <w:szCs w:val="24"/>
+              </w:rPr>
+            </w:pPr>
+            <w:r>
+              <w:rPr>
+                <w:rFonts w:ascii="標楷體" w:eastAsia="標楷體" w:hAnsi="標楷體"/>
+                <w:szCs w:val="24"/>
+              </w:rPr>
+              <w:t>邀請人ID</w:t>
+            </w:r>
+          </w:p>
+        </w:tc>
+        <w:tc>
+          <w:tcPr>
+            <w:tcW w:w="793" w:type="pct"/>
+            <w:hideMark/>
+          </w:tcPr>
+          <w:p>
+            <w:pPr>
+              <w:spacing w:line="360" w:lineRule="auto"/>
+              <w:rPr>
+                <w:rFonts w:ascii="標楷體" w:eastAsia="標楷體" w:hAnsi="標楷體"/>
+                <w:szCs w:val="24"/>
+              </w:rPr>
+            </w:pPr>
+            <w:r>
+              <w:rPr>
+                <w:rFonts w:ascii="標楷體" w:eastAsia="標楷體" w:hAnsi="標楷體"/>
+                <w:szCs w:val="24"/>
+              </w:rPr>
+              <w:t>INT</w:t>
+            </w:r>
+          </w:p>
+        </w:tc>
+        <w:tc>
+          <w:tcPr>
+            <w:tcW w:w="763" w:type="pct"/>
+            <w:hideMark/>
+          </w:tcPr>
+          <w:p>
+            <w:pPr>
+              <w:spacing w:line="360" w:lineRule="auto"/>
+              <w:rPr>
+                <w:rFonts w:ascii="標楷體" w:eastAsia="標楷體" w:hAnsi="標楷體"/>
+                <w:szCs w:val="24"/>
+              </w:rPr>
+            </w:pPr>
+            <w:r>
+              <w:rPr>
+                <w:rFonts w:ascii="標楷體" w:eastAsia="標楷體" w:hAnsi="標楷體"/>
+                <w:szCs w:val="24"/>
+              </w:rPr>
+              <w:t>4 byte</w:t>
+            </w:r>
+          </w:p>
+        </w:tc>
+        <w:tc>
+          <w:tcPr>
+            <w:tcW w:w="388" w:type="pct"/>
+            <w:hideMark/>
+          </w:tcPr>
+          <w:p>
+            <w:pPr>
+              <w:spacing w:line="360" w:lineRule="auto"/>
+              <w:rPr>
+                <w:rFonts w:ascii="標楷體" w:eastAsia="標楷體" w:hAnsi="標楷體"/>
+                <w:szCs w:val="24"/>
+              </w:rPr>
+            </w:pPr>
+          </w:p>
+        </w:tc>
+        <w:tc>
+          <w:tcPr>
+            <w:tcW w:w="1158" w:type="pct"/>
+            <w:hideMark/>
+          </w:tcPr>
+          <w:p>
+            <w:pPr>
+              <w:spacing w:line="360" w:lineRule="auto"/>
+              <w:rPr>
+                <w:rFonts w:ascii="標楷體" w:eastAsia="標楷體" w:hAnsi="標楷體" w:cs="新細明體"/>
+                <w:szCs w:val="24"/>
+              </w:rPr>
+            </w:pPr>
+            <w:r>
+              <w:rPr>
+                <w:rFonts w:ascii="標楷體" w:eastAsia="標楷體" w:hAnsi="標楷體"/>
+                <w:szCs w:val="24"/>
+              </w:rPr>
+              <w:t>user.id</w:t>
+            </w:r>
+          </w:p>
+        </w:tc>
+      </w:tr>
+      <w:tr>
+        <w:tc>
+          <w:tcPr>
+            <w:tcW w:w="926" w:type="pct"/>
+            <w:hideMark/>
+          </w:tcPr>
+          <w:p>
+            <w:pPr>
+              <w:spacing w:line="360" w:lineRule="auto"/>
+              <w:rPr>
+                <w:rFonts w:ascii="標楷體" w:eastAsia="標楷體" w:hAnsi="標楷體"/>
+                <w:szCs w:val="24"/>
+              </w:rPr>
+            </w:pPr>
+            <w:proofErr w:type="spellStart"/>
+            <w:r>
+              <w:rPr>
+                <w:rFonts w:ascii="標楷體" w:eastAsia="標楷體" w:hAnsi="標楷體"/>
+                <w:szCs w:val="24"/>
+              </w:rPr>
+              <w:t>receiver_id</w:t>
+            </w:r>
+            <w:proofErr w:type="spellEnd"/>
+          </w:p>
+        </w:tc>
+        <w:tc>
+          <w:tcPr>
+            <w:tcW w:w="972" w:type="pct"/>
+            <w:hideMark/>
+          </w:tcPr>
+          <w:p>
+            <w:pPr>
+              <w:spacing w:line="360" w:lineRule="auto"/>
+              <w:rPr>
+                <w:rFonts w:ascii="標楷體" w:eastAsia="標楷體" w:hAnsi="標楷體"/>
+                <w:szCs w:val="24"/>
+              </w:rPr>
+            </w:pPr>
+            <w:r>
+              <w:rPr>
+                <w:rFonts w:ascii="標楷體" w:eastAsia="標楷體" w:hAnsi="標楷體"/>
+                <w:szCs w:val="24"/>
+              </w:rPr>
+              <w:t>被邀請人ID</w:t>
+            </w:r>
+          </w:p>
+        </w:tc>
+        <w:tc>
+          <w:tcPr>
+            <w:tcW w:w="793" w:type="pct"/>
+            <w:hideMark/>
+          </w:tcPr>
+          <w:p>
+            <w:pPr>
+              <w:spacing w:line="360" w:lineRule="auto"/>
+              <w:rPr>
+                <w:rFonts w:ascii="標楷體" w:eastAsia="標楷體" w:hAnsi="標楷體"/>
+                <w:szCs w:val="24"/>
+              </w:rPr>
+            </w:pPr>
+            <w:r>
+              <w:rPr>
+                <w:rFonts w:ascii="標楷體" w:eastAsia="標楷體" w:hAnsi="標楷體"/>
+                <w:szCs w:val="24"/>
+              </w:rPr>
+              <w:t>INT</w:t>
+            </w:r>
+          </w:p>
+        </w:tc>
+        <w:tc>
+          <w:tcPr>
+            <w:tcW w:w="763" w:type="pct"/>
+            <w:hideMark/>
+          </w:tcPr>
+          <w:p>
+            <w:pPr>
+              <w:spacing w:line="360" w:lineRule="auto"/>
+              <w:rPr>
+                <w:rFonts w:ascii="標楷體" w:eastAsia="標楷體" w:hAnsi="標楷體"/>
+                <w:szCs w:val="24"/>
+              </w:rPr>
+            </w:pPr>
+            <w:r>
+              <w:rPr>
+                <w:rFonts w:ascii="標楷體" w:eastAsia="標楷體" w:hAnsi="標楷體"/>
+                <w:szCs w:val="24"/>
+              </w:rPr>
+              <w:t>4 byte</w:t>
+            </w:r>
+          </w:p>
+        </w:tc>
+        <w:tc>
+          <w:tcPr>
+            <w:tcW w:w="388" w:type="pct"/>
+            <w:hideMark/>
+          </w:tcPr>
+          <w:p>
+            <w:pPr>
+              <w:spacing w:line="360" w:lineRule="auto"/>
+              <w:rPr>
+                <w:rFonts w:ascii="標楷體" w:eastAsia="標楷體" w:hAnsi="標楷體"/>
+                <w:szCs w:val="24"/>
+              </w:rPr>
+            </w:pPr>
+          </w:p>
+        </w:tc>
+        <w:tc>
+          <w:tcPr>
+            <w:tcW w:w="1158" w:type="pct"/>
+            <w:hideMark/>
+          </w:tcPr>
+          <w:p>
+            <w:pPr>
+              <w:spacing w:line="360" w:lineRule="auto"/>
+              <w:rPr>
+                <w:rFonts w:ascii="標楷體" w:eastAsia="標楷體" w:hAnsi="標楷體" w:cs="新細明體"/>
+                <w:szCs w:val="24"/>
+              </w:rPr>
+            </w:pPr>
+            <w:r>
+              <w:rPr>
+                <w:rFonts w:ascii="標楷體" w:eastAsia="標楷體" w:hAnsi="標楷體"/>
+                <w:szCs w:val="24"/>
+              </w:rPr>
+              <w:t>user.id</w:t>
+            </w:r>
+          </w:p>
+        </w:tc>
+      </w:tr>
+      <w:tr>
+        <w:tc>
+          <w:tcPr>
+            <w:tcW w:w="926" w:type="pct"/>
+            <w:hideMark/>
+          </w:tcPr>
+          <w:p>
+            <w:pPr>
+              <w:spacing w:line="360" w:lineRule="auto"/>
+              <w:rPr>
+                <w:rFonts w:ascii="標楷體" w:eastAsia="標楷體" w:hAnsi="標楷體"/>
+                <w:szCs w:val="24"/>
+              </w:rPr>
+            </w:pPr>
+            <w:r>
+              <w:rPr>
+                <w:rFonts w:ascii="標楷體" w:eastAsia="標楷體" w:hAnsi="標楷體"/>
+                <w:szCs w:val="24"/>
+              </w:rPr>
+              <w:t>status</w:t>
+            </w:r>
+          </w:p>
+        </w:tc>
+        <w:tc>
+          <w:tcPr>
+            <w:tcW w:w="972" w:type="pct"/>
+            <w:hideMark/>
+          </w:tcPr>
+          <w:p>
+            <w:pPr>
+              <w:spacing w:line="360" w:lineRule="auto"/>
+              <w:rPr>
+                <w:rFonts w:ascii="標楷體" w:eastAsia="標楷體" w:hAnsi="標楷體"/>
+                <w:szCs w:val="24"/>
+              </w:rPr>
+            </w:pPr>
+            <w:r>
+              <w:rPr>
+                <w:rFonts w:ascii="標楷體" w:eastAsia="標楷體" w:hAnsi="標楷體"/>
+                <w:szCs w:val="24"/>
+              </w:rPr>
+              <w:t>邀請狀態</w:t>
+            </w:r>
+          </w:p>
+        </w:tc>
+        <w:tc>
+          <w:tcPr>
+            <w:tcW w:w="793" w:type="pct"/>
+            <w:hideMark/>
+          </w:tcPr>
+          <w:p>
+            <w:pPr>
+              <w:spacing w:line="360" w:lineRule="auto"/>
+              <w:rPr>
+                <w:rFonts w:ascii="標楷體" w:eastAsia="標楷體" w:hAnsi="標楷體"/>
+                <w:szCs w:val="24"/>
+              </w:rPr>
+            </w:pPr>
+            <w:r>
+              <w:rPr>
+                <w:rFonts w:ascii="標楷體" w:eastAsia="標楷體" w:hAnsi="標楷體"/>
+                <w:szCs w:val="24"/>
+              </w:rPr>
+              <w:t>VARCHAR</w:t>
+            </w:r>
+          </w:p>
+        </w:tc>
+        <w:tc>
+          <w:tcPr>
+            <w:tcW w:w="763" w:type="pct"/>
+            <w:hideMark/>
+          </w:tcPr>
+          <w:p>
+            <w:pPr>
+              <w:spacing w:line="360" w:lineRule="auto"/>
+              <w:rPr>
+                <w:rFonts w:ascii="標楷體" w:eastAsia="標楷體" w:hAnsi="標楷體"/>
+                <w:szCs w:val="24"/>
+              </w:rPr>
+            </w:pPr>
+            <w:r>
+              <w:rPr>
+                <w:rFonts w:ascii="標楷體" w:eastAsia="標楷體" w:hAnsi="標楷體"/>
+                <w:szCs w:val="24"/>
+              </w:rPr>
+              <w:t>20</w:t>
+            </w:r>
+          </w:p>
+        </w:tc>
+        <w:tc>
+          <w:tcPr>
+            <w:tcW w:w="388" w:type="pct"/>
+            <w:hideMark/>
+          </w:tcPr>
+          <w:p>
+            <w:pPr>
+              <w:spacing w:line="360" w:lineRule="auto"/>
+              <w:rPr>
+                <w:rFonts w:ascii="標楷體" w:eastAsia="標楷體" w:hAnsi="標楷體"/>
+                <w:szCs w:val="24"/>
+              </w:rPr>
+            </w:pPr>
+          </w:p>
+        </w:tc>
+        <w:tc>
+          <w:tcPr>
+            <w:tcW w:w="1158" w:type="pct"/>
+            <w:hideMark/>
+          </w:tcPr>
+          <w:p>
+            <w:pPr>
+              <w:spacing w:line="360" w:lineRule="auto"/>
+              <w:rPr>
+                <w:rFonts w:ascii="標楷體" w:eastAsia="標楷體" w:hAnsi="標楷體" w:cs="Times New Roman"/>
+                <w:szCs w:val="24"/>
+              </w:rPr>
+            </w:pPr>
+          </w:p>
+        </w:tc>
+      </w:tr>
+      <w:tr>
+        <w:tc>
+          <w:tcPr>
+            <w:tcW w:w="926" w:type="pct"/>
+            <w:hideMark/>
+          </w:tcPr>
+          <w:p>
+            <w:pPr>
+              <w:spacing w:line="360" w:lineRule="auto"/>
+              <w:rPr>
+                <w:rFonts w:ascii="標楷體" w:eastAsia="標楷體" w:hAnsi="標楷體" w:cs="新細明體"/>
+                <w:szCs w:val="24"/>
+              </w:rPr>
+            </w:pPr>
+            <w:proofErr w:type="spellStart"/>
+            <w:r>
+              <w:rPr>
+                <w:rFonts w:ascii="標楷體" w:eastAsia="標楷體" w:hAnsi="標楷體"/>
+                <w:szCs w:val="24"/>
+              </w:rPr>
+              <w:t>created_at</w:t>
+            </w:r>
+            <w:proofErr w:type="spellEnd"/>
+          </w:p>
+        </w:tc>
+        <w:tc>
+          <w:tcPr>
+            <w:tcW w:w="972" w:type="pct"/>
+            <w:hideMark/>
+          </w:tcPr>
+          <w:p>
+            <w:pPr>
+              <w:spacing w:line="360" w:lineRule="auto"/>
+              <w:rPr>
+                <w:rFonts w:ascii="標楷體" w:eastAsia="標楷體" w:hAnsi="標楷體"/>
+                <w:szCs w:val="24"/>
+              </w:rPr>
+            </w:pPr>
+            <w:r>
+              <w:rPr>
+                <w:rFonts w:ascii="標楷體" w:eastAsia="標楷體" w:hAnsi="標楷體"/>
+                <w:szCs w:val="24"/>
+              </w:rPr>
+              <w:t>發送時間</w:t>
+            </w:r>
+          </w:p>
+        </w:tc>
+        <w:tc>
+          <w:tcPr>
+            <w:tcW w:w="793" w:type="pct"/>
+            <w:hideMark/>
+          </w:tcPr>
+          <w:p>
+            <w:pPr>
+              <w:spacing w:line="360" w:lineRule="auto"/>
+              <w:rPr>
+                <w:rFonts w:ascii="標楷體" w:eastAsia="標楷體" w:hAnsi="標楷體"/>
+                <w:szCs w:val="24"/>
+              </w:rPr>
+            </w:pPr>
+            <w:r>
+              <w:rPr>
+                <w:rFonts w:ascii="標楷體" w:eastAsia="標楷體" w:hAnsi="標楷體"/>
+                <w:szCs w:val="24"/>
+              </w:rPr>
+              <w:t>DATETIME</w:t>
+            </w:r>
+          </w:p>
+        </w:tc>
+        <w:tc>
+          <w:tcPr>
+            <w:tcW w:w="763" w:type="pct"/>
+            <w:hideMark/>
+          </w:tcPr>
+          <w:p>
+            <w:pPr>
+              <w:spacing w:line="360" w:lineRule="auto"/>
+              <w:rPr>
+                <w:rFonts w:ascii="標楷體" w:eastAsia="標楷體" w:hAnsi="標楷體"/>
+                <w:szCs w:val="24"/>
+              </w:rPr>
+            </w:pPr>
+            <w:r>
+              <w:rPr>
+                <w:rFonts w:ascii="標楷體" w:eastAsia="標楷體" w:hAnsi="標楷體"/>
+                <w:szCs w:val="24"/>
+              </w:rPr>
+              <w:t>-</w:t>
+            </w:r>
+          </w:p>
+        </w:tc>
+        <w:tc>
+          <w:tcPr>
+            <w:tcW w:w="388" w:type="pct"/>
+            <w:hideMark/>
+          </w:tcPr>
+          <w:p>
+            <w:pPr>
+              <w:spacing w:line="360" w:lineRule="auto"/>
+              <w:rPr>
+                <w:rFonts w:ascii="標楷體" w:eastAsia="標楷體" w:hAnsi="標楷體"/>
+                <w:szCs w:val="24"/>
+              </w:rPr>
+            </w:pPr>
+          </w:p>
+        </w:tc>
+        <w:tc>
+          <w:tcPr>
+            <w:tcW w:w="1158" w:type="pct"/>
+            <w:hideMark/>
+          </w:tcPr>
+          <w:p>
+            <w:pPr>
+              <w:spacing w:line="360" w:lineRule="auto"/>
+              <w:rPr>
+                <w:rFonts w:ascii="標楷體" w:eastAsia="標楷體" w:hAnsi="標楷體" w:cs="Times New Roman"/>
+                <w:szCs w:val="24"/>
+              </w:rPr>
+            </w:pPr>
+          </w:p>
+        </w:tc>
+      </w:tr>
+    </w:tbl>
+    <w:p>
+      <w:pPr>
+        <w:spacing w:line="360" w:lineRule="auto"/>
+        <w:rPr>
+          <w:rFonts w:ascii="標楷體" w:eastAsia="標楷體" w:hAnsi="標楷體" w:cs="新細明體"/>
+          <w:szCs w:val="24"/>
+        </w:rPr>
+      </w:pPr>
+      <w:r>
+        <w:rPr>
+          <w:rFonts w:ascii="標楷體" w:eastAsia="標楷體" w:hAnsi="標楷體"/>
+          <w:szCs w:val="24"/>
+        </w:rPr>
+        <w:pict w14:anchorId="56FE84F3">
+          <v:rect id="_x0000_i1029" style="width:0;height:1.5pt" o:hralign="center" o:hrstd="t" o:hr="t" fillcolor="#a0a0a0" stroked="f"/>
+        </w:pict>
+      </w:r>
+    </w:p>
+    <w:p>
+      <w:pPr>
+        <w:pStyle w:val="1"/>
+        <w:spacing w:before="0" w:after="0" w:line="360" w:lineRule="auto"/>
+        <w:rPr>
+          <w:rFonts w:ascii="標楷體" w:eastAsia="標楷體" w:hAnsi="標楷體"/>
+          <w:b w:val="0"/>
+          <w:bCs w:val="0"/>
+          <w:sz w:val="24"/>
+          <w:szCs w:val="24"/>
+        </w:rPr>
+      </w:pPr>
+      <w:r>
+        <w:rPr>
+          <w:rFonts w:ascii="標楷體" w:eastAsia="標楷體" w:hAnsi="標楷體"/>
+          <w:b w:val="0"/>
+          <w:bCs w:val="0"/>
+          <w:sz w:val="24"/>
+          <w:szCs w:val="24"/>
+        </w:rPr>
+        <w:t>表 8-2-17 T17 – feedback</w:t>
+      </w:r>
+    </w:p>
+    <w:p>
+      <w:pPr>
+        <w:pStyle w:val="3"/>
+        <w:spacing w:line="360" w:lineRule="auto"/>
+        <w:rPr>
+          <w:rFonts w:ascii="標楷體" w:eastAsia="標楷體" w:hAnsi="標楷體"/>
+          <w:b w:val="0"/>
+          <w:bCs w:val="0"/>
+          <w:sz w:val="24"/>
+          <w:szCs w:val="24"/>
+        </w:rPr>
+      </w:pPr>
+      <w:r>
+        <w:rPr>
+          <w:rFonts w:ascii="標楷體" w:eastAsia="標楷體" w:hAnsi="標楷體"/>
+          <w:b w:val="0"/>
+          <w:bCs w:val="0"/>
+          <w:sz w:val="24"/>
+          <w:szCs w:val="24"/>
+        </w:rPr>
+        <w:t>T17 feedback 系統回饋表</w:t>
+      </w:r>
+    </w:p>
+    <w:tbl>
+      <w:tblPr>
+        <w:tblStyle w:val="a3"/>
+        <w:tblW w:w="5000" w:type="pct"/>
+        <w:tblLook w:val="04A0" w:firstRow="1" w:lastRow="0" w:firstColumn="1" w:lastColumn="0" w:noHBand="0" w:noVBand="1"/>
+      </w:tblPr>
+      <w:tblGrid>
+        <w:gridCol w:w="2031"/>
+        <w:gridCol w:w="1737"/>
+        <w:gridCol w:w="1415"/>
+        <w:gridCol w:w="1364"/>
+        <w:gridCol w:w="692"/>
+        <w:gridCol w:w="1057"/>
+      </w:tblGrid>
+      <w:tr>
+        <w:tc>
+          <w:tcPr>
+            <w:tcW w:w="5000" w:type="pct"/>
+            <w:gridSpan w:val="6"/>
+          </w:tcPr>
+          <w:p>
+            <w:pPr>
+              <w:spacing w:line="360" w:lineRule="auto"/>
+              <w:jc w:val="center"/>
+              <w:rPr>
+                <w:rFonts w:ascii="標楷體" w:eastAsia="標楷體" w:hAnsi="標楷體"/>
+                <w:szCs w:val="24"/>
+              </w:rPr>
+            </w:pPr>
+          </w:p>
+        </w:tc>
+      </w:tr>
+      <w:tr>
+        <w:tc>
+          <w:tcPr>
+            <w:tcW w:w="1224" w:type="pct"/>
+            <w:hideMark/>
+          </w:tcPr>
+          <w:p>
+            <w:pPr>
+              <w:spacing w:line="360" w:lineRule="auto"/>
+              <w:jc w:val="center"/>
+              <w:rPr>
+                <w:rFonts w:ascii="標楷體" w:eastAsia="標楷體" w:hAnsi="標楷體"/>
+                <w:szCs w:val="24"/>
+              </w:rPr>
+            </w:pPr>
+            <w:r>
+              <w:rPr>
+                <w:rFonts w:ascii="標楷體" w:eastAsia="標楷體" w:hAnsi="標楷體"/>
+                <w:szCs w:val="24"/>
+              </w:rPr>
+              <w:t>英文名稱</w:t>
+            </w:r>
+          </w:p>
+        </w:tc>
+        <w:tc>
+          <w:tcPr>
+            <w:tcW w:w="1047" w:type="pct"/>
+            <w:hideMark/>
+          </w:tcPr>
+          <w:p>
+            <w:pPr>
+              <w:spacing w:line="360" w:lineRule="auto"/>
+              <w:jc w:val="center"/>
+              <w:rPr>
+                <w:rFonts w:ascii="標楷體" w:eastAsia="標楷體" w:hAnsi="標楷體"/>
+                <w:szCs w:val="24"/>
+              </w:rPr>
+            </w:pPr>
+            <w:r>
+              <w:rPr>
+                <w:rFonts w:ascii="標楷體" w:eastAsia="標楷體" w:hAnsi="標楷體"/>
+                <w:szCs w:val="24"/>
+              </w:rPr>
+              <w:t>中文名稱</w:t>
+            </w:r>
+          </w:p>
+        </w:tc>
+        <w:tc>
+          <w:tcPr>
+            <w:tcW w:w="853" w:type="pct"/>
+            <w:hideMark/>
+          </w:tcPr>
+          <w:p>
+            <w:pPr>
+              <w:spacing w:line="360" w:lineRule="auto"/>
+              <w:jc w:val="center"/>
+              <w:rPr>
+                <w:rFonts w:ascii="標楷體" w:eastAsia="標楷體" w:hAnsi="標楷體"/>
+                <w:szCs w:val="24"/>
+              </w:rPr>
+            </w:pPr>
+            <w:r>
+              <w:rPr>
+                <w:rFonts w:ascii="標楷體" w:eastAsia="標楷體" w:hAnsi="標楷體"/>
+                <w:szCs w:val="24"/>
+              </w:rPr>
+              <w:t>資料型態</w:t>
+            </w:r>
+          </w:p>
+        </w:tc>
+        <w:tc>
+          <w:tcPr>
+            <w:tcW w:w="822" w:type="pct"/>
+            <w:hideMark/>
+          </w:tcPr>
+          <w:p>
+            <w:pPr>
+              <w:spacing w:line="360" w:lineRule="auto"/>
+              <w:jc w:val="center"/>
+              <w:rPr>
+                <w:rFonts w:ascii="標楷體" w:eastAsia="標楷體" w:hAnsi="標楷體"/>
+                <w:szCs w:val="24"/>
+              </w:rPr>
+            </w:pPr>
+            <w:r>
+              <w:rPr>
+                <w:rFonts w:ascii="標楷體" w:eastAsia="標楷體" w:hAnsi="標楷體"/>
+                <w:szCs w:val="24"/>
+              </w:rPr>
+              <w:t>資料長度</w:t>
+            </w:r>
+          </w:p>
+        </w:tc>
+        <w:tc>
+          <w:tcPr>
+            <w:tcW w:w="417" w:type="pct"/>
+            <w:hideMark/>
+          </w:tcPr>
+          <w:p>
+            <w:pPr>
+              <w:spacing w:line="360" w:lineRule="auto"/>
+              <w:jc w:val="center"/>
+              <w:rPr>
+                <w:rFonts w:ascii="標楷體" w:eastAsia="標楷體" w:hAnsi="標楷體"/>
+                <w:szCs w:val="24"/>
+              </w:rPr>
+            </w:pPr>
+            <w:r>
+              <w:rPr>
+                <w:rFonts w:ascii="標楷體" w:eastAsia="標楷體" w:hAnsi="標楷體"/>
+                <w:szCs w:val="24"/>
+              </w:rPr>
+              <w:t>主鍵</w:t>
+            </w:r>
+          </w:p>
+        </w:tc>
+        <w:tc>
+          <w:tcPr>
+            <w:tcW w:w="636" w:type="pct"/>
+            <w:hideMark/>
+          </w:tcPr>
+          <w:p>
+            <w:pPr>
+              <w:spacing w:line="360" w:lineRule="auto"/>
+              <w:jc w:val="center"/>
+              <w:rPr>
+                <w:rFonts w:ascii="標楷體" w:eastAsia="標楷體" w:hAnsi="標楷體"/>
+                <w:szCs w:val="24"/>
+              </w:rPr>
+            </w:pPr>
+            <w:r>
+              <w:rPr>
+                <w:rFonts w:ascii="標楷體" w:eastAsia="標楷體" w:hAnsi="標楷體"/>
+                <w:szCs w:val="24"/>
+              </w:rPr>
+              <w:t>外鍵</w:t>
+            </w:r>
+          </w:p>
+        </w:tc>
+      </w:tr>
+      <w:tr>
+        <w:tc>
+          <w:tcPr>
+            <w:tcW w:w="1224" w:type="pct"/>
+            <w:hideMark/>
+          </w:tcPr>
+          <w:p>
+            <w:pPr>
+              <w:spacing w:line="360" w:lineRule="auto"/>
+              <w:rPr>
+                <w:rFonts w:ascii="標楷體" w:eastAsia="標楷體" w:hAnsi="標楷體"/>
+                <w:szCs w:val="24"/>
+              </w:rPr>
+            </w:pPr>
+            <w:r>
+              <w:rPr>
+                <w:rFonts w:ascii="標楷體" w:eastAsia="標楷體" w:hAnsi="標楷體"/>
+                <w:szCs w:val="24"/>
+              </w:rPr>
+              <w:t>id</w:t>
+            </w:r>
+          </w:p>
+        </w:tc>
+        <w:tc>
+          <w:tcPr>
+            <w:tcW w:w="1047" w:type="pct"/>
+            <w:hideMark/>
+          </w:tcPr>
+          <w:p>
+            <w:pPr>
+              <w:spacing w:line="360" w:lineRule="auto"/>
+              <w:rPr>
+                <w:rFonts w:ascii="標楷體" w:eastAsia="標楷體" w:hAnsi="標楷體"/>
+                <w:szCs w:val="24"/>
+              </w:rPr>
+            </w:pPr>
+            <w:r>
+              <w:rPr>
+                <w:rFonts w:ascii="標楷體" w:eastAsia="標楷體" w:hAnsi="標楷體"/>
+                <w:szCs w:val="24"/>
+              </w:rPr>
+              <w:t>回饋紀錄ID</w:t>
+            </w:r>
+          </w:p>
+        </w:tc>
+        <w:tc>
+          <w:tcPr>
+            <w:tcW w:w="853" w:type="pct"/>
+            <w:hideMark/>
+          </w:tcPr>
+          <w:p>
+            <w:pPr>
+              <w:spacing w:line="360" w:lineRule="auto"/>
+              <w:rPr>
+                <w:rFonts w:ascii="標楷體" w:eastAsia="標楷體" w:hAnsi="標楷體"/>
+                <w:szCs w:val="24"/>
+              </w:rPr>
+            </w:pPr>
+            <w:r>
+              <w:rPr>
+                <w:rFonts w:ascii="標楷體" w:eastAsia="標楷體" w:hAnsi="標楷體"/>
+                <w:szCs w:val="24"/>
+              </w:rPr>
+              <w:t>INT</w:t>
+            </w:r>
+          </w:p>
+        </w:tc>
+        <w:tc>
+          <w:tcPr>
+            <w:tcW w:w="822" w:type="pct"/>
+            <w:hideMark/>
+          </w:tcPr>
+          <w:p>
+            <w:pPr>
+              <w:spacing w:line="360" w:lineRule="auto"/>
+              <w:rPr>
+                <w:rFonts w:ascii="標楷體" w:eastAsia="標楷體" w:hAnsi="標楷體"/>
+                <w:szCs w:val="24"/>
+              </w:rPr>
+            </w:pPr>
+            <w:r>
+              <w:rPr>
+                <w:rFonts w:ascii="標楷體" w:eastAsia="標楷體" w:hAnsi="標楷體"/>
+                <w:szCs w:val="24"/>
+              </w:rPr>
+              <w:t>4 byte</w:t>
+            </w:r>
+          </w:p>
+        </w:tc>
+        <w:tc>
+          <w:tcPr>
+            <w:tcW w:w="417" w:type="pct"/>
+            <w:hideMark/>
+          </w:tcPr>
+          <w:p>
+            <w:pPr>
+              <w:spacing w:line="360" w:lineRule="auto"/>
+              <w:rPr>
+                <w:rFonts w:ascii="標楷體" w:eastAsia="標楷體" w:hAnsi="標楷體"/>
+                <w:szCs w:val="24"/>
+              </w:rPr>
+            </w:pPr>
+            <w:r>
+              <w:rPr>
+                <w:rFonts w:ascii="標楷體" w:eastAsia="標楷體" w:hAnsi="標楷體"/>
+                <w:szCs w:val="24"/>
+              </w:rPr>
+              <w:t>●</w:t>
+            </w:r>
+          </w:p>
+        </w:tc>
+        <w:tc>
+          <w:tcPr>
+            <w:tcW w:w="636" w:type="pct"/>
+            <w:hideMark/>
+          </w:tcPr>
+          <w:p>
+            <w:pPr>
+              <w:spacing w:line="360" w:lineRule="auto"/>
+              <w:rPr>
+                <w:rFonts w:ascii="標楷體" w:eastAsia="標楷體" w:hAnsi="標楷體"/>
+                <w:szCs w:val="24"/>
+              </w:rPr>
+            </w:pPr>
+          </w:p>
+        </w:tc>
+      </w:tr>
+      <w:tr>
+        <w:tc>
+          <w:tcPr>
+            <w:tcW w:w="1224" w:type="pct"/>
+            <w:hideMark/>
+          </w:tcPr>
+          <w:p>
+            <w:pPr>
+              <w:spacing w:line="360" w:lineRule="auto"/>
+              <w:rPr>
+                <w:rFonts w:ascii="標楷體" w:eastAsia="標楷體" w:hAnsi="標楷體" w:cs="新細明體"/>
+                <w:szCs w:val="24"/>
+              </w:rPr>
+            </w:pPr>
+            <w:proofErr w:type="spellStart"/>
+            <w:r>
+              <w:rPr>
+                <w:rFonts w:ascii="標楷體" w:eastAsia="標楷體" w:hAnsi="標楷體"/>
+                <w:szCs w:val="24"/>
+              </w:rPr>
+              <w:t>user_id</w:t>
+            </w:r>
+            <w:proofErr w:type="spellEnd"/>
+          </w:p>
+        </w:tc>
+        <w:tc>
+          <w:tcPr>
+            <w:tcW w:w="1047" w:type="pct"/>
+            <w:hideMark/>
+          </w:tcPr>
+          <w:p>
+            <w:pPr>
+              <w:spacing w:line="360" w:lineRule="auto"/>
+              <w:rPr>
+                <w:rFonts w:ascii="標楷體" w:eastAsia="標楷體" w:hAnsi="標楷體"/>
+                <w:szCs w:val="24"/>
+              </w:rPr>
+            </w:pPr>
+            <w:r>
+              <w:rPr>
+                <w:rFonts w:ascii="標楷體" w:eastAsia="標楷體" w:hAnsi="標楷體"/>
+                <w:szCs w:val="24"/>
+              </w:rPr>
+              <w:t>填寫者ID</w:t>
+            </w:r>
+          </w:p>
+        </w:tc>
+        <w:tc>
+          <w:tcPr>
+            <w:tcW w:w="853" w:type="pct"/>
+            <w:hideMark/>
+          </w:tcPr>
+          <w:p>
+            <w:pPr>
+              <w:spacing w:line="360" w:lineRule="auto"/>
+              <w:rPr>
+                <w:rFonts w:ascii="標楷體" w:eastAsia="標楷體" w:hAnsi="標楷體"/>
+                <w:szCs w:val="24"/>
+              </w:rPr>
+            </w:pPr>
+            <w:r>
+              <w:rPr>
+                <w:rFonts w:ascii="標楷體" w:eastAsia="標楷體" w:hAnsi="標楷體"/>
+                <w:szCs w:val="24"/>
+              </w:rPr>
+              <w:t>INT</w:t>
+            </w:r>
+          </w:p>
+        </w:tc>
+        <w:tc>
+          <w:tcPr>
+            <w:tcW w:w="822" w:type="pct"/>
+            <w:hideMark/>
+          </w:tcPr>
+          <w:p>
+            <w:pPr>
+              <w:spacing w:line="360" w:lineRule="auto"/>
+              <w:rPr>
+                <w:rFonts w:ascii="標楷體" w:eastAsia="標楷體" w:hAnsi="標楷體"/>
+                <w:szCs w:val="24"/>
+              </w:rPr>
+            </w:pPr>
+            <w:r>
+              <w:rPr>
+                <w:rFonts w:ascii="標楷體" w:eastAsia="標楷體" w:hAnsi="標楷體"/>
+                <w:szCs w:val="24"/>
+              </w:rPr>
+              <w:t>4 byte</w:t>
+            </w:r>
+          </w:p>
+        </w:tc>
+        <w:tc>
+          <w:tcPr>
+            <w:tcW w:w="417" w:type="pct"/>
+            <w:hideMark/>
+          </w:tcPr>
+          <w:p>
+            <w:pPr>
+              <w:spacing w:line="360" w:lineRule="auto"/>
+              <w:rPr>
+                <w:rFonts w:ascii="標楷體" w:eastAsia="標楷體" w:hAnsi="標楷體"/>
+                <w:szCs w:val="24"/>
+              </w:rPr>
+            </w:pPr>
+          </w:p>
+        </w:tc>
+        <w:tc>
+          <w:tcPr>
+            <w:tcW w:w="636" w:type="pct"/>
+            <w:hideMark/>
+          </w:tcPr>
+          <w:p>
+            <w:pPr>
+              <w:spacing w:line="360" w:lineRule="auto"/>
+              <w:rPr>
+                <w:rFonts w:ascii="標楷體" w:eastAsia="標楷體" w:hAnsi="標楷體" w:cs="新細明體"/>
+                <w:szCs w:val="24"/>
+              </w:rPr>
+            </w:pPr>
+            <w:r>
+              <w:rPr>
+                <w:rFonts w:ascii="標楷體" w:eastAsia="標楷體" w:hAnsi="標楷體"/>
+                <w:szCs w:val="24"/>
+              </w:rPr>
+              <w:t>user.id</w:t>
+            </w:r>
+          </w:p>
+        </w:tc>
+      </w:tr>
+      <w:tr>
+        <w:tc>
+          <w:tcPr>
+            <w:tcW w:w="1224" w:type="pct"/>
+            <w:hideMark/>
+          </w:tcPr>
+          <w:p>
+            <w:pPr>
+              <w:spacing w:line="360" w:lineRule="auto"/>
+              <w:rPr>
+                <w:rFonts w:ascii="標楷體" w:eastAsia="標楷體" w:hAnsi="標楷體"/>
+                <w:szCs w:val="24"/>
+              </w:rPr>
+            </w:pPr>
+            <w:r>
+              <w:rPr>
+                <w:rFonts w:ascii="標楷體" w:eastAsia="標楷體" w:hAnsi="標楷體"/>
+                <w:szCs w:val="24"/>
+              </w:rPr>
+              <w:t>email</w:t>
+            </w:r>
+          </w:p>
+        </w:tc>
+        <w:tc>
+          <w:tcPr>
+            <w:tcW w:w="1047" w:type="pct"/>
+            <w:hideMark/>
+          </w:tcPr>
+          <w:p>
+            <w:pPr>
+              <w:spacing w:line="360" w:lineRule="auto"/>
+              <w:rPr>
+                <w:rFonts w:ascii="標楷體" w:eastAsia="標楷體" w:hAnsi="標楷體"/>
+                <w:szCs w:val="24"/>
+              </w:rPr>
+            </w:pPr>
+            <w:r>
+              <w:rPr>
+                <w:rFonts w:ascii="標楷體" w:eastAsia="標楷體" w:hAnsi="標楷體"/>
+                <w:szCs w:val="24"/>
+              </w:rPr>
+              <w:t>聯絡信箱</w:t>
+            </w:r>
+          </w:p>
+        </w:tc>
+        <w:tc>
+          <w:tcPr>
+            <w:tcW w:w="853" w:type="pct"/>
+            <w:hideMark/>
+          </w:tcPr>
+          <w:p>
+            <w:pPr>
+              <w:spacing w:line="360" w:lineRule="auto"/>
+              <w:rPr>
+                <w:rFonts w:ascii="標楷體" w:eastAsia="標楷體" w:hAnsi="標楷體"/>
+                <w:szCs w:val="24"/>
+              </w:rPr>
+            </w:pPr>
+            <w:r>
+              <w:rPr>
+                <w:rFonts w:ascii="標楷體" w:eastAsia="標楷體" w:hAnsi="標楷體"/>
+                <w:szCs w:val="24"/>
+              </w:rPr>
+              <w:t>VARCHAR</w:t>
+            </w:r>
+          </w:p>
+        </w:tc>
+        <w:tc>
+          <w:tcPr>
+            <w:tcW w:w="822" w:type="pct"/>
+            <w:hideMark/>
+          </w:tcPr>
+          <w:p>
+            <w:pPr>
+              <w:spacing w:line="360" w:lineRule="auto"/>
+              <w:rPr>
+                <w:rFonts w:ascii="標楷體" w:eastAsia="標楷體" w:hAnsi="標楷體"/>
+                <w:szCs w:val="24"/>
+              </w:rPr>
+            </w:pPr>
+            <w:r>
+              <w:rPr>
+                <w:rFonts w:ascii="標楷體" w:eastAsia="標楷體" w:hAnsi="標楷體"/>
+                <w:szCs w:val="24"/>
+              </w:rPr>
+              <w:t>120</w:t>
+            </w:r>
+          </w:p>
+        </w:tc>
+        <w:tc>
+          <w:tcPr>
+            <w:tcW w:w="417" w:type="pct"/>
+            <w:hideMark/>
+          </w:tcPr>
+          <w:p>
+            <w:pPr>
+              <w:spacing w:line="360" w:lineRule="auto"/>
+              <w:rPr>
+                <w:rFonts w:ascii="標楷體" w:eastAsia="標楷體" w:hAnsi="標楷體"/>
+                <w:szCs w:val="24"/>
+              </w:rPr>
+            </w:pPr>
+          </w:p>
+        </w:tc>
+        <w:tc>
+          <w:tcPr>
+            <w:tcW w:w="636" w:type="pct"/>
+            <w:hideMark/>
+          </w:tcPr>
+          <w:p>
+            <w:pPr>
+              <w:spacing w:line="360" w:lineRule="auto"/>
+              <w:rPr>
+                <w:rFonts w:ascii="標楷體" w:eastAsia="標楷體" w:hAnsi="標楷體" w:cs="Times New Roman"/>
+                <w:szCs w:val="24"/>
+              </w:rPr>
+            </w:pPr>
+          </w:p>
+        </w:tc>
+      </w:tr>
+      <w:tr>
+        <w:tc>
+          <w:tcPr>
+            <w:tcW w:w="1224" w:type="pct"/>
+            <w:hideMark/>
+          </w:tcPr>
+          <w:p>
+            <w:pPr>
+              <w:spacing w:line="360" w:lineRule="auto"/>
+              <w:rPr>
+                <w:rFonts w:ascii="標楷體" w:eastAsia="標楷體" w:hAnsi="標楷體" w:cs="新細明體"/>
+                <w:szCs w:val="24"/>
+              </w:rPr>
+            </w:pPr>
+            <w:proofErr w:type="spellStart"/>
+            <w:r>
+              <w:rPr>
+                <w:rFonts w:ascii="標楷體" w:eastAsia="標楷體" w:hAnsi="標楷體"/>
+                <w:szCs w:val="24"/>
+              </w:rPr>
+              <w:t>feedback_type</w:t>
+            </w:r>
+            <w:proofErr w:type="spellEnd"/>
+          </w:p>
+        </w:tc>
+        <w:tc>
+          <w:tcPr>
+            <w:tcW w:w="1047" w:type="pct"/>
+            <w:hideMark/>
+          </w:tcPr>
+          <w:p>
+            <w:pPr>
+              <w:spacing w:line="360" w:lineRule="auto"/>
+              <w:rPr>
+                <w:rFonts w:ascii="標楷體" w:eastAsia="標楷體" w:hAnsi="標楷體"/>
+                <w:szCs w:val="24"/>
+              </w:rPr>
+            </w:pPr>
+            <w:r>
+              <w:rPr>
+                <w:rFonts w:ascii="標楷體" w:eastAsia="標楷體" w:hAnsi="標楷體"/>
+                <w:szCs w:val="24"/>
+              </w:rPr>
+              <w:t>意見類型</w:t>
+            </w:r>
+          </w:p>
+        </w:tc>
+        <w:tc>
+          <w:tcPr>
+            <w:tcW w:w="853" w:type="pct"/>
+            <w:hideMark/>
+          </w:tcPr>
+          <w:p>
+            <w:pPr>
+              <w:spacing w:line="360" w:lineRule="auto"/>
+              <w:rPr>
+                <w:rFonts w:ascii="標楷體" w:eastAsia="標楷體" w:hAnsi="標楷體"/>
+                <w:szCs w:val="24"/>
+              </w:rPr>
+            </w:pPr>
+            <w:r>
+              <w:rPr>
+                <w:rFonts w:ascii="標楷體" w:eastAsia="標楷體" w:hAnsi="標楷體"/>
+                <w:szCs w:val="24"/>
+              </w:rPr>
+              <w:t>VARCHAR</w:t>
+            </w:r>
+          </w:p>
+        </w:tc>
+        <w:tc>
+          <w:tcPr>
+            <w:tcW w:w="822" w:type="pct"/>
+            <w:hideMark/>
+          </w:tcPr>
+          <w:p>
+            <w:pPr>
+              <w:spacing w:line="360" w:lineRule="auto"/>
+              <w:rPr>
+                <w:rFonts w:ascii="標楷體" w:eastAsia="標楷體" w:hAnsi="標楷體"/>
+                <w:szCs w:val="24"/>
+              </w:rPr>
+            </w:pPr>
+            <w:r>
+              <w:rPr>
+                <w:rFonts w:ascii="標楷體" w:eastAsia="標楷體" w:hAnsi="標楷體"/>
+                <w:szCs w:val="24"/>
+              </w:rPr>
+              <w:t>50</w:t>
+            </w:r>
+          </w:p>
+        </w:tc>
+        <w:tc>
+          <w:tcPr>
+            <w:tcW w:w="417" w:type="pct"/>
+            <w:hideMark/>
+          </w:tcPr>
+          <w:p>
+            <w:pPr>
+              <w:spacing w:line="360" w:lineRule="auto"/>
+              <w:rPr>
+                <w:rFonts w:ascii="標楷體" w:eastAsia="標楷體" w:hAnsi="標楷體"/>
+                <w:szCs w:val="24"/>
+              </w:rPr>
+            </w:pPr>
+          </w:p>
+        </w:tc>
+        <w:tc>
+          <w:tcPr>
+            <w:tcW w:w="636" w:type="pct"/>
+            <w:hideMark/>
+          </w:tcPr>
+          <w:p>
+            <w:pPr>
+              <w:spacing w:line="360" w:lineRule="auto"/>
+              <w:rPr>
+                <w:rFonts w:ascii="標楷體" w:eastAsia="標楷體" w:hAnsi="標楷體" w:cs="Times New Roman"/>
+                <w:szCs w:val="24"/>
+              </w:rPr>
+            </w:pPr>
+          </w:p>
+        </w:tc>
+      </w:tr>
+      <w:tr>
+        <w:tc>
+          <w:tcPr>
+            <w:tcW w:w="1224" w:type="pct"/>
+            <w:hideMark/>
+          </w:tcPr>
+          <w:p>
+            <w:pPr>
+              <w:spacing w:line="360" w:lineRule="auto"/>
+              <w:rPr>
+                <w:rFonts w:ascii="標楷體" w:eastAsia="標楷體" w:hAnsi="標楷體" w:cs="新細明體"/>
+                <w:szCs w:val="24"/>
+              </w:rPr>
+            </w:pPr>
+            <w:r>
+              <w:rPr>
+                <w:rFonts w:ascii="標楷體" w:eastAsia="標楷體" w:hAnsi="標楷體"/>
+                <w:szCs w:val="24"/>
+              </w:rPr>
+              <w:t>content</w:t>
+            </w:r>
+          </w:p>
+        </w:tc>
+        <w:tc>
+          <w:tcPr>
+            <w:tcW w:w="1047" w:type="pct"/>
+            <w:hideMark/>
+          </w:tcPr>
+          <w:p>
+            <w:pPr>
+              <w:spacing w:line="360" w:lineRule="auto"/>
+              <w:rPr>
+                <w:rFonts w:ascii="標楷體" w:eastAsia="標楷體" w:hAnsi="標楷體"/>
+                <w:szCs w:val="24"/>
+              </w:rPr>
+            </w:pPr>
+            <w:r>
+              <w:rPr>
+                <w:rFonts w:ascii="標楷體" w:eastAsia="標楷體" w:hAnsi="標楷體"/>
+                <w:szCs w:val="24"/>
+              </w:rPr>
+              <w:t>意見內容</w:t>
+            </w:r>
+          </w:p>
+        </w:tc>
+        <w:tc>
+          <w:tcPr>
+            <w:tcW w:w="853" w:type="pct"/>
+            <w:hideMark/>
+          </w:tcPr>
+          <w:p>
+            <w:pPr>
+              <w:spacing w:line="360" w:lineRule="auto"/>
+              <w:rPr>
+                <w:rFonts w:ascii="標楷體" w:eastAsia="標楷體" w:hAnsi="標楷體"/>
+                <w:szCs w:val="24"/>
+              </w:rPr>
+            </w:pPr>
+            <w:r>
+              <w:rPr>
+                <w:rFonts w:ascii="標楷體" w:eastAsia="標楷體" w:hAnsi="標楷體"/>
+                <w:szCs w:val="24"/>
+              </w:rPr>
+              <w:t>TEXT</w:t>
+            </w:r>
+          </w:p>
+        </w:tc>
+        <w:tc>
+          <w:tcPr>
+            <w:tcW w:w="822" w:type="pct"/>
+            <w:hideMark/>
+          </w:tcPr>
+          <w:p>
+            <w:pPr>
+              <w:spacing w:line="360" w:lineRule="auto"/>
+              <w:rPr>
+                <w:rFonts w:ascii="標楷體" w:eastAsia="標楷體" w:hAnsi="標楷體"/>
+                <w:szCs w:val="24"/>
+              </w:rPr>
+            </w:pPr>
+            <w:r>
+              <w:rPr>
+                <w:rFonts w:ascii="標楷體" w:eastAsia="標楷體" w:hAnsi="標楷體"/>
+                <w:szCs w:val="24"/>
+              </w:rPr>
+              <w:t>-</w:t>
+            </w:r>
+          </w:p>
+        </w:tc>
+        <w:tc>
+          <w:tcPr>
+            <w:tcW w:w="417" w:type="pct"/>
+            <w:hideMark/>
+          </w:tcPr>
+          <w:p>
+            <w:pPr>
+              <w:spacing w:line="360" w:lineRule="auto"/>
+              <w:rPr>
+                <w:rFonts w:ascii="標楷體" w:eastAsia="標楷體" w:hAnsi="標楷體"/>
+                <w:szCs w:val="24"/>
+              </w:rPr>
+            </w:pPr>
+          </w:p>
+        </w:tc>
+        <w:tc>
+          <w:tcPr>
+            <w:tcW w:w="636" w:type="pct"/>
+            <w:hideMark/>
+          </w:tcPr>
+          <w:p>
+            <w:pPr>
+              <w:spacing w:line="360" w:lineRule="auto"/>
+              <w:rPr>
+                <w:rFonts w:ascii="標楷體" w:eastAsia="標楷體" w:hAnsi="標楷體" w:cs="Times New Roman"/>
+                <w:szCs w:val="24"/>
+              </w:rPr>
+            </w:pPr>
+          </w:p>
+        </w:tc>
+      </w:tr>
+      <w:tr>
+        <w:tc>
+          <w:tcPr>
+            <w:tcW w:w="1224" w:type="pct"/>
+            <w:hideMark/>
+          </w:tcPr>
+          <w:p>
+            <w:pPr>
+              <w:spacing w:line="360" w:lineRule="auto"/>
+              <w:rPr>
+                <w:rFonts w:ascii="標楷體" w:eastAsia="標楷體" w:hAnsi="標楷體" w:cs="新細明體"/>
+                <w:szCs w:val="24"/>
+              </w:rPr>
+            </w:pPr>
+            <w:r>
+              <w:rPr>
+                <w:rFonts w:ascii="標楷體" w:eastAsia="標楷體" w:hAnsi="標楷體"/>
+                <w:szCs w:val="24"/>
+              </w:rPr>
+              <w:t>reply</w:t>
+            </w:r>
+          </w:p>
+        </w:tc>
+        <w:tc>
+          <w:tcPr>
+            <w:tcW w:w="1047" w:type="pct"/>
+            <w:hideMark/>
+          </w:tcPr>
+          <w:p>
+            <w:pPr>
+              <w:spacing w:line="360" w:lineRule="auto"/>
+              <w:rPr>
+                <w:rFonts w:ascii="標楷體" w:eastAsia="標楷體" w:hAnsi="標楷體"/>
+                <w:szCs w:val="24"/>
+              </w:rPr>
+            </w:pPr>
+            <w:r>
+              <w:rPr>
+                <w:rFonts w:ascii="標楷體" w:eastAsia="標楷體" w:hAnsi="標楷體"/>
+                <w:szCs w:val="24"/>
+              </w:rPr>
+              <w:t>官方回覆</w:t>
+            </w:r>
+          </w:p>
+        </w:tc>
+        <w:tc>
+          <w:tcPr>
+            <w:tcW w:w="853" w:type="pct"/>
+            <w:hideMark/>
+          </w:tcPr>
+          <w:p>
+            <w:pPr>
+              <w:spacing w:line="360" w:lineRule="auto"/>
+              <w:rPr>
+                <w:rFonts w:ascii="標楷體" w:eastAsia="標楷體" w:hAnsi="標楷體"/>
+                <w:szCs w:val="24"/>
+              </w:rPr>
+            </w:pPr>
+            <w:r>
+              <w:rPr>
+                <w:rFonts w:ascii="標楷體" w:eastAsia="標楷體" w:hAnsi="標楷體"/>
+                <w:szCs w:val="24"/>
+              </w:rPr>
+              <w:t>TEXT</w:t>
+            </w:r>
+          </w:p>
+        </w:tc>
+        <w:tc>
+          <w:tcPr>
+            <w:tcW w:w="822" w:type="pct"/>
+            <w:hideMark/>
+          </w:tcPr>
+          <w:p>
+            <w:pPr>
+              <w:spacing w:line="360" w:lineRule="auto"/>
+              <w:rPr>
+                <w:rFonts w:ascii="標楷體" w:eastAsia="標楷體" w:hAnsi="標楷體"/>
+                <w:szCs w:val="24"/>
+              </w:rPr>
+            </w:pPr>
+            <w:r>
+              <w:rPr>
+                <w:rFonts w:ascii="標楷體" w:eastAsia="標楷體" w:hAnsi="標楷體"/>
+                <w:szCs w:val="24"/>
+              </w:rPr>
+              <w:t>-</w:t>
+            </w:r>
+          </w:p>
+        </w:tc>
+        <w:tc>
+          <w:tcPr>
+            <w:tcW w:w="417" w:type="pct"/>
+            <w:hideMark/>
+          </w:tcPr>
+          <w:p>
+            <w:pPr>
+              <w:spacing w:line="360" w:lineRule="auto"/>
+              <w:rPr>
+                <w:rFonts w:ascii="標楷體" w:eastAsia="標楷體" w:hAnsi="標楷體"/>
+                <w:szCs w:val="24"/>
+              </w:rPr>
+            </w:pPr>
+          </w:p>
+        </w:tc>
+        <w:tc>
+          <w:tcPr>
+            <w:tcW w:w="636" w:type="pct"/>
+            <w:hideMark/>
+          </w:tcPr>
+          <w:p>
+            <w:pPr>
+              <w:spacing w:line="360" w:lineRule="auto"/>
+              <w:rPr>
+                <w:rFonts w:ascii="標楷體" w:eastAsia="標楷體" w:hAnsi="標楷體" w:cs="Times New Roman"/>
+                <w:szCs w:val="24"/>
+              </w:rPr>
+            </w:pPr>
+          </w:p>
+        </w:tc>
+      </w:tr>
+      <w:tr>
+        <w:trPr>
+          <w:trHeight w:val="125"/>
+        </w:trPr>
+        <w:tc>
+          <w:tcPr>
+            <w:tcW w:w="1224" w:type="pct"/>
+            <w:hideMark/>
+          </w:tcPr>
+          <w:p>
+            <w:pPr>
+              <w:spacing w:line="360" w:lineRule="auto"/>
+              <w:rPr>
+                <w:rFonts w:ascii="標楷體" w:eastAsia="標楷體" w:hAnsi="標楷體" w:cs="新細明體"/>
+                <w:szCs w:val="24"/>
+              </w:rPr>
+            </w:pPr>
+            <w:proofErr w:type="spellStart"/>
+            <w:r>
+              <w:rPr>
+                <w:rFonts w:ascii="標楷體" w:eastAsia="標楷體" w:hAnsi="標楷體"/>
+                <w:szCs w:val="24"/>
+              </w:rPr>
+              <w:t>replied_at</w:t>
+            </w:r>
+            <w:proofErr w:type="spellEnd"/>
+          </w:p>
+        </w:tc>
+        <w:tc>
+          <w:tcPr>
+            <w:tcW w:w="1047" w:type="pct"/>
+            <w:hideMark/>
+          </w:tcPr>
+          <w:p>
+            <w:pPr>
+              <w:spacing w:line="360" w:lineRule="auto"/>
+              <w:rPr>
+                <w:rFonts w:ascii="標楷體" w:eastAsia="標楷體" w:hAnsi="標楷體"/>
+                <w:szCs w:val="24"/>
+              </w:rPr>
+            </w:pPr>
+            <w:r>
+              <w:rPr>
+                <w:rFonts w:ascii="標楷體" w:eastAsia="標楷體" w:hAnsi="標楷體"/>
+                <w:szCs w:val="24"/>
+              </w:rPr>
+              <w:t>回覆時間</w:t>
+            </w:r>
+          </w:p>
+        </w:tc>
+        <w:tc>
+          <w:tcPr>
+            <w:tcW w:w="853" w:type="pct"/>
+            <w:hideMark/>
+          </w:tcPr>
+          <w:p>
+            <w:pPr>
+              <w:spacing w:line="360" w:lineRule="auto"/>
+              <w:rPr>
+                <w:rFonts w:ascii="標楷體" w:eastAsia="標楷體" w:hAnsi="標楷體"/>
+                <w:szCs w:val="24"/>
+              </w:rPr>
+            </w:pPr>
+            <w:r>
+              <w:rPr>
+                <w:rFonts w:ascii="標楷體" w:eastAsia="標楷體" w:hAnsi="標楷體"/>
+                <w:szCs w:val="24"/>
+              </w:rPr>
+              <w:t>DATETIME</w:t>
+            </w:r>
+          </w:p>
+        </w:tc>
+        <w:tc>
+          <w:tcPr>
+            <w:tcW w:w="822" w:type="pct"/>
+            <w:hideMark/>
+          </w:tcPr>
+          <w:p>
+            <w:pPr>
+              <w:spacing w:line="360" w:lineRule="auto"/>
+              <w:rPr>
+                <w:rFonts w:ascii="標楷體" w:eastAsia="標楷體" w:hAnsi="標楷體"/>
+                <w:szCs w:val="24"/>
+              </w:rPr>
+            </w:pPr>
+            <w:r>
+              <w:rPr>
+                <w:rFonts w:ascii="標楷體" w:eastAsia="標楷體" w:hAnsi="標楷體"/>
+                <w:szCs w:val="24"/>
+              </w:rPr>
+              <w:t>-</w:t>
+            </w:r>
+          </w:p>
+        </w:tc>
+        <w:tc>
+          <w:tcPr>
+            <w:tcW w:w="417" w:type="pct"/>
+            <w:hideMark/>
+          </w:tcPr>
+          <w:p>
+            <w:pPr>
+              <w:spacing w:line="360" w:lineRule="auto"/>
+              <w:rPr>
+                <w:rFonts w:ascii="標楷體" w:eastAsia="標楷體" w:hAnsi="標楷體"/>
+                <w:szCs w:val="24"/>
+              </w:rPr>
+            </w:pPr>
+          </w:p>
+        </w:tc>
+        <w:tc>
+          <w:tcPr>
+            <w:tcW w:w="636" w:type="pct"/>
+            <w:hideMark/>
+          </w:tcPr>
+          <w:p>
+            <w:pPr>
+              <w:spacing w:line="360" w:lineRule="auto"/>
+              <w:rPr>
+                <w:rFonts w:ascii="標楷體" w:eastAsia="標楷體" w:hAnsi="標楷體" w:cs="Times New Roman"/>
+                <w:szCs w:val="24"/>
+              </w:rPr>
+            </w:pPr>
+          </w:p>
+        </w:tc>
+      </w:tr>
+      <w:tr>
+        <w:tc>
+          <w:tcPr>
+            <w:tcW w:w="1224" w:type="pct"/>
+            <w:hideMark/>
+          </w:tcPr>
+          <w:p>
+            <w:pPr>
+              <w:spacing w:line="360" w:lineRule="auto"/>
+              <w:rPr>
+                <w:rFonts w:ascii="標楷體" w:eastAsia="標楷體" w:hAnsi="標楷體" w:cs="新細明體"/>
+                <w:szCs w:val="24"/>
+              </w:rPr>
+            </w:pPr>
+            <w:proofErr w:type="spellStart"/>
+            <w:r>
+              <w:rPr>
+                <w:rFonts w:ascii="標楷體" w:eastAsia="標楷體" w:hAnsi="標楷體"/>
+                <w:szCs w:val="24"/>
+              </w:rPr>
+              <w:t>created_at</w:t>
+            </w:r>
+            <w:proofErr w:type="spellEnd"/>
+          </w:p>
+        </w:tc>
+        <w:tc>
+          <w:tcPr>
+            <w:tcW w:w="1047" w:type="pct"/>
+            <w:hideMark/>
+          </w:tcPr>
+          <w:p>
+            <w:pPr>
+              <w:spacing w:line="360" w:lineRule="auto"/>
+              <w:rPr>
+                <w:rFonts w:ascii="標楷體" w:eastAsia="標楷體" w:hAnsi="標楷體"/>
+                <w:szCs w:val="24"/>
+              </w:rPr>
+            </w:pPr>
+            <w:r>
+              <w:rPr>
+                <w:rFonts w:ascii="標楷體" w:eastAsia="標楷體" w:hAnsi="標楷體"/>
+                <w:szCs w:val="24"/>
+              </w:rPr>
+              <w:t>填寫時間</w:t>
+            </w:r>
+          </w:p>
+        </w:tc>
+        <w:tc>
+          <w:tcPr>
+            <w:tcW w:w="853" w:type="pct"/>
+            <w:hideMark/>
+          </w:tcPr>
+          <w:p>
+            <w:pPr>
+              <w:spacing w:line="360" w:lineRule="auto"/>
+              <w:rPr>
+                <w:rFonts w:ascii="標楷體" w:eastAsia="標楷體" w:hAnsi="標楷體"/>
+                <w:szCs w:val="24"/>
+              </w:rPr>
+            </w:pPr>
+            <w:r>
+              <w:rPr>
+                <w:rFonts w:ascii="標楷體" w:eastAsia="標楷體" w:hAnsi="標楷體"/>
+                <w:szCs w:val="24"/>
+              </w:rPr>
+              <w:t>DATETIME</w:t>
+            </w:r>
+          </w:p>
+        </w:tc>
+        <w:tc>
+          <w:tcPr>
+            <w:tcW w:w="822" w:type="pct"/>
+            <w:hideMark/>
+          </w:tcPr>
+          <w:p>
+            <w:pPr>
+              <w:spacing w:line="360" w:lineRule="auto"/>
+              <w:rPr>
+                <w:rFonts w:ascii="標楷體" w:eastAsia="標楷體" w:hAnsi="標楷體"/>
+                <w:szCs w:val="24"/>
+              </w:rPr>
+            </w:pPr>
+            <w:r>
+              <w:rPr>
+                <w:rFonts w:ascii="標楷體" w:eastAsia="標楷體" w:hAnsi="標楷體"/>
+                <w:szCs w:val="24"/>
+              </w:rPr>
+              <w:t>-</w:t>
+            </w:r>
+          </w:p>
+        </w:tc>
+        <w:tc>
+          <w:tcPr>
+            <w:tcW w:w="417" w:type="pct"/>
+            <w:hideMark/>
+          </w:tcPr>
+          <w:p>
+            <w:pPr>
+              <w:spacing w:line="360" w:lineRule="auto"/>
+              <w:rPr>
+                <w:rFonts w:ascii="標楷體" w:eastAsia="標楷體" w:hAnsi="標楷體"/>
+                <w:szCs w:val="24"/>
+              </w:rPr>
+            </w:pPr>
+          </w:p>
+        </w:tc>
+        <w:tc>
+          <w:tcPr>
+            <w:tcW w:w="636" w:type="pct"/>
+            <w:hideMark/>
           </w:tcPr>
           <w:p>
             <w:pPr>
@@ -14172,7 +20010,7 @@
     <w:basedOn w:val="1"/>
     <w:link w:val="a5"/>
     <w:qFormat/>
-    <w:rsid w:val="009862F6"/>
+    <w:rsid w:val="00A82BC4"/>
     <w:pPr>
       <w:spacing w:before="0" w:after="0" w:line="360" w:lineRule="auto"/>
       <w:jc w:val="center"/>
@@ -14181,6 +20019,7 @@
       <w:rFonts w:ascii="標楷體" w:eastAsia="標楷體" w:hAnsi="標楷體"/>
       <w:b w:val="0"/>
       <w:bCs w:val="0"/>
+      <w:sz w:val="24"/>
       <w:szCs w:val="24"/>
     </w:rPr>
   </w:style>
@@ -14188,7 +20027,7 @@
     <w:name w:val="表 字元"/>
     <w:basedOn w:val="10"/>
     <w:link w:val="a4"/>
-    <w:rsid w:val="009862F6"/>
+    <w:rsid w:val="00A82BC4"/>
     <w:rPr>
       <w:rFonts w:ascii="標楷體" w:eastAsia="標楷體" w:hAnsi="標楷體" w:cstheme="majorBidi"/>
       <w:b w:val="0"/>

--- a/系統文件/8-2 表格及其 Meta data - 修正版.docx
+++ b/系統文件/8-2 表格及其 Meta data - 修正版.docx
@@ -1926,7 +1926,7 @@
                 <w:rFonts w:ascii="標楷體" w:eastAsia="標楷體" w:hAnsi="標楷體"/>
                 <w:szCs w:val="24"/>
               </w:rPr>
-              <w:t>Integer</w:t>
+              <w:t>INT</w:t>
             </w:r>
           </w:p>
         </w:tc>
@@ -2051,7 +2051,7 @@
                 <w:rFonts w:ascii="標楷體" w:eastAsia="標楷體" w:hAnsi="標楷體"/>
                 <w:szCs w:val="24"/>
               </w:rPr>
-              <w:t>Integer</w:t>
+              <w:t>INT</w:t>
             </w:r>
           </w:p>
         </w:tc>
@@ -2173,10 +2173,10 @@
             </w:pPr>
             <w:r>
               <w:rPr>
-                <w:rFonts w:ascii="標楷體" w:eastAsia="標楷體" w:hAnsi="標楷體" w:hint="eastAsia"/>
-                <w:szCs w:val="24"/>
-              </w:rPr>
-              <w:t>JOSN</w:t>
+                <w:rFonts w:ascii="標楷體" w:eastAsia="標楷體" w:hAnsi="標楷體"/>
+                <w:szCs w:val="24"/>
+              </w:rPr>
+              <w:t>JSON</w:t>
             </w:r>
           </w:p>
         </w:tc>
@@ -2231,22 +2231,20 @@
         </w:tc>
       </w:tr>
     </w:tbl>
-    <w:p/>
+    <w:p>
+      <w:pPr>
+        <w:rPr>
+          <w:rFonts w:ascii="標楷體" w:eastAsia="標楷體" w:hAnsi="標楷體"/>
+          <w:szCs w:val="24"/>
+        </w:rPr>
+      </w:pPr>
+    </w:p>
     <w:p>
       <w:pPr>
         <w:pStyle w:val="a4"/>
       </w:pPr>
       <w:r>
-        <w:t xml:space="preserve">表 </w:t>
-      </w:r>
-      <w:r>
-        <w:t>8-2-2 T02</w:t>
-      </w:r>
-      <w:r>
-        <w:t xml:space="preserve"> </w:t>
-      </w:r>
-      <w:r>
-        <w:t>使用者能力</w:t>
+        <w:t>表 8-2-2 T02 使用者能力</w:t>
       </w:r>
       <w:r>
         <w:rPr>
@@ -3359,19 +3357,20 @@
         </w:tc>
       </w:tr>
     </w:tbl>
-    <w:p/>
+    <w:p>
+      <w:pPr>
+        <w:rPr>
+          <w:rFonts w:ascii="標楷體" w:eastAsia="標楷體" w:hAnsi="標楷體"/>
+          <w:szCs w:val="24"/>
+        </w:rPr>
+      </w:pPr>
+    </w:p>
     <w:p>
       <w:pPr>
         <w:pStyle w:val="a4"/>
       </w:pPr>
       <w:r>
-        <w:t xml:space="preserve">表 </w:t>
-      </w:r>
-      <w:r>
-        <w:t>8-2-3 T03</w:t>
-      </w:r>
-      <w:r>
-        <w:t xml:space="preserve"> </w:t>
+        <w:t xml:space="preserve">表 8-2-3 T03 </w:t>
       </w:r>
       <w:r>
         <w:rPr>
@@ -3977,19 +3976,20 @@
         </w:tc>
       </w:tr>
     </w:tbl>
-    <w:p/>
+    <w:p>
+      <w:pPr>
+        <w:rPr>
+          <w:rFonts w:ascii="標楷體" w:eastAsia="標楷體" w:hAnsi="標楷體"/>
+          <w:szCs w:val="24"/>
+        </w:rPr>
+      </w:pPr>
+    </w:p>
     <w:p>
       <w:pPr>
         <w:pStyle w:val="a4"/>
       </w:pPr>
       <w:r>
-        <w:t xml:space="preserve">表 </w:t>
-      </w:r>
-      <w:r>
-        <w:t>8-2-4 T04</w:t>
-      </w:r>
-      <w:r>
-        <w:t xml:space="preserve"> </w:t>
+        <w:t xml:space="preserve">表 8-2-4 T04 </w:t>
       </w:r>
       <w:r>
         <w:rPr>
@@ -6000,22 +6000,20 @@
         </w:tc>
       </w:tr>
     </w:tbl>
-    <w:p/>
+    <w:p>
+      <w:pPr>
+        <w:rPr>
+          <w:rFonts w:ascii="標楷體" w:eastAsia="標楷體" w:hAnsi="標楷體"/>
+          <w:szCs w:val="24"/>
+        </w:rPr>
+      </w:pPr>
+    </w:p>
     <w:p>
       <w:pPr>
         <w:pStyle w:val="a4"/>
       </w:pPr>
       <w:r>
-        <w:t xml:space="preserve">表 </w:t>
-      </w:r>
-      <w:r>
-        <w:t>8-2-5 T05</w:t>
-      </w:r>
-      <w:r>
-        <w:t xml:space="preserve"> </w:t>
-      </w:r>
-      <w:r>
-        <w:t>測驗題目</w:t>
+        <w:t>表 8-2-5 T05 測驗題目</w:t>
       </w:r>
       <w:r>
         <w:rPr>
@@ -7324,17 +7322,21 @@
         </w:tc>
       </w:tr>
     </w:tbl>
-    <w:p/>
+    <w:p>
+      <w:pPr>
+        <w:rPr>
+          <w:rFonts w:ascii="標楷體" w:eastAsia="標楷體" w:hAnsi="標楷體"/>
+          <w:szCs w:val="24"/>
+        </w:rPr>
+      </w:pPr>
+    </w:p>
     <w:p>
       <w:pPr>
         <w:pStyle w:val="a4"/>
       </w:pPr>
       <w:r>
         <w:lastRenderedPageBreak/>
-        <w:t xml:space="preserve">表 </w:t>
-      </w:r>
-      <w:r>
-        <w:t>8-2-</w:t>
+        <w:t>表 8-2-</w:t>
       </w:r>
       <w:r>
         <w:t>6</w:t>
@@ -7419,6 +7421,10 @@
             </w:r>
             <w:proofErr w:type="spellStart"/>
             <w:r>
+              <w:rPr>
+                <w:rFonts w:ascii="標楷體" w:eastAsia="標楷體" w:hAnsi="標楷體"/>
+                <w:szCs w:val="24"/>
+              </w:rPr>
               <w:t>user_photo</w:t>
             </w:r>
             <w:proofErr w:type="spellEnd"/>
@@ -7436,14 +7442,7 @@
                 <w:rFonts w:ascii="標楷體" w:eastAsia="標楷體" w:hAnsi="標楷體" w:hint="eastAsia"/>
                 <w:szCs w:val="24"/>
               </w:rPr>
-              <w:t>使用者照片事件</w:t>
-            </w:r>
-            <w:r>
-              <w:rPr>
-                <w:rFonts w:ascii="標楷體" w:eastAsia="標楷體" w:hAnsi="標楷體" w:hint="eastAsia"/>
-                <w:szCs w:val="24"/>
-              </w:rPr>
-              <w:t>)</w:t>
+              <w:t>使用者照片事件)</w:t>
             </w:r>
           </w:p>
         </w:tc>
@@ -7620,6 +7619,7 @@
             <w:r>
               <w:rPr>
                 <w:rFonts w:ascii="標楷體" w:eastAsia="標楷體" w:hAnsi="標楷體" w:hint="eastAsia"/>
+                <w:szCs w:val="24"/>
               </w:rPr>
               <w:t>id</w:t>
             </w:r>
@@ -7641,6 +7641,7 @@
             <w:r>
               <w:rPr>
                 <w:rFonts w:ascii="標楷體" w:eastAsia="標楷體" w:hAnsi="標楷體" w:hint="eastAsia"/>
+                <w:szCs w:val="24"/>
               </w:rPr>
               <w:t>照片紀錄ID</w:t>
             </w:r>
@@ -7662,6 +7663,7 @@
             <w:r>
               <w:rPr>
                 <w:rFonts w:ascii="標楷體" w:eastAsia="標楷體" w:hAnsi="標楷體" w:hint="eastAsia"/>
+                <w:szCs w:val="24"/>
               </w:rPr>
               <w:t>INT</w:t>
             </w:r>
@@ -7683,6 +7685,7 @@
             <w:r>
               <w:rPr>
                 <w:rFonts w:ascii="標楷體" w:eastAsia="標楷體" w:hAnsi="標楷體" w:hint="eastAsia"/>
+                <w:szCs w:val="24"/>
               </w:rPr>
               <w:t xml:space="preserve">4 </w:t>
             </w:r>
@@ -7690,6 +7693,7 @@
             <w:r>
               <w:rPr>
                 <w:rFonts w:ascii="標楷體" w:eastAsia="標楷體" w:hAnsi="標楷體" w:hint="eastAsia"/>
+                <w:szCs w:val="24"/>
               </w:rPr>
               <w:t>byte</w:t>
             </w:r>
@@ -7712,6 +7716,7 @@
             <w:r>
               <w:rPr>
                 <w:rFonts w:ascii="標楷體" w:eastAsia="標楷體" w:hAnsi="標楷體" w:hint="eastAsia"/>
+                <w:szCs w:val="24"/>
               </w:rPr>
               <w:t>●</w:t>
             </w:r>
@@ -7751,6 +7756,7 @@
             <w:r>
               <w:rPr>
                 <w:rFonts w:ascii="標楷體" w:eastAsia="標楷體" w:hAnsi="標楷體" w:hint="eastAsia"/>
+                <w:szCs w:val="24"/>
               </w:rPr>
               <w:t>user_id</w:t>
             </w:r>
@@ -7773,6 +7779,7 @@
             <w:r>
               <w:rPr>
                 <w:rFonts w:ascii="標楷體" w:eastAsia="標楷體" w:hAnsi="標楷體" w:hint="eastAsia"/>
+                <w:szCs w:val="24"/>
               </w:rPr>
               <w:t>使用者ID</w:t>
             </w:r>
@@ -7794,6 +7801,7 @@
             <w:r>
               <w:rPr>
                 <w:rFonts w:ascii="標楷體" w:eastAsia="標楷體" w:hAnsi="標楷體" w:hint="eastAsia"/>
+                <w:szCs w:val="24"/>
               </w:rPr>
               <w:t>INT</w:t>
             </w:r>
@@ -7815,6 +7823,7 @@
             <w:r>
               <w:rPr>
                 <w:rFonts w:ascii="標楷體" w:eastAsia="標楷體" w:hAnsi="標楷體" w:hint="eastAsia"/>
+                <w:szCs w:val="24"/>
               </w:rPr>
               <w:t xml:space="preserve">4 </w:t>
             </w:r>
@@ -7822,6 +7831,7 @@
             <w:r>
               <w:rPr>
                 <w:rFonts w:ascii="標楷體" w:eastAsia="標楷體" w:hAnsi="標楷體" w:hint="eastAsia"/>
+                <w:szCs w:val="24"/>
               </w:rPr>
               <w:t>byte</w:t>
             </w:r>
@@ -7859,6 +7869,7 @@
             <w:r>
               <w:rPr>
                 <w:rFonts w:ascii="標楷體" w:eastAsia="標楷體" w:hAnsi="標楷體" w:hint="eastAsia"/>
+                <w:szCs w:val="24"/>
               </w:rPr>
               <w:t>user.id</w:t>
             </w:r>
@@ -7883,6 +7894,7 @@
             <w:r>
               <w:rPr>
                 <w:rFonts w:ascii="標楷體" w:eastAsia="標楷體" w:hAnsi="標楷體" w:hint="eastAsia"/>
+                <w:szCs w:val="24"/>
               </w:rPr>
               <w:t>scene_id</w:t>
             </w:r>
@@ -7905,6 +7917,7 @@
             <w:r>
               <w:rPr>
                 <w:rFonts w:ascii="標楷體" w:eastAsia="標楷體" w:hAnsi="標楷體" w:hint="eastAsia"/>
+                <w:szCs w:val="24"/>
               </w:rPr>
               <w:t>場景ID</w:t>
             </w:r>
@@ -7926,6 +7939,7 @@
             <w:r>
               <w:rPr>
                 <w:rFonts w:ascii="標楷體" w:eastAsia="標楷體" w:hAnsi="標楷體" w:hint="eastAsia"/>
+                <w:szCs w:val="24"/>
               </w:rPr>
               <w:t>INT</w:t>
             </w:r>
@@ -7947,6 +7961,7 @@
             <w:r>
               <w:rPr>
                 <w:rFonts w:ascii="標楷體" w:eastAsia="標楷體" w:hAnsi="標楷體" w:hint="eastAsia"/>
+                <w:szCs w:val="24"/>
               </w:rPr>
               <w:t xml:space="preserve">4 </w:t>
             </w:r>
@@ -7954,6 +7969,7 @@
             <w:r>
               <w:rPr>
                 <w:rFonts w:ascii="標楷體" w:eastAsia="標楷體" w:hAnsi="標楷體" w:hint="eastAsia"/>
+                <w:szCs w:val="24"/>
               </w:rPr>
               <w:t>byte</w:t>
             </w:r>
@@ -7991,6 +8007,7 @@
             <w:r>
               <w:rPr>
                 <w:rFonts w:ascii="標楷體" w:eastAsia="標楷體" w:hAnsi="標楷體" w:hint="eastAsia"/>
+                <w:szCs w:val="24"/>
               </w:rPr>
               <w:t>scene.id</w:t>
             </w:r>
@@ -8015,6 +8032,7 @@
             <w:r>
               <w:rPr>
                 <w:rFonts w:ascii="標楷體" w:eastAsia="標楷體" w:hAnsi="標楷體" w:hint="eastAsia"/>
+                <w:szCs w:val="24"/>
               </w:rPr>
               <w:t>image_path</w:t>
             </w:r>
@@ -8037,6 +8055,7 @@
             <w:r>
               <w:rPr>
                 <w:rFonts w:ascii="標楷體" w:eastAsia="標楷體" w:hAnsi="標楷體" w:hint="eastAsia"/>
+                <w:szCs w:val="24"/>
               </w:rPr>
               <w:t>照片路徑</w:t>
             </w:r>
@@ -8058,6 +8077,7 @@
             <w:r>
               <w:rPr>
                 <w:rFonts w:ascii="標楷體" w:eastAsia="標楷體" w:hAnsi="標楷體" w:hint="eastAsia"/>
+                <w:szCs w:val="24"/>
               </w:rPr>
               <w:t>VARCHAR</w:t>
             </w:r>
@@ -8079,6 +8099,7 @@
             <w:r>
               <w:rPr>
                 <w:rFonts w:ascii="標楷體" w:eastAsia="標楷體" w:hAnsi="標楷體" w:hint="eastAsia"/>
+                <w:szCs w:val="24"/>
               </w:rPr>
               <w:t>255</w:t>
             </w:r>
@@ -8133,6 +8154,7 @@
             <w:r>
               <w:rPr>
                 <w:rFonts w:ascii="標楷體" w:eastAsia="標楷體" w:hAnsi="標楷體" w:hint="eastAsia"/>
+                <w:szCs w:val="24"/>
               </w:rPr>
               <w:t>custom_title</w:t>
             </w:r>
@@ -8155,6 +8177,7 @@
             <w:r>
               <w:rPr>
                 <w:rFonts w:ascii="標楷體" w:eastAsia="標楷體" w:hAnsi="標楷體" w:hint="eastAsia"/>
+                <w:szCs w:val="24"/>
               </w:rPr>
               <w:t>自訂標題</w:t>
             </w:r>
@@ -8176,6 +8199,7 @@
             <w:r>
               <w:rPr>
                 <w:rFonts w:ascii="標楷體" w:eastAsia="標楷體" w:hAnsi="標楷體" w:hint="eastAsia"/>
+                <w:szCs w:val="24"/>
               </w:rPr>
               <w:t>VARCHAR</w:t>
             </w:r>
@@ -8197,6 +8221,7 @@
             <w:r>
               <w:rPr>
                 <w:rFonts w:ascii="標楷體" w:eastAsia="標楷體" w:hAnsi="標楷體" w:hint="eastAsia"/>
+                <w:szCs w:val="24"/>
               </w:rPr>
               <w:t>100</w:t>
             </w:r>
@@ -8251,6 +8276,7 @@
             <w:r>
               <w:rPr>
                 <w:rFonts w:ascii="標楷體" w:eastAsia="標楷體" w:hAnsi="標楷體" w:hint="eastAsia"/>
+                <w:szCs w:val="24"/>
               </w:rPr>
               <w:t>created_at</w:t>
             </w:r>
@@ -8273,6 +8299,7 @@
             <w:r>
               <w:rPr>
                 <w:rFonts w:ascii="標楷體" w:eastAsia="標楷體" w:hAnsi="標楷體" w:hint="eastAsia"/>
+                <w:szCs w:val="24"/>
               </w:rPr>
               <w:t>拍照時間</w:t>
             </w:r>
@@ -8294,6 +8321,7 @@
             <w:r>
               <w:rPr>
                 <w:rFonts w:ascii="標楷體" w:eastAsia="標楷體" w:hAnsi="標楷體" w:hint="eastAsia"/>
+                <w:szCs w:val="24"/>
               </w:rPr>
               <w:t>DATETIME</w:t>
             </w:r>
@@ -8315,6 +8343,7 @@
             <w:r>
               <w:rPr>
                 <w:rFonts w:ascii="標楷體" w:eastAsia="標楷體" w:hAnsi="標楷體" w:hint="eastAsia"/>
+                <w:szCs w:val="24"/>
               </w:rPr>
               <w:t>-</w:t>
             </w:r>
@@ -8352,16 +8381,20 @@
         </w:tc>
       </w:tr>
     </w:tbl>
-    <w:p/>
+    <w:p>
+      <w:pPr>
+        <w:rPr>
+          <w:rFonts w:ascii="標楷體" w:eastAsia="標楷體" w:hAnsi="標楷體"/>
+          <w:szCs w:val="24"/>
+        </w:rPr>
+      </w:pPr>
+    </w:p>
     <w:p>
       <w:pPr>
         <w:pStyle w:val="a4"/>
       </w:pPr>
       <w:r>
-        <w:t xml:space="preserve">表 </w:t>
-      </w:r>
-      <w:r>
-        <w:t>8-2-</w:t>
+        <w:t>表 8-2-</w:t>
       </w:r>
       <w:r>
         <w:t>7</w:t>
@@ -8446,6 +8479,10 @@
             </w:r>
             <w:proofErr w:type="spellStart"/>
             <w:r>
+              <w:rPr>
+                <w:rFonts w:ascii="標楷體" w:eastAsia="標楷體" w:hAnsi="標楷體"/>
+                <w:szCs w:val="24"/>
+              </w:rPr>
               <w:t>user_photo_vocab</w:t>
             </w:r>
             <w:proofErr w:type="spellEnd"/>
@@ -8463,14 +8500,7 @@
                 <w:rFonts w:ascii="標楷體" w:eastAsia="標楷體" w:hAnsi="標楷體" w:hint="eastAsia"/>
                 <w:szCs w:val="24"/>
               </w:rPr>
-              <w:t>照片辨識單字</w:t>
-            </w:r>
-            <w:r>
-              <w:rPr>
-                <w:rFonts w:ascii="標楷體" w:eastAsia="標楷體" w:hAnsi="標楷體" w:hint="eastAsia"/>
-                <w:szCs w:val="24"/>
-              </w:rPr>
-              <w:t>)</w:t>
+              <w:t>照片辨識單字)</w:t>
             </w:r>
           </w:p>
         </w:tc>
@@ -8646,7 +8676,8 @@
             </w:pPr>
             <w:r>
               <w:rPr>
-                <w:rFonts w:hint="eastAsia"/>
+                <w:rFonts w:ascii="標楷體" w:eastAsia="標楷體" w:hAnsi="標楷體" w:hint="eastAsia"/>
+                <w:szCs w:val="24"/>
               </w:rPr>
               <w:t>id</w:t>
             </w:r>
@@ -8667,15 +8698,10 @@
             </w:pPr>
             <w:r>
               <w:rPr>
-                <w:rFonts w:hint="eastAsia"/>
-              </w:rPr>
-              <w:t>明細</w:t>
-            </w:r>
-            <w:r>
-              <w:rPr>
-                <w:rFonts w:hint="eastAsia"/>
-              </w:rPr>
-              <w:t>ID</w:t>
+                <w:rFonts w:ascii="標楷體" w:eastAsia="標楷體" w:hAnsi="標楷體" w:hint="eastAsia"/>
+                <w:szCs w:val="24"/>
+              </w:rPr>
+              <w:t>明細ID</w:t>
             </w:r>
           </w:p>
         </w:tc>
@@ -8694,7 +8720,8 @@
             </w:pPr>
             <w:r>
               <w:rPr>
-                <w:rFonts w:hint="eastAsia"/>
+                <w:rFonts w:ascii="標楷體" w:eastAsia="標楷體" w:hAnsi="標楷體" w:hint="eastAsia"/>
+                <w:szCs w:val="24"/>
               </w:rPr>
               <w:t>INT</w:t>
             </w:r>
@@ -8715,14 +8742,16 @@
             </w:pPr>
             <w:r>
               <w:rPr>
-                <w:rFonts w:hint="eastAsia"/>
+                <w:rFonts w:ascii="標楷體" w:eastAsia="標楷體" w:hAnsi="標楷體" w:hint="eastAsia"/>
+                <w:szCs w:val="24"/>
               </w:rPr>
               <w:t xml:space="preserve">4 </w:t>
             </w:r>
             <w:proofErr w:type="gramStart"/>
             <w:r>
               <w:rPr>
-                <w:rFonts w:hint="eastAsia"/>
+                <w:rFonts w:ascii="標楷體" w:eastAsia="標楷體" w:hAnsi="標楷體" w:hint="eastAsia"/>
+                <w:szCs w:val="24"/>
               </w:rPr>
               <w:t>byte</w:t>
             </w:r>
@@ -8744,7 +8773,8 @@
             </w:pPr>
             <w:r>
               <w:rPr>
-                <w:rFonts w:hint="eastAsia"/>
+                <w:rFonts w:ascii="標楷體" w:eastAsia="標楷體" w:hAnsi="標楷體" w:hint="eastAsia"/>
+                <w:szCs w:val="24"/>
               </w:rPr>
               <w:t>●</w:t>
             </w:r>
@@ -8783,7 +8813,8 @@
             <w:proofErr w:type="spellStart"/>
             <w:r>
               <w:rPr>
-                <w:rFonts w:hint="eastAsia"/>
+                <w:rFonts w:ascii="標楷體" w:eastAsia="標楷體" w:hAnsi="標楷體" w:hint="eastAsia"/>
+                <w:szCs w:val="24"/>
               </w:rPr>
               <w:t>photo_id</w:t>
             </w:r>
@@ -8805,15 +8836,10 @@
             </w:pPr>
             <w:r>
               <w:rPr>
-                <w:rFonts w:hint="eastAsia"/>
-              </w:rPr>
-              <w:t>照片</w:t>
-            </w:r>
-            <w:r>
-              <w:rPr>
-                <w:rFonts w:hint="eastAsia"/>
-              </w:rPr>
-              <w:t>ID</w:t>
+                <w:rFonts w:ascii="標楷體" w:eastAsia="標楷體" w:hAnsi="標楷體" w:hint="eastAsia"/>
+                <w:szCs w:val="24"/>
+              </w:rPr>
+              <w:t>照片ID</w:t>
             </w:r>
           </w:p>
         </w:tc>
@@ -8832,7 +8858,8 @@
             </w:pPr>
             <w:r>
               <w:rPr>
-                <w:rFonts w:hint="eastAsia"/>
+                <w:rFonts w:ascii="標楷體" w:eastAsia="標楷體" w:hAnsi="標楷體" w:hint="eastAsia"/>
+                <w:szCs w:val="24"/>
               </w:rPr>
               <w:t>INT</w:t>
             </w:r>
@@ -8853,14 +8880,16 @@
             </w:pPr>
             <w:r>
               <w:rPr>
-                <w:rFonts w:hint="eastAsia"/>
+                <w:rFonts w:ascii="標楷體" w:eastAsia="標楷體" w:hAnsi="標楷體" w:hint="eastAsia"/>
+                <w:szCs w:val="24"/>
               </w:rPr>
               <w:t xml:space="preserve">4 </w:t>
             </w:r>
             <w:proofErr w:type="gramStart"/>
             <w:r>
               <w:rPr>
-                <w:rFonts w:hint="eastAsia"/>
+                <w:rFonts w:ascii="標楷體" w:eastAsia="標楷體" w:hAnsi="標楷體" w:hint="eastAsia"/>
+                <w:szCs w:val="24"/>
               </w:rPr>
               <w:t>byte</w:t>
             </w:r>
@@ -8897,7 +8926,8 @@
             </w:pPr>
             <w:r>
               <w:rPr>
-                <w:rFonts w:hint="eastAsia"/>
+                <w:rFonts w:ascii="標楷體" w:eastAsia="標楷體" w:hAnsi="標楷體" w:hint="eastAsia"/>
+                <w:szCs w:val="24"/>
               </w:rPr>
               <w:t>user_photo.id</w:t>
             </w:r>
@@ -8921,7 +8951,8 @@
             <w:proofErr w:type="spellStart"/>
             <w:r>
               <w:rPr>
-                <w:rFonts w:hint="eastAsia"/>
+                <w:rFonts w:ascii="標楷體" w:eastAsia="標楷體" w:hAnsi="標楷體" w:hint="eastAsia"/>
+                <w:szCs w:val="24"/>
               </w:rPr>
               <w:t>vocab_id</w:t>
             </w:r>
@@ -8943,15 +8974,10 @@
             </w:pPr>
             <w:r>
               <w:rPr>
-                <w:rFonts w:hint="eastAsia"/>
-              </w:rPr>
-              <w:t>單字</w:t>
-            </w:r>
-            <w:r>
-              <w:rPr>
-                <w:rFonts w:hint="eastAsia"/>
-              </w:rPr>
-              <w:t>ID</w:t>
+                <w:rFonts w:ascii="標楷體" w:eastAsia="標楷體" w:hAnsi="標楷體" w:hint="eastAsia"/>
+                <w:szCs w:val="24"/>
+              </w:rPr>
+              <w:t>單字ID</w:t>
             </w:r>
           </w:p>
         </w:tc>
@@ -8970,7 +8996,8 @@
             </w:pPr>
             <w:r>
               <w:rPr>
-                <w:rFonts w:hint="eastAsia"/>
+                <w:rFonts w:ascii="標楷體" w:eastAsia="標楷體" w:hAnsi="標楷體" w:hint="eastAsia"/>
+                <w:szCs w:val="24"/>
               </w:rPr>
               <w:t>INT</w:t>
             </w:r>
@@ -8991,14 +9018,16 @@
             </w:pPr>
             <w:r>
               <w:rPr>
-                <w:rFonts w:hint="eastAsia"/>
+                <w:rFonts w:ascii="標楷體" w:eastAsia="標楷體" w:hAnsi="標楷體" w:hint="eastAsia"/>
+                <w:szCs w:val="24"/>
               </w:rPr>
               <w:t xml:space="preserve">4 </w:t>
             </w:r>
             <w:proofErr w:type="gramStart"/>
             <w:r>
               <w:rPr>
-                <w:rFonts w:hint="eastAsia"/>
+                <w:rFonts w:ascii="標楷體" w:eastAsia="標楷體" w:hAnsi="標楷體" w:hint="eastAsia"/>
+                <w:szCs w:val="24"/>
               </w:rPr>
               <w:t>byte</w:t>
             </w:r>
@@ -9035,7 +9064,8 @@
             </w:pPr>
             <w:r>
               <w:rPr>
-                <w:rFonts w:hint="eastAsia"/>
+                <w:rFonts w:ascii="標楷體" w:eastAsia="標楷體" w:hAnsi="標楷體" w:hint="eastAsia"/>
+                <w:szCs w:val="24"/>
               </w:rPr>
               <w:t>vocab.id</w:t>
             </w:r>
@@ -9043,16 +9073,20 @@
         </w:tc>
       </w:tr>
     </w:tbl>
-    <w:p/>
+    <w:p>
+      <w:pPr>
+        <w:rPr>
+          <w:rFonts w:ascii="標楷體" w:eastAsia="標楷體" w:hAnsi="標楷體"/>
+          <w:szCs w:val="24"/>
+        </w:rPr>
+      </w:pPr>
+    </w:p>
     <w:p>
       <w:pPr>
         <w:pStyle w:val="a4"/>
       </w:pPr>
       <w:r>
-        <w:t xml:space="preserve">表 </w:t>
-      </w:r>
-      <w:r>
-        <w:t>8-2-</w:t>
+        <w:t>表 8-2-</w:t>
       </w:r>
       <w:r>
         <w:rPr>
@@ -9067,22 +9101,13 @@
         <w:t>8</w:t>
       </w:r>
       <w:r>
-        <w:t xml:space="preserve"> </w:t>
-      </w:r>
-      <w:r>
-        <w:t>使用者單字收藏</w:t>
+        <w:t xml:space="preserve"> 使用者單字收藏</w:t>
       </w:r>
       <w:r>
         <w:rPr>
           <w:rFonts w:hint="eastAsia"/>
         </w:rPr>
-        <w:t>資料</w:t>
-      </w:r>
-      <w:r>
-        <w:rPr>
-          <w:rFonts w:hint="eastAsia"/>
-        </w:rPr>
-        <w:t>表</w:t>
+        <w:t>資料表</w:t>
       </w:r>
     </w:p>
     <w:tbl>
@@ -10001,57 +10026,61 @@
       </w:tr>
     </w:tbl>
     <w:p>
+      <w:pPr>
+        <w:rPr>
+          <w:rFonts w:ascii="標楷體" w:eastAsia="標楷體" w:hAnsi="標楷體"/>
+          <w:szCs w:val="24"/>
+        </w:rPr>
+      </w:pPr>
+      <w:proofErr w:type="gramStart"/>
       <w:r>
         <w:rPr>
-          <w:rFonts w:hint="eastAsia"/>
+          <w:rFonts w:ascii="標楷體" w:eastAsia="標楷體" w:hAnsi="標楷體"/>
+          <w:szCs w:val="24"/>
         </w:rPr>
-        <w:t>(</w:t>
+        <w:t>UNIQUE(</w:t>
       </w:r>
       <w:proofErr w:type="spellStart"/>
+      <w:proofErr w:type="gramEnd"/>
       <w:r>
         <w:rPr>
-          <w:rFonts w:hint="eastAsia"/>
+          <w:rFonts w:ascii="標楷體" w:eastAsia="標楷體" w:hAnsi="標楷體"/>
+          <w:szCs w:val="24"/>
         </w:rPr>
         <w:t>user_id</w:t>
       </w:r>
       <w:proofErr w:type="spellEnd"/>
       <w:r>
         <w:rPr>
-          <w:rFonts w:hint="eastAsia"/>
+          <w:rFonts w:ascii="標楷體" w:eastAsia="標楷體" w:hAnsi="標楷體"/>
+          <w:szCs w:val="24"/>
         </w:rPr>
         <w:t xml:space="preserve">, </w:t>
       </w:r>
       <w:proofErr w:type="spellStart"/>
       <w:r>
         <w:rPr>
-          <w:rFonts w:hint="eastAsia"/>
+          <w:rFonts w:ascii="標楷體" w:eastAsia="標楷體" w:hAnsi="標楷體"/>
+          <w:szCs w:val="24"/>
         </w:rPr>
         <w:t>vocab_id</w:t>
       </w:r>
       <w:proofErr w:type="spellEnd"/>
       <w:r>
         <w:rPr>
-          <w:rFonts w:hint="eastAsia"/>
+          <w:rFonts w:ascii="標楷體" w:eastAsia="標楷體" w:hAnsi="標楷體"/>
+          <w:szCs w:val="24"/>
         </w:rPr>
-        <w:t xml:space="preserve">) </w:t>
-      </w:r>
-      <w:r>
-        <w:rPr>
-          <w:rFonts w:hint="eastAsia"/>
-        </w:rPr>
-        <w:t>不可重複</w:t>
+        <w:t>)</w:t>
       </w:r>
     </w:p>
-    <w:p/>
     <w:p>
       <w:pPr>
         <w:pStyle w:val="a4"/>
       </w:pPr>
       <w:r>
-        <w:t xml:space="preserve">表 </w:t>
-      </w:r>
-      <w:r>
-        <w:t>8-2-</w:t>
+        <w:lastRenderedPageBreak/>
+        <w:t>表 8-2-</w:t>
       </w:r>
       <w:r>
         <w:rPr>
@@ -10066,10 +10095,7 @@
         <w:t>9</w:t>
       </w:r>
       <w:r>
-        <w:t xml:space="preserve"> </w:t>
-      </w:r>
-      <w:r>
-        <w:t>使用者</w:t>
+        <w:t xml:space="preserve"> 使用者</w:t>
       </w:r>
       <w:r>
         <w:rPr>
@@ -10084,13 +10110,7 @@
         <w:rPr>
           <w:rFonts w:hint="eastAsia"/>
         </w:rPr>
-        <w:t>資料</w:t>
-      </w:r>
-      <w:r>
-        <w:rPr>
-          <w:rFonts w:hint="eastAsia"/>
-        </w:rPr>
-        <w:t>表</w:t>
+        <w:t>資料表</w:t>
       </w:r>
     </w:p>
     <w:tbl>
@@ -10170,7 +10190,8 @@
             </w:r>
             <w:r>
               <w:rPr>
-                <w:rFonts w:hint="eastAsia"/>
+                <w:rFonts w:ascii="標楷體" w:eastAsia="標楷體" w:hAnsi="標楷體" w:hint="eastAsia"/>
+                <w:szCs w:val="24"/>
               </w:rPr>
               <w:t>收藏</w:t>
             </w:r>
@@ -10870,16 +10891,20 @@
         </w:tc>
       </w:tr>
     </w:tbl>
-    <w:p/>
+    <w:p>
+      <w:pPr>
+        <w:rPr>
+          <w:rFonts w:ascii="標楷體" w:eastAsia="標楷體" w:hAnsi="標楷體"/>
+          <w:szCs w:val="24"/>
+        </w:rPr>
+      </w:pPr>
+    </w:p>
     <w:p>
       <w:pPr>
         <w:pStyle w:val="a4"/>
       </w:pPr>
       <w:r>
-        <w:t xml:space="preserve">表 </w:t>
-      </w:r>
-      <w:r>
-        <w:t>8-2-</w:t>
+        <w:t>表 8-2-</w:t>
       </w:r>
       <w:r>
         <w:rPr>
@@ -10906,13 +10931,7 @@
         <w:rPr>
           <w:rFonts w:hint="eastAsia"/>
         </w:rPr>
-        <w:t>資料</w:t>
-      </w:r>
-      <w:r>
-        <w:rPr>
-          <w:rFonts w:hint="eastAsia"/>
-        </w:rPr>
-        <w:t>表</w:t>
+        <w:t>資料表</w:t>
       </w:r>
     </w:p>
     <w:tbl>
@@ -11530,16 +11549,20 @@
         </w:tc>
       </w:tr>
     </w:tbl>
-    <w:p/>
+    <w:p>
+      <w:pPr>
+        <w:rPr>
+          <w:rFonts w:ascii="標楷體" w:eastAsia="標楷體" w:hAnsi="標楷體"/>
+          <w:szCs w:val="24"/>
+        </w:rPr>
+      </w:pPr>
+    </w:p>
     <w:p>
       <w:pPr>
         <w:pStyle w:val="a4"/>
       </w:pPr>
       <w:r>
-        <w:t xml:space="preserve">表 </w:t>
-      </w:r>
-      <w:r>
-        <w:t>8-2-</w:t>
+        <w:t>表 8-2-</w:t>
       </w:r>
       <w:r>
         <w:rPr>
@@ -11551,31 +11574,19 @@
         <w:t>1</w:t>
       </w:r>
       <w:r>
-        <w:t xml:space="preserve"> T</w:t>
+        <w:t xml:space="preserve"> T1</w:t>
       </w:r>
       <w:r>
         <w:t>1</w:t>
       </w:r>
       <w:r>
-        <w:t>1</w:t>
-      </w:r>
-      <w:r>
-        <w:t xml:space="preserve"> </w:t>
-      </w:r>
-      <w:r>
-        <w:t>使用者成就</w:t>
+        <w:t xml:space="preserve"> 使用者成就</w:t>
       </w:r>
       <w:r>
         <w:rPr>
           <w:rFonts w:hint="eastAsia"/>
         </w:rPr>
-        <w:t>資料</w:t>
-      </w:r>
-      <w:r>
-        <w:rPr>
-          <w:rFonts w:hint="eastAsia"/>
-        </w:rPr>
-        <w:t>表</w:t>
+        <w:t>資料表</w:t>
       </w:r>
     </w:p>
     <w:tbl>
@@ -12354,17 +12365,21 @@
         </w:tc>
       </w:tr>
     </w:tbl>
-    <w:p/>
+    <w:p>
+      <w:pPr>
+        <w:rPr>
+          <w:rFonts w:ascii="標楷體" w:eastAsia="標楷體" w:hAnsi="標楷體"/>
+          <w:szCs w:val="24"/>
+        </w:rPr>
+      </w:pPr>
+    </w:p>
     <w:p>
       <w:pPr>
         <w:pStyle w:val="a4"/>
       </w:pPr>
       <w:r>
         <w:lastRenderedPageBreak/>
-        <w:t xml:space="preserve">表 </w:t>
-      </w:r>
-      <w:r>
-        <w:t>8-2-</w:t>
+        <w:t>表 8-2-</w:t>
       </w:r>
       <w:r>
         <w:rPr>
@@ -12376,19 +12391,13 @@
         <w:t>2</w:t>
       </w:r>
       <w:r>
-        <w:t xml:space="preserve"> T</w:t>
-      </w:r>
-      <w:r>
-        <w:t>1</w:t>
+        <w:t xml:space="preserve"> T1</w:t>
       </w:r>
       <w:r>
         <w:t>2</w:t>
       </w:r>
       <w:r>
-        <w:t xml:space="preserve"> </w:t>
-      </w:r>
-      <w:r>
-        <w:t>點數交易紀錄</w:t>
+        <w:t xml:space="preserve"> 點數交易紀錄</w:t>
       </w:r>
       <w:r>
         <w:rPr>
@@ -12400,13 +12409,7 @@
         <w:rPr>
           <w:rFonts w:hint="eastAsia"/>
         </w:rPr>
-        <w:t>料</w:t>
-      </w:r>
-      <w:r>
-        <w:rPr>
-          <w:rFonts w:hint="eastAsia"/>
-        </w:rPr>
-        <w:t>表</w:t>
+        <w:t>料表</w:t>
       </w:r>
     </w:p>
     <w:tbl>
@@ -13415,7 +13418,14 @@
         </w:tc>
       </w:tr>
     </w:tbl>
-    <w:p/>
+    <w:p>
+      <w:pPr>
+        <w:rPr>
+          <w:rFonts w:ascii="標楷體" w:eastAsia="標楷體" w:hAnsi="標楷體"/>
+          <w:szCs w:val="24"/>
+        </w:rPr>
+      </w:pPr>
+    </w:p>
     <w:p>
       <w:pPr>
         <w:pStyle w:val="a4"/>
@@ -14339,7 +14349,8 @@
     <w:p>
       <w:pPr>
         <w:rPr>
-          <w:rFonts w:hint="eastAsia"/>
+          <w:rFonts w:ascii="標楷體" w:eastAsia="標楷體" w:hAnsi="標楷體" w:hint="eastAsia"/>
+          <w:szCs w:val="24"/>
         </w:rPr>
       </w:pPr>
     </w:p>
@@ -14389,6 +14400,12 @@
         <w:rPr>
           <w:rFonts w:hint="eastAsia"/>
         </w:rPr>
+        <w:t>資料</w:t>
+      </w:r>
+      <w:r>
+        <w:rPr>
+          <w:rFonts w:hint="eastAsia"/>
+        </w:rPr>
         <w:t>表</w:t>
       </w:r>
     </w:p>
@@ -15143,7 +15160,14 @@
         </w:tc>
       </w:tr>
     </w:tbl>
-    <w:p/>
+    <w:p>
+      <w:pPr>
+        <w:rPr>
+          <w:rFonts w:ascii="標楷體" w:eastAsia="標楷體" w:hAnsi="標楷體"/>
+          <w:szCs w:val="24"/>
+        </w:rPr>
+      </w:pPr>
+    </w:p>
     <w:p>
       <w:pPr>
         <w:pStyle w:val="a4"/>
@@ -16569,7 +16593,14 @@
         </w:tc>
       </w:tr>
     </w:tbl>
-    <w:p/>
+    <w:p>
+      <w:pPr>
+        <w:rPr>
+          <w:rFonts w:ascii="標楷體" w:eastAsia="標楷體" w:hAnsi="標楷體"/>
+          <w:szCs w:val="24"/>
+        </w:rPr>
+      </w:pPr>
+    </w:p>
     <w:p>
       <w:pPr>
         <w:pStyle w:val="a4"/>
@@ -17758,7 +17789,14 @@
         </w:tc>
       </w:tr>
     </w:tbl>
-    <w:p/>
+    <w:p>
+      <w:pPr>
+        <w:rPr>
+          <w:rFonts w:ascii="標楷體" w:eastAsia="標楷體" w:hAnsi="標楷體"/>
+          <w:szCs w:val="24"/>
+        </w:rPr>
+      </w:pPr>
+    </w:p>
     <w:p>
       <w:pPr>
         <w:pStyle w:val="a4"/>
@@ -18824,7 +18862,14 @@
         </w:tc>
       </w:tr>
     </w:tbl>
-    <w:p/>
+    <w:p>
+      <w:pPr>
+        <w:rPr>
+          <w:rFonts w:ascii="標楷體" w:eastAsia="標楷體" w:hAnsi="標楷體"/>
+          <w:szCs w:val="24"/>
+        </w:rPr>
+      </w:pPr>
+    </w:p>
     <w:p>
       <w:pPr>
         <w:pStyle w:val="a4"/>
@@ -20097,7 +20142,8 @@
     <w:p>
       <w:pPr>
         <w:rPr>
-          <w:rFonts w:hint="eastAsia"/>
+          <w:rFonts w:ascii="標楷體" w:eastAsia="標楷體" w:hAnsi="標楷體" w:hint="eastAsia"/>
+          <w:szCs w:val="24"/>
         </w:rPr>
       </w:pPr>
     </w:p>

--- a/系統文件/8-2 表格及其 Meta data - 修正版.docx
+++ b/系統文件/8-2 表格及其 Meta data - 修正版.docx
@@ -2,6 +2,95 @@
 <file path=word/document.xml><?xml version="1.0" encoding="utf-8"?>
 <w:document xmlns:wpc="http://schemas.microsoft.com/office/word/2010/wordprocessingCanvas" xmlns:cx="http://schemas.microsoft.com/office/drawing/2014/chartex" xmlns:cx1="http://schemas.microsoft.com/office/drawing/2015/9/8/chartex" xmlns:cx2="http://schemas.microsoft.com/office/drawing/2015/10/21/chartex" xmlns:cx3="http://schemas.microsoft.com/office/drawing/2016/5/9/chartex" xmlns:cx4="http://schemas.microsoft.com/office/drawing/2016/5/10/chartex" xmlns:cx5="http://schemas.microsoft.com/office/drawing/2016/5/11/chartex" xmlns:cx6="http://schemas.microsoft.com/office/drawing/2016/5/12/chartex" xmlns:cx7="http://schemas.microsoft.com/office/drawing/2016/5/13/chartex" xmlns:cx8="http://schemas.microsoft.com/office/drawing/2016/5/14/chartex" xmlns:mc="http://schemas.openxmlformats.org/markup-compatibility/2006" xmlns:aink="http://schemas.microsoft.com/office/drawing/2016/ink" xmlns:am3d="http://schemas.microsoft.com/office/drawing/2017/model3d" xmlns:o="urn:schemas-microsoft-com:office:office" xmlns:r="http://schemas.openxmlformats.org/officeDocument/2006/relationships" xmlns:m="http://schemas.openxmlformats.org/officeDocument/2006/math" xmlns:v="urn:schemas-microsoft-com:vml" xmlns:wp14="http://schemas.microsoft.com/office/word/2010/wordprocessingDrawing" xmlns:wp="http://schemas.openxmlformats.org/drawingml/2006/wordprocessingDrawing" xmlns:w10="urn:schemas-microsoft-com:office:word" xmlns:w="http://schemas.openxmlformats.org/wordprocessingml/2006/main" xmlns:w14="http://schemas.microsoft.com/office/word/2010/wordml" xmlns:w15="http://schemas.microsoft.com/office/word/2012/wordml" xmlns:w16cex="http://schemas.microsoft.com/office/word/2018/wordml/cex" xmlns:w16cid="http://schemas.microsoft.com/office/word/2016/wordml/cid" xmlns:w16="http://schemas.microsoft.com/office/word/2018/wordml" xmlns:w16sdtdh="http://schemas.microsoft.com/office/word/2020/wordml/sdtdatahash" xmlns:w16se="http://schemas.microsoft.com/office/word/2015/wordml/symex" xmlns:wpg="http://schemas.microsoft.com/office/word/2010/wordprocessingGroup" xmlns:wpi="http://schemas.microsoft.com/office/word/2010/wordprocessingInk" xmlns:wne="http://schemas.microsoft.com/office/word/2006/wordml" xmlns:wps="http://schemas.microsoft.com/office/word/2010/wordprocessingShape" mc:Ignorable="w14 w15 w16se w16cid w16 w16cex w16sdtdh wp14">
   <w:body>
+    <w:p>
+      <w:pPr>
+        <w:pStyle w:val="-"/>
+      </w:pPr>
+      <w:r>
+        <w:t xml:space="preserve">7-2 </w:t>
+      </w:r>
+      <w:r>
+        <w:rPr>
+          <w:rFonts w:hint="eastAsia"/>
+        </w:rPr>
+        <w:t>資料字典</w:t>
+      </w:r>
+      <w:r>
+        <w:t>(Data dictionary)</w:t>
+      </w:r>
+    </w:p>
+    <w:p>
+      <w:pPr>
+        <w:pStyle w:val="a4"/>
+      </w:pPr>
+      <w:r>
+        <w:rPr>
+          <w:rFonts w:hint="eastAsia"/>
+        </w:rPr>
+        <w:t>表</w:t>
+      </w:r>
+      <w:r>
+        <w:t xml:space="preserve"> 7-2-1 </w:t>
+      </w:r>
+      <w:r>
+        <w:rPr>
+          <w:rFonts w:hint="eastAsia"/>
+        </w:rPr>
+        <w:t>資料字典</w:t>
+      </w:r>
+    </w:p>
+    <w:p/>
+    <w:p/>
+    <w:p/>
+    <w:p/>
+    <w:p>
+      <w:pPr>
+        <w:pStyle w:val="a8"/>
+      </w:pPr>
+      <w:r>
+        <w:t>第八章</w:t>
+      </w:r>
+      <w:r>
+        <w:t xml:space="preserve"> </w:t>
+      </w:r>
+      <w:r>
+        <w:t>資料庫</w:t>
+      </w:r>
+    </w:p>
+    <w:p>
+      <w:pPr>
+        <w:pStyle w:val="-"/>
+      </w:pPr>
+      <w:r>
+        <w:t xml:space="preserve">8-1 </w:t>
+      </w:r>
+      <w:r>
+        <w:t>資料庫關</w:t>
+      </w:r>
+      <w:r>
+        <w:rPr>
+          <w:rFonts w:hint="eastAsia"/>
+        </w:rPr>
+        <w:t>聯圖</w:t>
+      </w:r>
+    </w:p>
+    <w:p>
+      <w:pPr>
+        <w:pStyle w:val="-"/>
+        <w:rPr>
+          <w:rFonts w:hint="eastAsia"/>
+        </w:rPr>
+      </w:pPr>
+      <w:r>
+        <w:t xml:space="preserve">8-2 </w:t>
+      </w:r>
+      <w:r>
+        <w:t>表格及其</w:t>
+      </w:r>
+      <w:r>
+        <w:t xml:space="preserve"> Meta data</w:t>
+      </w:r>
+    </w:p>
     <w:p>
       <w:pPr>
         <w:pStyle w:val="a4"/>
@@ -1883,6 +1972,7 @@
                 <w:rFonts w:ascii="標楷體" w:eastAsia="標楷體" w:hAnsi="標楷體"/>
                 <w:szCs w:val="24"/>
               </w:rPr>
+              <w:lastRenderedPageBreak/>
               <w:t>total_active_days</w:t>
             </w:r>
             <w:proofErr w:type="spellEnd"/>
@@ -2774,7 +2864,6 @@
                 <w:rFonts w:ascii="標楷體" w:eastAsia="標楷體" w:hAnsi="標楷體"/>
                 <w:szCs w:val="24"/>
               </w:rPr>
-              <w:lastRenderedPageBreak/>
               <w:t>listening</w:t>
             </w:r>
           </w:p>
@@ -3429,14 +3518,7 @@
                 <w:rFonts w:ascii="標楷體" w:eastAsia="標楷體" w:hAnsi="標楷體" w:hint="eastAsia"/>
                 <w:szCs w:val="24"/>
               </w:rPr>
-              <w:t>場景</w:t>
-            </w:r>
-            <w:r>
-              <w:rPr>
-                <w:rFonts w:ascii="標楷體" w:eastAsia="標楷體" w:hAnsi="標楷體" w:hint="eastAsia"/>
-                <w:szCs w:val="24"/>
-              </w:rPr>
-              <w:t>)</w:t>
+              <w:t>場景)</w:t>
             </w:r>
           </w:p>
         </w:tc>
@@ -3995,19 +4077,7 @@
         <w:rPr>
           <w:rFonts w:hint="eastAsia"/>
         </w:rPr>
-        <w:t>單字字</w:t>
-      </w:r>
-      <w:r>
-        <w:rPr>
-          <w:rFonts w:hint="eastAsia"/>
-        </w:rPr>
-        <w:t>典資料</w:t>
-      </w:r>
-      <w:r>
-        <w:rPr>
-          <w:rFonts w:hint="eastAsia"/>
-        </w:rPr>
-        <w:t>表</w:t>
+        <w:t>單字字典資料表</w:t>
       </w:r>
     </w:p>
     <w:tbl>
@@ -4060,14 +4130,7 @@
                 <w:rFonts w:ascii="標楷體" w:eastAsia="標楷體" w:hAnsi="標楷體" w:hint="eastAsia"/>
                 <w:szCs w:val="24"/>
               </w:rPr>
-              <w:t>單字字典</w:t>
-            </w:r>
-            <w:r>
-              <w:rPr>
-                <w:rFonts w:ascii="標楷體" w:eastAsia="標楷體" w:hAnsi="標楷體" w:hint="eastAsia"/>
-                <w:szCs w:val="24"/>
-              </w:rPr>
-              <w:t>)</w:t>
+              <w:t>單字字典)</w:t>
             </w:r>
           </w:p>
         </w:tc>
@@ -4246,6 +4309,7 @@
                 <w:rFonts w:ascii="標楷體" w:eastAsia="標楷體" w:hAnsi="標楷體"/>
                 <w:szCs w:val="24"/>
               </w:rPr>
+              <w:lastRenderedPageBreak/>
               <w:t>id</w:t>
             </w:r>
           </w:p>
@@ -5257,7 +5321,6 @@
                 <w:rFonts w:ascii="標楷體" w:eastAsia="標楷體" w:hAnsi="標楷體"/>
                 <w:szCs w:val="24"/>
               </w:rPr>
-              <w:lastRenderedPageBreak/>
               <w:t>sentence_advanced</w:t>
             </w:r>
             <w:proofErr w:type="spellEnd"/>
@@ -6404,6 +6467,7 @@
                 <w:rFonts w:ascii="標楷體" w:eastAsia="標楷體" w:hAnsi="標楷體"/>
                 <w:szCs w:val="24"/>
               </w:rPr>
+              <w:lastRenderedPageBreak/>
               <w:t>stage</w:t>
             </w:r>
           </w:p>
@@ -7335,20 +7399,7 @@
         <w:pStyle w:val="a4"/>
       </w:pPr>
       <w:r>
-        <w:lastRenderedPageBreak/>
-        <w:t>表 8-2-</w:t>
-      </w:r>
-      <w:r>
-        <w:t>6</w:t>
-      </w:r>
-      <w:r>
-        <w:t xml:space="preserve"> T0</w:t>
-      </w:r>
-      <w:r>
-        <w:t>6</w:t>
-      </w:r>
-      <w:r>
-        <w:t xml:space="preserve"> </w:t>
+        <w:t xml:space="preserve">表 8-2-6 T06 </w:t>
       </w:r>
       <w:r>
         <w:rPr>
@@ -8394,37 +8445,13 @@
         <w:pStyle w:val="a4"/>
       </w:pPr>
       <w:r>
-        <w:t>表 8-2-</w:t>
-      </w:r>
-      <w:r>
-        <w:t>7</w:t>
-      </w:r>
-      <w:r>
-        <w:t xml:space="preserve"> T0</w:t>
-      </w:r>
-      <w:r>
-        <w:t>7</w:t>
-      </w:r>
-      <w:r>
-        <w:t xml:space="preserve"> </w:t>
+        <w:t xml:space="preserve">表 8-2-7 T07 </w:t>
       </w:r>
       <w:r>
         <w:rPr>
           <w:rFonts w:hint="eastAsia"/>
         </w:rPr>
-        <w:t>照片辨識單字</w:t>
-      </w:r>
-      <w:r>
-        <w:rPr>
-          <w:rFonts w:hint="eastAsia"/>
-        </w:rPr>
-        <w:t>資料</w:t>
-      </w:r>
-      <w:r>
-        <w:rPr>
-          <w:rFonts w:hint="eastAsia"/>
-        </w:rPr>
-        <w:t>表</w:t>
+        <w:t>照片辨識單字資料表</w:t>
       </w:r>
     </w:p>
     <w:tbl>
@@ -9086,6 +9113,7 @@
         <w:pStyle w:val="a4"/>
       </w:pPr>
       <w:r>
+        <w:lastRenderedPageBreak/>
         <w:t>表 8-2-</w:t>
       </w:r>
       <w:r>
@@ -9095,13 +9123,7 @@
         <w:t>8</w:t>
       </w:r>
       <w:r>
-        <w:t xml:space="preserve"> T0</w:t>
-      </w:r>
-      <w:r>
-        <w:t>8</w:t>
-      </w:r>
-      <w:r>
-        <w:t xml:space="preserve"> 使用者單字收藏</w:t>
+        <w:t xml:space="preserve"> T08 使用者單字收藏</w:t>
       </w:r>
       <w:r>
         <w:rPr>
@@ -10079,7 +10101,6 @@
         <w:pStyle w:val="a4"/>
       </w:pPr>
       <w:r>
-        <w:lastRenderedPageBreak/>
         <w:t>表 8-2-</w:t>
       </w:r>
       <w:r>
@@ -10089,13 +10110,7 @@
         <w:t>9</w:t>
       </w:r>
       <w:r>
-        <w:t xml:space="preserve"> T0</w:t>
-      </w:r>
-      <w:r>
-        <w:t>9</w:t>
-      </w:r>
-      <w:r>
-        <w:t xml:space="preserve"> 使用者</w:t>
+        <w:t xml:space="preserve"> T09 使用者</w:t>
       </w:r>
       <w:r>
         <w:rPr>
@@ -11571,16 +11586,7 @@
         <w:t>1</w:t>
       </w:r>
       <w:r>
-        <w:t>1</w:t>
-      </w:r>
-      <w:r>
-        <w:t xml:space="preserve"> T1</w:t>
-      </w:r>
-      <w:r>
-        <w:t>1</w:t>
-      </w:r>
-      <w:r>
-        <w:t xml:space="preserve"> 使用者成就</w:t>
+        <w:t>1 T11 使用者成就</w:t>
       </w:r>
       <w:r>
         <w:rPr>
@@ -11702,6 +11708,7 @@
                 <w:rFonts w:ascii="標楷體" w:eastAsia="標楷體" w:hAnsi="標楷體" w:hint="eastAsia"/>
                 <w:szCs w:val="24"/>
               </w:rPr>
+              <w:lastRenderedPageBreak/>
               <w:t>欄位</w:t>
             </w:r>
             <w:r>
@@ -12378,7 +12385,6 @@
         <w:pStyle w:val="a4"/>
       </w:pPr>
       <w:r>
-        <w:lastRenderedPageBreak/>
         <w:t>表 8-2-</w:t>
       </w:r>
       <w:r>
@@ -12391,25 +12397,13 @@
         <w:t>2</w:t>
       </w:r>
       <w:r>
-        <w:t xml:space="preserve"> T1</w:t>
-      </w:r>
-      <w:r>
-        <w:t>2</w:t>
-      </w:r>
-      <w:r>
-        <w:t xml:space="preserve"> 點數交易紀錄</w:t>
+        <w:t xml:space="preserve"> T12 點數交易紀錄</w:t>
       </w:r>
       <w:r>
         <w:rPr>
           <w:rFonts w:hint="eastAsia"/>
         </w:rPr>
-        <w:t>資</w:t>
-      </w:r>
-      <w:r>
-        <w:rPr>
-          <w:rFonts w:hint="eastAsia"/>
-        </w:rPr>
-        <w:t>料表</w:t>
+        <w:t>資料表</w:t>
       </w:r>
     </w:p>
     <w:tbl>
@@ -12453,14 +12447,7 @@
                 <w:rFonts w:ascii="標楷體" w:eastAsia="標楷體" w:hAnsi="標楷體"/>
                 <w:szCs w:val="24"/>
               </w:rPr>
-              <w:t>1</w:t>
-            </w:r>
-            <w:r>
-              <w:rPr>
-                <w:rFonts w:ascii="標楷體" w:eastAsia="標楷體" w:hAnsi="標楷體"/>
-                <w:szCs w:val="24"/>
-              </w:rPr>
-              <w:t>2</w:t>
+              <w:t>12</w:t>
             </w:r>
             <w:r>
               <w:rPr>
@@ -13429,24 +13416,9 @@
     <w:p>
       <w:pPr>
         <w:pStyle w:val="a4"/>
-        <w:rPr>
-          <w:rFonts w:hint="eastAsia"/>
-        </w:rPr>
       </w:pPr>
       <w:r>
-        <w:t>表 8-2-1</w:t>
-      </w:r>
-      <w:r>
-        <w:t>3</w:t>
-      </w:r>
-      <w:r>
-        <w:t xml:space="preserve"> T1</w:t>
-      </w:r>
-      <w:r>
-        <w:t>3</w:t>
-      </w:r>
-      <w:r>
-        <w:t xml:space="preserve"> </w:t>
+        <w:t xml:space="preserve">表 8-2-13 T13 </w:t>
       </w:r>
       <w:proofErr w:type="gramStart"/>
       <w:r>
@@ -13500,51 +13472,23 @@
                 <w:rFonts w:ascii="標楷體" w:eastAsia="標楷體" w:hAnsi="標楷體" w:hint="eastAsia"/>
                 <w:szCs w:val="24"/>
               </w:rPr>
-              <w:t>T1</w:t>
-            </w:r>
+              <w:t xml:space="preserve">T13 </w:t>
+            </w:r>
+            <w:proofErr w:type="spellStart"/>
             <w:r>
               <w:rPr>
                 <w:rFonts w:ascii="標楷體" w:eastAsia="標楷體" w:hAnsi="標楷體" w:hint="eastAsia"/>
                 <w:szCs w:val="24"/>
               </w:rPr>
-              <w:t>3</w:t>
-            </w:r>
+              <w:t>friend_request</w:t>
+            </w:r>
+            <w:proofErr w:type="spellEnd"/>
             <w:r>
               <w:rPr>
                 <w:rFonts w:ascii="標楷體" w:eastAsia="標楷體" w:hAnsi="標楷體" w:hint="eastAsia"/>
                 <w:szCs w:val="24"/>
               </w:rPr>
-              <w:t xml:space="preserve"> </w:t>
-            </w:r>
-            <w:proofErr w:type="spellStart"/>
-            <w:r>
-              <w:rPr>
-                <w:rFonts w:ascii="標楷體" w:eastAsia="標楷體" w:hAnsi="標楷體" w:hint="eastAsia"/>
-                <w:szCs w:val="24"/>
-              </w:rPr>
-              <w:t>friend_request</w:t>
-            </w:r>
-            <w:proofErr w:type="spellEnd"/>
-            <w:r>
-              <w:rPr>
-                <w:rFonts w:ascii="標楷體" w:eastAsia="標楷體" w:hAnsi="標楷體" w:hint="eastAsia"/>
-                <w:szCs w:val="24"/>
-              </w:rPr>
-              <w:t>（</w:t>
-            </w:r>
-            <w:r>
-              <w:rPr>
-                <w:rFonts w:ascii="標楷體" w:eastAsia="標楷體" w:hAnsi="標楷體" w:hint="eastAsia"/>
-                <w:szCs w:val="24"/>
-              </w:rPr>
-              <w:t>好友邀請</w:t>
-            </w:r>
-            <w:r>
-              <w:rPr>
-                <w:rFonts w:ascii="標楷體" w:eastAsia="標楷體" w:hAnsi="標楷體" w:hint="eastAsia"/>
-                <w:szCs w:val="24"/>
-              </w:rPr>
-              <w:t>）</w:t>
+              <w:t>（好友邀請）</w:t>
             </w:r>
           </w:p>
         </w:tc>
@@ -14349,7 +14293,7 @@
     <w:p>
       <w:pPr>
         <w:rPr>
-          <w:rFonts w:ascii="標楷體" w:eastAsia="標楷體" w:hAnsi="標楷體" w:hint="eastAsia"/>
+          <w:rFonts w:ascii="標楷體" w:eastAsia="標楷體" w:hAnsi="標楷體"/>
           <w:szCs w:val="24"/>
         </w:rPr>
       </w:pPr>
@@ -14357,24 +14301,9 @@
     <w:p>
       <w:pPr>
         <w:pStyle w:val="a4"/>
-        <w:rPr>
-          <w:rFonts w:hint="eastAsia"/>
-        </w:rPr>
       </w:pPr>
       <w:r>
-        <w:t>表 8-2-1</w:t>
-      </w:r>
-      <w:r>
-        <w:t>4</w:t>
-      </w:r>
-      <w:r>
-        <w:t xml:space="preserve"> T1</w:t>
-      </w:r>
-      <w:r>
-        <w:t>4</w:t>
-      </w:r>
-      <w:r>
-        <w:t xml:space="preserve"> </w:t>
+        <w:t xml:space="preserve">表 8-2-14 T14 </w:t>
       </w:r>
       <w:proofErr w:type="gramStart"/>
       <w:r>
@@ -14388,13 +14317,7 @@
         <w:rPr>
           <w:rFonts w:hint="eastAsia"/>
         </w:rPr>
-        <w:t>好友關係</w:t>
-      </w:r>
-      <w:r>
-        <w:rPr>
-          <w:rFonts w:hint="eastAsia"/>
-        </w:rPr>
-        <w:t>料</w:t>
+        <w:t>好友關係料</w:t>
       </w:r>
       <w:r>
         <w:rPr>
@@ -14457,28 +14380,7 @@
                 <w:rFonts w:ascii="標楷體" w:eastAsia="標楷體" w:hAnsi="標楷體" w:hint="eastAsia"/>
                 <w:szCs w:val="24"/>
               </w:rPr>
-              <w:t xml:space="preserve"> friendshi</w:t>
-            </w:r>
-            <w:r>
-              <w:rPr>
-                <w:rFonts w:ascii="標楷體" w:eastAsia="標楷體" w:hAnsi="標楷體" w:hint="eastAsia"/>
-                <w:szCs w:val="24"/>
-              </w:rPr>
-              <w:t>p（</w:t>
-            </w:r>
-            <w:r>
-              <w:rPr>
-                <w:rFonts w:ascii="標楷體" w:eastAsia="標楷體" w:hAnsi="標楷體" w:hint="eastAsia"/>
-                <w:szCs w:val="24"/>
-              </w:rPr>
-              <w:t>好友關係</w:t>
-            </w:r>
-            <w:r>
-              <w:rPr>
-                <w:rFonts w:ascii="標楷體" w:eastAsia="標楷體" w:hAnsi="標楷體" w:hint="eastAsia"/>
-                <w:szCs w:val="24"/>
-              </w:rPr>
-              <w:t>）</w:t>
+              <w:t xml:space="preserve"> friendship（好友關係）</w:t>
             </w:r>
           </w:p>
         </w:tc>
@@ -15173,19 +15075,7 @@
         <w:pStyle w:val="a4"/>
       </w:pPr>
       <w:r>
-        <w:t>表 8-2-1</w:t>
-      </w:r>
-      <w:r>
-        <w:t>5</w:t>
-      </w:r>
-      <w:r>
-        <w:t xml:space="preserve"> T1</w:t>
-      </w:r>
-      <w:r>
-        <w:t>5</w:t>
-      </w:r>
-      <w:r>
-        <w:t xml:space="preserve"> </w:t>
+        <w:t xml:space="preserve">表 8-2-15 T15 </w:t>
       </w:r>
       <w:proofErr w:type="gramStart"/>
       <w:r>
@@ -15199,19 +15089,7 @@
         <w:rPr>
           <w:rFonts w:hint="eastAsia"/>
         </w:rPr>
-        <w:t>學習小組</w:t>
-      </w:r>
-      <w:r>
-        <w:rPr>
-          <w:rFonts w:hint="eastAsia"/>
-        </w:rPr>
-        <w:t>資料</w:t>
-      </w:r>
-      <w:r>
-        <w:rPr>
-          <w:rFonts w:hint="eastAsia"/>
-        </w:rPr>
-        <w:t>表</w:t>
+        <w:t>學習小組資料表</w:t>
       </w:r>
     </w:p>
     <w:tbl>
@@ -15278,21 +15156,7 @@
                 <w:rFonts w:ascii="標楷體" w:eastAsia="標楷體" w:hAnsi="標楷體" w:hint="eastAsia"/>
                 <w:szCs w:val="24"/>
               </w:rPr>
-              <w:t>（</w:t>
-            </w:r>
-            <w:r>
-              <w:rPr>
-                <w:rFonts w:ascii="標楷體" w:eastAsia="標楷體" w:hAnsi="標楷體" w:hint="eastAsia"/>
-                <w:szCs w:val="24"/>
-              </w:rPr>
-              <w:t>學習小組</w:t>
-            </w:r>
-            <w:r>
-              <w:rPr>
-                <w:rFonts w:ascii="標楷體" w:eastAsia="標楷體" w:hAnsi="標楷體" w:hint="eastAsia"/>
-                <w:szCs w:val="24"/>
-              </w:rPr>
-              <w:t>）</w:t>
+              <w:t>（學習小組）</w:t>
             </w:r>
           </w:p>
         </w:tc>
@@ -16604,24 +16468,9 @@
     <w:p>
       <w:pPr>
         <w:pStyle w:val="a4"/>
-        <w:rPr>
-          <w:rFonts w:hint="eastAsia"/>
-        </w:rPr>
       </w:pPr>
       <w:r>
-        <w:t>表 8-2-1</w:t>
-      </w:r>
-      <w:r>
-        <w:t>6</w:t>
-      </w:r>
-      <w:r>
-        <w:t xml:space="preserve"> T1</w:t>
-      </w:r>
-      <w:r>
-        <w:t>6</w:t>
-      </w:r>
-      <w:r>
-        <w:t xml:space="preserve"> </w:t>
+        <w:t xml:space="preserve">表 8-2-16 T16 </w:t>
       </w:r>
       <w:proofErr w:type="gramStart"/>
       <w:r>
@@ -16635,19 +16484,7 @@
         <w:rPr>
           <w:rFonts w:hint="eastAsia"/>
         </w:rPr>
-        <w:t>小組成員</w:t>
-      </w:r>
-      <w:r>
-        <w:rPr>
-          <w:rFonts w:hint="eastAsia"/>
-        </w:rPr>
-        <w:t>資料</w:t>
-      </w:r>
-      <w:r>
-        <w:rPr>
-          <w:rFonts w:hint="eastAsia"/>
-        </w:rPr>
-        <w:t>表</w:t>
+        <w:t>小組成員資料表</w:t>
       </w:r>
     </w:p>
     <w:tbl>
@@ -17017,6 +16854,7 @@
                 <w:rFonts w:ascii="標楷體" w:eastAsia="標楷體" w:hAnsi="標楷體"/>
                 <w:szCs w:val="24"/>
               </w:rPr>
+              <w:lastRenderedPageBreak/>
               <w:t>group_id</w:t>
             </w:r>
             <w:proofErr w:type="spellEnd"/>
@@ -17802,7 +17640,6 @@
         <w:pStyle w:val="a4"/>
       </w:pPr>
       <w:r>
-        <w:lastRenderedPageBreak/>
         <w:t>表 8-2-1</w:t>
       </w:r>
       <w:r>
@@ -17829,19 +17666,7 @@
         <w:rPr>
           <w:rFonts w:hint="eastAsia"/>
         </w:rPr>
-        <w:t>小組邀請</w:t>
-      </w:r>
-      <w:r>
-        <w:rPr>
-          <w:rFonts w:hint="eastAsia"/>
-        </w:rPr>
-        <w:t>資料</w:t>
-      </w:r>
-      <w:r>
-        <w:rPr>
-          <w:rFonts w:hint="eastAsia"/>
-        </w:rPr>
-        <w:t>表</w:t>
+        <w:t>小組邀請資料表</w:t>
       </w:r>
     </w:p>
     <w:tbl>
@@ -17908,21 +17733,7 @@
                 <w:rFonts w:ascii="標楷體" w:eastAsia="標楷體" w:hAnsi="標楷體" w:hint="eastAsia"/>
                 <w:szCs w:val="24"/>
               </w:rPr>
-              <w:t>（</w:t>
-            </w:r>
-            <w:r>
-              <w:rPr>
-                <w:rFonts w:ascii="標楷體" w:eastAsia="標楷體" w:hAnsi="標楷體" w:hint="eastAsia"/>
-                <w:szCs w:val="24"/>
-              </w:rPr>
-              <w:t>小組邀請</w:t>
-            </w:r>
-            <w:r>
-              <w:rPr>
-                <w:rFonts w:ascii="標楷體" w:eastAsia="標楷體" w:hAnsi="標楷體" w:hint="eastAsia"/>
-                <w:szCs w:val="24"/>
-              </w:rPr>
-              <w:t>）</w:t>
+              <w:t>（小組邀請）</w:t>
             </w:r>
           </w:p>
         </w:tc>
@@ -18873,9 +18684,6 @@
     <w:p>
       <w:pPr>
         <w:pStyle w:val="a4"/>
-        <w:rPr>
-          <w:rFonts w:hint="eastAsia"/>
-        </w:rPr>
       </w:pPr>
       <w:r>
         <w:t>表 8-2-1</w:t>
@@ -18904,19 +18712,7 @@
         <w:rPr>
           <w:rFonts w:hint="eastAsia"/>
         </w:rPr>
-        <w:t>系統回饋</w:t>
-      </w:r>
-      <w:r>
-        <w:rPr>
-          <w:rFonts w:hint="eastAsia"/>
-        </w:rPr>
-        <w:t>資料</w:t>
-      </w:r>
-      <w:r>
-        <w:rPr>
-          <w:rFonts w:hint="eastAsia"/>
-        </w:rPr>
-        <w:t>表</w:t>
+        <w:t>系統回饋資料表</w:t>
       </w:r>
     </w:p>
     <w:tbl>
@@ -18967,28 +18763,7 @@
                 <w:rFonts w:ascii="標楷體" w:eastAsia="標楷體" w:hAnsi="標楷體" w:hint="eastAsia"/>
                 <w:szCs w:val="24"/>
               </w:rPr>
-              <w:t xml:space="preserve"> feedback</w:t>
-            </w:r>
-            <w:r>
-              <w:rPr>
-                <w:rFonts w:ascii="標楷體" w:eastAsia="標楷體" w:hAnsi="標楷體" w:hint="eastAsia"/>
-                <w:szCs w:val="24"/>
-              </w:rPr>
-              <w:t>（</w:t>
-            </w:r>
-            <w:r>
-              <w:rPr>
-                <w:rFonts w:ascii="標楷體" w:eastAsia="標楷體" w:hAnsi="標楷體" w:hint="eastAsia"/>
-                <w:szCs w:val="24"/>
-              </w:rPr>
-              <w:t>系統回饋</w:t>
-            </w:r>
-            <w:r>
-              <w:rPr>
-                <w:rFonts w:ascii="標楷體" w:eastAsia="標楷體" w:hAnsi="標楷體" w:hint="eastAsia"/>
-                <w:szCs w:val="24"/>
-              </w:rPr>
-              <w:t>）</w:t>
+              <w:t xml:space="preserve"> feedback（系統回饋）</w:t>
             </w:r>
           </w:p>
         </w:tc>
@@ -19914,6 +19689,7 @@
                 <w:rFonts w:ascii="標楷體" w:eastAsia="標楷體" w:hAnsi="標楷體"/>
                 <w:szCs w:val="24"/>
               </w:rPr>
+              <w:lastRenderedPageBreak/>
               <w:t>replied_at</w:t>
             </w:r>
             <w:proofErr w:type="spellEnd"/>
@@ -20142,7 +19918,7 @@
     <w:p>
       <w:pPr>
         <w:rPr>
-          <w:rFonts w:ascii="標楷體" w:eastAsia="標楷體" w:hAnsi="標楷體" w:hint="eastAsia"/>
+          <w:rFonts w:ascii="標楷體" w:eastAsia="標楷體" w:hAnsi="標楷體"/>
           <w:szCs w:val="24"/>
         </w:rPr>
       </w:pPr>
@@ -20797,6 +20573,55 @@
       <w:u w:val="single"/>
     </w:rPr>
   </w:style>
+  <w:style w:type="paragraph" w:customStyle="1" w:styleId="-">
+    <w:name w:val="幾-幾"/>
+    <w:basedOn w:val="a"/>
+    <w:link w:val="-0"/>
+    <w:qFormat/>
+    <w:rsid w:val="007041B5"/>
+    <w:pPr>
+      <w:spacing w:line="360" w:lineRule="auto"/>
+    </w:pPr>
+    <w:rPr>
+      <w:rFonts w:eastAsia="標楷體"/>
+      <w:sz w:val="32"/>
+    </w:rPr>
+  </w:style>
+  <w:style w:type="paragraph" w:customStyle="1" w:styleId="a8">
+    <w:name w:val="第幾章"/>
+    <w:basedOn w:val="a"/>
+    <w:link w:val="a9"/>
+    <w:qFormat/>
+    <w:rsid w:val="007041B5"/>
+    <w:pPr>
+      <w:spacing w:line="360" w:lineRule="auto"/>
+      <w:jc w:val="center"/>
+    </w:pPr>
+    <w:rPr>
+      <w:rFonts w:eastAsia="標楷體"/>
+      <w:sz w:val="36"/>
+    </w:rPr>
+  </w:style>
+  <w:style w:type="character" w:customStyle="1" w:styleId="-0">
+    <w:name w:val="幾-幾 字元"/>
+    <w:basedOn w:val="a0"/>
+    <w:link w:val="-"/>
+    <w:rsid w:val="007041B5"/>
+    <w:rPr>
+      <w:rFonts w:eastAsia="標楷體"/>
+      <w:sz w:val="32"/>
+    </w:rPr>
+  </w:style>
+  <w:style w:type="character" w:customStyle="1" w:styleId="a9">
+    <w:name w:val="第幾章 字元"/>
+    <w:basedOn w:val="a0"/>
+    <w:link w:val="a8"/>
+    <w:rsid w:val="007041B5"/>
+    <w:rPr>
+      <w:rFonts w:eastAsia="標楷體"/>
+      <w:sz w:val="36"/>
+    </w:rPr>
+  </w:style>
 </w:styles>
 </file>
 
